--- a/downloads/teacher/ai-1-week-35.docx
+++ b/downloads/teacher/ai-1-week-35.docx
@@ -3000,6 +3000,396 @@
         <w:t>Maintain sorter regression tests and compare complete version traces, retaining new failures rather than hiding them.</w:t>
       </w:r>
     </w:p>
+    <w:p>
+      <w:pPr>
+        <w:pStyle w:val="Heading1"/>
+      </w:pPr>
+      <w:r>
+        <w:t>07. Prepare, teach and assess</w:t>
+      </w:r>
+    </w:p>
+    <w:p>
+      <w:r>
+        <w:t>Teaching target: Repair a located defect without changing the agreed requirements</w:t>
+      </w:r>
+    </w:p>
+    <w:p>
+      <w:r>
+        <w:t>Prepare the labelled worked-case picture, the matching workbook, fictional input cards and a place for individual responses. No paid AI account is required for the paper reasoning activities.</w:t>
+      </w:r>
+    </w:p>
+    <w:tbl>
+      <w:tblPr>
+        <w:tblStyle w:val="LightShading-Accent1"/>
+        <w:tblW w:type="auto" w:w="0"/>
+        <w:tblLook w:firstColumn="1" w:firstRow="1" w:lastColumn="0" w:lastRow="0" w:noHBand="0" w:noVBand="1" w:val="04A0"/>
+      </w:tblPr>
+      <w:tblGrid>
+        <w:gridCol w:w="3408"/>
+        <w:gridCol w:w="3408"/>
+        <w:gridCol w:w="3408"/>
+      </w:tblGrid>
+      <w:tr>
+        <w:trPr>
+          <w:tblHeader/>
+        </w:trPr>
+        <w:tc>
+          <w:tcPr>
+            <w:tcW w:type="dxa" w:w="3408"/>
+          </w:tcPr>
+          <w:p>
+            <w:r>
+              <w:t>Session</w:t>
+            </w:r>
+          </w:p>
+        </w:tc>
+        <w:tc>
+          <w:tcPr>
+            <w:tcW w:type="dxa" w:w="3408"/>
+          </w:tcPr>
+          <w:p>
+            <w:r>
+              <w:t>Plan</w:t>
+            </w:r>
+          </w:p>
+        </w:tc>
+        <w:tc>
+          <w:tcPr>
+            <w:tcW w:type="dxa" w:w="3408"/>
+          </w:tcPr>
+          <w:p>
+            <w:r>
+              <w:t>Resources</w:t>
+            </w:r>
+          </w:p>
+        </w:tc>
+      </w:tr>
+      <w:tr>
+        <w:tc>
+          <w:tcPr>
+            <w:tcW w:type="dxa" w:w="3408"/>
+          </w:tcPr>
+          <w:p>
+            <w:r>
+              <w:t>Session 1 · Understand · 45 min</w:t>
+            </w:r>
+          </w:p>
+        </w:tc>
+        <w:tc>
+          <w:tcPr>
+            <w:tcW w:type="dxa" w:w="3408"/>
+          </w:tcPr>
+          <w:p>
+            <w:r>
+              <w:t>0–7: recall and prerequisite; 7–15: inspect the concrete case and predict; 15–30: teacher models the worked trace; 30–40: learners explain a step using the text and visual; 40–45: check the core idea.</w:t>
+            </w:r>
+          </w:p>
+        </w:tc>
+        <w:tc>
+          <w:tcPr>
+            <w:tcW w:type="dxa" w:w="3408"/>
+          </w:tcPr>
+          <w:p>
+            <w:r>
+              <w:t>Sections 1–6; record the brief recall in the workbook.</w:t>
+            </w:r>
+          </w:p>
+        </w:tc>
+      </w:tr>
+      <w:tr>
+        <w:tc>
+          <w:tcPr>
+            <w:tcW w:type="dxa" w:w="3408"/>
+          </w:tcPr>
+          <w:p>
+            <w:r>
+              <w:t>Session 2 · Practise · 45 min</w:t>
+            </w:r>
+          </w:p>
+        </w:tc>
+        <w:tc>
+          <w:tcPr>
+            <w:tcW w:type="dxa" w:w="3408"/>
+          </w:tcPr>
+          <w:p>
+            <w:r>
+              <w:t>0–5: retrieve the procedure; 5–15: W2 completion practice; 15–23: explain and check with a partner; 23–30: each learner answers the misconception check; 30–40: targeted reteaching or a harder variation; 40–45: prepare the investigation.</w:t>
+            </w:r>
+          </w:p>
+        </w:tc>
+        <w:tc>
+          <w:tcPr>
+            <w:tcW w:type="dxa" w:w="3408"/>
+          </w:tcPr>
+          <w:p>
+            <w:r>
+              <w:t>Sections 7–10; use the matching workbook W2 and misconception check.</w:t>
+            </w:r>
+          </w:p>
+        </w:tc>
+      </w:tr>
+      <w:tr>
+        <w:tc>
+          <w:tcPr>
+            <w:tcW w:type="dxa" w:w="3408"/>
+          </w:tcPr>
+          <w:p>
+            <w:r>
+              <w:t>Session 3 · Investigate and transfer · 45 min</w:t>
+            </w:r>
+          </w:p>
+        </w:tc>
+        <w:tc>
+          <w:tcPr>
+            <w:tcW w:type="dxa" w:w="3408"/>
+          </w:tcPr>
+          <w:p>
+            <w:r>
+              <w:t>0–5: retrieve the decision rule; 5–20: investigate or trace; 20–30: start the independent case; 30–38: connect the project; 38–43: act on feedback; 43–45: plan the return check.</w:t>
+            </w:r>
+          </w:p>
+        </w:tc>
+        <w:tc>
+          <w:tcPr>
+            <w:tcW w:type="dxa" w:w="3408"/>
+          </w:tcPr>
+          <w:p>
+            <w:r>
+              <w:t>Sections 9 and 11–14. Give extra time to finish the full task set; use Section 15 when the week includes a coding lab.</w:t>
+            </w:r>
+          </w:p>
+        </w:tc>
+      </w:tr>
+    </w:tbl>
+    <w:p>
+      <w:r>
+        <w:t>Before class, solve the supported practice: Plan and operate the S1 repair and regression set described in the lesson, using the appropriate catalogue version for each case. Record expected and observed results separately with reasons and traces. Summarise full passes over all attempted cases, list unrun cases separately and identify any remaining failures. Do not replace observed mistakes with worked answers.</w:t>
+      </w:r>
+    </w:p>
+    <w:p>
+      <w:r>
+        <w:t>Reasoned practice answer: Under B version 1 the listed requests yield B1, B2, no match, no match, B1, B2, no match, B1, then four clarifications for 31, blank minutes, 10.5 and Maybe. B version 2 with 12 Yes yields B3. B version 3 yields B4 for 15 No and no match for 15 Yes. There are 15 planned cases. Correct execution with correct reasons gives 15 of 15; accept honest different observations with investigation. Unrun cases are not passes and the attempted denominator must be stated.</w:t>
+      </w:r>
+    </w:p>
+    <w:p>
+      <w:r>
+        <w:t>Check every learner before discussion: Use the worked case for Improving and checking regressions. Proposed explanation: “One repaired example proves improvement everywhere”. Decide whether this explanation is supported. Point to the step or supplied fact that decides; explain your repair if needed.</w:t>
+      </w:r>
+    </w:p>
+    <w:p>
+      <w:r>
+        <w:t>Misconception repair: Check the revealing case and previously successful behaviour under recorded conditions.</w:t>
+      </w:r>
+    </w:p>
+    <w:p>
+      <w:r>
+        <w:t>Support: read the exact case aloud, enlarge the labelled picture, supply input cards and model only the first deciding step. Accept a spoken explanation or drawing; retain the reasoning goal.</w:t>
+      </w:r>
+    </w:p>
+    <w:p>
+      <w:r>
+        <w:t>Extension: Use U2, which changes &lt; to ≤ and keeps the quiet check. Require a prediction and a reason before comparing. Expected result: At 8 return A; at 6 return none. Reason: Equality is repaired while B remains ineligible because it is noisy.</w:t>
+      </w:r>
+    </w:p>
+    <w:p>
+      <w:r>
+        <w:t>Independent assessment: withhold the reserved answer until the learner has attempted the new case. Record support separately from correctness.</w:t>
+      </w:r>
+    </w:p>
+    <w:tbl>
+      <w:tblPr>
+        <w:tblStyle w:val="LightShading-Accent1"/>
+        <w:tblW w:type="auto" w:w="0"/>
+        <w:tblLook w:firstColumn="1" w:firstRow="1" w:lastColumn="0" w:lastRow="0" w:noHBand="0" w:noVBand="1" w:val="04A0"/>
+      </w:tblPr>
+      <w:tblGrid>
+        <w:gridCol w:w="2556"/>
+        <w:gridCol w:w="2556"/>
+        <w:gridCol w:w="2556"/>
+        <w:gridCol w:w="2556"/>
+      </w:tblGrid>
+      <w:tr>
+        <w:trPr>
+          <w:tblHeader/>
+        </w:trPr>
+        <w:tc>
+          <w:tcPr>
+            <w:tcW w:type="dxa" w:w="2556"/>
+          </w:tcPr>
+          <w:p>
+            <w:r>
+              <w:t>Criterion</w:t>
+            </w:r>
+          </w:p>
+        </w:tc>
+        <w:tc>
+          <w:tcPr>
+            <w:tcW w:type="dxa" w:w="2556"/>
+          </w:tcPr>
+          <w:p>
+            <w:r>
+              <w:t>Not yet</w:t>
+            </w:r>
+          </w:p>
+        </w:tc>
+        <w:tc>
+          <w:tcPr>
+            <w:tcW w:type="dxa" w:w="2556"/>
+          </w:tcPr>
+          <w:p>
+            <w:r>
+              <w:t>With support</w:t>
+            </w:r>
+          </w:p>
+        </w:tc>
+        <w:tc>
+          <w:tcPr>
+            <w:tcW w:type="dxa" w:w="2556"/>
+          </w:tcPr>
+          <w:p>
+            <w:r>
+              <w:t>Independent</w:t>
+            </w:r>
+          </w:p>
+        </w:tc>
+      </w:tr>
+      <w:tr>
+        <w:tc>
+          <w:tcPr>
+            <w:tcW w:type="dxa" w:w="2556"/>
+          </w:tcPr>
+          <w:p>
+            <w:r>
+              <w:t>Explanation</w:t>
+            </w:r>
+          </w:p>
+        </w:tc>
+        <w:tc>
+          <w:tcPr>
+            <w:tcW w:type="dxa" w:w="2556"/>
+          </w:tcPr>
+          <w:p>
+            <w:r>
+              <w:t>Names an answer without a deciding fact</w:t>
+            </w:r>
+          </w:p>
+        </w:tc>
+        <w:tc>
+          <w:tcPr>
+            <w:tcW w:type="dxa" w:w="2556"/>
+          </w:tcPr>
+          <w:p>
+            <w:r>
+              <w:t>Uses a hint to link fact and decision</w:t>
+            </w:r>
+          </w:p>
+        </w:tc>
+        <w:tc>
+          <w:tcPr>
+            <w:tcW w:type="dxa" w:w="2556"/>
+          </w:tcPr>
+          <w:p>
+            <w:r>
+              <w:t>Explains the deciding fact in own words</w:t>
+            </w:r>
+          </w:p>
+        </w:tc>
+      </w:tr>
+      <w:tr>
+        <w:tc>
+          <w:tcPr>
+            <w:tcW w:type="dxa" w:w="2556"/>
+          </w:tcPr>
+          <w:p>
+            <w:r>
+              <w:t>Trace or test</w:t>
+            </w:r>
+          </w:p>
+        </w:tc>
+        <w:tc>
+          <w:tcPr>
+            <w:tcW w:type="dxa" w:w="2556"/>
+          </w:tcPr>
+          <w:p>
+            <w:r>
+              <w:t>Cannot connect input and result</w:t>
+            </w:r>
+          </w:p>
+        </w:tc>
+        <w:tc>
+          <w:tcPr>
+            <w:tcW w:type="dxa" w:w="2556"/>
+          </w:tcPr>
+          <w:p>
+            <w:r>
+              <w:t>Completes steps with prompts</w:t>
+            </w:r>
+          </w:p>
+        </w:tc>
+        <w:tc>
+          <w:tcPr>
+            <w:tcW w:type="dxa" w:w="2556"/>
+          </w:tcPr>
+          <w:p>
+            <w:r>
+              <w:t>Traces or tests a changed case accurately</w:t>
+            </w:r>
+          </w:p>
+        </w:tc>
+      </w:tr>
+      <w:tr>
+        <w:tc>
+          <w:tcPr>
+            <w:tcW w:type="dxa" w:w="2556"/>
+          </w:tcPr>
+          <w:p>
+            <w:r>
+              <w:t>Limits and revision</w:t>
+            </w:r>
+          </w:p>
+        </w:tc>
+        <w:tc>
+          <w:tcPr>
+            <w:tcW w:type="dxa" w:w="2556"/>
+          </w:tcPr>
+          <w:p>
+            <w:r>
+              <w:t>Claims more than evidence supports</w:t>
+            </w:r>
+          </w:p>
+        </w:tc>
+        <w:tc>
+          <w:tcPr>
+            <w:tcW w:type="dxa" w:w="2556"/>
+          </w:tcPr>
+          <w:p>
+            <w:r>
+              <w:t>Names a limit after a prompt</w:t>
+            </w:r>
+          </w:p>
+        </w:tc>
+        <w:tc>
+          <w:tcPr>
+            <w:tcW w:type="dxa" w:w="2556"/>
+          </w:tcPr>
+          <w:p>
+            <w:r>
+              <w:t>States a defensible limit and useful next test</w:t>
+            </w:r>
+          </w:p>
+        </w:tc>
+      </w:tr>
+    </w:tbl>
+    <w:p>
+      <w:r>
+        <w:t>Project checkpoint: Present and defend. Demonstrate the system, explain one failure and justify the next improvement with evidence.</w:t>
+      </w:r>
+    </w:p>
+    <w:p>
+      <w:r>
+        <w:t>Use the weekly teacher answer for topic-specific reasoning. A saved progress tick is an activity record; judge mastery from the learner’s explanation and evidence.</w:t>
+      </w:r>
+    </w:p>
     <w:sectPr>
       <w:pgSz w:w="12240" w:h="15840"/>
       <w:pgMar w:top="936" w:right="1008" w:bottom="936" w:left="1008" w:header="720" w:footer="720" w:gutter="0"/>

--- a/downloads/teacher/ai-1-week-35.docx
+++ b/downloads/teacher/ai-1-week-35.docx
@@ -3390,6 +3390,39 @@
         <w:t>Use the weekly teacher answer for topic-specific reasoning. A saved progress tick is an activity record; judge mastery from the learner’s explanation and evidence.</w:t>
       </w:r>
     </w:p>
+    <w:p>
+      <w:pPr>
+        <w:pStyle w:val="Heading1"/>
+      </w:pPr>
+      <w:r>
+        <w:t>08. Use feedback, labs and repair paths</w:t>
+      </w:r>
+    </w:p>
+    <w:p>
+      <w:r>
+        <w:t>Use the two formative questions as supported practice, not as independent mastery scores. Discuss the deciding evidence rather than accepting a guessed selection.</w:t>
+      </w:r>
+    </w:p>
+    <w:p>
+      <w:r>
+        <w:t>The feedback comes from the reviewed public worked case. Do not reveal the separately reserved independent teacher answer until the learner has attempted that case.</w:t>
+      </w:r>
+    </w:p>
+    <w:p>
+      <w:r>
+        <w:t>Ask students to predict before running code. Preserve errors and actual outputs; collect a changed test and an explanation. The branch-boundary and indexing lessons deliberately include failure cases.</w:t>
+      </w:r>
+    </w:p>
+    <w:p>
+      <w:r>
+        <w:t>Use the earlier worked-explanation links to address a specific missing building block, then return to the current question. Adapt this suggestion after observing the learner; it is not an automatic diagnosis.</w:t>
+      </w:r>
+    </w:p>
+    <w:p>
+      <w:r>
+        <w:t>Collect the completed-work portfolio as evidence. Record support separately from correctness, and assess explanation, trace/test and limitations. Progress ticks and quiz selections alone do not establish mastery.</w:t>
+      </w:r>
+    </w:p>
     <w:sectPr>
       <w:pgSz w:w="12240" w:h="15840"/>
       <w:pgMar w:top="936" w:right="1008" w:bottom="936" w:left="1008" w:header="720" w:footer="720" w:gutter="0"/>

--- a/downloads/teacher/ai-1-week-35.docx
+++ b/downloads/teacher/ai-1-week-35.docx
@@ -29,6 +29,11 @@
       </w:r>
     </w:p>
     <w:p>
+      <w:r>
+        <w:t>Prepare Improve One Cause: check the target, prerequisites, resources and adaptable teaching schedule.</w:t>
+      </w:r>
+    </w:p>
+    <w:p>
       <w:pPr>
         <w:pStyle w:val="Heading3"/>
       </w:pPr>
@@ -37,8 +42,38 @@
       </w:r>
     </w:p>
     <w:p>
-      <w:r>
-        <w:t>Primary target: Repair a located defect without changing the agreed requirements</w:t>
+      <w:pPr>
+        <w:spacing w:line="336" w:lineRule="auto" w:after="180"/>
+      </w:pPr>
+      <w:r>
+        <w:rPr>
+          <w:b w:val="0"/>
+        </w:rPr>
+        <w:t xml:space="preserve">Primary target: </w:t>
+      </w:r>
+      <w:r>
+        <w:rPr>
+          <w:b/>
+        </w:rPr>
+        <w:t>Repair</w:t>
+      </w:r>
+      <w:r>
+        <w:rPr>
+          <w:b w:val="0"/>
+        </w:rPr>
+        <w:t xml:space="preserve"> a located </w:t>
+      </w:r>
+      <w:r>
+        <w:rPr>
+          <w:b/>
+        </w:rPr>
+        <w:t>defect</w:t>
+      </w:r>
+      <w:r>
+        <w:rPr>
+          <w:b w:val="0"/>
+        </w:rPr>
+        <w:t xml:space="preserve"> without changing the agreed requirements</w:t>
       </w:r>
     </w:p>
     <w:tbl>
@@ -185,8 +220,37 @@
       </w:tr>
     </w:tbl>
     <w:p>
-      <w:r>
-        <w:t>This is a starting allocation of 135 minutes, not a validated duration. Preserve all named topics. Schedule extra time for connected examples, the full investigation, independent cases and project building. Repeated copies of a case share one recorded attempt; they are not new evidence.</w:t>
+      <w:pPr>
+        <w:spacing w:line="336" w:lineRule="auto" w:after="180"/>
+      </w:pPr>
+      <w:r>
+        <w:rPr>
+          <w:b w:val="0"/>
+        </w:rPr>
+        <w:t>This is a starting allocation of 135 minutes, not a validated duration. Preserve all named topics. Schedule extra time for connected examples, the full investigation, independent cases and project building.</w:t>
+      </w:r>
+    </w:p>
+    <w:p>
+      <w:pPr>
+        <w:spacing w:line="336" w:lineRule="auto" w:after="180"/>
+      </w:pPr>
+      <w:r>
+        <w:rPr>
+          <w:b w:val="0"/>
+        </w:rPr>
+        <w:t xml:space="preserve">Repeated copies of a case share one recorded attempt; they are not new </w:t>
+      </w:r>
+      <w:r>
+        <w:rPr>
+          <w:b/>
+        </w:rPr>
+        <w:t>evidence</w:t>
+      </w:r>
+      <w:r>
+        <w:rPr>
+          <w:b w:val="0"/>
+        </w:rPr>
+        <w:t>.</w:t>
       </w:r>
     </w:p>
     <w:p>
@@ -206,18 +270,47 @@
       </w:r>
     </w:p>
     <w:p>
-      <w:r>
+      <w:pPr>
+        <w:spacing w:line="336" w:lineRule="auto" w:after="180"/>
+      </w:pPr>
+      <w:r>
+        <w:rPr>
+          <w:b w:val="0"/>
+        </w:rPr>
         <w:t>Without opening the old lesson, explain one key idea from Test Edge Cases and Fairness. Give an example and a mistake that the idea helps you avoid.</w:t>
       </w:r>
     </w:p>
     <w:p>
-      <w:r>
+      <w:pPr>
+        <w:spacing w:line="336" w:lineRule="auto" w:after="180"/>
+      </w:pPr>
+      <w:r>
+        <w:rPr>
+          <w:b w:val="0"/>
+        </w:rPr>
         <w:t>Look for: Choose tests just below, at and above a decision boundary</w:t>
       </w:r>
     </w:p>
     <w:p>
-      <w:r>
-        <w:t>Reference example, not the only acceptable wording: 9 Yes has no match: B1 and B3 are too long and B2 is not quiet; B4 also fails. 10 Yes and 11 Yes select B1, which is quiet and fits at equality or with time left. Fixing the other conditions isolates the time comparison. S rejects equality at B1 and cannot find a later fit for 10 Yes, so incorrectly returns no match.</w:t>
+      <w:pPr>
+        <w:spacing w:line="336" w:lineRule="auto" w:after="180"/>
+      </w:pPr>
+      <w:r>
+        <w:rPr>
+          <w:b w:val="0"/>
+        </w:rPr>
+        <w:t>Reference example, not the only acceptable wording: 9 Yes has no match: B1 and B3 are too long and B2 is not quiet; B4 also fails. 10 Yes and 11 Yes select B1, which is quiet and fits at equality or with time left.</w:t>
+      </w:r>
+    </w:p>
+    <w:p>
+      <w:pPr>
+        <w:spacing w:line="336" w:lineRule="auto" w:after="180"/>
+      </w:pPr>
+      <w:r>
+        <w:rPr>
+          <w:b w:val="0"/>
+        </w:rPr>
+        <w:t>Fixing the other conditions isolates the time comparison. S rejects equality at B1 and cannot find a later fit for 10 Yes, so incorrectly returns no match.</w:t>
       </w:r>
     </w:p>
     <w:p>
@@ -229,18 +322,70 @@
       </w:r>
     </w:p>
     <w:p>
-      <w:r>
+      <w:pPr>
+        <w:spacing w:line="336" w:lineRule="auto" w:after="180"/>
+      </w:pPr>
+      <w:r>
+        <w:rPr>
+          <w:b w:val="0"/>
+        </w:rPr>
         <w:t>Without opening the old lesson, explain one key idea from Build a Paper Prototype. Give an example and a mistake that the idea helps you avoid.</w:t>
       </w:r>
     </w:p>
     <w:p>
-      <w:r>
+      <w:pPr>
+        <w:spacing w:line="336" w:lineRule="auto" w:after="180"/>
+      </w:pPr>
+      <w:r>
+        <w:rPr>
+          <w:b w:val="0"/>
+        </w:rPr>
         <w:t>Look for: Build a runnable paper prototype with explicit instructions and visible state</w:t>
       </w:r>
     </w:p>
     <w:p>
-      <w:r>
-        <w:t>Reference example, not the only acceptable wording: The kit contains labelled instructions and catalogue, request fields, a marker and a trace sheet with run and version labels. The request and catalogue stay fixed during the run; the current row and trace advance. The final output starts clear. The cards validate, check both conditions, return the first fit, advance after failure and stop with no match after exhaustion.</w:t>
+      <w:pPr>
+        <w:spacing w:line="336" w:lineRule="auto" w:after="180"/>
+      </w:pPr>
+      <w:r>
+        <w:rPr>
+          <w:b w:val="0"/>
+        </w:rPr>
+        <w:t>Reference example, not the only acceptable wording: The kit contains labelled instructions and catalogue, request fields, a marker and a trace sheet with run and version labels.</w:t>
+      </w:r>
+    </w:p>
+    <w:p>
+      <w:pPr>
+        <w:spacing w:line="336" w:lineRule="auto" w:after="180"/>
+      </w:pPr>
+      <w:r>
+        <w:rPr>
+          <w:b w:val="0"/>
+        </w:rPr>
+        <w:t xml:space="preserve">The request and catalogue stay fixed during the run; the current row and trace advance. The final </w:t>
+      </w:r>
+      <w:r>
+        <w:rPr>
+          <w:b/>
+        </w:rPr>
+        <w:t>output</w:t>
+      </w:r>
+      <w:r>
+        <w:rPr>
+          <w:b w:val="0"/>
+        </w:rPr>
+        <w:t xml:space="preserve"> starts clear.</w:t>
+      </w:r>
+    </w:p>
+    <w:p>
+      <w:pPr>
+        <w:spacing w:line="336" w:lineRule="auto" w:after="180"/>
+      </w:pPr>
+      <w:r>
+        <w:rPr>
+          <w:b w:val="0"/>
+        </w:rPr>
+        <w:t>The cards validate, check both conditions, return the first fit, advance after failure and stop with no match after exhaustion.</w:t>
       </w:r>
     </w:p>
     <w:p>
@@ -252,22 +397,81 @@
       </w:r>
     </w:p>
     <w:p>
-      <w:r>
+      <w:pPr>
+        <w:spacing w:line="336" w:lineRule="auto" w:after="180"/>
+      </w:pPr>
+      <w:r>
+        <w:rPr>
+          <w:b w:val="0"/>
+        </w:rPr>
         <w:t>Without opening the old lesson, explain one key idea from Find a Real Problem. Give an example and a mistake that the idea helps you avoid.</w:t>
       </w:r>
     </w:p>
     <w:p>
-      <w:r>
-        <w:t>Look for: Describe a specific user difficulty using supplied evidence without inventing its cause</w:t>
-      </w:r>
-    </w:p>
-    <w:p>
-      <w:r>
-        <w:t>Reference example, not the only acceptable wording: For example: fictional pupils choosing activities in the supplied classroom exercise had to choose again in four of ten requests because the first choice did not fit the time or room conditions. Build an AI app names a solution or construction task without specifying a user difficulty or evidence of need.</w:t>
-      </w:r>
-    </w:p>
-    <w:p>
-      <w:r>
+      <w:pPr>
+        <w:spacing w:line="336" w:lineRule="auto" w:after="180"/>
+      </w:pPr>
+      <w:r>
+        <w:rPr>
+          <w:b w:val="0"/>
+        </w:rPr>
+        <w:t xml:space="preserve">Look for: Describe a specific user difficulty using supplied </w:t>
+      </w:r>
+      <w:r>
+        <w:rPr>
+          <w:b/>
+        </w:rPr>
+        <w:t>evidence</w:t>
+      </w:r>
+      <w:r>
+        <w:rPr>
+          <w:b w:val="0"/>
+        </w:rPr>
+        <w:t xml:space="preserve"> without inventing its cause</w:t>
+      </w:r>
+    </w:p>
+    <w:p>
+      <w:pPr>
+        <w:spacing w:line="336" w:lineRule="auto" w:after="180"/>
+      </w:pPr>
+      <w:r>
+        <w:rPr>
+          <w:b w:val="0"/>
+        </w:rPr>
+        <w:t>Reference example, not the only acceptable wording: For example: fictional pupils choosing activities in the supplied classroom exercise had to choose again in four of ten requests because the first choice did not fit the time or room conditions.</w:t>
+      </w:r>
+    </w:p>
+    <w:p>
+      <w:pPr>
+        <w:spacing w:line="336" w:lineRule="auto" w:after="180"/>
+      </w:pPr>
+      <w:r>
+        <w:rPr>
+          <w:b w:val="0"/>
+        </w:rPr>
+        <w:t xml:space="preserve">Build an AI app names a solution or construction task without specifying a user difficulty or </w:t>
+      </w:r>
+      <w:r>
+        <w:rPr>
+          <w:b/>
+        </w:rPr>
+        <w:t>evidence</w:t>
+      </w:r>
+      <w:r>
+        <w:rPr>
+          <w:b w:val="0"/>
+        </w:rPr>
+        <w:t xml:space="preserve"> of need.</w:t>
+      </w:r>
+    </w:p>
+    <w:p>
+      <w:pPr>
+        <w:spacing w:line="336" w:lineRule="auto" w:after="180"/>
+      </w:pPr>
+      <w:r>
+        <w:rPr>
+          <w:b w:val="0"/>
+        </w:rPr>
         <w:t>Use the student module and workbook section with this exact week title. The worked case, independent question and answers below form one aligned lesson sequence.</w:t>
       </w:r>
     </w:p>
@@ -280,7 +484,14 @@
       </w:r>
     </w:p>
     <w:p>
-      <w:r>
+      <w:pPr>
+        <w:spacing w:line="336" w:lineRule="auto" w:after="180"/>
+        <w:shd w:fill="F5F1FB"/>
+      </w:pPr>
+      <w:r>
+        <w:rPr>
+          <w:b w:val="0"/>
+        </w:rPr>
         <w:t>Version A makes four errors. Version B makes one after lighting, labels and rules all change. What can you conclude, and how would you isolate the effect of lighting?</w:t>
       </w:r>
     </w:p>
@@ -293,8 +504,26 @@
       </w:r>
     </w:p>
     <w:p>
-      <w:r>
-        <w:t>An improvement should target evidence from a failure, not random change.</w:t>
+      <w:pPr>
+        <w:spacing w:line="336" w:lineRule="auto" w:after="180"/>
+      </w:pPr>
+      <w:r>
+        <w:rPr>
+          <w:b w:val="0"/>
+        </w:rPr>
+        <w:t xml:space="preserve">An improvement should target </w:t>
+      </w:r>
+      <w:r>
+        <w:rPr>
+          <w:b/>
+        </w:rPr>
+        <w:t>evidence</w:t>
+      </w:r>
+      <w:r>
+        <w:rPr>
+          <w:b w:val="0"/>
+        </w:rPr>
+        <w:t xml:space="preserve"> from a failure, not random change.</w:t>
       </w:r>
     </w:p>
     <w:tbl>
@@ -430,12 +659,38 @@
       </w:r>
     </w:p>
     <w:p>
-      <w:r>
+      <w:pPr>
+        <w:spacing w:line="336" w:lineRule="auto" w:after="180"/>
+      </w:pPr>
+      <w:r>
+        <w:rPr>
+          <w:b w:val="0"/>
+        </w:rPr>
         <w:t>Use the supplied scenario, student illustrations and blank paper. For numeric work, offer counters or a calculator after learners show the setup. Fictional records are supplied; personal data and paid accounts are unnecessary.</w:t>
       </w:r>
     </w:p>
     <w:p>
-      <w:r>
+      <w:pPr>
+        <w:pStyle w:val="Heading3"/>
+      </w:pPr>
+      <w:r>
+        <w:t>Alternative compact allocation</w:t>
+      </w:r>
+    </w:p>
+    <w:p>
+      <w:r>
+        <w:t>This compact option is not the full-week schedule. Use the main teaching cycle and allow extra sessions for the investigation, independent work and project.</w:t>
+      </w:r>
+    </w:p>
+    <w:p>
+      <w:pPr>
+        <w:spacing w:line="336" w:lineRule="auto" w:after="180"/>
+        <w:shd w:fill="F1F6F8"/>
+      </w:pPr>
+      <w:r>
+        <w:rPr>
+          <w:b w:val="0"/>
+        </w:rPr>
         <w:t>Allow 80 minutes: recall 8; explanation 12; worked demonstration 15; guided practice 20; independent assessment 15; project and reflection 10. Extend the lab into a second session when needed.</w:t>
       </w:r>
     </w:p>
@@ -448,8 +703,90 @@
       </w:r>
     </w:p>
     <w:p>
-      <w:r>
-        <w:t>Repair and regression testing concern the implementation of explicit rules, not fitting a model to examples. S0 and T1 are deliberately faulty instructional examples. Pupils whose P1 works should not invent a defect or claim an unneeded improvement. Assess the causal explanation and retained evidence, not only a favourable count. Final evaluation tests a fixed version; development success and a polished presentation cannot replace it.</w:t>
+      <w:pPr>
+        <w:spacing w:line="336" w:lineRule="auto" w:after="180"/>
+      </w:pPr>
+      <w:r>
+        <w:rPr>
+          <w:b/>
+        </w:rPr>
+        <w:t>Repair</w:t>
+      </w:r>
+      <w:r>
+        <w:rPr>
+          <w:b w:val="0"/>
+        </w:rPr>
+        <w:t xml:space="preserve"> and </w:t>
+      </w:r>
+      <w:r>
+        <w:rPr>
+          <w:b/>
+        </w:rPr>
+        <w:t>regression</w:t>
+      </w:r>
+      <w:r>
+        <w:rPr>
+          <w:b w:val="0"/>
+        </w:rPr>
+        <w:t xml:space="preserve"> testing concern the implementation of explicit rules, not </w:t>
+      </w:r>
+      <w:r>
+        <w:rPr>
+          <w:b/>
+        </w:rPr>
+        <w:t>fitting</w:t>
+      </w:r>
+      <w:r>
+        <w:rPr>
+          <w:b w:val="0"/>
+        </w:rPr>
+        <w:t xml:space="preserve"> a model to examples. S0 and T1 are deliberately faulty instructional examples.</w:t>
+      </w:r>
+    </w:p>
+    <w:p>
+      <w:pPr>
+        <w:spacing w:line="336" w:lineRule="auto" w:after="180"/>
+      </w:pPr>
+      <w:r>
+        <w:rPr>
+          <w:b w:val="0"/>
+        </w:rPr>
+        <w:t xml:space="preserve">Pupils whose P1 works should not invent a </w:t>
+      </w:r>
+      <w:r>
+        <w:rPr>
+          <w:b/>
+        </w:rPr>
+        <w:t>defect</w:t>
+      </w:r>
+      <w:r>
+        <w:rPr>
+          <w:b w:val="0"/>
+        </w:rPr>
+        <w:t xml:space="preserve"> or claim an unneeded improvement. Assess the causal explanation and retained </w:t>
+      </w:r>
+      <w:r>
+        <w:rPr>
+          <w:b/>
+        </w:rPr>
+        <w:t>evidence</w:t>
+      </w:r>
+      <w:r>
+        <w:rPr>
+          <w:b w:val="0"/>
+        </w:rPr>
+        <w:t>, not only a favourable count.</w:t>
+      </w:r>
+    </w:p>
+    <w:p>
+      <w:pPr>
+        <w:spacing w:line="336" w:lineRule="auto" w:after="180"/>
+      </w:pPr>
+      <w:r>
+        <w:rPr>
+          <w:b w:val="0"/>
+        </w:rPr>
+        <w:t>Final evaluation tests a fixed version; development success and a polished presentation cannot replace it.</w:t>
       </w:r>
     </w:p>
     <w:p>
@@ -461,23 +798,59 @@
       </w:r>
     </w:p>
     <w:p>
-      <w:r>
+      <w:pPr>
+        <w:spacing w:line="336" w:lineRule="auto" w:after="180"/>
+      </w:pPr>
+      <w:r>
+        <w:rPr>
+          <w:b w:val="0"/>
+        </w:rPr>
         <w:t>Time fits when required minutes are no more than available minutes, including equality. Strictly less than wrongly excludes an exact fit.</w:t>
       </w:r>
     </w:p>
     <w:p>
-      <w:r>
+      <w:pPr>
+        <w:spacing w:line="336" w:lineRule="auto" w:after="180"/>
+      </w:pPr>
+      <w:r>
+        <w:rPr>
+          <w:b w:val="0"/>
+        </w:rPr>
         <w:t>Saved P1 and the clearly labelled S0, S1 and T1 comparison instructions described in the lesson</w:t>
       </w:r>
     </w:p>
     <w:p>
-      <w:r>
+      <w:pPr>
+        <w:spacing w:line="336" w:lineRule="auto" w:after="180"/>
+      </w:pPr>
+      <w:r>
+        <w:rPr>
+          <w:b w:val="0"/>
+        </w:rPr>
         <w:t>Catalogue B versions 1, 2 and 3, the manual baseline and all earlier development records</w:t>
       </w:r>
     </w:p>
     <w:p>
-      <w:r>
-        <w:t>Blank change records and an envelope or folder for the candidate; keep reserved final cases teacher-only</w:t>
+      <w:pPr>
+        <w:spacing w:line="336" w:lineRule="auto" w:after="180"/>
+      </w:pPr>
+      <w:r>
+        <w:rPr>
+          <w:b w:val="0"/>
+        </w:rPr>
+        <w:t xml:space="preserve">Blank </w:t>
+      </w:r>
+      <w:r>
+        <w:rPr>
+          <w:b/>
+        </w:rPr>
+        <w:t>change record</w:t>
+      </w:r>
+      <w:r>
+        <w:rPr>
+          <w:b w:val="0"/>
+        </w:rPr>
+        <w:t>s and an envelope or folder for the candidate; keep reserved final cases teacher-only</w:t>
       </w:r>
     </w:p>
     <w:p>
@@ -489,12 +862,36 @@
       </w:r>
     </w:p>
     <w:p>
-      <w:r>
-        <w:t>By the end, I can repair one identified cause and rerun cases that previously passed.</w:t>
-      </w:r>
-    </w:p>
-    <w:p>
-      <w:r>
+      <w:pPr>
+        <w:spacing w:line="336" w:lineRule="auto" w:after="180"/>
+      </w:pPr>
+      <w:r>
+        <w:rPr>
+          <w:b w:val="0"/>
+        </w:rPr>
+        <w:t xml:space="preserve">By the end, I can </w:t>
+      </w:r>
+      <w:r>
+        <w:rPr>
+          <w:b/>
+        </w:rPr>
+        <w:t>repair</w:t>
+      </w:r>
+      <w:r>
+        <w:rPr>
+          <w:b w:val="0"/>
+        </w:rPr>
+        <w:t xml:space="preserve"> one identified cause and rerun cases that previously passed.</w:t>
+      </w:r>
+    </w:p>
+    <w:p>
+      <w:pPr>
+        <w:spacing w:line="336" w:lineRule="auto" w:after="180"/>
+      </w:pPr>
+      <w:r>
+        <w:rPr>
+          <w:b w:val="0"/>
+        </w:rPr>
         <w:t>This added worked case illustrates the week’s main idea. Retain all original and connected topics; schedule its practice within the teaching cycle.</w:t>
       </w:r>
     </w:p>
@@ -507,86 +904,411 @@
       </w:r>
     </w:p>
     <w:p>
+      <w:r>
+        <w:t>Model Improve One Cause using the supplied case, labelled mechanism and reasoning. Make the scope of each conclusion explicit.</w:t>
+      </w:r>
+    </w:p>
+    <w:p>
+      <w:pPr>
+        <w:spacing w:line="336" w:lineRule="auto" w:after="180"/>
+      </w:pPr>
+      <w:r>
+        <w:rPr>
+          <w:b w:val="0"/>
+        </w:rPr>
+        <w:t>Follow the information instead of imagining magic inside the machine.</w:t>
+      </w:r>
+    </w:p>
+    <w:p>
       <w:pPr>
         <w:pStyle w:val="Heading3"/>
       </w:pPr>
       <w:r>
-        <w:t>Explain the mechanism</w:t>
-      </w:r>
-    </w:p>
-    <w:p>
-      <w:r>
-        <w:t>Follow the information instead of imagining magic inside the machine.</w:t>
-      </w:r>
-    </w:p>
-    <w:p>
-      <w:r>
-        <w:t>INPUT failure record and suspected cause</w:t>
-      </w:r>
-    </w:p>
-    <w:p>
-      <w:r>
-        <w:t>PROCESS change one responsible rule, input, or threshold</w:t>
-      </w:r>
-    </w:p>
-    <w:p>
-      <w:r>
-        <w:t>OUTPUT same tests rerun with before/after evidence</w:t>
-      </w:r>
-    </w:p>
-    <w:p>
-      <w:r>
-        <w:t>CORE IDEA An improvement should target evidence from a failure, not random change.</w:t>
-      </w:r>
-    </w:p>
-    <w:p>
-      <w:r>
-        <w:t>UNDER THE HOOD Controlled iteration links an intervention to an observed outcome. Holding test cases and unrelated components constant strengthens causal inference. Improvement claims must include regressions and tradeoffs, not only repaired cases.</w:t>
-      </w:r>
-    </w:p>
-    <w:p>
-      <w:r>
+        <w:t>1. Input — information entering</w:t>
+      </w:r>
+    </w:p>
+    <w:p>
+      <w:pPr>
+        <w:spacing w:line="336" w:lineRule="auto" w:after="180"/>
+        <w:shd w:fill="F4F9FC"/>
+      </w:pPr>
+      <w:r>
+        <w:rPr>
+          <w:b/>
+        </w:rPr>
+        <w:t>INPUT</w:t>
+      </w:r>
+      <w:r>
+        <w:rPr>
+          <w:b w:val="0"/>
+        </w:rPr>
+        <w:t xml:space="preserve"> failure record and suspected cause</w:t>
+      </w:r>
+    </w:p>
+    <w:p>
+      <w:pPr>
+        <w:pStyle w:val="Heading3"/>
+      </w:pPr>
+      <w:r>
+        <w:t>2. Process — the deciding step</w:t>
+      </w:r>
+    </w:p>
+    <w:p>
+      <w:pPr>
+        <w:spacing w:line="336" w:lineRule="auto" w:after="180"/>
+        <w:shd w:fill="F4F9FC"/>
+      </w:pPr>
+      <w:r>
+        <w:rPr>
+          <w:b/>
+        </w:rPr>
+        <w:t>PROCESS</w:t>
+      </w:r>
+      <w:r>
+        <w:rPr>
+          <w:b w:val="0"/>
+        </w:rPr>
+        <w:t xml:space="preserve"> change one responsible rule, </w:t>
+      </w:r>
+      <w:r>
+        <w:rPr>
+          <w:b/>
+        </w:rPr>
+        <w:t>input</w:t>
+      </w:r>
+      <w:r>
+        <w:rPr>
+          <w:b w:val="0"/>
+        </w:rPr>
+        <w:t>, or threshold</w:t>
+      </w:r>
+    </w:p>
+    <w:p>
+      <w:pPr>
+        <w:pStyle w:val="Heading3"/>
+      </w:pPr>
+      <w:r>
+        <w:t>3. Output — the result</w:t>
+      </w:r>
+    </w:p>
+    <w:p>
+      <w:pPr>
+        <w:spacing w:line="336" w:lineRule="auto" w:after="180"/>
+        <w:shd w:fill="F4F9FC"/>
+      </w:pPr>
+      <w:r>
+        <w:rPr>
+          <w:b/>
+        </w:rPr>
+        <w:t>OUTPUT</w:t>
+      </w:r>
+      <w:r>
+        <w:rPr>
+          <w:b w:val="0"/>
+        </w:rPr>
+        <w:t xml:space="preserve"> same tests rerun with before/after </w:t>
+      </w:r>
+      <w:r>
+        <w:rPr>
+          <w:b/>
+        </w:rPr>
+        <w:t>evidence</w:t>
+      </w:r>
+    </w:p>
+    <w:p>
+      <w:pPr>
+        <w:pStyle w:val="Heading3"/>
+      </w:pPr>
+      <w:r>
+        <w:t>Key idea</w:t>
+      </w:r>
+    </w:p>
+    <w:p>
+      <w:pPr>
+        <w:spacing w:line="336" w:lineRule="auto" w:after="180"/>
+        <w:shd w:fill="EDF7F3"/>
+      </w:pPr>
+      <w:r>
+        <w:rPr>
+          <w:b w:val="0"/>
+        </w:rPr>
+        <w:t xml:space="preserve">CORE IDEA An improvement should target </w:t>
+      </w:r>
+      <w:r>
+        <w:rPr>
+          <w:b/>
+        </w:rPr>
+        <w:t>evidence</w:t>
+      </w:r>
+      <w:r>
+        <w:rPr>
+          <w:b w:val="0"/>
+        </w:rPr>
+        <w:t xml:space="preserve"> from a failure, not random change.</w:t>
+      </w:r>
+    </w:p>
+    <w:p>
+      <w:pPr>
+        <w:pStyle w:val="Heading3"/>
+      </w:pPr>
+      <w:r>
+        <w:t>How the mechanism works</w:t>
+      </w:r>
+    </w:p>
+    <w:p>
+      <w:pPr>
+        <w:spacing w:line="336" w:lineRule="auto" w:after="180"/>
+        <w:shd w:fill="F1F6F8"/>
+      </w:pPr>
+      <w:r>
+        <w:rPr>
+          <w:b w:val="0"/>
+        </w:rPr>
+        <w:t>UNDER THE HOOD Controlled iteration links an intervention to an observed outcome. Holding test cases and unrelated components constant strengthens causal inference.</w:t>
+      </w:r>
+    </w:p>
+    <w:p>
+      <w:pPr>
+        <w:spacing w:line="336" w:lineRule="auto" w:after="180"/>
+        <w:shd w:fill="F1F6F8"/>
+      </w:pPr>
+      <w:r>
+        <w:rPr>
+          <w:b w:val="0"/>
+        </w:rPr>
+        <w:t xml:space="preserve">Improvement claims must include </w:t>
+      </w:r>
+      <w:r>
+        <w:rPr>
+          <w:b/>
+        </w:rPr>
+        <w:t>regression</w:t>
+      </w:r>
+      <w:r>
+        <w:rPr>
+          <w:b w:val="0"/>
+        </w:rPr>
+        <w:t xml:space="preserve">s and tradeoffs, not only </w:t>
+      </w:r>
+      <w:r>
+        <w:rPr>
+          <w:b/>
+        </w:rPr>
+        <w:t>repair</w:t>
+      </w:r>
+      <w:r>
+        <w:rPr>
+          <w:b w:val="0"/>
+        </w:rPr>
+        <w:t>ed cases.</w:t>
+      </w:r>
+    </w:p>
+    <w:p>
+      <w:pPr>
+        <w:spacing w:line="336" w:lineRule="auto" w:after="180"/>
+      </w:pPr>
+      <w:r>
+        <w:rPr>
+          <w:b w:val="0"/>
+        </w:rPr>
         <w:t>Draw a fresh example with all three stages:</w:t>
       </w:r>
     </w:p>
     <w:p>
-      <w:r>
-        <w:t>Every step connects a claim to observable evidence.</w:t>
-      </w:r>
-    </w:p>
-    <w:p>
-      <w:r>
+      <w:pPr>
+        <w:spacing w:line="336" w:lineRule="auto" w:after="180"/>
+      </w:pPr>
+      <w:r>
+        <w:rPr>
+          <w:b w:val="0"/>
+        </w:rPr>
+        <w:t xml:space="preserve">Every step connects a claim to observable </w:t>
+      </w:r>
+      <w:r>
+        <w:rPr>
+          <w:b/>
+        </w:rPr>
+        <w:t>evidence</w:t>
+      </w:r>
+      <w:r>
+        <w:rPr>
+          <w:b w:val="0"/>
+        </w:rPr>
+        <w:t>.</w:t>
+      </w:r>
+    </w:p>
+    <w:p>
+      <w:pPr>
+        <w:pStyle w:val="Heading3"/>
+      </w:pPr>
+      <w:r>
+        <w:t>The case to investigate</w:t>
+      </w:r>
+    </w:p>
+    <w:p>
+      <w:pPr>
+        <w:spacing w:line="336" w:lineRule="auto" w:after="180"/>
+        <w:shd w:fill="F1F6FC"/>
+      </w:pPr>
+      <w:r>
+        <w:rPr>
+          <w:b w:val="0"/>
+        </w:rPr>
         <w:t>CASE The sorter misclassifies worn labels, so the team changes the text-reading rule or adds a safe visual clue while keeping other parts fixed.</w:t>
       </w:r>
     </w:p>
     <w:p>
-      <w:r>
+      <w:pPr>
+        <w:pStyle w:val="Heading3"/>
+      </w:pPr>
+      <w:r>
+        <w:t>Step 1</w:t>
+      </w:r>
+    </w:p>
+    <w:p>
+      <w:pPr>
+        <w:spacing w:line="336" w:lineRule="auto" w:after="180"/>
+        <w:shd w:fill="F4F9FC"/>
+      </w:pPr>
+      <w:r>
+        <w:rPr>
+          <w:b w:val="0"/>
+        </w:rPr>
         <w:t>STEP 1 — OBSERVE failure record and suspected cause</w:t>
       </w:r>
     </w:p>
     <w:p>
-      <w:r>
-        <w:t>STEP 2 — TRACE change one responsible rule, input, or threshold</w:t>
-      </w:r>
-    </w:p>
-    <w:p>
-      <w:r>
-        <w:t>STEP 3 — CONCLUDE same tests rerun with before/after evidence</w:t>
-      </w:r>
-    </w:p>
-    <w:p>
-      <w:r>
-        <w:t>MODEL REASONING Name the evidence, suspected cause, single change, and predicted effect before editing. Rerun the full fixed suite, compare case by case, and keep the change only if benefits outweigh new failures.</w:t>
-      </w:r>
-    </w:p>
-    <w:p>
-      <w:r>
+      <w:pPr>
+        <w:pStyle w:val="Heading3"/>
+      </w:pPr>
+      <w:r>
+        <w:t>Step 2</w:t>
+      </w:r>
+    </w:p>
+    <w:p>
+      <w:pPr>
+        <w:spacing w:line="336" w:lineRule="auto" w:after="180"/>
+        <w:shd w:fill="F4F9FC"/>
+      </w:pPr>
+      <w:r>
+        <w:rPr>
+          <w:b w:val="0"/>
+        </w:rPr>
+        <w:t xml:space="preserve">STEP 2 — TRACE change one responsible rule, </w:t>
+      </w:r>
+      <w:r>
+        <w:rPr>
+          <w:b/>
+        </w:rPr>
+        <w:t>input</w:t>
+      </w:r>
+      <w:r>
+        <w:rPr>
+          <w:b w:val="0"/>
+        </w:rPr>
+        <w:t>, or threshold</w:t>
+      </w:r>
+    </w:p>
+    <w:p>
+      <w:pPr>
+        <w:pStyle w:val="Heading3"/>
+      </w:pPr>
+      <w:r>
+        <w:t>Step 3</w:t>
+      </w:r>
+    </w:p>
+    <w:p>
+      <w:pPr>
+        <w:spacing w:line="336" w:lineRule="auto" w:after="180"/>
+        <w:shd w:fill="F4F9FC"/>
+      </w:pPr>
+      <w:r>
+        <w:rPr>
+          <w:b w:val="0"/>
+        </w:rPr>
+        <w:t xml:space="preserve">STEP 3 — CONCLUDE same tests rerun with before/after </w:t>
+      </w:r>
+      <w:r>
+        <w:rPr>
+          <w:b/>
+        </w:rPr>
+        <w:t>evidence</w:t>
+      </w:r>
+    </w:p>
+    <w:p>
+      <w:pPr>
+        <w:pStyle w:val="Heading3"/>
+      </w:pPr>
+      <w:r>
+        <w:t>Model answer</w:t>
+      </w:r>
+    </w:p>
+    <w:p>
+      <w:pPr>
+        <w:spacing w:line="336" w:lineRule="auto" w:after="180"/>
+        <w:shd w:fill="F1F6FC"/>
+      </w:pPr>
+      <w:r>
+        <w:rPr>
+          <w:b w:val="0"/>
+        </w:rPr>
+        <w:t xml:space="preserve">MODEL REASONING Name the </w:t>
+      </w:r>
+      <w:r>
+        <w:rPr>
+          <w:b/>
+        </w:rPr>
+        <w:t>evidence</w:t>
+      </w:r>
+      <w:r>
+        <w:rPr>
+          <w:b w:val="0"/>
+        </w:rPr>
+        <w:t>, suspected cause, single change, and predicted effect before editing. Rerun the full fixed suite, compare case by case, and keep the change only if benefits outweigh new failures.</w:t>
+      </w:r>
+    </w:p>
+    <w:p>
+      <w:pPr>
+        <w:pStyle w:val="Heading3"/>
+      </w:pPr>
+      <w:r>
+        <w:t>A claim to avoid</w:t>
+      </w:r>
+    </w:p>
+    <w:p>
+      <w:pPr>
+        <w:spacing w:line="336" w:lineRule="auto" w:after="180"/>
+        <w:shd w:fill="FFF5E6"/>
+      </w:pPr>
+      <w:r>
+        <w:rPr>
+          <w:b w:val="0"/>
+        </w:rPr>
         <w:t>DO NOT OVERCLAIM A higher pass count can hide a serious new failure; review every changed outcome.</w:t>
       </w:r>
     </w:p>
     <w:p>
-      <w:r>
-        <w:t>What new evidence could change this answer?</w:t>
+      <w:pPr>
+        <w:spacing w:line="336" w:lineRule="auto" w:after="180"/>
+        <w:shd w:fill="F5F1FB"/>
+      </w:pPr>
+      <w:r>
+        <w:rPr>
+          <w:b w:val="0"/>
+        </w:rPr>
+        <w:t xml:space="preserve">What new </w:t>
+      </w:r>
+      <w:r>
+        <w:rPr>
+          <w:b/>
+        </w:rPr>
+        <w:t>evidence</w:t>
+      </w:r>
+      <w:r>
+        <w:rPr>
+          <w:b w:val="0"/>
+        </w:rPr>
+        <w:t xml:space="preserve"> could change this answer?</w:t>
       </w:r>
     </w:p>
     <w:p>
@@ -598,12 +1320,34 @@
       </w:r>
     </w:p>
     <w:p>
-      <w:r>
+      <w:pPr>
+        <w:pStyle w:val="Heading3"/>
+      </w:pPr>
+      <w:r>
+        <w:t>The teaching case</w:t>
+      </w:r>
+    </w:p>
+    <w:p>
+      <w:pPr>
+        <w:spacing w:line="336" w:lineRule="auto" w:after="180"/>
+        <w:shd w:fill="F1F6FC"/>
+      </w:pPr>
+      <w:r>
+        <w:rPr>
+          <w:b w:val="0"/>
+        </w:rPr>
         <w:t>The team changes lighting, labels and rules together; errors fall from four to one.</w:t>
       </w:r>
     </w:p>
     <w:p>
-      <w:r>
+      <w:pPr>
+        <w:spacing w:line="336" w:lineRule="auto" w:after="180"/>
+        <w:shd w:fill="F5F1FB"/>
+      </w:pPr>
+      <w:r>
+        <w:rPr>
+          <w:b w:val="0"/>
+        </w:rPr>
         <w:t>Can it identify the cause of improvement?</w:t>
       </w:r>
     </w:p>
@@ -616,7 +1360,22 @@
       </w:r>
     </w:p>
     <w:p>
-      <w:r>
+      <w:pPr>
+        <w:pStyle w:val="Heading3"/>
+      </w:pPr>
+      <w:r>
+        <w:t>Why the result follows</w:t>
+      </w:r>
+    </w:p>
+    <w:p>
+      <w:pPr>
+        <w:spacing w:line="336" w:lineRule="auto" w:after="180"/>
+        <w:shd w:fill="F1F6FC"/>
+      </w:pPr>
+      <w:r>
+        <w:rPr>
+          <w:b w:val="0"/>
+        </w:rPr>
         <w:t>No. Several factors changed. Compare one planned change at a time with controlled conditions.</w:t>
       </w:r>
     </w:p>
@@ -629,28 +1388,284 @@
       </w:r>
     </w:p>
     <w:p>
-      <w:r>
-        <w:t>Finding a failure is useful only if you can explain and check the repair. This week you will locate an incorrect comparison, change it in a labelled version, and test both the revealing case and behaviour that worked before. A repair can solve one problem while introducing another, so one newly passing example is not enough.</w:t>
-      </w:r>
-    </w:p>
-    <w:p>
-      <w:r>
-        <w:t>Keep catalogue B version 1 in order: B1 Bookmark drawing, 10 minutes, quiet Yes; B2 Story circle, 8 minutes, quiet No; B3 Pattern puzzle, 12 minutes, quiet Yes; B4 Tower challenge, 15 minutes, quiet No. These fictional values assume materials are available. Inputs are whole minutes from 0 to 30 inclusive and Quiet required Yes or No. No allows either quiet or nonquiet activities.</w:t>
-      </w:r>
-    </w:p>
-    <w:p>
-      <w:r>
-        <w:t>A candidate fits when its duration is no more than the available minutes AND either quiet is not required or the activity is quiet. Return the first fit with a correct reason. Valid input with no fit gives no match after all rows fail. Invalid or missing input needs clarification before search. Each new run starts with validation and a cleared output, then the first row if valid. Suggestions do not book or publish anything. These written rules are not a model fitted from examples.</w:t>
-      </w:r>
-    </w:p>
-    <w:p>
-      <w:r>
-        <w:t>S version 0 follows the P1 process except that its time check uses strictly less than. On 10 Yes with catalogue B version 1, it reports no match. The expected result is B1 because 10 fits exactly and B1 is quiet. Compare the saved instruction with the trace: the cause is the exclusion of equality, not a need to change the catalogue or expected answer.</w:t>
-      </w:r>
-    </w:p>
-    <w:p>
-      <w:r>
-        <w:t>Create S version 1 by replacing only the time comparison with no more than. Keep validation, the quiet condition, catalogue order, advancement and stopping rules. Write a change record naming S0, S1, the failing 10 Yes case, the comparison changed and why equality belongs in the rule. Retain the old version and failed trace; do not overwrite them with the new result.</w:t>
+      <w:pPr>
+        <w:pStyle w:val="Heading3"/>
+      </w:pPr>
+      <w:r>
+        <w:t>Explain the added worked example · 1</w:t>
+      </w:r>
+    </w:p>
+    <w:p>
+      <w:pPr>
+        <w:spacing w:line="336" w:lineRule="auto" w:after="180"/>
+      </w:pPr>
+      <w:r>
+        <w:rPr>
+          <w:b w:val="0"/>
+        </w:rPr>
+        <w:t xml:space="preserve">Finding a failure is useful only if you can explain and check the </w:t>
+      </w:r>
+      <w:r>
+        <w:rPr>
+          <w:b/>
+        </w:rPr>
+        <w:t>repair</w:t>
+      </w:r>
+      <w:r>
+        <w:rPr>
+          <w:b w:val="0"/>
+        </w:rPr>
+        <w:t>. This week you will locate an incorrect comparison, change it in a labelled version, and test both the revealing case and behaviour that worked before.</w:t>
+      </w:r>
+    </w:p>
+    <w:p>
+      <w:pPr>
+        <w:spacing w:line="336" w:lineRule="auto" w:after="180"/>
+      </w:pPr>
+      <w:r>
+        <w:rPr>
+          <w:b w:val="0"/>
+        </w:rPr>
+        <w:t xml:space="preserve">A </w:t>
+      </w:r>
+      <w:r>
+        <w:rPr>
+          <w:b/>
+        </w:rPr>
+        <w:t>repair</w:t>
+      </w:r>
+      <w:r>
+        <w:rPr>
+          <w:b w:val="0"/>
+        </w:rPr>
+        <w:t xml:space="preserve"> can solve one problem while introducing another, so one newly passing example is not enough.</w:t>
+      </w:r>
+    </w:p>
+    <w:p>
+      <w:pPr>
+        <w:pStyle w:val="Heading3"/>
+      </w:pPr>
+      <w:r>
+        <w:t>Explain the added worked example · 2</w:t>
+      </w:r>
+    </w:p>
+    <w:p>
+      <w:pPr>
+        <w:spacing w:line="336" w:lineRule="auto" w:after="180"/>
+      </w:pPr>
+      <w:r>
+        <w:rPr>
+          <w:b w:val="0"/>
+        </w:rPr>
+        <w:t xml:space="preserve">Keep catalogue B version 1 in order: B1 Bookmark drawing, 10 minutes, quiet Yes; B2 Story circle, 8 minutes, quiet No; B3 Pattern puzzle, </w:t>
+      </w:r>
+      <w:r>
+        <w:rPr>
+          <w:b/>
+        </w:rPr>
+        <w:t>12 minutes</w:t>
+      </w:r>
+      <w:r>
+        <w:rPr>
+          <w:b w:val="0"/>
+        </w:rPr>
+        <w:t>, quiet Yes; B4 Tower challenge, 15 minutes, quiet No.</w:t>
+      </w:r>
+    </w:p>
+    <w:p>
+      <w:pPr>
+        <w:spacing w:line="336" w:lineRule="auto" w:after="180"/>
+      </w:pPr>
+      <w:r>
+        <w:rPr>
+          <w:b w:val="0"/>
+        </w:rPr>
+        <w:t xml:space="preserve">These fictional values assume materials are available. </w:t>
+      </w:r>
+      <w:r>
+        <w:rPr>
+          <w:b/>
+        </w:rPr>
+        <w:t>Input</w:t>
+      </w:r>
+      <w:r>
+        <w:rPr>
+          <w:b w:val="0"/>
+        </w:rPr>
+        <w:t>s are whole minutes from 0 to 30 inclusive and Quiet required Yes or No. No allows either quiet or nonquiet activities.</w:t>
+      </w:r>
+    </w:p>
+    <w:p>
+      <w:pPr>
+        <w:pStyle w:val="Heading3"/>
+      </w:pPr>
+      <w:r>
+        <w:t>Explain the added worked example · 3</w:t>
+      </w:r>
+    </w:p>
+    <w:p>
+      <w:pPr>
+        <w:spacing w:line="336" w:lineRule="auto" w:after="180"/>
+      </w:pPr>
+      <w:r>
+        <w:rPr>
+          <w:b w:val="0"/>
+        </w:rPr>
+        <w:t>A candidate fits when its duration is no more than the available minutes AND either quiet is not required or the activity is quiet. Return the first fit with a correct reason.</w:t>
+      </w:r>
+    </w:p>
+    <w:p>
+      <w:pPr>
+        <w:spacing w:line="336" w:lineRule="auto" w:after="180"/>
+      </w:pPr>
+      <w:r>
+        <w:rPr>
+          <w:b w:val="0"/>
+        </w:rPr>
+        <w:t xml:space="preserve">Valid </w:t>
+      </w:r>
+      <w:r>
+        <w:rPr>
+          <w:b/>
+        </w:rPr>
+        <w:t>input</w:t>
+      </w:r>
+      <w:r>
+        <w:rPr>
+          <w:b w:val="0"/>
+        </w:rPr>
+        <w:t xml:space="preserve"> with no fit gives no match after all rows fail. Invalid or missing </w:t>
+      </w:r>
+      <w:r>
+        <w:rPr>
+          <w:b/>
+        </w:rPr>
+        <w:t>input</w:t>
+      </w:r>
+      <w:r>
+        <w:rPr>
+          <w:b w:val="0"/>
+        </w:rPr>
+        <w:t xml:space="preserve"> needs clarification before search. Each new run starts with validation and a cleared </w:t>
+      </w:r>
+      <w:r>
+        <w:rPr>
+          <w:b/>
+        </w:rPr>
+        <w:t>output</w:t>
+      </w:r>
+      <w:r>
+        <w:rPr>
+          <w:b w:val="0"/>
+        </w:rPr>
+        <w:t>, then the first row if valid.</w:t>
+      </w:r>
+    </w:p>
+    <w:p>
+      <w:pPr>
+        <w:spacing w:line="336" w:lineRule="auto" w:after="180"/>
+      </w:pPr>
+      <w:r>
+        <w:rPr>
+          <w:b w:val="0"/>
+        </w:rPr>
+        <w:t xml:space="preserve">Suggestions do not book or publish anything. These </w:t>
+      </w:r>
+      <w:r>
+        <w:rPr>
+          <w:b/>
+        </w:rPr>
+        <w:t>written rule</w:t>
+      </w:r>
+      <w:r>
+        <w:rPr>
+          <w:b w:val="0"/>
+        </w:rPr>
+        <w:t>s are not a model fitted from examples.</w:t>
+      </w:r>
+    </w:p>
+    <w:p>
+      <w:pPr>
+        <w:pStyle w:val="Heading3"/>
+      </w:pPr>
+      <w:r>
+        <w:t>Explain the added worked example · 4</w:t>
+      </w:r>
+    </w:p>
+    <w:p>
+      <w:pPr>
+        <w:spacing w:line="336" w:lineRule="auto" w:after="180"/>
+      </w:pPr>
+      <w:r>
+        <w:rPr>
+          <w:b w:val="0"/>
+        </w:rPr>
+        <w:t xml:space="preserve">S version 0 follows the P1 </w:t>
+      </w:r>
+      <w:r>
+        <w:rPr>
+          <w:b/>
+        </w:rPr>
+        <w:t>process</w:t>
+      </w:r>
+      <w:r>
+        <w:rPr>
+          <w:b w:val="0"/>
+        </w:rPr>
+        <w:t xml:space="preserve"> except that its time check uses strictly less than. On 10 Yes with catalogue B version 1, it reports no match. The expected result is B1 because 10 fits exactly and B1 is quiet.</w:t>
+      </w:r>
+    </w:p>
+    <w:p>
+      <w:pPr>
+        <w:spacing w:line="336" w:lineRule="auto" w:after="180"/>
+      </w:pPr>
+      <w:r>
+        <w:rPr>
+          <w:b w:val="0"/>
+        </w:rPr>
+        <w:t>Compare the saved instruction with the trace: the cause is the exclusion of equality, not a need to change the catalogue or expected answer.</w:t>
+      </w:r>
+    </w:p>
+    <w:p>
+      <w:pPr>
+        <w:pStyle w:val="Heading3"/>
+      </w:pPr>
+      <w:r>
+        <w:t>Explain the added worked example · 5</w:t>
+      </w:r>
+    </w:p>
+    <w:p>
+      <w:pPr>
+        <w:spacing w:line="336" w:lineRule="auto" w:after="180"/>
+      </w:pPr>
+      <w:r>
+        <w:rPr>
+          <w:b w:val="0"/>
+        </w:rPr>
+        <w:t>Create S version 1 by replacing only the time comparison with no more than. Keep validation, the quiet condition, catalogue order, advancement and stopping rules.</w:t>
+      </w:r>
+    </w:p>
+    <w:p>
+      <w:pPr>
+        <w:spacing w:line="336" w:lineRule="auto" w:after="180"/>
+      </w:pPr>
+      <w:r>
+        <w:rPr>
+          <w:b w:val="0"/>
+        </w:rPr>
+        <w:t xml:space="preserve">Write a </w:t>
+      </w:r>
+      <w:r>
+        <w:rPr>
+          <w:b/>
+        </w:rPr>
+        <w:t>change record</w:t>
+      </w:r>
+      <w:r>
+        <w:rPr>
+          <w:b w:val="0"/>
+        </w:rPr>
+        <w:t xml:space="preserve"> naming S0, S1, the failing 10 Yes case, the comparison changed and why equality belongs in the rule. Retain the old version and failed trace; do not overwrite them with the new result.</w:t>
       </w:r>
     </w:p>
     <w:p>
@@ -816,13 +1831,91 @@
       </w:r>
     </w:p>
     <w:p>
-      <w:r>
-        <w:t>Use the complete worked example below before asking learners to complete W2. Reveal a small part, invite a prediction, then explain the deciding step. These teacher notes contain solutions; do not reveal the independent case answer during modelling.</w:t>
-      </w:r>
-    </w:p>
-    <w:p>
-      <w:r>
-        <w:t>Consider a different proposed repair, T version 1. It accepts equal times but accidentally removes the quiet check. It fixes 10 Yes, yet now returns B2 for 9 Yes. That second request correctly returned no match under S0 because B2 is not quiet. Previously correct behaviour has become wrong: this is a regression.</w:t>
+      <w:pPr>
+        <w:spacing w:line="336" w:lineRule="auto" w:after="180"/>
+      </w:pPr>
+      <w:r>
+        <w:rPr>
+          <w:b w:val="0"/>
+        </w:rPr>
+        <w:t xml:space="preserve">Use the complete worked example below before asking learners to complete W2. Reveal a small part, invite a </w:t>
+      </w:r>
+      <w:r>
+        <w:rPr>
+          <w:b/>
+        </w:rPr>
+        <w:t>prediction</w:t>
+      </w:r>
+      <w:r>
+        <w:rPr>
+          <w:b w:val="0"/>
+        </w:rPr>
+        <w:t>, then explain the deciding step.</w:t>
+      </w:r>
+    </w:p>
+    <w:p>
+      <w:pPr>
+        <w:spacing w:line="336" w:lineRule="auto" w:after="180"/>
+      </w:pPr>
+      <w:r>
+        <w:rPr>
+          <w:b w:val="0"/>
+        </w:rPr>
+        <w:t>These teacher notes contain solutions; do not reveal the independent case answer during modelling.</w:t>
+      </w:r>
+    </w:p>
+    <w:p>
+      <w:pPr>
+        <w:pStyle w:val="Heading3"/>
+      </w:pPr>
+      <w:r>
+        <w:t>Model the reasoning aloud · 6</w:t>
+      </w:r>
+    </w:p>
+    <w:p>
+      <w:pPr>
+        <w:spacing w:line="336" w:lineRule="auto" w:after="180"/>
+      </w:pPr>
+      <w:r>
+        <w:rPr>
+          <w:b w:val="0"/>
+        </w:rPr>
+        <w:t xml:space="preserve">Consider a different proposed </w:t>
+      </w:r>
+      <w:r>
+        <w:rPr>
+          <w:b/>
+        </w:rPr>
+        <w:t>repair</w:t>
+      </w:r>
+      <w:r>
+        <w:rPr>
+          <w:b w:val="0"/>
+        </w:rPr>
+        <w:t>, T version 1. It accepts equal times but accidentally removes the quiet check. It fixes 10 Yes, yet now returns B2 for 9 Yes.</w:t>
+      </w:r>
+    </w:p>
+    <w:p>
+      <w:pPr>
+        <w:spacing w:line="336" w:lineRule="auto" w:after="180"/>
+      </w:pPr>
+      <w:r>
+        <w:rPr>
+          <w:b w:val="0"/>
+        </w:rPr>
+        <w:t xml:space="preserve">That second request correctly returned no match under S0 because B2 is not quiet. Previously correct behaviour has become wrong: this is a </w:t>
+      </w:r>
+      <w:r>
+        <w:rPr>
+          <w:b/>
+        </w:rPr>
+        <w:t>regression</w:t>
+      </w:r>
+      <w:r>
+        <w:rPr>
+          <w:b w:val="0"/>
+        </w:rPr>
+        <w:t>.</w:t>
       </w:r>
     </w:p>
     <w:tbl>
@@ -840,6 +1933,38 @@
         <w:trPr>
           <w:tblHeader/>
         </w:trPr>
+        <w:tc>
+          <w:tcPr>
+            <w:tcW w:type="dxa" w:w="3408"/>
+          </w:tcPr>
+          <w:p>
+            <w:r>
+              <w:t>Case with catalogue B version 1</w:t>
+            </w:r>
+          </w:p>
+        </w:tc>
+        <w:tc>
+          <w:tcPr>
+            <w:tcW w:type="dxa" w:w="3408"/>
+          </w:tcPr>
+          <w:p>
+            <w:r>
+              <w:t>Required result</w:t>
+            </w:r>
+          </w:p>
+        </w:tc>
+        <w:tc>
+          <w:tcPr>
+            <w:tcW w:type="dxa" w:w="3408"/>
+          </w:tcPr>
+          <w:p>
+            <w:r>
+              <w:t>Outputs from the stated instructions</w:t>
+            </w:r>
+          </w:p>
+        </w:tc>
+      </w:tr>
+      <w:tr>
         <w:tc>
           <w:tcPr>
             <w:tcW w:type="dxa" w:w="3408"/>
@@ -969,8 +2094,80 @@
       </w:tr>
     </w:tbl>
     <w:p>
-      <w:r>
-        <w:t>These outputs are worked predictions from the described versions. Your own test record must contain the actual runs and their reasons. T1 should not replace the candidate merely because it passes the first row. For S1, check the revealing equality cases and rerun all four routine cases from Week 33, then validation and the labelled catalogue variations from Week 34. A full pass still needs both the required output and a correct explanation.</w:t>
+      <w:pPr>
+        <w:pStyle w:val="Heading3"/>
+      </w:pPr>
+      <w:r>
+        <w:t>Model the reasoning aloud · 7</w:t>
+      </w:r>
+    </w:p>
+    <w:p>
+      <w:pPr>
+        <w:spacing w:line="336" w:lineRule="auto" w:after="180"/>
+      </w:pPr>
+      <w:r>
+        <w:rPr>
+          <w:b w:val="0"/>
+        </w:rPr>
+        <w:t xml:space="preserve">These </w:t>
+      </w:r>
+      <w:r>
+        <w:rPr>
+          <w:b/>
+        </w:rPr>
+        <w:t>output</w:t>
+      </w:r>
+      <w:r>
+        <w:rPr>
+          <w:b w:val="0"/>
+        </w:rPr>
+        <w:t xml:space="preserve">s are worked </w:t>
+      </w:r>
+      <w:r>
+        <w:rPr>
+          <w:b/>
+        </w:rPr>
+        <w:t>prediction</w:t>
+      </w:r>
+      <w:r>
+        <w:rPr>
+          <w:b w:val="0"/>
+        </w:rPr>
+        <w:t>s from the described versions. Your own test record must contain the actual runs and their reasons. T1 should not replace the candidate merely because it passes the first row.</w:t>
+      </w:r>
+    </w:p>
+    <w:p>
+      <w:pPr>
+        <w:spacing w:line="336" w:lineRule="auto" w:after="180"/>
+      </w:pPr>
+      <w:r>
+        <w:rPr>
+          <w:b w:val="0"/>
+        </w:rPr>
+        <w:t>For S1, check the revealing equality cases and rerun all four routine cases from Week 33, then validation and the labelled catalogue variations from Week 34.</w:t>
+      </w:r>
+    </w:p>
+    <w:p>
+      <w:pPr>
+        <w:spacing w:line="336" w:lineRule="auto" w:after="180"/>
+      </w:pPr>
+      <w:r>
+        <w:rPr>
+          <w:b w:val="0"/>
+        </w:rPr>
+        <w:t xml:space="preserve">A full pass still needs both the required </w:t>
+      </w:r>
+      <w:r>
+        <w:rPr>
+          <w:b/>
+        </w:rPr>
+        <w:t>output</w:t>
+      </w:r>
+      <w:r>
+        <w:rPr>
+          <w:b w:val="0"/>
+        </w:rPr>
+        <w:t xml:space="preserve"> and a correct explanation.</w:t>
       </w:r>
     </w:p>
     <w:tbl>
@@ -1076,7 +2273,13 @@
       </w:tr>
     </w:tbl>
     <w:p>
-      <w:r>
+      <w:pPr>
+        <w:spacing w:line="336" w:lineRule="auto" w:after="180"/>
+      </w:pPr>
+      <w:r>
+        <w:rPr>
+          <w:b w:val="0"/>
+        </w:rPr>
         <w:t>Use the diagram and verbal explanation together. Ask learners to match a sentence to a specific visual step; do not assign learners fixed visual or auditory learning styles.</w:t>
       </w:r>
     </w:p>
@@ -1089,8 +2292,26 @@
       </w:r>
     </w:p>
     <w:p>
-      <w:r>
-        <w:t>A fictional quiet-activity chooser has a boundary bug and a proposed repair.</w:t>
+      <w:pPr>
+        <w:spacing w:line="336" w:lineRule="auto" w:after="180"/>
+      </w:pPr>
+      <w:r>
+        <w:rPr>
+          <w:b w:val="0"/>
+        </w:rPr>
+        <w:t xml:space="preserve">A fictional quiet-activity chooser has a boundary bug and a proposed </w:t>
+      </w:r>
+      <w:r>
+        <w:rPr>
+          <w:b/>
+        </w:rPr>
+        <w:t>repair</w:t>
+      </w:r>
+      <w:r>
+        <w:rPr>
+          <w:b w:val="0"/>
+        </w:rPr>
+        <w:t>.</w:t>
       </w:r>
     </w:p>
     <w:p>
@@ -1102,12 +2323,42 @@
       </w:r>
     </w:p>
     <w:p>
-      <w:r>
+      <w:pPr>
+        <w:pStyle w:val="Heading3"/>
+      </w:pPr>
+      <w:r>
+        <w:t>Supplied facts</w:t>
+      </w:r>
+    </w:p>
+    <w:p>
+      <w:pPr>
+        <w:spacing w:line="336" w:lineRule="auto" w:after="180"/>
+        <w:shd w:fill="F1F6FC"/>
+      </w:pPr>
+      <w:r>
+        <w:rPr>
+          <w:b w:val="0"/>
+        </w:rPr>
         <w:t>A: quiet Yes, 8 minutes; B: quiet No, 5 minutes. Request quiet required Yes.</w:t>
       </w:r>
     </w:p>
     <w:p>
-      <w:r>
+      <w:pPr>
+        <w:pStyle w:val="Heading3"/>
+      </w:pPr>
+      <w:r>
+        <w:t>Supplied facts</w:t>
+      </w:r>
+    </w:p>
+    <w:p>
+      <w:pPr>
+        <w:spacing w:line="336" w:lineRule="auto" w:after="180"/>
+        <w:shd w:fill="F1F6FC"/>
+      </w:pPr>
+      <w:r>
+        <w:rPr>
+          <w:b w:val="0"/>
+        </w:rPr>
         <w:t>U0 accepts only duration&lt;available time. U1 fixes ≤ but accidentally removes the quiet requirement.</w:t>
       </w:r>
     </w:p>
@@ -1293,57 +2544,247 @@
       </w:r>
     </w:p>
     <w:p>
-      <w:r>
-        <w:t>A repair must preserve the full contract, not just make one failing example pass. The quiet condition and duration comparison are separate requirements. Changing only the inequality targets the recorded cause; removing the quiet check changes another behavior. Save previously passing cases to reveal such regressions.</w:t>
-      </w:r>
-    </w:p>
-    <w:p>
       <w:pPr>
         <w:pStyle w:val="Heading3"/>
       </w:pPr>
       <w:r>
+        <w:t>Why the result follows</w:t>
+      </w:r>
+    </w:p>
+    <w:p>
+      <w:pPr>
+        <w:spacing w:line="336" w:lineRule="auto" w:after="180"/>
+        <w:shd w:fill="F1F6FC"/>
+      </w:pPr>
+      <w:r>
+        <w:rPr>
+          <w:b w:val="0"/>
+        </w:rPr>
+        <w:t xml:space="preserve">A </w:t>
+      </w:r>
+      <w:r>
+        <w:rPr>
+          <w:b/>
+        </w:rPr>
+        <w:t>repair</w:t>
+      </w:r>
+      <w:r>
+        <w:rPr>
+          <w:b w:val="0"/>
+        </w:rPr>
+        <w:t xml:space="preserve"> must preserve the full contract, not just make one failing example pass. The quiet condition and duration comparison are separate requirements.</w:t>
+      </w:r>
+    </w:p>
+    <w:p>
+      <w:pPr>
+        <w:spacing w:line="336" w:lineRule="auto" w:after="180"/>
+        <w:shd w:fill="F1F6FC"/>
+      </w:pPr>
+      <w:r>
+        <w:rPr>
+          <w:b w:val="0"/>
+        </w:rPr>
+        <w:t xml:space="preserve">Changing only the inequality targets the recorded cause; removing the quiet check changes another behavior. Save previously passing cases to reveal such </w:t>
+      </w:r>
+      <w:r>
+        <w:rPr>
+          <w:b/>
+        </w:rPr>
+        <w:t>regression</w:t>
+      </w:r>
+      <w:r>
+        <w:rPr>
+          <w:b w:val="0"/>
+        </w:rPr>
+        <w:t>s.</w:t>
+      </w:r>
+    </w:p>
+    <w:p>
+      <w:pPr>
+        <w:pStyle w:val="Heading3"/>
+      </w:pPr>
+      <w:r>
         <w:t>What this example does not establish</w:t>
       </w:r>
     </w:p>
     <w:p>
-      <w:r>
-        <w:t>Two examples establish only these outcomes; further cases are needed before generalising the repair.</w:t>
-      </w:r>
-    </w:p>
-    <w:p>
       <w:pPr>
         <w:pStyle w:val="Heading3"/>
       </w:pPr>
       <w:r>
+        <w:t>Keep the stated limit</w:t>
+      </w:r>
+    </w:p>
+    <w:p>
+      <w:pPr>
+        <w:spacing w:line="336" w:lineRule="auto" w:after="180"/>
+        <w:shd w:fill="FFF5E6"/>
+      </w:pPr>
+      <w:r>
+        <w:rPr>
+          <w:b w:val="0"/>
+        </w:rPr>
+        <w:t xml:space="preserve">Two examples establish only these outcomes; further cases are needed before generalising the </w:t>
+      </w:r>
+      <w:r>
+        <w:rPr>
+          <w:b/>
+        </w:rPr>
+        <w:t>repair</w:t>
+      </w:r>
+      <w:r>
+        <w:rPr>
+          <w:b w:val="0"/>
+        </w:rPr>
+        <w:t>.</w:t>
+      </w:r>
+    </w:p>
+    <w:p>
+      <w:pPr>
+        <w:pStyle w:val="Heading3"/>
+      </w:pPr>
+      <w:r>
         <w:t>Change one thing in the pictured case</w:t>
       </w:r>
     </w:p>
     <w:p>
-      <w:r>
+      <w:pPr>
+        <w:pStyle w:val="Heading3"/>
+      </w:pPr>
+      <w:r>
+        <w:t>Change one thing</w:t>
+      </w:r>
+    </w:p>
+    <w:p>
+      <w:pPr>
+        <w:spacing w:line="336" w:lineRule="auto" w:after="180"/>
+        <w:shd w:fill="F5F1FB"/>
+      </w:pPr>
+      <w:r>
+        <w:rPr>
+          <w:b w:val="0"/>
+        </w:rPr>
         <w:t>Change: Use U2, which changes &lt; to ≤ and keeps the quiet check.</w:t>
       </w:r>
     </w:p>
     <w:p>
-      <w:r>
-        <w:t>Prediction: At 8 return A; at 6 return none.</w:t>
-      </w:r>
-    </w:p>
-    <w:p>
-      <w:r>
-        <w:t>Reason: Equality is repaired while B remains ineligible because it is noisy.</w:t>
-      </w:r>
-    </w:p>
-    <w:p>
       <w:pPr>
         <w:pStyle w:val="Heading3"/>
       </w:pPr>
       <w:r>
+        <w:t>Predicted result</w:t>
+      </w:r>
+    </w:p>
+    <w:p>
+      <w:pPr>
+        <w:spacing w:line="336" w:lineRule="auto" w:after="180"/>
+        <w:shd w:fill="F1F6FC"/>
+      </w:pPr>
+      <w:r>
+        <w:rPr>
+          <w:b/>
+        </w:rPr>
+        <w:t>Prediction</w:t>
+      </w:r>
+      <w:r>
+        <w:rPr>
+          <w:b w:val="0"/>
+        </w:rPr>
+        <w:t>: At 8 return A; at 6 return none.</w:t>
+      </w:r>
+    </w:p>
+    <w:p>
+      <w:pPr>
+        <w:pStyle w:val="Heading3"/>
+      </w:pPr>
+      <w:r>
+        <w:t>Why the result follows</w:t>
+      </w:r>
+    </w:p>
+    <w:p>
+      <w:pPr>
+        <w:spacing w:line="336" w:lineRule="auto" w:after="180"/>
+        <w:shd w:fill="F1F6FC"/>
+      </w:pPr>
+      <w:r>
+        <w:rPr>
+          <w:b w:val="0"/>
+        </w:rPr>
+        <w:t xml:space="preserve">Reason: Equality is </w:t>
+      </w:r>
+      <w:r>
+        <w:rPr>
+          <w:b/>
+        </w:rPr>
+        <w:t>repair</w:t>
+      </w:r>
+      <w:r>
+        <w:rPr>
+          <w:b w:val="0"/>
+        </w:rPr>
+        <w:t>ed while B remains ineligible because it is noisy.</w:t>
+      </w:r>
+    </w:p>
+    <w:p>
+      <w:pPr>
+        <w:pStyle w:val="Heading3"/>
+      </w:pPr>
+      <w:r>
         <w:t>Ask while showing the picture</w:t>
       </w:r>
     </w:p>
     <w:p>
-      <w:r>
-        <w:t>Cover the result. Ask learners to name the inputs and predict the next step. Uncover one step, connect the icon to the actual procedure, and explain its evidence. Then change the supplied condition and compare. The picture is a representation; it does not document execution of a real AI model.</w:t>
+      <w:pPr>
+        <w:pStyle w:val="Heading3"/>
+      </w:pPr>
+      <w:r>
+        <w:t>Ask while showing the picture · 8</w:t>
+      </w:r>
+    </w:p>
+    <w:p>
+      <w:pPr>
+        <w:spacing w:line="336" w:lineRule="auto" w:after="180"/>
+      </w:pPr>
+      <w:r>
+        <w:rPr>
+          <w:b w:val="0"/>
+        </w:rPr>
+        <w:t xml:space="preserve">Cover the result. Ask learners to name the </w:t>
+      </w:r>
+      <w:r>
+        <w:rPr>
+          <w:b/>
+        </w:rPr>
+        <w:t>input</w:t>
+      </w:r>
+      <w:r>
+        <w:rPr>
+          <w:b w:val="0"/>
+        </w:rPr>
+        <w:t xml:space="preserve">s and predict the next step. Uncover one step, connect the icon to the actual procedure, and explain its </w:t>
+      </w:r>
+      <w:r>
+        <w:rPr>
+          <w:b/>
+        </w:rPr>
+        <w:t>evidence</w:t>
+      </w:r>
+      <w:r>
+        <w:rPr>
+          <w:b w:val="0"/>
+        </w:rPr>
+        <w:t>. Then change the supplied condition and compare.</w:t>
+      </w:r>
+    </w:p>
+    <w:p>
+      <w:pPr>
+        <w:spacing w:line="336" w:lineRule="auto" w:after="180"/>
+      </w:pPr>
+      <w:r>
+        <w:rPr>
+          <w:b w:val="0"/>
+        </w:rPr>
+        <w:t>The picture is a representation; it does not document execution of a real AI model.</w:t>
       </w:r>
     </w:p>
     <w:p>
@@ -1355,11 +2796,16 @@
       </w:r>
     </w:p>
     <w:p>
+      <w:r>
+        <w:t>Demonstrate Improve One Cause, reduce support deliberately and check individual reasoning before discussing answers.</w:t>
+      </w:r>
+    </w:p>
+    <w:p>
       <w:pPr>
         <w:pStyle w:val="Heading3"/>
       </w:pPr>
       <w:r>
-        <w:t>Demonstrate and guide practice</w:t>
+        <w:t>Board sequence</w:t>
       </w:r>
     </w:p>
     <w:p>
@@ -1367,26 +2813,90 @@
         <w:pStyle w:val="Heading3"/>
       </w:pPr>
       <w:r>
-        <w:t>Board sequence</w:t>
-      </w:r>
-    </w:p>
-    <w:p>
-      <w:r>
+        <w:t>1. Put the facts on the board</w:t>
+      </w:r>
+    </w:p>
+    <w:p>
+      <w:pPr>
+        <w:spacing w:line="336" w:lineRule="auto" w:after="180"/>
+        <w:shd w:fill="F4F9FC"/>
+      </w:pPr>
+      <w:r>
+        <w:rPr>
+          <w:b w:val="0"/>
+        </w:rPr>
         <w:t>Write the given facts: The team changes lighting, labels and rules together; errors fall from four to one.</w:t>
       </w:r>
     </w:p>
     <w:p>
-      <w:r>
+      <w:pPr>
+        <w:pStyle w:val="Heading3"/>
+      </w:pPr>
+      <w:r>
+        <w:t>2. State the decision to explain</w:t>
+      </w:r>
+    </w:p>
+    <w:p>
+      <w:pPr>
+        <w:spacing w:line="336" w:lineRule="auto" w:after="180"/>
+        <w:shd w:fill="F5F1FB"/>
+      </w:pPr>
+      <w:r>
+        <w:rPr>
+          <w:b w:val="0"/>
+        </w:rPr>
         <w:t>Write the question to explain: Can it identify the cause of improvement?</w:t>
       </w:r>
     </w:p>
     <w:p>
-      <w:r>
-        <w:t>Reveal after predictions: No. Several factors changed. Compare one planned change at a time with controlled conditions.</w:t>
-      </w:r>
-    </w:p>
-    <w:p>
-      <w:r>
+      <w:pPr>
+        <w:pStyle w:val="Heading3"/>
+      </w:pPr>
+      <w:r>
+        <w:t>3. Reveal the worked reasoning</w:t>
+      </w:r>
+    </w:p>
+    <w:p>
+      <w:pPr>
+        <w:spacing w:line="336" w:lineRule="auto" w:after="180"/>
+        <w:shd w:fill="F1F6FC"/>
+      </w:pPr>
+      <w:r>
+        <w:rPr>
+          <w:b w:val="0"/>
+        </w:rPr>
+        <w:t xml:space="preserve">Reveal after </w:t>
+      </w:r>
+      <w:r>
+        <w:rPr>
+          <w:b/>
+        </w:rPr>
+        <w:t>prediction</w:t>
+      </w:r>
+      <w:r>
+        <w:rPr>
+          <w:b w:val="0"/>
+        </w:rPr>
+        <w:t>s: No. Several factors changed. Compare one planned change at a time with controlled conditions.</w:t>
+      </w:r>
+    </w:p>
+    <w:p>
+      <w:pPr>
+        <w:pStyle w:val="Heading3"/>
+      </w:pPr>
+      <w:r>
+        <w:t>Hold back the independent task</w:t>
+      </w:r>
+    </w:p>
+    <w:p>
+      <w:pPr>
+        <w:spacing w:line="336" w:lineRule="auto" w:after="180"/>
+        <w:shd w:fill="FFF5E6"/>
+      </w:pPr>
+      <w:r>
+        <w:rPr>
+          <w:b w:val="0"/>
+        </w:rPr>
         <w:t>Keep for an independent attempt: Dim photos fail. You change the lighting and all decision rules together; performance improves. Can you tell which change helped? Design a clearer comparison.</w:t>
       </w:r>
     </w:p>
@@ -1399,23 +2909,77 @@
       </w:r>
     </w:p>
     <w:p>
-      <w:r>
+      <w:pPr>
+        <w:pStyle w:val="Heading3"/>
+      </w:pPr>
+      <w:r>
+        <w:t>Ask the class</w:t>
+      </w:r>
+    </w:p>
+    <w:p>
+      <w:pPr>
+        <w:spacing w:line="336" w:lineRule="auto" w:after="180"/>
+        <w:shd w:fill="F5F1FB"/>
+      </w:pPr>
+      <w:r>
+        <w:rPr>
+          <w:b w:val="0"/>
+        </w:rPr>
         <w:t>Ask: Which facts are given, and which would we have to assume? Learners mark relevant details before discussing answers.</w:t>
       </w:r>
     </w:p>
     <w:p>
-      <w:r>
+      <w:pPr>
+        <w:pStyle w:val="Heading3"/>
+      </w:pPr>
+      <w:r>
+        <w:t>Language to model</w:t>
+      </w:r>
+    </w:p>
+    <w:p>
+      <w:pPr>
+        <w:spacing w:line="336" w:lineRule="auto" w:after="180"/>
+        <w:shd w:fill="F1F6F8"/>
+      </w:pPr>
+      <w:r>
+        <w:rPr>
+          <w:b w:val="0"/>
+        </w:rPr>
         <w:t>Say: Predict first. Show the rule, information path or calculation that would produce the result. A correct guess is not yet an explanation.</w:t>
       </w:r>
     </w:p>
     <w:p>
-      <w:r>
+      <w:pPr>
+        <w:spacing w:line="336" w:lineRule="auto" w:after="180"/>
+      </w:pPr>
+      <w:r>
+        <w:rPr>
+          <w:b w:val="0"/>
+        </w:rPr>
         <w:t>Reveal reasoning one step at a time. Explain why a tempting alternative fails. Write units and denominators for arithmetic, trace conditions for decisions, and identify supporting sources for claims.</w:t>
       </w:r>
     </w:p>
     <w:p>
-      <w:r>
-        <w:t>In pairs, one learner solves while the other checks evidence; exchange roles. Remove the worked answer before independent assessment.</w:t>
+      <w:pPr>
+        <w:spacing w:line="336" w:lineRule="auto" w:after="180"/>
+      </w:pPr>
+      <w:r>
+        <w:rPr>
+          <w:b w:val="0"/>
+        </w:rPr>
+        <w:t xml:space="preserve">In pairs, one learner solves while the other checks </w:t>
+      </w:r>
+      <w:r>
+        <w:rPr>
+          <w:b/>
+        </w:rPr>
+        <w:t>evidence</w:t>
+      </w:r>
+      <w:r>
+        <w:rPr>
+          <w:b w:val="0"/>
+        </w:rPr>
+        <w:t>; exchange roles. Remove the worked answer before independent assessment.</w:t>
       </w:r>
     </w:p>
     <w:p>
@@ -1427,8 +2991,131 @@
       </w:r>
     </w:p>
     <w:p>
-      <w:r>
-        <w:t>For 9 Yes, required no match; S0 met it but T1 newly returns nonquiet B2 because quiet was removed, so a regression. For 8 No, required B2; S0 already excluded equality and returned no match, so an existing defect. Keep saved versions, change records, exact inputs and catalogues, expected and observed reasons, traces and results for the remaining routine, validation and variation cases. Exit: one repaired case does not check earlier behaviour; deleting the old trace destroys evidence of the defect. Preserve the failure and rerun the wider development set with a new version. Fixing the candidate before reveal prevents tailoring that candidate to the reserved cases.</w:t>
+      <w:pPr>
+        <w:spacing w:line="336" w:lineRule="auto" w:after="180"/>
+      </w:pPr>
+      <w:r>
+        <w:rPr>
+          <w:b w:val="0"/>
+        </w:rPr>
+        <w:t xml:space="preserve">For 9 Yes, required no match; S0 met it but T1 newly returns nonquiet B2 because quiet was removed, so a </w:t>
+      </w:r>
+      <w:r>
+        <w:rPr>
+          <w:b/>
+        </w:rPr>
+        <w:t>regression</w:t>
+      </w:r>
+      <w:r>
+        <w:rPr>
+          <w:b w:val="0"/>
+        </w:rPr>
+        <w:t xml:space="preserve">. For 8 No, required B2; S0 already excluded equality and returned no match, so an existing </w:t>
+      </w:r>
+      <w:r>
+        <w:rPr>
+          <w:b/>
+        </w:rPr>
+        <w:t>defect</w:t>
+      </w:r>
+      <w:r>
+        <w:rPr>
+          <w:b w:val="0"/>
+        </w:rPr>
+        <w:t>.</w:t>
+      </w:r>
+    </w:p>
+    <w:p>
+      <w:pPr>
+        <w:spacing w:line="336" w:lineRule="auto" w:after="180"/>
+      </w:pPr>
+      <w:r>
+        <w:rPr>
+          <w:b w:val="0"/>
+        </w:rPr>
+        <w:t xml:space="preserve">Keep saved versions, </w:t>
+      </w:r>
+      <w:r>
+        <w:rPr>
+          <w:b/>
+        </w:rPr>
+        <w:t>change record</w:t>
+      </w:r>
+      <w:r>
+        <w:rPr>
+          <w:b w:val="0"/>
+        </w:rPr>
+        <w:t xml:space="preserve">s, exact </w:t>
+      </w:r>
+      <w:r>
+        <w:rPr>
+          <w:b/>
+        </w:rPr>
+        <w:t>input</w:t>
+      </w:r>
+      <w:r>
+        <w:rPr>
+          <w:b w:val="0"/>
+        </w:rPr>
+        <w:t>s and catalogues, expected and observed reasons, traces and results for the remaining routine, validation and variation cases.</w:t>
+      </w:r>
+    </w:p>
+    <w:p>
+      <w:pPr>
+        <w:spacing w:line="336" w:lineRule="auto" w:after="180"/>
+      </w:pPr>
+      <w:r>
+        <w:rPr>
+          <w:b w:val="0"/>
+        </w:rPr>
+        <w:t xml:space="preserve">Exit: one </w:t>
+      </w:r>
+      <w:r>
+        <w:rPr>
+          <w:b/>
+        </w:rPr>
+        <w:t>repair</w:t>
+      </w:r>
+      <w:r>
+        <w:rPr>
+          <w:b w:val="0"/>
+        </w:rPr>
+        <w:t xml:space="preserve">ed case does not check earlier behaviour; deleting the old trace destroys </w:t>
+      </w:r>
+      <w:r>
+        <w:rPr>
+          <w:b/>
+        </w:rPr>
+        <w:t>evidence</w:t>
+      </w:r>
+      <w:r>
+        <w:rPr>
+          <w:b w:val="0"/>
+        </w:rPr>
+        <w:t xml:space="preserve"> of the </w:t>
+      </w:r>
+      <w:r>
+        <w:rPr>
+          <w:b/>
+        </w:rPr>
+        <w:t>defect</w:t>
+      </w:r>
+      <w:r>
+        <w:rPr>
+          <w:b w:val="0"/>
+        </w:rPr>
+        <w:t>. Preserve the failure and rerun the wider development set with a new version.</w:t>
+      </w:r>
+    </w:p>
+    <w:p>
+      <w:pPr>
+        <w:spacing w:line="336" w:lineRule="auto" w:after="180"/>
+      </w:pPr>
+      <w:r>
+        <w:rPr>
+          <w:b w:val="0"/>
+        </w:rPr>
+        <w:t>Fixing the candidate before reveal prevents tailoring that candidate to the reserved cases.</w:t>
       </w:r>
     </w:p>
     <w:p>
@@ -1660,41 +3347,257 @@
       </w:r>
     </w:p>
     <w:p>
-      <w:r>
-        <w:t>Completion task: Plan and operate the S1 repair and regression set described in the lesson, using the appropriate catalogue version for each case. Record expected and observed results separately with reasons and traces. Summarise full passes over all attempted cases, list unrun cases separately and identify any remaining failures. Do not replace observed mistakes with worked answers.</w:t>
-      </w:r>
-    </w:p>
-    <w:p>
-      <w:r>
-        <w:t>Teacher check: Under B version 1 the listed requests yield B1, B2, no match, no match, B1, B2, no match, B1, then four clarifications for 31, blank minutes, 10.5 and Maybe. B version 2 with 12 Yes yields B3. B version 3 yields B4 for 15 No and no match for 15 Yes. There are 15 planned cases. Correct execution with correct reasons gives 15 of 15; accept honest different observations with investigation. Unrun cases are not passes and the attempted denominator must be stated.</w:t>
-      </w:r>
-    </w:p>
-    <w:p>
-      <w:r>
-        <w:t>Start by identifying the given inputs together. Leave the intermediate steps blank. If needed, model one step, then withdraw that help on the next step. Move to a full trace only when the partial trace is understood. For partners, alternate explainer and checker; collect a response from every learner before discussion.</w:t>
-      </w:r>
-    </w:p>
-    <w:p>
       <w:pPr>
         <w:pStyle w:val="Heading3"/>
       </w:pPr>
       <w:r>
+        <w:t>Completion practice</w:t>
+      </w:r>
+    </w:p>
+    <w:p>
+      <w:pPr>
+        <w:spacing w:line="336" w:lineRule="auto" w:after="180"/>
+        <w:shd w:fill="F5F1FB"/>
+      </w:pPr>
+      <w:r>
+        <w:rPr>
+          <w:b w:val="0"/>
+        </w:rPr>
+        <w:t xml:space="preserve">Completion task: Plan and operate the S1 </w:t>
+      </w:r>
+      <w:r>
+        <w:rPr>
+          <w:b/>
+        </w:rPr>
+        <w:t>repair</w:t>
+      </w:r>
+      <w:r>
+        <w:rPr>
+          <w:b w:val="0"/>
+        </w:rPr>
+        <w:t xml:space="preserve"> and </w:t>
+      </w:r>
+      <w:r>
+        <w:rPr>
+          <w:b/>
+        </w:rPr>
+        <w:t>regression</w:t>
+      </w:r>
+      <w:r>
+        <w:rPr>
+          <w:b w:val="0"/>
+        </w:rPr>
+        <w:t xml:space="preserve"> set described in the lesson, using the appropriate catalogue version for each case. Record expected and observed results separately with reasons and traces.</w:t>
+      </w:r>
+    </w:p>
+    <w:p>
+      <w:pPr>
+        <w:spacing w:line="336" w:lineRule="auto" w:after="180"/>
+        <w:shd w:fill="F5F1FB"/>
+      </w:pPr>
+      <w:r>
+        <w:rPr>
+          <w:b w:val="0"/>
+        </w:rPr>
+        <w:t>Summarise full passes over all attempted cases, list unrun cases separately and identify any remaining failures. Do not replace observed mistakes with worked answers.</w:t>
+      </w:r>
+    </w:p>
+    <w:p>
+      <w:pPr>
+        <w:pStyle w:val="Heading3"/>
+      </w:pPr>
+      <w:r>
+        <w:t>Reasoning to listen for</w:t>
+      </w:r>
+    </w:p>
+    <w:p>
+      <w:pPr>
+        <w:spacing w:line="336" w:lineRule="auto" w:after="180"/>
+        <w:shd w:fill="F1F6FC"/>
+      </w:pPr>
+      <w:r>
+        <w:rPr>
+          <w:b w:val="0"/>
+        </w:rPr>
+        <w:t>Teacher check: Under B version 1 the listed requests yield B1, B2, no match, no match, B1, B2, no match, B1, then four clarifications for 31, blank minutes, 10.5 and Maybe. B version 2 with 12 Yes yields B3.</w:t>
+      </w:r>
+    </w:p>
+    <w:p>
+      <w:pPr>
+        <w:spacing w:line="336" w:lineRule="auto" w:after="180"/>
+        <w:shd w:fill="F1F6FC"/>
+      </w:pPr>
+      <w:r>
+        <w:rPr>
+          <w:b w:val="0"/>
+        </w:rPr>
+        <w:t xml:space="preserve">B version 3 yields B4 for 15 No and no match for 15 Yes. There are 15 planned cases. Correct execution with correct reasons gives 15 of 15; accept honest different </w:t>
+      </w:r>
+      <w:r>
+        <w:rPr>
+          <w:b/>
+        </w:rPr>
+        <w:t>observation</w:t>
+      </w:r>
+      <w:r>
+        <w:rPr>
+          <w:b w:val="0"/>
+        </w:rPr>
+        <w:t>s with investigation.</w:t>
+      </w:r>
+    </w:p>
+    <w:p>
+      <w:pPr>
+        <w:spacing w:line="336" w:lineRule="auto" w:after="180"/>
+        <w:shd w:fill="F1F6FC"/>
+      </w:pPr>
+      <w:r>
+        <w:rPr>
+          <w:b w:val="0"/>
+        </w:rPr>
+        <w:t>Unrun cases are not passes and the attempted denominator must be stated.</w:t>
+      </w:r>
+    </w:p>
+    <w:p>
+      <w:pPr>
+        <w:spacing w:line="336" w:lineRule="auto" w:after="180"/>
+      </w:pPr>
+      <w:r>
+        <w:rPr>
+          <w:b w:val="0"/>
+        </w:rPr>
+        <w:t xml:space="preserve">Start by identifying the given </w:t>
+      </w:r>
+      <w:r>
+        <w:rPr>
+          <w:b/>
+        </w:rPr>
+        <w:t>input</w:t>
+      </w:r>
+      <w:r>
+        <w:rPr>
+          <w:b w:val="0"/>
+        </w:rPr>
+        <w:t>s together. Leave the intermediate steps blank. If needed, model one step, then withdraw that help on the next step. Move to a full trace only when the partial trace is understood.</w:t>
+      </w:r>
+    </w:p>
+    <w:p>
+      <w:pPr>
+        <w:spacing w:line="336" w:lineRule="auto" w:after="180"/>
+      </w:pPr>
+      <w:r>
+        <w:rPr>
+          <w:b w:val="0"/>
+        </w:rPr>
+        <w:t>For partners, alternate explainer and checker; collect a response from every learner before discussion.</w:t>
+      </w:r>
+    </w:p>
+    <w:p>
+      <w:pPr>
+        <w:pStyle w:val="Heading3"/>
+      </w:pPr>
+      <w:r>
         <w:t>Individual reasoning check</w:t>
       </w:r>
     </w:p>
     <w:p>
-      <w:r>
-        <w:t>Use the worked case for Improving and checking regressions. Proposed explanation: “One repaired example proves improvement everywhere”. Decide whether this explanation is supported. Point to the step or supplied fact that decides; explain your repair if needed.</w:t>
-      </w:r>
-    </w:p>
-    <w:p>
-      <w:r>
+      <w:pPr>
+        <w:spacing w:line="336" w:lineRule="auto" w:after="180"/>
+      </w:pPr>
+      <w:r>
+        <w:rPr>
+          <w:b w:val="0"/>
+        </w:rPr>
+        <w:t xml:space="preserve">Use the worked case for Improving and checking </w:t>
+      </w:r>
+      <w:r>
+        <w:rPr>
+          <w:b/>
+        </w:rPr>
+        <w:t>regression</w:t>
+      </w:r>
+      <w:r>
+        <w:rPr>
+          <w:b w:val="0"/>
+        </w:rPr>
+        <w:t xml:space="preserve">s. Proposed explanation: “One </w:t>
+      </w:r>
+      <w:r>
+        <w:rPr>
+          <w:b/>
+        </w:rPr>
+        <w:t>repair</w:t>
+      </w:r>
+      <w:r>
+        <w:rPr>
+          <w:b w:val="0"/>
+        </w:rPr>
+        <w:t>ed example proves improvement everywhere”. Decide whether this explanation is supported.</w:t>
+      </w:r>
+    </w:p>
+    <w:p>
+      <w:pPr>
+        <w:spacing w:line="336" w:lineRule="auto" w:after="180"/>
+      </w:pPr>
+      <w:r>
+        <w:rPr>
+          <w:b w:val="0"/>
+        </w:rPr>
+        <w:t xml:space="preserve">Point to the step or supplied fact that decides; explain your </w:t>
+      </w:r>
+      <w:r>
+        <w:rPr>
+          <w:b/>
+        </w:rPr>
+        <w:t>repair</w:t>
+      </w:r>
+      <w:r>
+        <w:rPr>
+          <w:b w:val="0"/>
+        </w:rPr>
+        <w:t xml:space="preserve"> if needed.</w:t>
+      </w:r>
+    </w:p>
+    <w:p>
+      <w:pPr>
+        <w:pStyle w:val="Heading3"/>
+      </w:pPr>
+      <w:r>
+        <w:t>Expected repair</w:t>
+      </w:r>
+    </w:p>
+    <w:p>
+      <w:pPr>
+        <w:spacing w:line="336" w:lineRule="auto" w:after="180"/>
+        <w:shd w:fill="F1F6FC"/>
+      </w:pPr>
+      <w:r>
+        <w:rPr>
+          <w:b w:val="0"/>
+        </w:rPr>
         <w:t>Expected correction: Check the revealing case and previously successful behaviour under recorded conditions.</w:t>
       </w:r>
     </w:p>
     <w:p>
-      <w:r>
-        <w:t>Collect explanations, not only yes/no votes. If a misunderstanding is common, re-model the relevant step for the class. If it affects a few learners, give a short targeted group explanation while others solve a more demanding variation.</w:t>
+      <w:pPr>
+        <w:spacing w:line="336" w:lineRule="auto" w:after="180"/>
+      </w:pPr>
+      <w:r>
+        <w:rPr>
+          <w:b w:val="0"/>
+        </w:rPr>
+        <w:t>Collect explanations, not only yes/no votes. If a misunderstanding is common, re-model the relevant step for the class.</w:t>
+      </w:r>
+    </w:p>
+    <w:p>
+      <w:pPr>
+        <w:spacing w:line="336" w:lineRule="auto" w:after="180"/>
+      </w:pPr>
+      <w:r>
+        <w:rPr>
+          <w:b w:val="0"/>
+        </w:rPr>
+        <w:t>If it affects a few learners, give a short targeted group explanation while others solve a more demanding variation.</w:t>
       </w:r>
     </w:p>
     <w:p>
@@ -1706,8 +3609,26 @@
       </w:r>
     </w:p>
     <w:p>
-      <w:r>
-        <w:t>Explain why “our repaired version now picks something” is not enough to show success at 6.</w:t>
+      <w:pPr>
+        <w:spacing w:line="336" w:lineRule="auto" w:after="180"/>
+      </w:pPr>
+      <w:r>
+        <w:rPr>
+          <w:b w:val="0"/>
+        </w:rPr>
+        <w:t xml:space="preserve">Explain why “our </w:t>
+      </w:r>
+      <w:r>
+        <w:rPr>
+          <w:b/>
+        </w:rPr>
+        <w:t>repair</w:t>
+      </w:r>
+      <w:r>
+        <w:rPr>
+          <w:b w:val="0"/>
+        </w:rPr>
+        <w:t>ed version now picks something” is not enough to show success at 6.</w:t>
       </w:r>
     </w:p>
     <w:p>
@@ -1719,18 +3640,84 @@
       </w:r>
     </w:p>
     <w:p>
-      <w:r>
-        <w:t>Any chosen activity must be quiet and fit the time. B is noisy, so picking it violates the contract; none is the correct output.</w:t>
-      </w:r>
-    </w:p>
-    <w:p>
-      <w:r>
-        <w:t>Changed-case reasoning: At 8 return A; at 6 return none. Equality is repaired while B remains ineligible because it is noisy.</w:t>
-      </w:r>
-    </w:p>
-    <w:p>
-      <w:r>
-        <w:t>Collect each learner’s explanation before discussion. Use the first missing connection between input, deciding step and result to choose support. This question is worked-case practice, not fresh mastery evidence.</w:t>
+      <w:pPr>
+        <w:spacing w:line="336" w:lineRule="auto" w:after="180"/>
+      </w:pPr>
+      <w:r>
+        <w:rPr>
+          <w:b w:val="0"/>
+        </w:rPr>
+        <w:t xml:space="preserve">Any chosen activity must be quiet and fit the time. B is noisy, so picking it violates the contract; none is the correct </w:t>
+      </w:r>
+      <w:r>
+        <w:rPr>
+          <w:b/>
+        </w:rPr>
+        <w:t>output</w:t>
+      </w:r>
+      <w:r>
+        <w:rPr>
+          <w:b w:val="0"/>
+        </w:rPr>
+        <w:t>.</w:t>
+      </w:r>
+    </w:p>
+    <w:p>
+      <w:pPr>
+        <w:spacing w:line="336" w:lineRule="auto" w:after="180"/>
+      </w:pPr>
+      <w:r>
+        <w:rPr>
+          <w:b w:val="0"/>
+        </w:rPr>
+        <w:t xml:space="preserve">Changed-case reasoning: At 8 return A; at 6 return none. Equality is </w:t>
+      </w:r>
+      <w:r>
+        <w:rPr>
+          <w:b/>
+        </w:rPr>
+        <w:t>repair</w:t>
+      </w:r>
+      <w:r>
+        <w:rPr>
+          <w:b w:val="0"/>
+        </w:rPr>
+        <w:t>ed while B remains ineligible because it is noisy.</w:t>
+      </w:r>
+    </w:p>
+    <w:p>
+      <w:pPr>
+        <w:spacing w:line="336" w:lineRule="auto" w:after="180"/>
+      </w:pPr>
+      <w:r>
+        <w:rPr>
+          <w:b w:val="0"/>
+        </w:rPr>
+        <w:t xml:space="preserve">Collect each learner’s explanation before discussion. Use the first missing connection between </w:t>
+      </w:r>
+      <w:r>
+        <w:rPr>
+          <w:b/>
+        </w:rPr>
+        <w:t>input</w:t>
+      </w:r>
+      <w:r>
+        <w:rPr>
+          <w:b w:val="0"/>
+        </w:rPr>
+        <w:t xml:space="preserve">, deciding step and result to choose support. This question is worked-case practice, not fresh mastery </w:t>
+      </w:r>
+      <w:r>
+        <w:rPr>
+          <w:b/>
+        </w:rPr>
+        <w:t>evidence</w:t>
+      </w:r>
+      <w:r>
+        <w:rPr>
+          <w:b w:val="0"/>
+        </w:rPr>
+        <w:t>.</w:t>
       </w:r>
     </w:p>
     <w:p>
@@ -1742,45 +3729,186 @@
       </w:r>
     </w:p>
     <w:p>
+      <w:r>
+        <w:t>Run the Improve One Cause investigation and use the first unsupported step to choose a teaching response.</w:t>
+      </w:r>
+    </w:p>
+    <w:p>
+      <w:pPr>
+        <w:spacing w:line="336" w:lineRule="auto" w:after="180"/>
+      </w:pPr>
+      <w:r>
+        <w:rPr>
+          <w:b w:val="0"/>
+        </w:rPr>
+        <w:t xml:space="preserve">Predict first, test honestly, and explain what the </w:t>
+      </w:r>
+      <w:r>
+        <w:rPr>
+          <w:b/>
+        </w:rPr>
+        <w:t>evidence</w:t>
+      </w:r>
+      <w:r>
+        <w:rPr>
+          <w:b w:val="0"/>
+        </w:rPr>
+        <w:t xml:space="preserve"> means.</w:t>
+      </w:r>
+    </w:p>
+    <w:p>
       <w:pPr>
         <w:pStyle w:val="Heading3"/>
       </w:pPr>
       <w:r>
-        <w:t>Run the weekly evidence lab</w:t>
-      </w:r>
-    </w:p>
-    <w:p>
-      <w:r>
-        <w:t>Predict first, test honestly, and explain what the evidence means.</w:t>
-      </w:r>
-    </w:p>
-    <w:p>
-      <w:r>
-        <w:t>State your prediction before the result is known.</w:t>
-      </w:r>
-    </w:p>
-    <w:p>
-      <w:r>
-        <w:t>Complete the task: Revise one rule or input and rerun the same tests.</w:t>
-      </w:r>
-    </w:p>
-    <w:p>
-      <w:r>
+        <w:t>1. Predict</w:t>
+      </w:r>
+    </w:p>
+    <w:p>
+      <w:pPr>
+        <w:spacing w:line="336" w:lineRule="auto" w:after="180"/>
+        <w:shd w:fill="F4F9FC"/>
+      </w:pPr>
+      <w:r>
+        <w:rPr>
+          <w:b w:val="0"/>
+        </w:rPr>
+        <w:t xml:space="preserve">State your </w:t>
+      </w:r>
+      <w:r>
+        <w:rPr>
+          <w:b/>
+        </w:rPr>
+        <w:t>prediction</w:t>
+      </w:r>
+      <w:r>
+        <w:rPr>
+          <w:b w:val="0"/>
+        </w:rPr>
+        <w:t xml:space="preserve"> before the result is known.</w:t>
+      </w:r>
+    </w:p>
+    <w:p>
+      <w:pPr>
+        <w:pStyle w:val="Heading3"/>
+      </w:pPr>
+      <w:r>
+        <w:t>2. Investigate</w:t>
+      </w:r>
+    </w:p>
+    <w:p>
+      <w:pPr>
+        <w:spacing w:line="336" w:lineRule="auto" w:after="180"/>
+        <w:shd w:fill="F4F9FC"/>
+      </w:pPr>
+      <w:r>
+        <w:rPr>
+          <w:b w:val="0"/>
+        </w:rPr>
+        <w:t xml:space="preserve">Complete the task: Revise one rule or </w:t>
+      </w:r>
+      <w:r>
+        <w:rPr>
+          <w:b/>
+        </w:rPr>
+        <w:t>input</w:t>
+      </w:r>
+      <w:r>
+        <w:rPr>
+          <w:b w:val="0"/>
+        </w:rPr>
+        <w:t xml:space="preserve"> and rerun the same tests.</w:t>
+      </w:r>
+    </w:p>
+    <w:p>
+      <w:pPr>
+        <w:pStyle w:val="Heading3"/>
+      </w:pPr>
+      <w:r>
+        <w:t>3. Compare cases</w:t>
+      </w:r>
+    </w:p>
+    <w:p>
+      <w:pPr>
+        <w:spacing w:line="336" w:lineRule="auto" w:after="180"/>
+        <w:shd w:fill="F4F9FC"/>
+      </w:pPr>
+      <w:r>
+        <w:rPr>
+          <w:b w:val="0"/>
+        </w:rPr>
         <w:t>Keep a normal case and an edge case clearly separated.</w:t>
       </w:r>
     </w:p>
     <w:p>
-      <w:r>
-        <w:t>Record what happened—even when it does not match your prediction.</w:t>
-      </w:r>
-    </w:p>
-    <w:p>
-      <w:r>
+      <w:pPr>
+        <w:pStyle w:val="Heading3"/>
+      </w:pPr>
+      <w:r>
+        <w:t>4. Record honestly</w:t>
+      </w:r>
+    </w:p>
+    <w:p>
+      <w:pPr>
+        <w:spacing w:line="336" w:lineRule="auto" w:after="180"/>
+        <w:shd w:fill="F4F9FC"/>
+      </w:pPr>
+      <w:r>
+        <w:rPr>
+          <w:b w:val="0"/>
+        </w:rPr>
+        <w:t xml:space="preserve">Record what happened—even when it does not match your </w:t>
+      </w:r>
+      <w:r>
+        <w:rPr>
+          <w:b/>
+        </w:rPr>
+        <w:t>prediction</w:t>
+      </w:r>
+      <w:r>
+        <w:rPr>
+          <w:b w:val="0"/>
+        </w:rPr>
+        <w:t>.</w:t>
+      </w:r>
+    </w:p>
+    <w:p>
+      <w:pPr>
+        <w:pStyle w:val="Heading3"/>
+      </w:pPr>
+      <w:r>
+        <w:t>5. Explain and plan the next test</w:t>
+      </w:r>
+    </w:p>
+    <w:p>
+      <w:pPr>
+        <w:spacing w:line="336" w:lineRule="auto" w:after="180"/>
+        <w:shd w:fill="F4F9FC"/>
+      </w:pPr>
+      <w:r>
+        <w:rPr>
+          <w:b w:val="0"/>
+        </w:rPr>
         <w:t>Explain the result, one limitation, and the next useful test.</w:t>
       </w:r>
     </w:p>
     <w:p>
-      <w:r>
+      <w:pPr>
+        <w:pStyle w:val="Heading3"/>
+      </w:pPr>
+      <w:r>
+        <w:t>Use a fresh case after support</w:t>
+      </w:r>
+    </w:p>
+    <w:p>
+      <w:pPr>
+        <w:spacing w:line="336" w:lineRule="auto" w:after="180"/>
+        <w:shd w:fill="FFF5E6"/>
+      </w:pPr>
+      <w:r>
+        <w:rPr>
+          <w:b w:val="0"/>
+        </w:rPr>
         <w:t>INDEPENDENCE After support is removed, repeat the proof with a fresh case.</w:t>
       </w:r>
     </w:p>
@@ -1793,8 +3921,25 @@
       </w:r>
     </w:p>
     <w:p>
-      <w:r>
-        <w:t>Use the concrete case as the shared normal case and the independent question as a second case. Each pair creates a boundary or missing-information case and predicts its result before testing. Keep the expected result separate from an observed mistake.</w:t>
+      <w:pPr>
+        <w:spacing w:line="336" w:lineRule="auto" w:after="180"/>
+      </w:pPr>
+      <w:r>
+        <w:rPr>
+          <w:b w:val="0"/>
+        </w:rPr>
+        <w:t>Use the concrete case as the shared normal case and the independent question as a second case. Each pair creates a boundary or missing-information case and predicts its result before testing.</w:t>
+      </w:r>
+    </w:p>
+    <w:p>
+      <w:pPr>
+        <w:spacing w:line="336" w:lineRule="auto" w:after="180"/>
+      </w:pPr>
+      <w:r>
+        <w:rPr>
+          <w:b w:val="0"/>
+        </w:rPr>
+        <w:t>Keep the expected result separate from an observed mistake.</w:t>
       </w:r>
     </w:p>
     <w:tbl>
@@ -1952,41 +4097,181 @@
       </w:r>
     </w:p>
     <w:p>
-      <w:r>
-        <w:t>CLAIM TO REPAIR An improvement proves every change was useful.</w:t>
-      </w:r>
-    </w:p>
-    <w:p>
-      <w:r>
-        <w:t>For guessing, return to given facts and request a trace. For vocabulary without application, use one example and one non-example. For arithmetic errors, check the setup before the calculation. Finish with a different uncoached case before recording mastery.</w:t>
-      </w:r>
-    </w:p>
-    <w:p>
       <w:pPr>
         <w:pStyle w:val="Heading3"/>
       </w:pPr>
       <w:r>
+        <w:t>Find the unsupported claim</w:t>
+      </w:r>
+    </w:p>
+    <w:p>
+      <w:pPr>
+        <w:spacing w:line="336" w:lineRule="auto" w:after="180"/>
+        <w:shd w:fill="F5F1FB"/>
+      </w:pPr>
+      <w:r>
+        <w:rPr>
+          <w:b w:val="0"/>
+        </w:rPr>
+        <w:t xml:space="preserve">CLAIM TO </w:t>
+      </w:r>
+      <w:r>
+        <w:rPr>
+          <w:b/>
+        </w:rPr>
+        <w:t>REPAIR</w:t>
+      </w:r>
+      <w:r>
+        <w:rPr>
+          <w:b w:val="0"/>
+        </w:rPr>
+        <w:t xml:space="preserve"> An improvement proves every change was useful.</w:t>
+      </w:r>
+    </w:p>
+    <w:p>
+      <w:pPr>
+        <w:spacing w:line="336" w:lineRule="auto" w:after="180"/>
+      </w:pPr>
+      <w:r>
+        <w:rPr>
+          <w:b w:val="0"/>
+        </w:rPr>
+        <w:t>For guessing, return to given facts and request a trace. For vocabulary without application, use one example and one non-example. For arithmetic errors, check the setup before the calculation.</w:t>
+      </w:r>
+    </w:p>
+    <w:p>
+      <w:pPr>
+        <w:spacing w:line="336" w:lineRule="auto" w:after="180"/>
+      </w:pPr>
+      <w:r>
+        <w:rPr>
+          <w:b w:val="0"/>
+        </w:rPr>
+        <w:t>Finish with a different uncoached case before recording mastery.</w:t>
+      </w:r>
+    </w:p>
+    <w:p>
+      <w:pPr>
+        <w:pStyle w:val="Heading3"/>
+      </w:pPr>
+      <w:r>
         <w:t>Address these additional misconceptions</w:t>
       </w:r>
     </w:p>
     <w:p>
-      <w:r>
-        <w:t>One repaired example proves improvement everywhere: Check the revealing case and previously successful behaviour under recorded conditions.</w:t>
-      </w:r>
-    </w:p>
-    <w:p>
-      <w:r>
-        <w:t>Any failure after editing is a regression: Show that the same behaviour was correct before the change; otherwise it may be an existing defect.</w:t>
-      </w:r>
-    </w:p>
-    <w:p>
-      <w:r>
-        <w:t>A good project must contain a repair: An unchanged correct version can be justified with honest evidence.</w:t>
-      </w:r>
-    </w:p>
-    <w:p>
-      <w:r>
-        <w:t>A seen final case becomes unseen after a new version label: Once it guides revision, it is development evidence for that revision.</w:t>
+      <w:pPr>
+        <w:spacing w:line="336" w:lineRule="auto" w:after="180"/>
+      </w:pPr>
+      <w:r>
+        <w:rPr>
+          <w:b w:val="0"/>
+        </w:rPr>
+        <w:t xml:space="preserve">One </w:t>
+      </w:r>
+      <w:r>
+        <w:rPr>
+          <w:b/>
+        </w:rPr>
+        <w:t>repair</w:t>
+      </w:r>
+      <w:r>
+        <w:rPr>
+          <w:b w:val="0"/>
+        </w:rPr>
+        <w:t>ed example proves improvement everywhere: Check the revealing case and previously successful behaviour under recorded conditions.</w:t>
+      </w:r>
+    </w:p>
+    <w:p>
+      <w:pPr>
+        <w:spacing w:line="336" w:lineRule="auto" w:after="180"/>
+      </w:pPr>
+      <w:r>
+        <w:rPr>
+          <w:b w:val="0"/>
+        </w:rPr>
+        <w:t xml:space="preserve">Any failure after editing is a </w:t>
+      </w:r>
+      <w:r>
+        <w:rPr>
+          <w:b/>
+        </w:rPr>
+        <w:t>regression</w:t>
+      </w:r>
+      <w:r>
+        <w:rPr>
+          <w:b w:val="0"/>
+        </w:rPr>
+        <w:t xml:space="preserve">: Show that the same behaviour was correct before the change; otherwise it may be an existing </w:t>
+      </w:r>
+      <w:r>
+        <w:rPr>
+          <w:b/>
+        </w:rPr>
+        <w:t>defect</w:t>
+      </w:r>
+      <w:r>
+        <w:rPr>
+          <w:b w:val="0"/>
+        </w:rPr>
+        <w:t>.</w:t>
+      </w:r>
+    </w:p>
+    <w:p>
+      <w:pPr>
+        <w:spacing w:line="336" w:lineRule="auto" w:after="180"/>
+      </w:pPr>
+      <w:r>
+        <w:rPr>
+          <w:b w:val="0"/>
+        </w:rPr>
+        <w:t xml:space="preserve">A good project must contain a </w:t>
+      </w:r>
+      <w:r>
+        <w:rPr>
+          <w:b/>
+        </w:rPr>
+        <w:t>repair</w:t>
+      </w:r>
+      <w:r>
+        <w:rPr>
+          <w:b w:val="0"/>
+        </w:rPr>
+        <w:t xml:space="preserve">: An unchanged correct version can be justified with honest </w:t>
+      </w:r>
+      <w:r>
+        <w:rPr>
+          <w:b/>
+        </w:rPr>
+        <w:t>evidence</w:t>
+      </w:r>
+      <w:r>
+        <w:rPr>
+          <w:b w:val="0"/>
+        </w:rPr>
+        <w:t>.</w:t>
+      </w:r>
+    </w:p>
+    <w:p>
+      <w:pPr>
+        <w:spacing w:line="336" w:lineRule="auto" w:after="180"/>
+      </w:pPr>
+      <w:r>
+        <w:rPr>
+          <w:b w:val="0"/>
+        </w:rPr>
+        <w:t xml:space="preserve">A seen final case becomes unseen after a new version label: Once it guides revision, it is development </w:t>
+      </w:r>
+      <w:r>
+        <w:rPr>
+          <w:b/>
+        </w:rPr>
+        <w:t>evidence</w:t>
+      </w:r>
+      <w:r>
+        <w:rPr>
+          <w:b w:val="0"/>
+        </w:rPr>
+        <w:t xml:space="preserve"> for that revision.</w:t>
       </w:r>
     </w:p>
     <w:p>
@@ -2144,8 +4429,25 @@
       </w:tr>
     </w:tbl>
     <w:p>
-      <w:r>
-        <w:t>Offer an oral explanation, drawing, enlarged visual or fewer examples when that removes a reading/writing barrier. Keep the same reasoning goal. Stretch secure learners by changing a boundary or assumption and asking them to defend the effect, not simply by assigning more of the same questions.</w:t>
+      <w:pPr>
+        <w:spacing w:line="336" w:lineRule="auto" w:after="180"/>
+      </w:pPr>
+      <w:r>
+        <w:rPr>
+          <w:b w:val="0"/>
+        </w:rPr>
+        <w:t>Offer an oral explanation, drawing, enlarged visual or fewer examples when that removes a reading/writing barrier. Keep the same reasoning goal.</w:t>
+      </w:r>
+    </w:p>
+    <w:p>
+      <w:pPr>
+        <w:spacing w:line="336" w:lineRule="auto" w:after="180"/>
+      </w:pPr>
+      <w:r>
+        <w:rPr>
+          <w:b w:val="0"/>
+        </w:rPr>
+        <w:t>Stretch secure learners by changing a boundary or assumption and asking them to defend the effect, not simply by assigning more of the same questions.</w:t>
       </w:r>
     </w:p>
     <w:p>
@@ -2157,11 +4459,16 @@
       </w:r>
     </w:p>
     <w:p>
+      <w:r>
+        <w:t>Use the Improve One Cause questions, teacher keys and criteria after the relevant attempts. Previously discussed cases are practice; protect the separately selected independent task.</w:t>
+      </w:r>
+    </w:p>
+    <w:p>
       <w:pPr>
         <w:pStyle w:val="Heading3"/>
       </w:pPr>
       <w:r>
-        <w:t>Assess and explain the answers</w:t>
+        <w:t>Worked case answer</w:t>
       </w:r>
     </w:p>
     <w:p>
@@ -2169,11 +4476,18 @@
         <w:pStyle w:val="Heading3"/>
       </w:pPr>
       <w:r>
-        <w:t>Worked case answer</w:t>
-      </w:r>
-    </w:p>
-    <w:p>
-      <w:r>
+        <w:t>Teacher key · Worked case answer</w:t>
+      </w:r>
+    </w:p>
+    <w:p>
+      <w:pPr>
+        <w:spacing w:line="336" w:lineRule="auto" w:after="180"/>
+        <w:shd w:fill="F1F6FC"/>
+      </w:pPr>
+      <w:r>
+        <w:rPr>
+          <w:b w:val="0"/>
+        </w:rPr>
         <w:t>No. Several factors changed. Compare one planned change at a time with controlled conditions.</w:t>
       </w:r>
     </w:p>
@@ -2186,7 +4500,22 @@
       </w:r>
     </w:p>
     <w:p>
-      <w:r>
+      <w:pPr>
+        <w:pStyle w:val="Heading3"/>
+      </w:pPr>
+      <w:r>
+        <w:t>Independent question · withhold the key</w:t>
+      </w:r>
+    </w:p>
+    <w:p>
+      <w:pPr>
+        <w:spacing w:line="336" w:lineRule="auto" w:after="180"/>
+        <w:shd w:fill="F5F1FB"/>
+      </w:pPr>
+      <w:r>
+        <w:rPr>
+          <w:b w:val="0"/>
+        </w:rPr>
         <w:t>Dim photos fail. You change the lighting and all decision rules together; performance improves. Can you tell which change helped? Design a clearer comparison.</w:t>
       </w:r>
     </w:p>
@@ -2199,7 +4528,22 @@
       </w:r>
     </w:p>
     <w:p>
-      <w:r>
+      <w:pPr>
+        <w:pStyle w:val="Heading3"/>
+      </w:pPr>
+      <w:r>
+        <w:t>Teacher key · Expected independent answer</w:t>
+      </w:r>
+    </w:p>
+    <w:p>
+      <w:pPr>
+        <w:spacing w:line="336" w:lineRule="auto" w:after="180"/>
+        <w:shd w:fill="F1F6FC"/>
+      </w:pPr>
+      <w:r>
+        <w:rPr>
+          <w:b w:val="0"/>
+        </w:rPr>
         <w:t>No. Change one factor at a time and compare the same test cases. Better lighting alone versus the original conditions would help isolate its effect.</w:t>
       </w:r>
     </w:p>
@@ -2438,8 +4782,25 @@
       </w:tr>
     </w:tbl>
     <w:p>
-      <w:r>
-        <w:t>Use 6/8 as a classroom checkpoint, with 2 required for both Result and Reasoning. This is a proposed teaching rule, not a validated certification threshold. Do not count a coached answer as independent mastery; correct unsafe or unsupported claims regardless of total.</w:t>
+      <w:pPr>
+        <w:spacing w:line="336" w:lineRule="auto" w:after="180"/>
+      </w:pPr>
+      <w:r>
+        <w:rPr>
+          <w:b w:val="0"/>
+        </w:rPr>
+        <w:t>Use 6/8 as a classroom checkpoint, with 2 required for both Result and Reasoning. This is a proposed teaching rule, not a validated certification threshold.</w:t>
+      </w:r>
+    </w:p>
+    <w:p>
+      <w:pPr>
+        <w:spacing w:line="336" w:lineRule="auto" w:after="180"/>
+      </w:pPr>
+      <w:r>
+        <w:rPr>
+          <w:b w:val="0"/>
+        </w:rPr>
+        <w:t>Do not count a coached answer as independent mastery; correct unsafe or unsupported claims regardless of total.</w:t>
       </w:r>
     </w:p>
     <w:p>
@@ -2451,8 +4812,26 @@
       </w:r>
     </w:p>
     <w:p>
-      <w:r>
-        <w:t>Ask the learner to find the evidence that challenges this claim: “An improvement proves every change was useful.” Keep the first attempt and an uncoached retry separate.</w:t>
+      <w:pPr>
+        <w:spacing w:line="336" w:lineRule="auto" w:after="180"/>
+      </w:pPr>
+      <w:r>
+        <w:rPr>
+          <w:b w:val="0"/>
+        </w:rPr>
+        <w:t xml:space="preserve">Ask the learner to find the </w:t>
+      </w:r>
+      <w:r>
+        <w:rPr>
+          <w:b/>
+        </w:rPr>
+        <w:t>evidence</w:t>
+      </w:r>
+      <w:r>
+        <w:rPr>
+          <w:b w:val="0"/>
+        </w:rPr>
+        <w:t xml:space="preserve"> that challenges this claim: “An improvement proves every change was useful.” Keep the first attempt and an uncoached retry separate.</w:t>
       </w:r>
     </w:p>
     <w:p>
@@ -2464,15 +4843,42 @@
       </w:r>
     </w:p>
     <w:p>
-      <w:r>
-        <w:t>B has fewer recorded errors under changed conditions; no single change is proven responsible. Compare the same fixed version and comparable cases with only lighting changed, repeat where useful and keep labels constant. Reserve fresh tests for the selected final version.</w:t>
-      </w:r>
-    </w:p>
-    <w:p>
       <w:pPr>
         <w:pStyle w:val="Heading3"/>
       </w:pPr>
       <w:r>
+        <w:t>Teacher key · Original transfer answer</w:t>
+      </w:r>
+    </w:p>
+    <w:p>
+      <w:pPr>
+        <w:spacing w:line="336" w:lineRule="auto" w:after="180"/>
+        <w:shd w:fill="F1F6FC"/>
+      </w:pPr>
+      <w:r>
+        <w:rPr>
+          <w:b w:val="0"/>
+        </w:rPr>
+        <w:t>B has fewer recorded errors under changed conditions; no single change is proven responsible. Compare the same fixed version and comparable cases with only lighting changed, repeat where useful and keep labels constant.</w:t>
+      </w:r>
+    </w:p>
+    <w:p>
+      <w:pPr>
+        <w:spacing w:line="336" w:lineRule="auto" w:after="180"/>
+        <w:shd w:fill="F1F6FC"/>
+      </w:pPr>
+      <w:r>
+        <w:rPr>
+          <w:b w:val="0"/>
+        </w:rPr>
+        <w:t>Reserve fresh tests for the selected final version.</w:t>
+      </w:r>
+    </w:p>
+    <w:p>
+      <w:pPr>
+        <w:pStyle w:val="Heading3"/>
+      </w:pPr>
+      <w:r>
         <w:t>Explanations for the additional workbook examples</w:t>
       </w:r>
     </w:p>
@@ -2485,111 +4891,795 @@
       </w:r>
     </w:p>
     <w:p>
-      <w:r>
-        <w:t>Use S0’s failure on 10 Yes with catalogue B version 1. Record the expected and incorrect outputs, the faulty time comparison, the exact S1 correction and the other conditions that must remain. Explain what old evidence to preserve.</w:t>
-      </w:r>
-    </w:p>
-    <w:p>
-      <w:r>
-        <w:t>Expected B1 with equality and quiet satisfied; S0 incorrectly returns no match because its time condition is strictly less than. S1 uses no more than, including equality. Preserve validation, quiet, first-match order, advancement, stopping and reset. Save S0, its failing trace and exact request/catalogue labels beside the new S1 change record and rerun.</w:t>
-      </w:r>
-    </w:p>
-    <w:p>
       <w:pPr>
         <w:pStyle w:val="Heading3"/>
       </w:pPr>
       <w:r>
+        <w:t>Workbook question · W1</w:t>
+      </w:r>
+    </w:p>
+    <w:p>
+      <w:pPr>
+        <w:spacing w:line="336" w:lineRule="auto" w:after="180"/>
+        <w:shd w:fill="F5F1FB"/>
+      </w:pPr>
+      <w:r>
+        <w:rPr>
+          <w:b w:val="0"/>
+        </w:rPr>
+        <w:t xml:space="preserve">Use S0’s failure on 10 Yes with catalogue B version 1. Record the expected and incorrect </w:t>
+      </w:r>
+      <w:r>
+        <w:rPr>
+          <w:b/>
+        </w:rPr>
+        <w:t>output</w:t>
+      </w:r>
+      <w:r>
+        <w:rPr>
+          <w:b w:val="0"/>
+        </w:rPr>
+        <w:t>s, the faulty time comparison, the exact S1 correction and the other conditions that must remain.</w:t>
+      </w:r>
+    </w:p>
+    <w:p>
+      <w:pPr>
+        <w:spacing w:line="336" w:lineRule="auto" w:after="180"/>
+        <w:shd w:fill="F5F1FB"/>
+      </w:pPr>
+      <w:r>
+        <w:rPr>
+          <w:b w:val="0"/>
+        </w:rPr>
+        <w:t xml:space="preserve">Explain what old </w:t>
+      </w:r>
+      <w:r>
+        <w:rPr>
+          <w:b/>
+        </w:rPr>
+        <w:t>evidence</w:t>
+      </w:r>
+      <w:r>
+        <w:rPr>
+          <w:b w:val="0"/>
+        </w:rPr>
+        <w:t xml:space="preserve"> to preserve.</w:t>
+      </w:r>
+    </w:p>
+    <w:p>
+      <w:pPr>
+        <w:pStyle w:val="Heading3"/>
+      </w:pPr>
+      <w:r>
+        <w:t>Teacher reasoning · W1</w:t>
+      </w:r>
+    </w:p>
+    <w:p>
+      <w:pPr>
+        <w:spacing w:line="336" w:lineRule="auto" w:after="180"/>
+        <w:shd w:fill="F1F6FC"/>
+      </w:pPr>
+      <w:r>
+        <w:rPr>
+          <w:b w:val="0"/>
+        </w:rPr>
+        <w:t>Expected B1 with equality and quiet satisfied; S0 incorrectly returns no match because its time condition is strictly less than. S1 uses no more than, including equality.</w:t>
+      </w:r>
+    </w:p>
+    <w:p>
+      <w:pPr>
+        <w:spacing w:line="336" w:lineRule="auto" w:after="180"/>
+        <w:shd w:fill="F1F6FC"/>
+      </w:pPr>
+      <w:r>
+        <w:rPr>
+          <w:b w:val="0"/>
+        </w:rPr>
+        <w:t xml:space="preserve">Preserve validation, quiet, first-match order, advancement, stopping and reset. Save S0, its failing trace and exact request/catalogue labels beside the new S1 </w:t>
+      </w:r>
+      <w:r>
+        <w:rPr>
+          <w:b/>
+        </w:rPr>
+        <w:t>change record</w:t>
+      </w:r>
+      <w:r>
+        <w:rPr>
+          <w:b w:val="0"/>
+        </w:rPr>
+        <w:t xml:space="preserve"> and rerun.</w:t>
+      </w:r>
+    </w:p>
+    <w:p>
+      <w:pPr>
+        <w:pStyle w:val="Heading3"/>
+      </w:pPr>
+      <w:r>
         <w:t>W2 Check the repair and earlier behaviour</w:t>
       </w:r>
     </w:p>
     <w:p>
-      <w:r>
-        <w:t>Plan and operate the S1 repair and regression set described in the lesson, using the appropriate catalogue version for each case. Record expected and observed results separately with reasons and traces. Summarise full passes over all attempted cases, list unrun cases separately and identify any remaining failures. Do not replace observed mistakes with worked answers.</w:t>
-      </w:r>
-    </w:p>
-    <w:p>
-      <w:r>
-        <w:t>Under B version 1 the listed requests yield B1, B2, no match, no match, B1, B2, no match, B1, then four clarifications for 31, blank minutes, 10.5 and Maybe. B version 2 with 12 Yes yields B3. B version 3 yields B4 for 15 No and no match for 15 Yes. There are 15 planned cases. Correct execution with correct reasons gives 15 of 15; accept honest different observations with investigation. Unrun cases are not passes and the attempted denominator must be stated.</w:t>
-      </w:r>
-    </w:p>
-    <w:p>
       <w:pPr>
         <w:pStyle w:val="Heading3"/>
       </w:pPr>
       <w:r>
+        <w:t>Workbook question · W2</w:t>
+      </w:r>
+    </w:p>
+    <w:p>
+      <w:pPr>
+        <w:spacing w:line="336" w:lineRule="auto" w:after="180"/>
+        <w:shd w:fill="F5F1FB"/>
+      </w:pPr>
+      <w:r>
+        <w:rPr>
+          <w:b w:val="0"/>
+        </w:rPr>
+        <w:t xml:space="preserve">Plan and operate the S1 </w:t>
+      </w:r>
+      <w:r>
+        <w:rPr>
+          <w:b/>
+        </w:rPr>
+        <w:t>repair</w:t>
+      </w:r>
+      <w:r>
+        <w:rPr>
+          <w:b w:val="0"/>
+        </w:rPr>
+        <w:t xml:space="preserve"> and </w:t>
+      </w:r>
+      <w:r>
+        <w:rPr>
+          <w:b/>
+        </w:rPr>
+        <w:t>regression</w:t>
+      </w:r>
+      <w:r>
+        <w:rPr>
+          <w:b w:val="0"/>
+        </w:rPr>
+        <w:t xml:space="preserve"> set described in the lesson, using the appropriate catalogue version for each case. Record expected and observed results separately with reasons and traces.</w:t>
+      </w:r>
+    </w:p>
+    <w:p>
+      <w:pPr>
+        <w:spacing w:line="336" w:lineRule="auto" w:after="180"/>
+        <w:shd w:fill="F5F1FB"/>
+      </w:pPr>
+      <w:r>
+        <w:rPr>
+          <w:b w:val="0"/>
+        </w:rPr>
+        <w:t>Summarise full passes over all attempted cases, list unrun cases separately and identify any remaining failures. Do not replace observed mistakes with worked answers.</w:t>
+      </w:r>
+    </w:p>
+    <w:p>
+      <w:pPr>
+        <w:pStyle w:val="Heading3"/>
+      </w:pPr>
+      <w:r>
+        <w:t>Teacher reasoning · W2</w:t>
+      </w:r>
+    </w:p>
+    <w:p>
+      <w:pPr>
+        <w:spacing w:line="336" w:lineRule="auto" w:after="180"/>
+        <w:shd w:fill="F1F6FC"/>
+      </w:pPr>
+      <w:r>
+        <w:rPr>
+          <w:b w:val="0"/>
+        </w:rPr>
+        <w:t>Under B version 1 the listed requests yield B1, B2, no match, no match, B1, B2, no match, B1, then four clarifications for 31, blank minutes, 10.5 and Maybe. B version 2 with 12 Yes yields B3.</w:t>
+      </w:r>
+    </w:p>
+    <w:p>
+      <w:pPr>
+        <w:spacing w:line="336" w:lineRule="auto" w:after="180"/>
+        <w:shd w:fill="F1F6FC"/>
+      </w:pPr>
+      <w:r>
+        <w:rPr>
+          <w:b w:val="0"/>
+        </w:rPr>
+        <w:t xml:space="preserve">B version 3 yields B4 for 15 No and no match for 15 Yes. There are 15 planned cases. Correct execution with correct reasons gives 15 of 15; accept honest different </w:t>
+      </w:r>
+      <w:r>
+        <w:rPr>
+          <w:b/>
+        </w:rPr>
+        <w:t>observation</w:t>
+      </w:r>
+      <w:r>
+        <w:rPr>
+          <w:b w:val="0"/>
+        </w:rPr>
+        <w:t>s with investigation.</w:t>
+      </w:r>
+    </w:p>
+    <w:p>
+      <w:pPr>
+        <w:spacing w:line="336" w:lineRule="auto" w:after="180"/>
+        <w:shd w:fill="F1F6FC"/>
+      </w:pPr>
+      <w:r>
+        <w:rPr>
+          <w:b w:val="0"/>
+        </w:rPr>
+        <w:t>Unrun cases are not passes and the attempted denominator must be stated.</w:t>
+      </w:r>
+    </w:p>
+    <w:p>
+      <w:pPr>
+        <w:pStyle w:val="Heading3"/>
+      </w:pPr>
+      <w:r>
         <w:t>W3 Reject a repair that breaks quiet requests</w:t>
       </w:r>
     </w:p>
     <w:p>
-      <w:r>
-        <w:t>T1 accepts equal times but omits the quiet check. Explain why it passes 10 Yes yet fails 9 Yes. Use S0’s earlier correct result for 9 Yes to justify the word regression. What should change in T1, and which two cases should be rerun first?</w:t>
-      </w:r>
-    </w:p>
-    <w:p>
-      <w:r>
-        <w:t>At 10 Yes, first B1 fits and happens to be quiet, so the omission is hidden. At 9 Yes, T1 selects B2 on time despite its nonquiet label; required output is no match. S0 correctly gave no match on that request, so the new failure is a regression. Restore the quiet condition combined with inclusive time; rerun 10 Yes for the repair and 9 Yes for the regression, then the wider set.</w:t>
-      </w:r>
-    </w:p>
-    <w:p>
       <w:pPr>
         <w:pStyle w:val="Heading3"/>
       </w:pPr>
       <w:r>
+        <w:t>Workbook question · W3</w:t>
+      </w:r>
+    </w:p>
+    <w:p>
+      <w:pPr>
+        <w:spacing w:line="336" w:lineRule="auto" w:after="180"/>
+        <w:shd w:fill="F5F1FB"/>
+      </w:pPr>
+      <w:r>
+        <w:rPr>
+          <w:b w:val="0"/>
+        </w:rPr>
+        <w:t xml:space="preserve">T1 accepts equal times but omits the quiet check. Explain why it passes 10 Yes yet fails 9 Yes. Use S0’s earlier correct result for 9 Yes to justify the word </w:t>
+      </w:r>
+      <w:r>
+        <w:rPr>
+          <w:b/>
+        </w:rPr>
+        <w:t>regression</w:t>
+      </w:r>
+      <w:r>
+        <w:rPr>
+          <w:b w:val="0"/>
+        </w:rPr>
+        <w:t>.</w:t>
+      </w:r>
+    </w:p>
+    <w:p>
+      <w:pPr>
+        <w:spacing w:line="336" w:lineRule="auto" w:after="180"/>
+        <w:shd w:fill="F5F1FB"/>
+      </w:pPr>
+      <w:r>
+        <w:rPr>
+          <w:b w:val="0"/>
+        </w:rPr>
+        <w:t>What should change in T1, and which two cases should be rerun first?</w:t>
+      </w:r>
+    </w:p>
+    <w:p>
+      <w:pPr>
+        <w:pStyle w:val="Heading3"/>
+      </w:pPr>
+      <w:r>
+        <w:t>Teacher reasoning · W3</w:t>
+      </w:r>
+    </w:p>
+    <w:p>
+      <w:pPr>
+        <w:spacing w:line="336" w:lineRule="auto" w:after="180"/>
+        <w:shd w:fill="F1F6FC"/>
+      </w:pPr>
+      <w:r>
+        <w:rPr>
+          <w:b w:val="0"/>
+        </w:rPr>
+        <w:t xml:space="preserve">At 10 Yes, first B1 fits and happens to be quiet, so the omission is hidden. At 9 Yes, T1 selects B2 on time despite its nonquiet label; required </w:t>
+      </w:r>
+      <w:r>
+        <w:rPr>
+          <w:b/>
+        </w:rPr>
+        <w:t>output</w:t>
+      </w:r>
+      <w:r>
+        <w:rPr>
+          <w:b w:val="0"/>
+        </w:rPr>
+        <w:t xml:space="preserve"> is no match.</w:t>
+      </w:r>
+    </w:p>
+    <w:p>
+      <w:pPr>
+        <w:spacing w:line="336" w:lineRule="auto" w:after="180"/>
+        <w:shd w:fill="F1F6FC"/>
+      </w:pPr>
+      <w:r>
+        <w:rPr>
+          <w:b w:val="0"/>
+        </w:rPr>
+        <w:t xml:space="preserve">S0 correctly gave no match on that request, so the new failure is a </w:t>
+      </w:r>
+      <w:r>
+        <w:rPr>
+          <w:b/>
+        </w:rPr>
+        <w:t>regression</w:t>
+      </w:r>
+      <w:r>
+        <w:rPr>
+          <w:b w:val="0"/>
+        </w:rPr>
+        <w:t xml:space="preserve">. Restore the quiet condition combined with inclusive time; rerun 10 Yes for the </w:t>
+      </w:r>
+      <w:r>
+        <w:rPr>
+          <w:b/>
+        </w:rPr>
+        <w:t>repair</w:t>
+      </w:r>
+      <w:r>
+        <w:rPr>
+          <w:b w:val="0"/>
+        </w:rPr>
+        <w:t xml:space="preserve"> and 9 Yes for the </w:t>
+      </w:r>
+      <w:r>
+        <w:rPr>
+          <w:b/>
+        </w:rPr>
+        <w:t>regression</w:t>
+      </w:r>
+      <w:r>
+        <w:rPr>
+          <w:b w:val="0"/>
+        </w:rPr>
+        <w:t>, then the wider set.</w:t>
+      </w:r>
+    </w:p>
+    <w:p>
+      <w:pPr>
+        <w:pStyle w:val="Heading3"/>
+      </w:pPr>
+      <w:r>
         <w:t>W4 Audit a different proposed repair</w:t>
       </w:r>
     </w:p>
     <w:p>
-      <w:r>
-        <w:t>Equipment catalogue E lists E1 first with capacity 4 and E2 second with capacity 8. Valid whole group sizes are 1 to 10. Choose the first capacity at least the group size, or no match; invalid input needs clarification. Old U0 uses strictly greater capacity and stops at the first fit. Proposed U1 includes equality but keeps searching and returns the last fit. Independently compare U0, U1 and the requirement for groups 8 and 3. Identify the repair and regression, propose U2 and give one validation check. No booking occurs.</w:t>
-      </w:r>
-    </w:p>
-    <w:p>
-      <w:r>
-        <w:t>For 8, U0 returns no match, U1 returns E2 and the requirement is E2: equality is repaired. For 3, U0 returns E1 correctly but U1 returns E2, violating first-fit order: a regression. U2 includes equality and stops immediately at the first fit, giving E2 for 8 and E1 for 3. Preserve both old traces and rerun both cases plus wider tests. Group 0 or 11, a blank or a nonwhole size needs clarification before searching.</w:t>
-      </w:r>
-    </w:p>
-    <w:p>
       <w:pPr>
         <w:pStyle w:val="Heading3"/>
       </w:pPr>
       <w:r>
+        <w:t>Workbook question · W4</w:t>
+      </w:r>
+    </w:p>
+    <w:p>
+      <w:pPr>
+        <w:spacing w:line="336" w:lineRule="auto" w:after="180"/>
+        <w:shd w:fill="F5F1FB"/>
+      </w:pPr>
+      <w:r>
+        <w:rPr>
+          <w:b w:val="0"/>
+        </w:rPr>
+        <w:t xml:space="preserve">Equipment catalogue E lists E1 first with capacity 4 and E2 second with capacity 8. Valid whole group sizes are 1 to 10. Choose the first capacity at least the group size, or no match; invalid </w:t>
+      </w:r>
+      <w:r>
+        <w:rPr>
+          <w:b/>
+        </w:rPr>
+        <w:t>input</w:t>
+      </w:r>
+      <w:r>
+        <w:rPr>
+          <w:b w:val="0"/>
+        </w:rPr>
+        <w:t xml:space="preserve"> needs clarification.</w:t>
+      </w:r>
+    </w:p>
+    <w:p>
+      <w:pPr>
+        <w:spacing w:line="336" w:lineRule="auto" w:after="180"/>
+        <w:shd w:fill="F5F1FB"/>
+      </w:pPr>
+      <w:r>
+        <w:rPr>
+          <w:b w:val="0"/>
+        </w:rPr>
+        <w:t>Old U0 uses strictly greater capacity and stops at the first fit. Proposed U1 includes equality but keeps searching and returns the last fit. Independently compare U0, U1 and the requirement for groups 8 and 3.</w:t>
+      </w:r>
+    </w:p>
+    <w:p>
+      <w:pPr>
+        <w:spacing w:line="336" w:lineRule="auto" w:after="180"/>
+        <w:shd w:fill="F5F1FB"/>
+      </w:pPr>
+      <w:r>
+        <w:rPr>
+          <w:b w:val="0"/>
+        </w:rPr>
+        <w:t xml:space="preserve">Identify the </w:t>
+      </w:r>
+      <w:r>
+        <w:rPr>
+          <w:b/>
+        </w:rPr>
+        <w:t>repair</w:t>
+      </w:r>
+      <w:r>
+        <w:rPr>
+          <w:b w:val="0"/>
+        </w:rPr>
+        <w:t xml:space="preserve"> and </w:t>
+      </w:r>
+      <w:r>
+        <w:rPr>
+          <w:b/>
+        </w:rPr>
+        <w:t>regression</w:t>
+      </w:r>
+      <w:r>
+        <w:rPr>
+          <w:b w:val="0"/>
+        </w:rPr>
+        <w:t>, propose U2 and give one validation check. No booking occurs.</w:t>
+      </w:r>
+    </w:p>
+    <w:p>
+      <w:pPr>
+        <w:pStyle w:val="Heading3"/>
+      </w:pPr>
+      <w:r>
+        <w:t>Teacher reasoning · W4</w:t>
+      </w:r>
+    </w:p>
+    <w:p>
+      <w:pPr>
+        <w:spacing w:line="336" w:lineRule="auto" w:after="180"/>
+        <w:shd w:fill="F1F6FC"/>
+      </w:pPr>
+      <w:r>
+        <w:rPr>
+          <w:b w:val="0"/>
+        </w:rPr>
+        <w:t xml:space="preserve">For 8, U0 returns no match, U1 returns E2 and the requirement is E2: equality is </w:t>
+      </w:r>
+      <w:r>
+        <w:rPr>
+          <w:b/>
+        </w:rPr>
+        <w:t>repair</w:t>
+      </w:r>
+      <w:r>
+        <w:rPr>
+          <w:b w:val="0"/>
+        </w:rPr>
+        <w:t xml:space="preserve">ed. For 3, U0 returns E1 correctly but U1 returns E2, violating first-fit order: a </w:t>
+      </w:r>
+      <w:r>
+        <w:rPr>
+          <w:b/>
+        </w:rPr>
+        <w:t>regression</w:t>
+      </w:r>
+      <w:r>
+        <w:rPr>
+          <w:b w:val="0"/>
+        </w:rPr>
+        <w:t>.</w:t>
+      </w:r>
+    </w:p>
+    <w:p>
+      <w:pPr>
+        <w:spacing w:line="336" w:lineRule="auto" w:after="180"/>
+        <w:shd w:fill="F1F6FC"/>
+      </w:pPr>
+      <w:r>
+        <w:rPr>
+          <w:b w:val="0"/>
+        </w:rPr>
+        <w:t>U2 includes equality and stops immediately at the first fit, giving E2 for 8 and E1 for 3. Preserve both old traces and rerun both cases plus wider tests.</w:t>
+      </w:r>
+    </w:p>
+    <w:p>
+      <w:pPr>
+        <w:spacing w:line="336" w:lineRule="auto" w:after="180"/>
+        <w:shd w:fill="F1F6FC"/>
+      </w:pPr>
+      <w:r>
+        <w:rPr>
+          <w:b w:val="0"/>
+        </w:rPr>
+        <w:t>Group 0 or 11, a blank or a nonwhole size needs clarification before searching.</w:t>
+      </w:r>
+    </w:p>
+    <w:p>
+      <w:pPr>
+        <w:pStyle w:val="Heading3"/>
+      </w:pPr>
+      <w:r>
         <w:t>W5 Protect the meaning of final evaluation</w:t>
       </w:r>
     </w:p>
     <w:p>
-      <w:r>
-        <w:t>After seeing a reserved final case fail, a team edits its candidate, reruns that same case and calls the result “a successful unseen test of the new version”. Explain what is wrong and what should be recorded instead. State what must be saved before an evaluation begins.</w:t>
-      </w:r>
-    </w:p>
-    <w:p>
-      <w:r>
-        <w:t>The case informed the repair and is now seen development evidence for the new version. Preserve the original candidate and its final result, label the revision and describe the repeated case as a repair check. A fresh independent evaluation needs new reserved cases for the fixed revision. Save complete instructions, catalogue, requirements, version label, change history, development results and known limitations before evaluation.</w:t>
-      </w:r>
-    </w:p>
-    <w:p>
       <w:pPr>
         <w:pStyle w:val="Heading3"/>
       </w:pPr>
       <w:r>
+        <w:t>Workbook question · W5</w:t>
+      </w:r>
+    </w:p>
+    <w:p>
+      <w:pPr>
+        <w:spacing w:line="336" w:lineRule="auto" w:after="180"/>
+        <w:shd w:fill="F5F1FB"/>
+      </w:pPr>
+      <w:r>
+        <w:rPr>
+          <w:b w:val="0"/>
+        </w:rPr>
+        <w:t>After seeing a reserved final case fail, a team edits its candidate, reruns that same case and calls the result “a successful unseen test of the new version”. Explain what is wrong and what should be recorded instead.</w:t>
+      </w:r>
+    </w:p>
+    <w:p>
+      <w:pPr>
+        <w:spacing w:line="336" w:lineRule="auto" w:after="180"/>
+        <w:shd w:fill="F5F1FB"/>
+      </w:pPr>
+      <w:r>
+        <w:rPr>
+          <w:b w:val="0"/>
+        </w:rPr>
+        <w:t>State what must be saved before an evaluation begins.</w:t>
+      </w:r>
+    </w:p>
+    <w:p>
+      <w:pPr>
+        <w:pStyle w:val="Heading3"/>
+      </w:pPr>
+      <w:r>
+        <w:t>Teacher reasoning · W5</w:t>
+      </w:r>
+    </w:p>
+    <w:p>
+      <w:pPr>
+        <w:spacing w:line="336" w:lineRule="auto" w:after="180"/>
+        <w:shd w:fill="F1F6FC"/>
+      </w:pPr>
+      <w:r>
+        <w:rPr>
+          <w:b w:val="0"/>
+        </w:rPr>
+        <w:t xml:space="preserve">The case informed the </w:t>
+      </w:r>
+      <w:r>
+        <w:rPr>
+          <w:b/>
+        </w:rPr>
+        <w:t>repair</w:t>
+      </w:r>
+      <w:r>
+        <w:rPr>
+          <w:b w:val="0"/>
+        </w:rPr>
+        <w:t xml:space="preserve"> and is now seen development </w:t>
+      </w:r>
+      <w:r>
+        <w:rPr>
+          <w:b/>
+        </w:rPr>
+        <w:t>evidence</w:t>
+      </w:r>
+      <w:r>
+        <w:rPr>
+          <w:b w:val="0"/>
+        </w:rPr>
+        <w:t xml:space="preserve"> for the new version. Preserve the original candidate and its final result, label the revision and describe the repeated case as a </w:t>
+      </w:r>
+      <w:r>
+        <w:rPr>
+          <w:b/>
+        </w:rPr>
+        <w:t>repair</w:t>
+      </w:r>
+      <w:r>
+        <w:rPr>
+          <w:b w:val="0"/>
+        </w:rPr>
+        <w:t xml:space="preserve"> check.</w:t>
+      </w:r>
+    </w:p>
+    <w:p>
+      <w:pPr>
+        <w:spacing w:line="336" w:lineRule="auto" w:after="180"/>
+        <w:shd w:fill="F1F6FC"/>
+      </w:pPr>
+      <w:r>
+        <w:rPr>
+          <w:b w:val="0"/>
+        </w:rPr>
+        <w:t>A fresh independent evaluation needs new reserved cases for the fixed revision. Save complete instructions, catalogue, requirements, version label, change history, development results and known limitations before evaluation.</w:t>
+      </w:r>
+    </w:p>
+    <w:p>
+      <w:pPr>
+        <w:pStyle w:val="Heading3"/>
+      </w:pPr>
+      <w:r>
         <w:t>Assess independent transfer</w:t>
       </w:r>
     </w:p>
     <w:p>
-      <w:r>
-        <w:t>Selected case: Equipment catalogue E lists E1 first with capacity 4 and E2 second with capacity 8. Valid whole group sizes are 1 to 10. Choose the first capacity at least the group size, or no match; invalid input needs clarification. Old U0 uses strictly greater capacity and stops at the first fit. Proposed U1 includes equality but keeps searching and returns the last fit. Independently compare U0, U1 and the requirement for groups 8 and 3. Identify the repair and regression, propose U2 and give one validation check. No booking occurs.</w:t>
-      </w:r>
-    </w:p>
-    <w:p>
       <w:pPr>
         <w:pStyle w:val="Heading3"/>
       </w:pPr>
       <w:r>
+        <w:t>Independent question · withhold the key</w:t>
+      </w:r>
+    </w:p>
+    <w:p>
+      <w:pPr>
+        <w:spacing w:line="336" w:lineRule="auto" w:after="180"/>
+        <w:shd w:fill="F5F1FB"/>
+      </w:pPr>
+      <w:r>
+        <w:rPr>
+          <w:b w:val="0"/>
+        </w:rPr>
+        <w:t>Selected case: Equipment catalogue E lists E1 first with capacity 4 and E2 second with capacity 8. Valid whole group sizes are 1 to 10.</w:t>
+      </w:r>
+    </w:p>
+    <w:p>
+      <w:pPr>
+        <w:spacing w:line="336" w:lineRule="auto" w:after="180"/>
+        <w:shd w:fill="F5F1FB"/>
+      </w:pPr>
+      <w:r>
+        <w:rPr>
+          <w:b w:val="0"/>
+        </w:rPr>
+        <w:t xml:space="preserve">Choose the first capacity at least the group size, or no match; invalid </w:t>
+      </w:r>
+      <w:r>
+        <w:rPr>
+          <w:b/>
+        </w:rPr>
+        <w:t>input</w:t>
+      </w:r>
+      <w:r>
+        <w:rPr>
+          <w:b w:val="0"/>
+        </w:rPr>
+        <w:t xml:space="preserve"> needs clarification. Old U0 uses strictly greater capacity and stops at the first fit.</w:t>
+      </w:r>
+    </w:p>
+    <w:p>
+      <w:pPr>
+        <w:spacing w:line="336" w:lineRule="auto" w:after="180"/>
+        <w:shd w:fill="F5F1FB"/>
+      </w:pPr>
+      <w:r>
+        <w:rPr>
+          <w:b w:val="0"/>
+        </w:rPr>
+        <w:t xml:space="preserve">Proposed U1 includes equality but keeps searching and returns the last fit. Independently compare U0, U1 and the requirement for groups 8 and 3. Identify the </w:t>
+      </w:r>
+      <w:r>
+        <w:rPr>
+          <w:b/>
+        </w:rPr>
+        <w:t>repair</w:t>
+      </w:r>
+      <w:r>
+        <w:rPr>
+          <w:b w:val="0"/>
+        </w:rPr>
+        <w:t xml:space="preserve"> and </w:t>
+      </w:r>
+      <w:r>
+        <w:rPr>
+          <w:b/>
+        </w:rPr>
+        <w:t>regression</w:t>
+      </w:r>
+      <w:r>
+        <w:rPr>
+          <w:b w:val="0"/>
+        </w:rPr>
+        <w:t>, propose U2 and give one validation check.</w:t>
+      </w:r>
+    </w:p>
+    <w:p>
+      <w:pPr>
+        <w:spacing w:line="336" w:lineRule="auto" w:after="180"/>
+        <w:shd w:fill="F5F1FB"/>
+      </w:pPr>
+      <w:r>
+        <w:rPr>
+          <w:b w:val="0"/>
+        </w:rPr>
+        <w:t>No booking occurs.</w:t>
+      </w:r>
+    </w:p>
+    <w:p>
+      <w:pPr>
+        <w:pStyle w:val="Heading3"/>
+      </w:pPr>
+      <w:r>
         <w:t>Selected case answer</w:t>
       </w:r>
     </w:p>
     <w:p>
-      <w:r>
-        <w:t>For 8, U0 returns no match, U1 returns E2 and the requirement is E2: equality is repaired. For 3, U0 returns E1 correctly but U1 returns E2, violating first-fit order: a regression. U2 includes equality and stops immediately at the first fit, giving E2 for 8 and E1 for 3. Preserve both old traces and rerun both cases plus wider tests. Group 0 or 11, a blank or a nonwhole size needs clarification before searching.</w:t>
+      <w:pPr>
+        <w:pStyle w:val="Heading3"/>
+      </w:pPr>
+      <w:r>
+        <w:t>Teacher key · Selected case answer</w:t>
+      </w:r>
+    </w:p>
+    <w:p>
+      <w:pPr>
+        <w:spacing w:line="336" w:lineRule="auto" w:after="180"/>
+        <w:shd w:fill="F1F6FC"/>
+      </w:pPr>
+      <w:r>
+        <w:rPr>
+          <w:b w:val="0"/>
+        </w:rPr>
+        <w:t xml:space="preserve">For 8, U0 returns no match, U1 returns E2 and the requirement is E2: equality is </w:t>
+      </w:r>
+      <w:r>
+        <w:rPr>
+          <w:b/>
+        </w:rPr>
+        <w:t>repair</w:t>
+      </w:r>
+      <w:r>
+        <w:rPr>
+          <w:b w:val="0"/>
+        </w:rPr>
+        <w:t xml:space="preserve">ed. For 3, U0 returns E1 correctly but U1 returns E2, violating first-fit order: a </w:t>
+      </w:r>
+      <w:r>
+        <w:rPr>
+          <w:b/>
+        </w:rPr>
+        <w:t>regression</w:t>
+      </w:r>
+      <w:r>
+        <w:rPr>
+          <w:b w:val="0"/>
+        </w:rPr>
+        <w:t>.</w:t>
+      </w:r>
+    </w:p>
+    <w:p>
+      <w:pPr>
+        <w:spacing w:line="336" w:lineRule="auto" w:after="180"/>
+        <w:shd w:fill="F1F6FC"/>
+      </w:pPr>
+      <w:r>
+        <w:rPr>
+          <w:b w:val="0"/>
+        </w:rPr>
+        <w:t>U2 includes equality and stops immediately at the first fit, giving E2 for 8 and E1 for 3. Preserve both old traces and rerun both cases plus wider tests.</w:t>
+      </w:r>
+    </w:p>
+    <w:p>
+      <w:pPr>
+        <w:spacing w:line="336" w:lineRule="auto" w:after="180"/>
+        <w:shd w:fill="F1F6FC"/>
+      </w:pPr>
+      <w:r>
+        <w:rPr>
+          <w:b w:val="0"/>
+        </w:rPr>
+        <w:t>Group 0 or 11, a blank or a nonwhole size needs clarification before searching.</w:t>
       </w:r>
     </w:p>
     <w:tbl>
@@ -2695,21 +5785,101 @@
       </w:tr>
     </w:tbl>
     <w:p>
-      <w:r>
-        <w:t>Record each dimension as not yet, with support, or independent. Accept a valid alternative procedure with a defensible trace. Do not penalise an honestly recorded model failure if the learner correctly explains its evidence and limits.</w:t>
-      </w:r>
-    </w:p>
-    <w:p>
       <w:pPr>
         <w:pStyle w:val="Heading3"/>
       </w:pPr>
       <w:r>
+        <w:t>Teacher key · Selected case answer</w:t>
+      </w:r>
+    </w:p>
+    <w:p>
+      <w:pPr>
+        <w:spacing w:line="336" w:lineRule="auto" w:after="180"/>
+        <w:shd w:fill="F1F6FC"/>
+      </w:pPr>
+      <w:r>
+        <w:rPr>
+          <w:b w:val="0"/>
+        </w:rPr>
+        <w:t>Record each dimension as not yet, with support, or independent. Accept a valid alternative procedure with a defensible trace.</w:t>
+      </w:r>
+    </w:p>
+    <w:p>
+      <w:pPr>
+        <w:spacing w:line="336" w:lineRule="auto" w:after="180"/>
+        <w:shd w:fill="F1F6FC"/>
+      </w:pPr>
+      <w:r>
+        <w:rPr>
+          <w:b w:val="0"/>
+        </w:rPr>
+        <w:t xml:space="preserve">Do not penalise an honestly recorded model failure if the learner correctly explains its </w:t>
+      </w:r>
+      <w:r>
+        <w:rPr>
+          <w:b/>
+        </w:rPr>
+        <w:t>evidence</w:t>
+      </w:r>
+      <w:r>
+        <w:rPr>
+          <w:b w:val="0"/>
+        </w:rPr>
+        <w:t xml:space="preserve"> and limits.</w:t>
+      </w:r>
+    </w:p>
+    <w:p>
+      <w:pPr>
+        <w:pStyle w:val="Heading3"/>
+      </w:pPr>
+      <w:r>
         <w:t>Feedback that the learner uses</w:t>
       </w:r>
     </w:p>
     <w:p>
-      <w:r>
-        <w:t>Name the earliest unsupported step and give one action to repair it. Have the learner make that repair now and explain why. Then assess the relevant skill on a fresh, fully specified case. Confirm it was not previously practised with feedback; solve and check the new case before assigning it. A follow-up design prompt is a starting brief, not automatically an equivalent test.</w:t>
+      <w:pPr>
+        <w:spacing w:line="336" w:lineRule="auto" w:after="180"/>
+      </w:pPr>
+      <w:r>
+        <w:rPr>
+          <w:b w:val="0"/>
+        </w:rPr>
+        <w:t xml:space="preserve">Name the earliest unsupported step and give one action to </w:t>
+      </w:r>
+      <w:r>
+        <w:rPr>
+          <w:b/>
+        </w:rPr>
+        <w:t>repair</w:t>
+      </w:r>
+      <w:r>
+        <w:rPr>
+          <w:b w:val="0"/>
+        </w:rPr>
+        <w:t xml:space="preserve"> it. Have the learner make that </w:t>
+      </w:r>
+      <w:r>
+        <w:rPr>
+          <w:b/>
+        </w:rPr>
+        <w:t>repair</w:t>
+      </w:r>
+      <w:r>
+        <w:rPr>
+          <w:b w:val="0"/>
+        </w:rPr>
+        <w:t xml:space="preserve"> now and explain why. Then assess the relevant skill on a fresh, fully specified case.</w:t>
+      </w:r>
+    </w:p>
+    <w:p>
+      <w:pPr>
+        <w:spacing w:line="336" w:lineRule="auto" w:after="180"/>
+      </w:pPr>
+      <w:r>
+        <w:rPr>
+          <w:b w:val="0"/>
+        </w:rPr>
+        <w:t>Confirm it was not previously practised with feedback; solve and check the new case before assigning it. A follow-up design prompt is a starting brief, not automatically an equivalent test.</w:t>
       </w:r>
     </w:p>
     <w:p>
@@ -2721,11 +5891,74 @@
       </w:r>
     </w:p>
     <w:p>
+      <w:r>
+        <w:t>Connect Improve One Cause to Helpful Classroom Sorter, adapt support and plan a later changed-case check.</w:t>
+      </w:r>
+    </w:p>
+    <w:p>
       <w:pPr>
         <w:pStyle w:val="Heading3"/>
       </w:pPr>
       <w:r>
-        <w:t>Connect and extend learning</w:t>
+        <w:t>Helpful Classroom Sorter</w:t>
+      </w:r>
+    </w:p>
+    <w:p>
+      <w:pPr>
+        <w:spacing w:line="336" w:lineRule="auto" w:after="180"/>
+      </w:pPr>
+      <w:r>
+        <w:rPr>
+          <w:b w:val="0"/>
+        </w:rPr>
+        <w:t xml:space="preserve">Create sorter version 2 with one </w:t>
+      </w:r>
+      <w:r>
+        <w:rPr>
+          <w:b/>
+        </w:rPr>
+        <w:t>evidence</w:t>
+      </w:r>
+      <w:r>
+        <w:rPr>
+          <w:b w:val="0"/>
+        </w:rPr>
+        <w:t>-linked change and a before/after test table.</w:t>
+      </w:r>
+    </w:p>
+    <w:p>
+      <w:pPr>
+        <w:spacing w:line="336" w:lineRule="auto" w:after="180"/>
+      </w:pPr>
+      <w:r>
+        <w:rPr>
+          <w:b w:val="0"/>
+        </w:rPr>
+        <w:t xml:space="preserve">Keep the decision, </w:t>
+      </w:r>
+      <w:r>
+        <w:rPr>
+          <w:b/>
+        </w:rPr>
+        <w:t>input</w:t>
+      </w:r>
+      <w:r>
+        <w:rPr>
+          <w:b w:val="0"/>
+        </w:rPr>
+        <w:t xml:space="preserve">, result, explanation and remaining limitation in the project </w:t>
+      </w:r>
+      <w:r>
+        <w:rPr>
+          <w:b/>
+        </w:rPr>
+        <w:t>evidence</w:t>
+      </w:r>
+      <w:r>
+        <w:rPr>
+          <w:b w:val="0"/>
+        </w:rPr>
+        <w:t xml:space="preserve"> record. Retrieve this record next week rather than restarting the project.</w:t>
       </w:r>
     </w:p>
     <w:p>
@@ -2733,17 +5966,54 @@
         <w:pStyle w:val="Heading3"/>
       </w:pPr>
       <w:r>
-        <w:t>Helpful Classroom Sorter</w:t>
-      </w:r>
-    </w:p>
-    <w:p>
-      <w:r>
-        <w:t>Create sorter version 2 with one evidence-linked change and a before/after test table.</w:t>
-      </w:r>
-    </w:p>
-    <w:p>
-      <w:r>
-        <w:t>Keep the decision, input, result, explanation and remaining limitation in the project evidence record. Retrieve this record next week rather than restarting the project.</w:t>
+        <w:t>Support and stretch</w:t>
+      </w:r>
+    </w:p>
+    <w:p>
+      <w:pPr>
+        <w:spacing w:line="336" w:lineRule="auto" w:after="180"/>
+      </w:pPr>
+      <w:r>
+        <w:rPr>
+          <w:b w:val="0"/>
+        </w:rPr>
+        <w:t xml:space="preserve">Use physical cards, spoken explanations and a three-stage drawing. Read aloud without giving the answer. Stretch: compare two </w:t>
+      </w:r>
+      <w:r>
+        <w:rPr>
+          <w:b/>
+        </w:rPr>
+        <w:t>mechanism</w:t>
+      </w:r>
+      <w:r>
+        <w:rPr>
+          <w:b w:val="0"/>
+        </w:rPr>
+        <w:t xml:space="preserve">s with the same visible </w:t>
+      </w:r>
+      <w:r>
+        <w:rPr>
+          <w:b/>
+        </w:rPr>
+        <w:t>output</w:t>
+      </w:r>
+      <w:r>
+        <w:rPr>
+          <w:b w:val="0"/>
+        </w:rPr>
+        <w:t xml:space="preserve"> and explain what </w:t>
+      </w:r>
+      <w:r>
+        <w:rPr>
+          <w:b/>
+        </w:rPr>
+        <w:t>evidence</w:t>
+      </w:r>
+      <w:r>
+        <w:rPr>
+          <w:b w:val="0"/>
+        </w:rPr>
+        <w:t xml:space="preserve"> distinguishes them.</w:t>
       </w:r>
     </w:p>
     <w:p>
@@ -2751,12 +6021,30 @@
         <w:pStyle w:val="Heading3"/>
       </w:pPr>
       <w:r>
-        <w:t>Support and stretch</w:t>
-      </w:r>
-    </w:p>
-    <w:p>
-      <w:r>
-        <w:t>Use physical cards, spoken explanations and a three-stage drawing. Read aloud without giving the answer. Stretch: compare two mechanisms with the same visible output and explain what evidence distinguishes them.</w:t>
+        <w:t>Exit reflection</w:t>
+      </w:r>
+    </w:p>
+    <w:p>
+      <w:pPr>
+        <w:spacing w:line="336" w:lineRule="auto" w:after="180"/>
+      </w:pPr>
+      <w:r>
+        <w:rPr>
+          <w:b w:val="0"/>
+        </w:rPr>
+        <w:t xml:space="preserve">Ask for one decision the learner can now justify and one situation requiring more </w:t>
+      </w:r>
+      <w:r>
+        <w:rPr>
+          <w:b/>
+        </w:rPr>
+        <w:t>evidence</w:t>
+      </w:r>
+      <w:r>
+        <w:rPr>
+          <w:b w:val="0"/>
+        </w:rPr>
+        <w:t xml:space="preserve"> or human review. Confidence ratings are separate from correct independent performance.</w:t>
       </w:r>
     </w:p>
     <w:p>
@@ -2764,12 +6052,30 @@
         <w:pStyle w:val="Heading3"/>
       </w:pPr>
       <w:r>
-        <w:t>Exit reflection</w:t>
-      </w:r>
-    </w:p>
-    <w:p>
-      <w:r>
-        <w:t>Ask for one decision the learner can now justify and one situation requiring more evidence or human review. Confidence ratings are separate from correct independent performance.</w:t>
+        <w:t>Bridge to the next week</w:t>
+      </w:r>
+    </w:p>
+    <w:p>
+      <w:pPr>
+        <w:spacing w:line="336" w:lineRule="auto" w:after="180"/>
+      </w:pPr>
+      <w:r>
+        <w:rPr>
+          <w:b w:val="0"/>
+        </w:rPr>
+        <w:t xml:space="preserve">Next: Week 36: Expo and Defense. Retrieve today’s </w:t>
+      </w:r>
+      <w:r>
+        <w:rPr>
+          <w:b/>
+        </w:rPr>
+        <w:t>evidence</w:t>
+      </w:r>
+      <w:r>
+        <w:rPr>
+          <w:b w:val="0"/>
+        </w:rPr>
+        <w:t xml:space="preserve"> and identify what carries forward and what is new.</w:t>
       </w:r>
     </w:p>
     <w:p>
@@ -2777,12 +6083,134 @@
         <w:pStyle w:val="Heading3"/>
       </w:pPr>
       <w:r>
-        <w:t>Bridge to the next week</w:t>
-      </w:r>
-    </w:p>
-    <w:p>
-      <w:r>
-        <w:t>Next: Week 36: Expo and Defense. Retrieve today’s evidence and identify what carries forward and what is new.</w:t>
+        <w:t>Support and fresh reassessment</w:t>
+      </w:r>
+    </w:p>
+    <w:p>
+      <w:pPr>
+        <w:spacing w:line="336" w:lineRule="auto" w:after="180"/>
+      </w:pPr>
+      <w:r>
+        <w:rPr>
+          <w:b w:val="0"/>
+        </w:rPr>
+        <w:t>Use separate cards for time or capacity, quiet, and first-match stopping so pupils can point to the changed condition. Provide change-record headings without supplying the diagnosis.</w:t>
+      </w:r>
+    </w:p>
+    <w:p>
+      <w:pPr>
+        <w:spacing w:line="336" w:lineRule="auto" w:after="180"/>
+      </w:pPr>
+      <w:r>
+        <w:rPr>
+          <w:b w:val="0"/>
+        </w:rPr>
+        <w:t xml:space="preserve">Partners may divide execution and recording, then swap; collect the independent audit before hints. Extension: explain why a higher total can still conceal a serious </w:t>
+      </w:r>
+      <w:r>
+        <w:rPr>
+          <w:b/>
+        </w:rPr>
+        <w:t>regression</w:t>
+      </w:r>
+      <w:r>
+        <w:rPr>
+          <w:b w:val="0"/>
+        </w:rPr>
+        <w:t xml:space="preserve"> and why individual failures matter.</w:t>
+      </w:r>
+    </w:p>
+    <w:p>
+      <w:pPr>
+        <w:spacing w:line="336" w:lineRule="auto" w:after="180"/>
+      </w:pPr>
+      <w:r>
+        <w:rPr>
+          <w:b w:val="0"/>
+        </w:rPr>
+        <w:t xml:space="preserve">W4 must identify U0 no match and U1 E2 for group 8, then U0 E1 and U1 E2 for group 3, with equality </w:t>
+      </w:r>
+      <w:r>
+        <w:rPr>
+          <w:b/>
+        </w:rPr>
+        <w:t>repair</w:t>
+      </w:r>
+      <w:r>
+        <w:rPr>
+          <w:b w:val="0"/>
+        </w:rPr>
+        <w:t>ed but first-match stopping broken. U2 needs both inclusive capacity and immediate first-fit stopping.</w:t>
+      </w:r>
+    </w:p>
+    <w:p>
+      <w:pPr>
+        <w:spacing w:line="336" w:lineRule="auto" w:after="180"/>
+      </w:pPr>
+      <w:r>
+        <w:rPr>
+          <w:b w:val="0"/>
+        </w:rPr>
+        <w:t xml:space="preserve">After support, retry with F1 capacity 5 then F2 capacity 9, same </w:t>
+      </w:r>
+      <w:r>
+        <w:rPr>
+          <w:b/>
+        </w:rPr>
+        <w:t>input</w:t>
+      </w:r>
+      <w:r>
+        <w:rPr>
+          <w:b w:val="0"/>
+        </w:rPr>
+        <w:t xml:space="preserve"> range: group 9 exposes the equality </w:t>
+      </w:r>
+      <w:r>
+        <w:rPr>
+          <w:b/>
+        </w:rPr>
+        <w:t>defect</w:t>
+      </w:r>
+      <w:r>
+        <w:rPr>
+          <w:b w:val="0"/>
+        </w:rPr>
+        <w:t xml:space="preserve"> and group 2 exposes the last-fit </w:t>
+      </w:r>
+      <w:r>
+        <w:rPr>
+          <w:b/>
+        </w:rPr>
+        <w:t>regression</w:t>
+      </w:r>
+      <w:r>
+        <w:rPr>
+          <w:b w:val="0"/>
+        </w:rPr>
+        <w:t>. Require fresh reasoning and one valid clarification test.</w:t>
+      </w:r>
+    </w:p>
+    <w:p>
+      <w:pPr>
+        <w:spacing w:line="336" w:lineRule="auto" w:after="180"/>
+      </w:pPr>
+      <w:r>
+        <w:rPr>
+          <w:b w:val="0"/>
+        </w:rPr>
+        <w:t xml:space="preserve">Week 36 evaluates a </w:t>
+      </w:r>
+      <w:r>
+        <w:rPr>
+          <w:b/>
+        </w:rPr>
+        <w:t>fixed candidate</w:t>
+      </w:r>
+      <w:r>
+        <w:rPr>
+          <w:b w:val="0"/>
+        </w:rPr>
+        <w:t xml:space="preserve"> with reserved cases and asks pupils to defend their project using results, failures, a baseline and explicit limitations.</w:t>
       </w:r>
     </w:p>
     <w:p>
@@ -2790,40 +6218,40 @@
         <w:pStyle w:val="Heading3"/>
       </w:pPr>
       <w:r>
-        <w:t>Support and fresh reassessment</w:t>
-      </w:r>
-    </w:p>
-    <w:p>
-      <w:r>
-        <w:t>Use separate cards for time or capacity, quiet, and first-match stopping so pupils can point to the changed condition. Provide change-record headings without supplying the diagnosis. Partners may divide execution and recording, then swap; collect the independent audit before hints. Extension: explain why a higher total can still conceal a serious regression and why individual failures matter.</w:t>
-      </w:r>
-    </w:p>
-    <w:p>
-      <w:r>
-        <w:t>W4 must identify U0 no match and U1 E2 for group 8, then U0 E1 and U1 E2 for group 3, with equality repaired but first-match stopping broken. U2 needs both inclusive capacity and immediate first-fit stopping. After support, retry with F1 capacity 5 then F2 capacity 9, same input range: group 9 exposes the equality defect and group 2 exposes the last-fit regression. Require fresh reasoning and one valid clarification test.</w:t>
-      </w:r>
-    </w:p>
-    <w:p>
-      <w:r>
-        <w:t>Week 36 evaluates a fixed candidate with reserved cases and asks pupils to defend their project using results, failures, a baseline and explicit limitations.</w:t>
-      </w:r>
-    </w:p>
-    <w:p>
-      <w:pPr>
-        <w:pStyle w:val="Heading3"/>
-      </w:pPr>
-      <w:r>
         <w:t>Plan the delayed return</w:t>
       </w:r>
     </w:p>
     <w:p>
-      <w:r>
+      <w:pPr>
+        <w:spacing w:line="336" w:lineRule="auto" w:after="180"/>
+      </w:pPr>
+      <w:r>
+        <w:rPr>
+          <w:b w:val="0"/>
+        </w:rPr>
         <w:t>Suggested return points in this level: ai-1/36. Use actual classroom dates, adjusting for holidays and gaps. One, three and six teaching weeks are scheduling choices, not a claimed optimal spacing.</w:t>
       </w:r>
     </w:p>
     <w:p>
-      <w:r>
-        <w:t>At a delayed check, ask for the idea from memory and a changed application. Compare with the earlier independent response and record support used. For a new level, revisit the previous capstone before checking the new prerequisites.</w:t>
+      <w:pPr>
+        <w:spacing w:line="336" w:lineRule="auto" w:after="180"/>
+      </w:pPr>
+      <w:r>
+        <w:rPr>
+          <w:b w:val="0"/>
+        </w:rPr>
+        <w:t>At a delayed check, ask for the idea from memory and a changed application. Compare with the earlier independent response and record support used.</w:t>
+      </w:r>
+    </w:p>
+    <w:p>
+      <w:pPr>
+        <w:spacing w:line="336" w:lineRule="auto" w:after="180"/>
+      </w:pPr>
+      <w:r>
+        <w:rPr>
+          <w:b w:val="0"/>
+        </w:rPr>
+        <w:t>For a new level, revisit the previous capstone before checking the new prerequisites.</w:t>
       </w:r>
     </w:p>
     <w:tbl>
@@ -2983,8 +6411,26 @@
       </w:tr>
     </w:tbl>
     <w:p>
-      <w:r>
-        <w:t>Use the evidence to choose reteaching or the next step. A completed page, confidence rating or attractive project does not by itself demonstrate understanding.</w:t>
+      <w:pPr>
+        <w:spacing w:line="336" w:lineRule="auto" w:after="180"/>
+      </w:pPr>
+      <w:r>
+        <w:rPr>
+          <w:b w:val="0"/>
+        </w:rPr>
+        <w:t xml:space="preserve">Use the </w:t>
+      </w:r>
+      <w:r>
+        <w:rPr>
+          <w:b/>
+        </w:rPr>
+        <w:t>evidence</w:t>
+      </w:r>
+      <w:r>
+        <w:rPr>
+          <w:b w:val="0"/>
+        </w:rPr>
+        <w:t xml:space="preserve"> to choose reteaching or the next step. A completed page, confidence rating or attractive project does not by itself demonstrate understanding.</w:t>
       </w:r>
     </w:p>
     <w:p>
@@ -2996,8 +6442,26 @@
       </w:r>
     </w:p>
     <w:p>
-      <w:r>
-        <w:t>Maintain sorter regression tests and compare complete version traces, retaining new failures rather than hiding them.</w:t>
+      <w:pPr>
+        <w:spacing w:line="336" w:lineRule="auto" w:after="180"/>
+      </w:pPr>
+      <w:r>
+        <w:rPr>
+          <w:b w:val="0"/>
+        </w:rPr>
+        <w:t xml:space="preserve">Maintain sorter </w:t>
+      </w:r>
+      <w:r>
+        <w:rPr>
+          <w:b/>
+        </w:rPr>
+        <w:t>regression</w:t>
+      </w:r>
+      <w:r>
+        <w:rPr>
+          <w:b w:val="0"/>
+        </w:rPr>
+        <w:t xml:space="preserve"> tests and compare complete version traces, retaining new failures rather than hiding them.</w:t>
       </w:r>
     </w:p>
     <w:p>
@@ -3010,12 +6474,74 @@
     </w:p>
     <w:p>
       <w:r>
-        <w:t>Teaching target: Repair a located defect without changing the agreed requirements</w:t>
-      </w:r>
-    </w:p>
-    <w:p>
-      <w:r>
-        <w:t>Prepare the labelled worked-case picture, the matching workbook, fictional input cards and a place for individual responses. No paid AI account is required for the paper reasoning activities.</w:t>
+        <w:t>Use this preparation summary alongside the detailed Improve One Cause lesson; it is a checklist rather than a replacement for the full sequence.</w:t>
+      </w:r>
+    </w:p>
+    <w:p>
+      <w:pPr>
+        <w:pStyle w:val="Heading3"/>
+      </w:pPr>
+      <w:r>
+        <w:t>Teaching target</w:t>
+      </w:r>
+    </w:p>
+    <w:p>
+      <w:pPr>
+        <w:spacing w:line="336" w:lineRule="auto" w:after="180"/>
+        <w:shd w:fill="EDF7F3"/>
+      </w:pPr>
+      <w:r>
+        <w:rPr>
+          <w:b w:val="0"/>
+        </w:rPr>
+        <w:t xml:space="preserve">Teaching target: </w:t>
+      </w:r>
+      <w:r>
+        <w:rPr>
+          <w:b/>
+        </w:rPr>
+        <w:t>Repair</w:t>
+      </w:r>
+      <w:r>
+        <w:rPr>
+          <w:b w:val="0"/>
+        </w:rPr>
+        <w:t xml:space="preserve"> a located </w:t>
+      </w:r>
+      <w:r>
+        <w:rPr>
+          <w:b/>
+        </w:rPr>
+        <w:t>defect</w:t>
+      </w:r>
+      <w:r>
+        <w:rPr>
+          <w:b w:val="0"/>
+        </w:rPr>
+        <w:t xml:space="preserve"> without changing the agreed requirements</w:t>
+      </w:r>
+    </w:p>
+    <w:p>
+      <w:pPr>
+        <w:spacing w:line="336" w:lineRule="auto" w:after="180"/>
+      </w:pPr>
+      <w:r>
+        <w:rPr>
+          <w:b w:val="0"/>
+        </w:rPr>
+        <w:t xml:space="preserve">Prepare the labelled worked-case picture, the matching workbook, fictional </w:t>
+      </w:r>
+      <w:r>
+        <w:rPr>
+          <w:b/>
+        </w:rPr>
+        <w:t>input</w:t>
+      </w:r>
+      <w:r>
+        <w:rPr>
+          <w:b w:val="0"/>
+        </w:rPr>
+        <w:t xml:space="preserve"> cards and a place for individual responses. No paid AI account is required for the paper reasoning activities.</w:t>
       </w:r>
     </w:p>
     <w:tbl>
@@ -3162,37 +6688,313 @@
       </w:tr>
     </w:tbl>
     <w:p>
-      <w:r>
-        <w:t>Before class, solve the supported practice: Plan and operate the S1 repair and regression set described in the lesson, using the appropriate catalogue version for each case. Record expected and observed results separately with reasons and traces. Summarise full passes over all attempted cases, list unrun cases separately and identify any remaining failures. Do not replace observed mistakes with worked answers.</w:t>
-      </w:r>
-    </w:p>
-    <w:p>
-      <w:r>
-        <w:t>Reasoned practice answer: Under B version 1 the listed requests yield B1, B2, no match, no match, B1, B2, no match, B1, then four clarifications for 31, blank minutes, 10.5 and Maybe. B version 2 with 12 Yes yields B3. B version 3 yields B4 for 15 No and no match for 15 Yes. There are 15 planned cases. Correct execution with correct reasons gives 15 of 15; accept honest different observations with investigation. Unrun cases are not passes and the attempted denominator must be stated.</w:t>
-      </w:r>
-    </w:p>
-    <w:p>
-      <w:r>
-        <w:t>Check every learner before discussion: Use the worked case for Improving and checking regressions. Proposed explanation: “One repaired example proves improvement everywhere”. Decide whether this explanation is supported. Point to the step or supplied fact that decides; explain your repair if needed.</w:t>
-      </w:r>
-    </w:p>
-    <w:p>
-      <w:r>
-        <w:t>Misconception repair: Check the revealing case and previously successful behaviour under recorded conditions.</w:t>
-      </w:r>
-    </w:p>
-    <w:p>
-      <w:r>
-        <w:t>Support: read the exact case aloud, enlarge the labelled picture, supply input cards and model only the first deciding step. Accept a spoken explanation or drawing; retain the reasoning goal.</w:t>
-      </w:r>
-    </w:p>
-    <w:p>
-      <w:r>
-        <w:t>Extension: Use U2, which changes &lt; to ≤ and keeps the quiet check. Require a prediction and a reason before comparing. Expected result: At 8 return A; at 6 return none. Reason: Equality is repaired while B remains ineligible because it is noisy.</w:t>
-      </w:r>
-    </w:p>
-    <w:p>
-      <w:r>
+      <w:pPr>
+        <w:spacing w:line="336" w:lineRule="auto" w:after="180"/>
+      </w:pPr>
+      <w:r>
+        <w:rPr>
+          <w:b w:val="0"/>
+        </w:rPr>
+        <w:t xml:space="preserve">Before class, solve the supported practice: Plan and operate the S1 </w:t>
+      </w:r>
+      <w:r>
+        <w:rPr>
+          <w:b/>
+        </w:rPr>
+        <w:t>repair</w:t>
+      </w:r>
+      <w:r>
+        <w:rPr>
+          <w:b w:val="0"/>
+        </w:rPr>
+        <w:t xml:space="preserve"> and </w:t>
+      </w:r>
+      <w:r>
+        <w:rPr>
+          <w:b/>
+        </w:rPr>
+        <w:t>regression</w:t>
+      </w:r>
+      <w:r>
+        <w:rPr>
+          <w:b w:val="0"/>
+        </w:rPr>
+        <w:t xml:space="preserve"> set described in the lesson, using the appropriate catalogue version for each case.</w:t>
+      </w:r>
+    </w:p>
+    <w:p>
+      <w:pPr>
+        <w:spacing w:line="336" w:lineRule="auto" w:after="180"/>
+      </w:pPr>
+      <w:r>
+        <w:rPr>
+          <w:b w:val="0"/>
+        </w:rPr>
+        <w:t>Record expected and observed results separately with reasons and traces. Summarise full passes over all attempted cases, list unrun cases separately and identify any remaining failures.</w:t>
+      </w:r>
+    </w:p>
+    <w:p>
+      <w:pPr>
+        <w:spacing w:line="336" w:lineRule="auto" w:after="180"/>
+      </w:pPr>
+      <w:r>
+        <w:rPr>
+          <w:b w:val="0"/>
+        </w:rPr>
+        <w:t>Do not replace observed mistakes with worked answers.</w:t>
+      </w:r>
+    </w:p>
+    <w:p>
+      <w:pPr>
+        <w:pStyle w:val="Heading3"/>
+      </w:pPr>
+      <w:r>
+        <w:t>Supported practice answer</w:t>
+      </w:r>
+    </w:p>
+    <w:p>
+      <w:pPr>
+        <w:spacing w:line="336" w:lineRule="auto" w:after="180"/>
+        <w:shd w:fill="F1F6FC"/>
+      </w:pPr>
+      <w:r>
+        <w:rPr>
+          <w:b w:val="0"/>
+        </w:rPr>
+        <w:t>Reasoned practice answer: Under B version 1 the listed requests yield B1, B2, no match, no match, B1, B2, no match, B1, then four clarifications for 31, blank minutes, 10.5 and Maybe. B version 2 with 12 Yes yields B3.</w:t>
+      </w:r>
+    </w:p>
+    <w:p>
+      <w:pPr>
+        <w:spacing w:line="336" w:lineRule="auto" w:after="180"/>
+        <w:shd w:fill="F1F6FC"/>
+      </w:pPr>
+      <w:r>
+        <w:rPr>
+          <w:b w:val="0"/>
+        </w:rPr>
+        <w:t xml:space="preserve">B version 3 yields B4 for 15 No and no match for 15 Yes. There are 15 planned cases. Correct execution with correct reasons gives 15 of 15; accept honest different </w:t>
+      </w:r>
+      <w:r>
+        <w:rPr>
+          <w:b/>
+        </w:rPr>
+        <w:t>observation</w:t>
+      </w:r>
+      <w:r>
+        <w:rPr>
+          <w:b w:val="0"/>
+        </w:rPr>
+        <w:t>s with investigation.</w:t>
+      </w:r>
+    </w:p>
+    <w:p>
+      <w:pPr>
+        <w:spacing w:line="336" w:lineRule="auto" w:after="180"/>
+        <w:shd w:fill="F1F6FC"/>
+      </w:pPr>
+      <w:r>
+        <w:rPr>
+          <w:b w:val="0"/>
+        </w:rPr>
+        <w:t>Unrun cases are not passes and the attempted denominator must be stated.</w:t>
+      </w:r>
+    </w:p>
+    <w:p>
+      <w:pPr>
+        <w:spacing w:line="336" w:lineRule="auto" w:after="180"/>
+      </w:pPr>
+      <w:r>
+        <w:rPr>
+          <w:b w:val="0"/>
+        </w:rPr>
+        <w:t xml:space="preserve">Check every learner before discussion: Use the worked case for Improving and checking </w:t>
+      </w:r>
+      <w:r>
+        <w:rPr>
+          <w:b/>
+        </w:rPr>
+        <w:t>regression</w:t>
+      </w:r>
+      <w:r>
+        <w:rPr>
+          <w:b w:val="0"/>
+        </w:rPr>
+        <w:t xml:space="preserve">s. Proposed explanation: “One </w:t>
+      </w:r>
+      <w:r>
+        <w:rPr>
+          <w:b/>
+        </w:rPr>
+        <w:t>repair</w:t>
+      </w:r>
+      <w:r>
+        <w:rPr>
+          <w:b w:val="0"/>
+        </w:rPr>
+        <w:t>ed example proves improvement everywhere”. Decide whether this explanation is supported.</w:t>
+      </w:r>
+    </w:p>
+    <w:p>
+      <w:pPr>
+        <w:spacing w:line="336" w:lineRule="auto" w:after="180"/>
+      </w:pPr>
+      <w:r>
+        <w:rPr>
+          <w:b w:val="0"/>
+        </w:rPr>
+        <w:t xml:space="preserve">Point to the step or supplied fact that decides; explain your </w:t>
+      </w:r>
+      <w:r>
+        <w:rPr>
+          <w:b/>
+        </w:rPr>
+        <w:t>repair</w:t>
+      </w:r>
+      <w:r>
+        <w:rPr>
+          <w:b w:val="0"/>
+        </w:rPr>
+        <w:t xml:space="preserve"> if needed.</w:t>
+      </w:r>
+    </w:p>
+    <w:p>
+      <w:pPr>
+        <w:pStyle w:val="Heading3"/>
+      </w:pPr>
+      <w:r>
+        <w:t>Repair the misconception</w:t>
+      </w:r>
+    </w:p>
+    <w:p>
+      <w:pPr>
+        <w:spacing w:line="336" w:lineRule="auto" w:after="180"/>
+        <w:shd w:fill="FFF5E6"/>
+      </w:pPr>
+      <w:r>
+        <w:rPr>
+          <w:b w:val="0"/>
+        </w:rPr>
+        <w:t xml:space="preserve">Misconception </w:t>
+      </w:r>
+      <w:r>
+        <w:rPr>
+          <w:b/>
+        </w:rPr>
+        <w:t>repair</w:t>
+      </w:r>
+      <w:r>
+        <w:rPr>
+          <w:b w:val="0"/>
+        </w:rPr>
+        <w:t>: Check the revealing case and previously successful behaviour under recorded conditions.</w:t>
+      </w:r>
+    </w:p>
+    <w:p>
+      <w:pPr>
+        <w:pStyle w:val="Heading3"/>
+      </w:pPr>
+      <w:r>
+        <w:t>Support without giving away the answer</w:t>
+      </w:r>
+    </w:p>
+    <w:p>
+      <w:pPr>
+        <w:spacing w:line="336" w:lineRule="auto" w:after="180"/>
+        <w:shd w:fill="F1F6F8"/>
+      </w:pPr>
+      <w:r>
+        <w:rPr>
+          <w:b w:val="0"/>
+        </w:rPr>
+        <w:t xml:space="preserve">Support: read the exact case aloud, enlarge the labelled picture, supply </w:t>
+      </w:r>
+      <w:r>
+        <w:rPr>
+          <w:b/>
+        </w:rPr>
+        <w:t>input</w:t>
+      </w:r>
+      <w:r>
+        <w:rPr>
+          <w:b w:val="0"/>
+        </w:rPr>
+        <w:t xml:space="preserve"> cards and model only the first deciding step. Accept a spoken explanation or drawing; retain the reasoning goal.</w:t>
+      </w:r>
+    </w:p>
+    <w:p>
+      <w:pPr>
+        <w:pStyle w:val="Heading3"/>
+      </w:pPr>
+      <w:r>
+        <w:t>Extend the reasoning</w:t>
+      </w:r>
+    </w:p>
+    <w:p>
+      <w:pPr>
+        <w:spacing w:line="336" w:lineRule="auto" w:after="180"/>
+        <w:shd w:fill="F5F1FB"/>
+      </w:pPr>
+      <w:r>
+        <w:rPr>
+          <w:b w:val="0"/>
+        </w:rPr>
+        <w:t xml:space="preserve">Extension: Use U2, which changes &lt; to ≤ and keeps the quiet check. Require a </w:t>
+      </w:r>
+      <w:r>
+        <w:rPr>
+          <w:b/>
+        </w:rPr>
+        <w:t>prediction</w:t>
+      </w:r>
+      <w:r>
+        <w:rPr>
+          <w:b w:val="0"/>
+        </w:rPr>
+        <w:t xml:space="preserve"> and a reason before comparing. Expected result: At 8 return A; at 6 return none.</w:t>
+      </w:r>
+    </w:p>
+    <w:p>
+      <w:pPr>
+        <w:spacing w:line="336" w:lineRule="auto" w:after="180"/>
+        <w:shd w:fill="F5F1FB"/>
+      </w:pPr>
+      <w:r>
+        <w:rPr>
+          <w:b w:val="0"/>
+        </w:rPr>
+        <w:t xml:space="preserve">Reason: Equality is </w:t>
+      </w:r>
+      <w:r>
+        <w:rPr>
+          <w:b/>
+        </w:rPr>
+        <w:t>repair</w:t>
+      </w:r>
+      <w:r>
+        <w:rPr>
+          <w:b w:val="0"/>
+        </w:rPr>
+        <w:t>ed while B remains ineligible because it is noisy.</w:t>
+      </w:r>
+    </w:p>
+    <w:p>
+      <w:pPr>
+        <w:pStyle w:val="Heading3"/>
+      </w:pPr>
+      <w:r>
+        <w:t>Protect the independent attempt</w:t>
+      </w:r>
+    </w:p>
+    <w:p>
+      <w:pPr>
+        <w:spacing w:line="336" w:lineRule="auto" w:after="180"/>
+        <w:shd w:fill="FFF5E6"/>
+      </w:pPr>
+      <w:r>
+        <w:rPr>
+          <w:b w:val="0"/>
+        </w:rPr>
         <w:t>Independent assessment: withhold the reserved answer until the learner has attempted the new case. Record support separately from correctness.</w:t>
       </w:r>
     </w:p>
@@ -3381,13 +7183,58 @@
       </w:tr>
     </w:tbl>
     <w:p>
-      <w:r>
-        <w:t>Project checkpoint: Present and defend. Demonstrate the system, explain one failure and justify the next improvement with evidence.</w:t>
-      </w:r>
-    </w:p>
-    <w:p>
-      <w:r>
-        <w:t>Use the weekly teacher answer for topic-specific reasoning. A saved progress tick is an activity record; judge mastery from the learner’s explanation and evidence.</w:t>
+      <w:pPr>
+        <w:pStyle w:val="Heading3"/>
+      </w:pPr>
+      <w:r>
+        <w:t>Project checkpoint</w:t>
+      </w:r>
+    </w:p>
+    <w:p>
+      <w:pPr>
+        <w:spacing w:line="336" w:lineRule="auto" w:after="180"/>
+        <w:shd w:fill="EDF7F3"/>
+      </w:pPr>
+      <w:r>
+        <w:rPr>
+          <w:b w:val="0"/>
+        </w:rPr>
+        <w:t xml:space="preserve">Project checkpoint: Present and defend. Demonstrate the system, explain one failure and justify the next improvement with </w:t>
+      </w:r>
+      <w:r>
+        <w:rPr>
+          <w:b/>
+        </w:rPr>
+        <w:t>evidence</w:t>
+      </w:r>
+      <w:r>
+        <w:rPr>
+          <w:b w:val="0"/>
+        </w:rPr>
+        <w:t>.</w:t>
+      </w:r>
+    </w:p>
+    <w:p>
+      <w:pPr>
+        <w:spacing w:line="336" w:lineRule="auto" w:after="180"/>
+      </w:pPr>
+      <w:r>
+        <w:rPr>
+          <w:b w:val="0"/>
+        </w:rPr>
+        <w:t xml:space="preserve">Use the weekly teacher answer for topic-specific reasoning. A saved progress tick is an activity record; judge mastery from the learner’s explanation and </w:t>
+      </w:r>
+      <w:r>
+        <w:rPr>
+          <w:b/>
+        </w:rPr>
+        <w:t>evidence</w:t>
+      </w:r>
+      <w:r>
+        <w:rPr>
+          <w:b w:val="0"/>
+        </w:rPr>
+        <w:t>.</w:t>
       </w:r>
     </w:p>
     <w:p>
@@ -3400,27 +7247,1024 @@
     </w:p>
     <w:p>
       <w:r>
-        <w:t>Use the two formative questions as supported practice, not as independent mastery scores. Discuss the deciding evidence rather than accepting a guessed selection.</w:t>
-      </w:r>
-    </w:p>
-    <w:p>
-      <w:r>
+        <w:t>Use feedback, earlier review and portfolios purposefully. Apply the coding routine only when this lesson has an executable lab.</w:t>
+      </w:r>
+    </w:p>
+    <w:p>
+      <w:pPr>
+        <w:spacing w:line="336" w:lineRule="auto" w:after="180"/>
+      </w:pPr>
+      <w:r>
+        <w:rPr>
+          <w:b w:val="0"/>
+        </w:rPr>
+        <w:t xml:space="preserve">Use the two formative questions as supported practice, not as independent mastery scores. Discuss the deciding </w:t>
+      </w:r>
+      <w:r>
+        <w:rPr>
+          <w:b/>
+        </w:rPr>
+        <w:t>evidence</w:t>
+      </w:r>
+      <w:r>
+        <w:rPr>
+          <w:b w:val="0"/>
+        </w:rPr>
+        <w:t xml:space="preserve"> rather than accepting a guessed selection.</w:t>
+      </w:r>
+    </w:p>
+    <w:p>
+      <w:pPr>
+        <w:spacing w:line="336" w:lineRule="auto" w:after="180"/>
+      </w:pPr>
+      <w:r>
+        <w:rPr>
+          <w:b w:val="0"/>
+        </w:rPr>
         <w:t>The feedback comes from the reviewed public worked case. Do not reveal the separately reserved independent teacher answer until the learner has attempted that case.</w:t>
       </w:r>
     </w:p>
     <w:p>
-      <w:r>
-        <w:t>Ask students to predict before running code. Preserve errors and actual outputs; collect a changed test and an explanation. The branch-boundary and indexing lessons deliberately include failure cases.</w:t>
-      </w:r>
-    </w:p>
-    <w:p>
-      <w:r>
+      <w:pPr>
+        <w:pStyle w:val="Heading3"/>
+      </w:pPr>
+      <w:r>
+        <w:t>For later coding lessons</w:t>
+      </w:r>
+    </w:p>
+    <w:p>
+      <w:r>
+        <w:t>This week has no code block. Use this routine when a later lesson includes an executable lab.</w:t>
+      </w:r>
+    </w:p>
+    <w:p>
+      <w:pPr>
+        <w:spacing w:line="336" w:lineRule="auto" w:after="180"/>
+        <w:shd w:fill="F1F6F8"/>
+      </w:pPr>
+      <w:r>
+        <w:rPr>
+          <w:b w:val="0"/>
+        </w:rPr>
+        <w:t xml:space="preserve">Ask students to predict before running code. Preserve errors and actual </w:t>
+      </w:r>
+      <w:r>
+        <w:rPr>
+          <w:b/>
+        </w:rPr>
+        <w:t>output</w:t>
+      </w:r>
+      <w:r>
+        <w:rPr>
+          <w:b w:val="0"/>
+        </w:rPr>
+        <w:t>s; collect a changed test and an explanation. The branch-boundary and indexing lessons deliberately include failure cases.</w:t>
+      </w:r>
+    </w:p>
+    <w:p>
+      <w:pPr>
+        <w:spacing w:line="336" w:lineRule="auto" w:after="180"/>
+      </w:pPr>
+      <w:r>
+        <w:rPr>
+          <w:b w:val="0"/>
+        </w:rPr>
         <w:t>Use the earlier worked-explanation links to address a specific missing building block, then return to the current question. Adapt this suggestion after observing the learner; it is not an automatic diagnosis.</w:t>
       </w:r>
     </w:p>
     <w:p>
-      <w:r>
-        <w:t>Collect the completed-work portfolio as evidence. Record support separately from correctness, and assess explanation, trace/test and limitations. Progress ticks and quiz selections alone do not establish mastery.</w:t>
+      <w:pPr>
+        <w:spacing w:line="336" w:lineRule="auto" w:after="180"/>
+      </w:pPr>
+      <w:r>
+        <w:rPr>
+          <w:b w:val="0"/>
+        </w:rPr>
+        <w:t xml:space="preserve">Collect the completed-work portfolio as </w:t>
+      </w:r>
+      <w:r>
+        <w:rPr>
+          <w:b/>
+        </w:rPr>
+        <w:t>evidence</w:t>
+      </w:r>
+      <w:r>
+        <w:rPr>
+          <w:b w:val="0"/>
+        </w:rPr>
+        <w:t>. Record support separately from correctness, and assess explanation, trace/test and limitations. Progress ticks and quiz selections alone do not establish mastery.</w:t>
+      </w:r>
+    </w:p>
+    <w:p>
+      <w:pPr>
+        <w:pStyle w:val="Heading1"/>
+      </w:pPr>
+      <w:r>
+        <w:t>09. Visual concept journey</w:t>
+      </w:r>
+    </w:p>
+    <w:p>
+      <w:r>
+        <w:t>Show one Improve One Cause graphic at a time, request a prediction and discuss its trace before the independent assessment.</w:t>
+      </w:r>
+    </w:p>
+    <w:p>
+      <w:pPr>
+        <w:spacing w:line="336" w:lineRule="auto" w:after="180"/>
+      </w:pPr>
+      <w:r>
+        <w:rPr>
+          <w:b w:val="0"/>
+        </w:rPr>
+        <w:t xml:space="preserve">Use one picture at a time. Hide a worked result before asking for a </w:t>
+      </w:r>
+      <w:r>
+        <w:rPr>
+          <w:b/>
+        </w:rPr>
+        <w:t>prediction</w:t>
+      </w:r>
+      <w:r>
+        <w:rPr>
+          <w:b w:val="0"/>
+        </w:rPr>
+        <w:t>, then reveal it for feedback. These are supported teaching cases; retain the separate independent assessment for a fresh first attempt.</w:t>
+      </w:r>
+    </w:p>
+    <w:p>
+      <w:pPr>
+        <w:pStyle w:val="Heading3"/>
+      </w:pPr>
+      <w:r>
+        <w:t>01. Improve One Cause: the case</w:t>
+      </w:r>
+    </w:p>
+    <w:p>
+      <w:r>
+        <w:drawing>
+          <wp:inline xmlns:a="http://schemas.openxmlformats.org/drawingml/2006/main" xmlns:pic="http://schemas.openxmlformats.org/drawingml/2006/picture">
+            <wp:extent cx="5486400" cy="2840736"/>
+            <wp:docPr id="2" name="Picture 2" descr="A fictional quiet-activity chooser has a boundary bug and a proposed repair. Supplied facts: A: quiet Yes, 8 minutes; B: quiet No, 5 minutes. Request quiet required Yes. U0 accepts only duration&lt;available time. U1 fixes ≤ but accidentally removes the quiet requirement."/>
+            <wp:cNvGraphicFramePr>
+              <a:graphicFrameLocks noChangeAspect="1"/>
+            </wp:cNvGraphicFramePr>
+            <a:graphic>
+              <a:graphicData uri="http://schemas.openxmlformats.org/drawingml/2006/picture">
+                <pic:pic>
+                  <pic:nvPicPr>
+                    <pic:cNvPr id="0" name="academy-story-ai-1-35-01.png"/>
+                    <pic:cNvPicPr/>
+                  </pic:nvPicPr>
+                  <pic:blipFill>
+                    <a:blip r:embed="rId10"/>
+                    <a:stretch>
+                      <a:fillRect/>
+                    </a:stretch>
+                  </pic:blipFill>
+                  <pic:spPr>
+                    <a:xfrm>
+                      <a:off x="0" y="0"/>
+                      <a:ext cx="5486400" cy="2840736"/>
+                    </a:xfrm>
+                    <a:prstGeom prst="rect"/>
+                  </pic:spPr>
+                </pic:pic>
+              </a:graphicData>
+            </a:graphic>
+          </wp:inline>
+        </w:drawing>
+      </w:r>
+    </w:p>
+    <w:p>
+      <w:pPr>
+        <w:spacing w:line="336" w:lineRule="auto" w:after="180"/>
+      </w:pPr>
+      <w:r>
+        <w:rPr>
+          <w:b w:val="0"/>
+        </w:rPr>
+        <w:t xml:space="preserve">A fictional quiet-activity chooser has a boundary bug and a proposed </w:t>
+      </w:r>
+      <w:r>
+        <w:rPr>
+          <w:b/>
+        </w:rPr>
+        <w:t>repair</w:t>
+      </w:r>
+      <w:r>
+        <w:rPr>
+          <w:b w:val="0"/>
+        </w:rPr>
+        <w:t>. Supplied facts: A: quiet Yes, 8 minutes; B: quiet No, 5 minutes. Request quiet required Yes. U0 accepts only duration&lt;available time.</w:t>
+      </w:r>
+    </w:p>
+    <w:p>
+      <w:pPr>
+        <w:spacing w:line="336" w:lineRule="auto" w:after="180"/>
+      </w:pPr>
+      <w:r>
+        <w:rPr>
+          <w:b w:val="0"/>
+        </w:rPr>
+        <w:t>U1 fixes ≤ but accidentally removes the quiet requirement.</w:t>
+      </w:r>
+    </w:p>
+    <w:p>
+      <w:pPr>
+        <w:spacing w:line="336" w:lineRule="auto" w:after="180"/>
+        <w:shd w:fill="F5F1FB"/>
+      </w:pPr>
+      <w:r>
+        <w:rPr>
+          <w:b w:val="0"/>
+        </w:rPr>
+        <w:t>Point to the given fact that matters most. Explain why it matters.</w:t>
+      </w:r>
+    </w:p>
+    <w:p>
+      <w:pPr>
+        <w:pStyle w:val="Heading3"/>
+      </w:pPr>
+      <w:r>
+        <w:t>Discuss while showing the picture</w:t>
+      </w:r>
+    </w:p>
+    <w:p>
+      <w:pPr>
+        <w:spacing w:line="336" w:lineRule="auto" w:after="180"/>
+        <w:shd w:fill="F1F6F8"/>
+      </w:pPr>
+      <w:r>
+        <w:rPr>
+          <w:b w:val="0"/>
+        </w:rPr>
+        <w:t>Teacher prompt: Point to the given fact that matters most. Explain why it matters. Ask learners to describe one label or arrow in ordinary words. Use the adjacent transcript if the image is difficult to see.</w:t>
+      </w:r>
+    </w:p>
+    <w:p>
+      <w:pPr>
+        <w:pStyle w:val="Heading3"/>
+      </w:pPr>
+      <w:r>
+        <w:t>02. Follow the deciding steps</w:t>
+      </w:r>
+    </w:p>
+    <w:p>
+      <w:r>
+        <w:drawing>
+          <wp:inline xmlns:a="http://schemas.openxmlformats.org/drawingml/2006/main" xmlns:pic="http://schemas.openxmlformats.org/drawingml/2006/picture">
+            <wp:extent cx="5486400" cy="4005072"/>
+            <wp:docPr id="3" name="Picture 3" descr="Boundary failure: At 8 minutes, U0 rejects A and rejects noisy B: none. → Expected repair: Correct logic must allow A when time equals 8. → Regression case: At 6 quiet-required minutes, correct output is none. → Bad revision: U1 selects noisy B at 6; fixing equality introduced a new failure."/>
+            <wp:cNvGraphicFramePr>
+              <a:graphicFrameLocks noChangeAspect="1"/>
+            </wp:cNvGraphicFramePr>
+            <a:graphic>
+              <a:graphicData uri="http://schemas.openxmlformats.org/drawingml/2006/picture">
+                <pic:pic>
+                  <pic:nvPicPr>
+                    <pic:cNvPr id="0" name="academy-story-ai-1-35-02.png"/>
+                    <pic:cNvPicPr/>
+                  </pic:nvPicPr>
+                  <pic:blipFill>
+                    <a:blip r:embed="rId11"/>
+                    <a:stretch>
+                      <a:fillRect/>
+                    </a:stretch>
+                  </pic:blipFill>
+                  <pic:spPr>
+                    <a:xfrm>
+                      <a:off x="0" y="0"/>
+                      <a:ext cx="5486400" cy="4005072"/>
+                    </a:xfrm>
+                    <a:prstGeom prst="rect"/>
+                  </pic:spPr>
+                </pic:pic>
+              </a:graphicData>
+            </a:graphic>
+          </wp:inline>
+        </w:drawing>
+      </w:r>
+    </w:p>
+    <w:p>
+      <w:pPr>
+        <w:spacing w:line="336" w:lineRule="auto" w:after="180"/>
+      </w:pPr>
+      <w:r>
+        <w:rPr>
+          <w:b w:val="0"/>
+        </w:rPr>
+        <w:t xml:space="preserve">Boundary failure: At 8 minutes, U0 rejects A and rejects noisy B: none. → Expected </w:t>
+      </w:r>
+      <w:r>
+        <w:rPr>
+          <w:b/>
+        </w:rPr>
+        <w:t>repair</w:t>
+      </w:r>
+      <w:r>
+        <w:rPr>
+          <w:b w:val="0"/>
+        </w:rPr>
+        <w:t xml:space="preserve">: Correct logic must allow A when time equals 8. → </w:t>
+      </w:r>
+      <w:r>
+        <w:rPr>
+          <w:b/>
+        </w:rPr>
+        <w:t>Regression</w:t>
+      </w:r>
+      <w:r>
+        <w:rPr>
+          <w:b w:val="0"/>
+        </w:rPr>
+        <w:t xml:space="preserve"> case: At 6 quiet-required minutes, correct </w:t>
+      </w:r>
+      <w:r>
+        <w:rPr>
+          <w:b/>
+        </w:rPr>
+        <w:t>output</w:t>
+      </w:r>
+      <w:r>
+        <w:rPr>
+          <w:b w:val="0"/>
+        </w:rPr>
+        <w:t xml:space="preserve"> is none. → Bad revision: U1 selects noisy B at 6; fixing equality introduced a new failure.</w:t>
+      </w:r>
+    </w:p>
+    <w:p>
+      <w:pPr>
+        <w:spacing w:line="336" w:lineRule="auto" w:after="180"/>
+        <w:shd w:fill="F5F1FB"/>
+      </w:pPr>
+      <w:r>
+        <w:rPr>
+          <w:b w:val="0"/>
+        </w:rPr>
+        <w:t xml:space="preserve">Point to each numbered stage and explain which recorded </w:t>
+      </w:r>
+      <w:r>
+        <w:rPr>
+          <w:b/>
+        </w:rPr>
+        <w:t>input</w:t>
+      </w:r>
+      <w:r>
+        <w:rPr>
+          <w:b w:val="0"/>
+        </w:rPr>
+        <w:t xml:space="preserve"> it uses.</w:t>
+      </w:r>
+    </w:p>
+    <w:p>
+      <w:pPr>
+        <w:pStyle w:val="Heading3"/>
+      </w:pPr>
+      <w:r>
+        <w:t>Discuss while showing the picture</w:t>
+      </w:r>
+    </w:p>
+    <w:p>
+      <w:pPr>
+        <w:spacing w:line="336" w:lineRule="auto" w:after="180"/>
+        <w:shd w:fill="F1F6F8"/>
+      </w:pPr>
+      <w:r>
+        <w:rPr>
+          <w:b w:val="0"/>
+        </w:rPr>
+        <w:t xml:space="preserve">Teacher prompt: Point to each numbered stage and explain which recorded </w:t>
+      </w:r>
+      <w:r>
+        <w:rPr>
+          <w:b/>
+        </w:rPr>
+        <w:t>input</w:t>
+      </w:r>
+      <w:r>
+        <w:rPr>
+          <w:b w:val="0"/>
+        </w:rPr>
+        <w:t xml:space="preserve"> it uses. Ask learners to describe one label or arrow in ordinary words. Use the adjacent transcript if the image is difficult to see.</w:t>
+      </w:r>
+    </w:p>
+    <w:p>
+      <w:pPr>
+        <w:pStyle w:val="Heading3"/>
+      </w:pPr>
+      <w:r>
+        <w:t>03. A repair with evidence</w:t>
+      </w:r>
+    </w:p>
+    <w:p>
+      <w:r>
+        <w:drawing>
+          <wp:inline xmlns:a="http://schemas.openxmlformats.org/drawingml/2006/main" xmlns:pic="http://schemas.openxmlformats.org/drawingml/2006/picture">
+            <wp:extent cx="5486400" cy="2834640"/>
+            <wp:docPr id="4" name="Picture 4" descr="A repair with evidence. Keep the failing trace | Save a new version | Rerun the revealing case. Name the broken requirement | Correct the faulty step | Rerun earlier passing cases. Keep input and catalogue labels | Record what changed | Keep every result and limit"/>
+            <wp:cNvGraphicFramePr>
+              <a:graphicFrameLocks noChangeAspect="1"/>
+            </wp:cNvGraphicFramePr>
+            <a:graphic>
+              <a:graphicData uri="http://schemas.openxmlformats.org/drawingml/2006/picture">
+                <pic:pic>
+                  <pic:nvPicPr>
+                    <pic:cNvPr id="0" name="academy-story-ai-1-35-03.png"/>
+                    <pic:cNvPicPr/>
+                  </pic:nvPicPr>
+                  <pic:blipFill>
+                    <a:blip r:embed="rId12"/>
+                    <a:stretch>
+                      <a:fillRect/>
+                    </a:stretch>
+                  </pic:blipFill>
+                  <pic:spPr>
+                    <a:xfrm>
+                      <a:off x="0" y="0"/>
+                      <a:ext cx="5486400" cy="2834640"/>
+                    </a:xfrm>
+                    <a:prstGeom prst="rect"/>
+                  </pic:spPr>
+                </pic:pic>
+              </a:graphicData>
+            </a:graphic>
+          </wp:inline>
+        </w:drawing>
+      </w:r>
+    </w:p>
+    <w:p>
+      <w:pPr>
+        <w:spacing w:line="336" w:lineRule="auto" w:after="180"/>
+      </w:pPr>
+      <w:r>
+        <w:rPr>
+          <w:b w:val="0"/>
+        </w:rPr>
+        <w:t xml:space="preserve">A </w:t>
+      </w:r>
+      <w:r>
+        <w:rPr>
+          <w:b/>
+        </w:rPr>
+        <w:t>repair</w:t>
+      </w:r>
+      <w:r>
+        <w:rPr>
+          <w:b w:val="0"/>
+        </w:rPr>
+        <w:t xml:space="preserve"> with </w:t>
+      </w:r>
+      <w:r>
+        <w:rPr>
+          <w:b/>
+        </w:rPr>
+        <w:t>evidence</w:t>
+      </w:r>
+      <w:r>
+        <w:rPr>
+          <w:b w:val="0"/>
+        </w:rPr>
+        <w:t>. Keep the failing trace | Save a new version | Rerun the revealing case. Name the broken requirement | Correct the faulty step | Rerun earlier passing cases.</w:t>
+      </w:r>
+    </w:p>
+    <w:p>
+      <w:pPr>
+        <w:spacing w:line="336" w:lineRule="auto" w:after="180"/>
+      </w:pPr>
+      <w:r>
+        <w:rPr>
+          <w:b w:val="0"/>
+        </w:rPr>
+        <w:t xml:space="preserve">Keep </w:t>
+      </w:r>
+      <w:r>
+        <w:rPr>
+          <w:b/>
+        </w:rPr>
+        <w:t>input</w:t>
+      </w:r>
+      <w:r>
+        <w:rPr>
+          <w:b w:val="0"/>
+        </w:rPr>
+        <w:t xml:space="preserve"> and catalogue labels | Record what changed | Keep every result and limit</w:t>
+      </w:r>
+    </w:p>
+    <w:p>
+      <w:pPr>
+        <w:spacing w:line="336" w:lineRule="auto" w:after="180"/>
+        <w:shd w:fill="F5F1FB"/>
+      </w:pPr>
+      <w:r>
+        <w:rPr>
+          <w:b w:val="0"/>
+        </w:rPr>
+        <w:t>Read the labels and values. Explain the relationship the model shows.</w:t>
+      </w:r>
+    </w:p>
+    <w:p>
+      <w:pPr>
+        <w:pStyle w:val="Heading3"/>
+      </w:pPr>
+      <w:r>
+        <w:t>Discuss while showing the picture</w:t>
+      </w:r>
+    </w:p>
+    <w:p>
+      <w:pPr>
+        <w:spacing w:line="336" w:lineRule="auto" w:after="180"/>
+        <w:shd w:fill="F1F6F8"/>
+      </w:pPr>
+      <w:r>
+        <w:rPr>
+          <w:b w:val="0"/>
+        </w:rPr>
+        <w:t>Teacher prompt: Read the labels and values. Explain the relationship the model shows. Ask learners to describe one label or arrow in ordinary words. Use the adjacent transcript if the image is difficult to see.</w:t>
+      </w:r>
+    </w:p>
+    <w:p>
+      <w:pPr>
+        <w:pStyle w:val="Heading3"/>
+      </w:pPr>
+      <w:r>
+        <w:t>04. Change one thing. Trace what follows.</w:t>
+      </w:r>
+    </w:p>
+    <w:p>
+      <w:r>
+        <w:drawing>
+          <wp:inline xmlns:a="http://schemas.openxmlformats.org/drawingml/2006/main" xmlns:pic="http://schemas.openxmlformats.org/drawingml/2006/picture">
+            <wp:extent cx="5486400" cy="3026664"/>
+            <wp:docPr id="5" name="Picture 5" descr="Original case: U1 selects noisy B at 6; fixing equality introduced a new failure. Changed condition: Use U2, which changes &lt; to ≤ and keeps the quiet check. Expected result: At 8 return A; at 6 return none. Reason: Equality is repaired while B remains ineligible because it is noisy."/>
+            <wp:cNvGraphicFramePr>
+              <a:graphicFrameLocks noChangeAspect="1"/>
+            </wp:cNvGraphicFramePr>
+            <a:graphic>
+              <a:graphicData uri="http://schemas.openxmlformats.org/drawingml/2006/picture">
+                <pic:pic>
+                  <pic:nvPicPr>
+                    <pic:cNvPr id="0" name="academy-story-ai-1-35-04.png"/>
+                    <pic:cNvPicPr/>
+                  </pic:nvPicPr>
+                  <pic:blipFill>
+                    <a:blip r:embed="rId13"/>
+                    <a:stretch>
+                      <a:fillRect/>
+                    </a:stretch>
+                  </pic:blipFill>
+                  <pic:spPr>
+                    <a:xfrm>
+                      <a:off x="0" y="0"/>
+                      <a:ext cx="5486400" cy="3026664"/>
+                    </a:xfrm>
+                    <a:prstGeom prst="rect"/>
+                  </pic:spPr>
+                </pic:pic>
+              </a:graphicData>
+            </a:graphic>
+          </wp:inline>
+        </w:drawing>
+      </w:r>
+    </w:p>
+    <w:p>
+      <w:pPr>
+        <w:spacing w:line="336" w:lineRule="auto" w:after="180"/>
+      </w:pPr>
+      <w:r>
+        <w:rPr>
+          <w:b w:val="0"/>
+        </w:rPr>
+        <w:t>Original case: U1 selects noisy B at 6; fixing equality introduced a new failure. Changed condition: Use U2, which changes &lt; to ≤ and keeps the quiet check. Expected result: At 8 return A; at 6 return none.</w:t>
+      </w:r>
+    </w:p>
+    <w:p>
+      <w:pPr>
+        <w:spacing w:line="336" w:lineRule="auto" w:after="180"/>
+      </w:pPr>
+      <w:r>
+        <w:rPr>
+          <w:b w:val="0"/>
+        </w:rPr>
+        <w:t xml:space="preserve">Reason: Equality is </w:t>
+      </w:r>
+      <w:r>
+        <w:rPr>
+          <w:b/>
+        </w:rPr>
+        <w:t>repair</w:t>
+      </w:r>
+      <w:r>
+        <w:rPr>
+          <w:b w:val="0"/>
+        </w:rPr>
+        <w:t>ed while B remains ineligible because it is noisy.</w:t>
+      </w:r>
+    </w:p>
+    <w:p>
+      <w:pPr>
+        <w:spacing w:line="336" w:lineRule="auto" w:after="180"/>
+        <w:shd w:fill="F5F1FB"/>
+      </w:pPr>
+      <w:r>
+        <w:rPr>
+          <w:b w:val="0"/>
+        </w:rPr>
+        <w:t>Predict before checking the worked changed-case result. Name what changed and what the supplied facts allow you to conclude.</w:t>
+      </w:r>
+    </w:p>
+    <w:p>
+      <w:pPr>
+        <w:pStyle w:val="Heading3"/>
+      </w:pPr>
+      <w:r>
+        <w:t>Discuss while showing the picture</w:t>
+      </w:r>
+    </w:p>
+    <w:p>
+      <w:pPr>
+        <w:spacing w:line="336" w:lineRule="auto" w:after="180"/>
+        <w:shd w:fill="F1F6F8"/>
+      </w:pPr>
+      <w:r>
+        <w:rPr>
+          <w:b w:val="0"/>
+        </w:rPr>
+        <w:t>Teacher prompt: Predict before checking the worked changed-case result. Name what changed and what the supplied facts allow you to conclude. Ask learners to describe one label or arrow in ordinary words.</w:t>
+      </w:r>
+    </w:p>
+    <w:p>
+      <w:pPr>
+        <w:spacing w:line="336" w:lineRule="auto" w:after="180"/>
+        <w:shd w:fill="F1F6F8"/>
+      </w:pPr>
+      <w:r>
+        <w:rPr>
+          <w:b w:val="0"/>
+        </w:rPr>
+        <w:t xml:space="preserve">Use the adjacent transcript if the image is difficult to see. Changed-case reasoning: Equality is </w:t>
+      </w:r>
+      <w:r>
+        <w:rPr>
+          <w:b/>
+        </w:rPr>
+        <w:t>repair</w:t>
+      </w:r>
+      <w:r>
+        <w:rPr>
+          <w:b w:val="0"/>
+        </w:rPr>
+        <w:t>ed while B remains ineligible because it is noisy.</w:t>
+      </w:r>
+    </w:p>
+    <w:p>
+      <w:pPr>
+        <w:pStyle w:val="Heading3"/>
+      </w:pPr>
+      <w:r>
+        <w:t>05. Connect the explanation to its limit</w:t>
+      </w:r>
+    </w:p>
+    <w:p>
+      <w:r>
+        <w:drawing>
+          <wp:inline xmlns:a="http://schemas.openxmlformats.org/drawingml/2006/main" xmlns:pic="http://schemas.openxmlformats.org/drawingml/2006/picture">
+            <wp:extent cx="5486400" cy="2834640"/>
+            <wp:docPr id="6" name="Picture 6" descr="A repair must preserve the full contract, not just make one failing example pass. The quiet condition and duration comparison are separate requirements. Changing only the inequality targets the recorded cause; removing the quiet check changes another behavior. Save previously passing cases to reveal such regressions. Limit: Two examples establish only these outcomes; further cases are needed before generalising the repair."/>
+            <wp:cNvGraphicFramePr>
+              <a:graphicFrameLocks noChangeAspect="1"/>
+            </wp:cNvGraphicFramePr>
+            <a:graphic>
+              <a:graphicData uri="http://schemas.openxmlformats.org/drawingml/2006/picture">
+                <pic:pic>
+                  <pic:nvPicPr>
+                    <pic:cNvPr id="0" name="academy-story-ai-1-35-05.png"/>
+                    <pic:cNvPicPr/>
+                  </pic:nvPicPr>
+                  <pic:blipFill>
+                    <a:blip r:embed="rId14"/>
+                    <a:stretch>
+                      <a:fillRect/>
+                    </a:stretch>
+                  </pic:blipFill>
+                  <pic:spPr>
+                    <a:xfrm>
+                      <a:off x="0" y="0"/>
+                      <a:ext cx="5486400" cy="2834640"/>
+                    </a:xfrm>
+                    <a:prstGeom prst="rect"/>
+                  </pic:spPr>
+                </pic:pic>
+              </a:graphicData>
+            </a:graphic>
+          </wp:inline>
+        </w:drawing>
+      </w:r>
+    </w:p>
+    <w:p>
+      <w:pPr>
+        <w:spacing w:line="336" w:lineRule="auto" w:after="180"/>
+      </w:pPr>
+      <w:r>
+        <w:rPr>
+          <w:b w:val="0"/>
+        </w:rPr>
+        <w:t xml:space="preserve">A </w:t>
+      </w:r>
+      <w:r>
+        <w:rPr>
+          <w:b/>
+        </w:rPr>
+        <w:t>repair</w:t>
+      </w:r>
+      <w:r>
+        <w:rPr>
+          <w:b w:val="0"/>
+        </w:rPr>
+        <w:t xml:space="preserve"> must preserve the full contract, not just make one failing example pass. The quiet condition and duration comparison are separate requirements.</w:t>
+      </w:r>
+    </w:p>
+    <w:p>
+      <w:pPr>
+        <w:spacing w:line="336" w:lineRule="auto" w:after="180"/>
+      </w:pPr>
+      <w:r>
+        <w:rPr>
+          <w:b w:val="0"/>
+        </w:rPr>
+        <w:t xml:space="preserve">Changing only the inequality targets the recorded cause; removing the quiet check changes another behavior. Save previously passing cases to reveal such </w:t>
+      </w:r>
+      <w:r>
+        <w:rPr>
+          <w:b/>
+        </w:rPr>
+        <w:t>regression</w:t>
+      </w:r>
+      <w:r>
+        <w:rPr>
+          <w:b w:val="0"/>
+        </w:rPr>
+        <w:t>s.</w:t>
+      </w:r>
+    </w:p>
+    <w:p>
+      <w:pPr>
+        <w:spacing w:line="336" w:lineRule="auto" w:after="180"/>
+      </w:pPr>
+      <w:r>
+        <w:rPr>
+          <w:b w:val="0"/>
+        </w:rPr>
+        <w:t xml:space="preserve">Limit: Two examples establish only these outcomes; further cases are needed before generalising the </w:t>
+      </w:r>
+      <w:r>
+        <w:rPr>
+          <w:b/>
+        </w:rPr>
+        <w:t>repair</w:t>
+      </w:r>
+      <w:r>
+        <w:rPr>
+          <w:b w:val="0"/>
+        </w:rPr>
+        <w:t>.</w:t>
+      </w:r>
+    </w:p>
+    <w:p>
+      <w:pPr>
+        <w:spacing w:line="336" w:lineRule="auto" w:after="180"/>
+        <w:shd w:fill="F5F1FB"/>
+      </w:pPr>
+      <w:r>
+        <w:rPr>
+          <w:b w:val="0"/>
+        </w:rPr>
+        <w:t>Explain the case, then point to a limit on the claim.</w:t>
+      </w:r>
+    </w:p>
+    <w:p>
+      <w:pPr>
+        <w:pStyle w:val="Heading3"/>
+      </w:pPr>
+      <w:r>
+        <w:t>Discuss while showing the picture</w:t>
+      </w:r>
+    </w:p>
+    <w:p>
+      <w:pPr>
+        <w:spacing w:line="336" w:lineRule="auto" w:after="180"/>
+        <w:shd w:fill="F1F6F8"/>
+      </w:pPr>
+      <w:r>
+        <w:rPr>
+          <w:b w:val="0"/>
+        </w:rPr>
+        <w:t>Teacher prompt: Explain the case, then point to a limit on the claim. Ask learners to describe one label or arrow in ordinary words. Use the adjacent transcript if the image is difficult to see.</w:t>
+      </w:r>
+    </w:p>
+    <w:p>
+      <w:pPr>
+        <w:spacing w:line="336" w:lineRule="auto" w:after="180"/>
+        <w:shd w:fill="F1F6F8"/>
+      </w:pPr>
+      <w:r>
+        <w:rPr>
+          <w:b w:val="0"/>
+        </w:rPr>
+        <w:t xml:space="preserve">Keep the stated scope: Two examples establish only these outcomes; further cases are needed before generalising the </w:t>
+      </w:r>
+      <w:r>
+        <w:rPr>
+          <w:b/>
+        </w:rPr>
+        <w:t>repair</w:t>
+      </w:r>
+      <w:r>
+        <w:rPr>
+          <w:b w:val="0"/>
+        </w:rPr>
+        <w:t>.</w:t>
+      </w:r>
+    </w:p>
+    <w:p>
+      <w:pPr>
+        <w:pStyle w:val="Heading3"/>
+      </w:pPr>
+      <w:r>
+        <w:t>06. Make the idea visible in your project</w:t>
+      </w:r>
+    </w:p>
+    <w:p>
+      <w:r>
+        <w:drawing>
+          <wp:inline xmlns:a="http://schemas.openxmlformats.org/drawingml/2006/main" xmlns:pic="http://schemas.openxmlformats.org/drawingml/2006/picture">
+            <wp:extent cx="5486400" cy="3380232"/>
+            <wp:docPr id="7" name="Picture 7" descr="Maintain sorter regression tests and compare complete version traces, retaining new failures rather than hiding them. Draw your input, deciding step, result and limit. Supported question: Explain why “our repaired version now picks something” is not enough to show success at 6."/>
+            <wp:cNvGraphicFramePr>
+              <a:graphicFrameLocks noChangeAspect="1"/>
+            </wp:cNvGraphicFramePr>
+            <a:graphic>
+              <a:graphicData uri="http://schemas.openxmlformats.org/drawingml/2006/picture">
+                <pic:pic>
+                  <pic:nvPicPr>
+                    <pic:cNvPr id="0" name="academy-story-ai-1-35-06.png"/>
+                    <pic:cNvPicPr/>
+                  </pic:nvPicPr>
+                  <pic:blipFill>
+                    <a:blip r:embed="rId15"/>
+                    <a:stretch>
+                      <a:fillRect/>
+                    </a:stretch>
+                  </pic:blipFill>
+                  <pic:spPr>
+                    <a:xfrm>
+                      <a:off x="0" y="0"/>
+                      <a:ext cx="5486400" cy="3380232"/>
+                    </a:xfrm>
+                    <a:prstGeom prst="rect"/>
+                  </pic:spPr>
+                </pic:pic>
+              </a:graphicData>
+            </a:graphic>
+          </wp:inline>
+        </w:drawing>
+      </w:r>
+    </w:p>
+    <w:p>
+      <w:pPr>
+        <w:spacing w:line="336" w:lineRule="auto" w:after="180"/>
+      </w:pPr>
+      <w:r>
+        <w:rPr>
+          <w:b w:val="0"/>
+        </w:rPr>
+        <w:t xml:space="preserve">Maintain sorter </w:t>
+      </w:r>
+      <w:r>
+        <w:rPr>
+          <w:b/>
+        </w:rPr>
+        <w:t>regression</w:t>
+      </w:r>
+      <w:r>
+        <w:rPr>
+          <w:b w:val="0"/>
+        </w:rPr>
+        <w:t xml:space="preserve"> tests and compare complete version traces, retaining new failures rather than hiding them. Draw your </w:t>
+      </w:r>
+      <w:r>
+        <w:rPr>
+          <w:b/>
+        </w:rPr>
+        <w:t>input</w:t>
+      </w:r>
+      <w:r>
+        <w:rPr>
+          <w:b w:val="0"/>
+        </w:rPr>
+        <w:t>, deciding step, result and limit.</w:t>
+      </w:r>
+    </w:p>
+    <w:p>
+      <w:pPr>
+        <w:spacing w:line="336" w:lineRule="auto" w:after="180"/>
+      </w:pPr>
+      <w:r>
+        <w:rPr>
+          <w:b w:val="0"/>
+        </w:rPr>
+        <w:t xml:space="preserve">Supported question: Explain why “our </w:t>
+      </w:r>
+      <w:r>
+        <w:rPr>
+          <w:b/>
+        </w:rPr>
+        <w:t>repair</w:t>
+      </w:r>
+      <w:r>
+        <w:rPr>
+          <w:b w:val="0"/>
+        </w:rPr>
+        <w:t>ed version now picks something” is not enough to show success at 6.</w:t>
+      </w:r>
+    </w:p>
+    <w:p>
+      <w:pPr>
+        <w:spacing w:line="336" w:lineRule="auto" w:after="180"/>
+        <w:shd w:fill="F5F1FB"/>
+      </w:pPr>
+      <w:r>
+        <w:rPr>
+          <w:b w:val="0"/>
+        </w:rPr>
+        <w:t xml:space="preserve">Draw your project trace and justify the deciding step using </w:t>
+      </w:r>
+      <w:r>
+        <w:rPr>
+          <w:b/>
+        </w:rPr>
+        <w:t>evidence</w:t>
+      </w:r>
+      <w:r>
+        <w:rPr>
+          <w:b w:val="0"/>
+        </w:rPr>
+        <w:t>.</w:t>
+      </w:r>
+    </w:p>
+    <w:p>
+      <w:pPr>
+        <w:pStyle w:val="Heading3"/>
+      </w:pPr>
+      <w:r>
+        <w:t>Discuss while showing the picture</w:t>
+      </w:r>
+    </w:p>
+    <w:p>
+      <w:pPr>
+        <w:spacing w:line="336" w:lineRule="auto" w:after="180"/>
+        <w:shd w:fill="F1F6F8"/>
+      </w:pPr>
+      <w:r>
+        <w:rPr>
+          <w:b w:val="0"/>
+        </w:rPr>
+        <w:t xml:space="preserve">Teacher prompt: Draw your project trace and justify the deciding step using </w:t>
+      </w:r>
+      <w:r>
+        <w:rPr>
+          <w:b/>
+        </w:rPr>
+        <w:t>evidence</w:t>
+      </w:r>
+      <w:r>
+        <w:rPr>
+          <w:b w:val="0"/>
+        </w:rPr>
+        <w:t>. Ask learners to describe one label or arrow in ordinary words. Use the adjacent transcript if the image is difficult to see.</w:t>
+      </w:r>
+    </w:p>
+    <w:p>
+      <w:pPr>
+        <w:spacing w:line="336" w:lineRule="auto" w:after="180"/>
+        <w:shd w:fill="F1F6F8"/>
+      </w:pPr>
+      <w:r>
+        <w:rPr>
+          <w:b w:val="0"/>
+        </w:rPr>
+        <w:t xml:space="preserve">Supported practice key: Any chosen activity must be quiet and fit the time. B is noisy, so picking it violates the contract; none is the correct </w:t>
+      </w:r>
+      <w:r>
+        <w:rPr>
+          <w:b/>
+        </w:rPr>
+        <w:t>output</w:t>
+      </w:r>
+      <w:r>
+        <w:rPr>
+          <w:b w:val="0"/>
+        </w:rPr>
+        <w:t>.</w:t>
       </w:r>
     </w:p>
     <w:sectPr>

--- a/downloads/teacher/ai-1-week-35.docx
+++ b/downloads/teacher/ai-1-week-35.docx
@@ -149,7 +149,7 @@
           </w:tcPr>
           <w:p>
             <w:r>
-              <w:t>Sections 1–6; record the brief recall in the workbook.</w:t>
+              <w:t>Use Your mission, Notice the evidence, See how it works, Compare the cases, Words that unlock the idea and Follow a worked example; record the brief recall in the workbook.</w:t>
             </w:r>
           </w:p>
         </w:tc>
@@ -181,7 +181,7 @@
           </w:tcPr>
           <w:p>
             <w:r>
-              <w:t>Sections 7–10; use the matching workbook W2 and misconception check.</w:t>
+              <w:t>Use Find and repair a mistake, Practise together, Run the investigation and Build your understanding; use the matching workbook W2 and misconception check.</w:t>
             </w:r>
           </w:p>
         </w:tc>
@@ -213,7 +213,7 @@
           </w:tcPr>
           <w:p>
             <w:r>
-              <w:t>Sections 9 and 11–14. Give extra time to finish the full task set; use Section 15 when the week includes a coding lab.</w:t>
+              <w:t>Use Run the investigation, Connect your project, Show what you know, Study a complete case and Try a new case independently. Allow extra time for the full task set. Use a coding lab only when this week actually provides one; Your lesson route is the planning section.</w:t>
             </w:r>
           </w:p>
         </w:tc>
@@ -6617,7 +6617,7 @@
           </w:tcPr>
           <w:p>
             <w:r>
-              <w:t>Sections 1–6; record the brief recall in the workbook.</w:t>
+              <w:t>Use Your mission, Notice the evidence, See how it works, Compare the cases, Words that unlock the idea and Follow a worked example; record the brief recall in the workbook.</w:t>
             </w:r>
           </w:p>
         </w:tc>
@@ -6649,7 +6649,7 @@
           </w:tcPr>
           <w:p>
             <w:r>
-              <w:t>Sections 7–10; use the matching workbook W2 and misconception check.</w:t>
+              <w:t>Use Find and repair a mistake, Practise together, Run the investigation and Build your understanding; use the matching workbook W2 and misconception check.</w:t>
             </w:r>
           </w:p>
         </w:tc>
@@ -6681,7 +6681,7 @@
           </w:tcPr>
           <w:p>
             <w:r>
-              <w:t>Sections 9 and 11–14. Give extra time to finish the full task set; use Section 15 when the week includes a coding lab.</w:t>
+              <w:t>Use Run the investigation, Connect your project, Show what you know, Study a complete case and Try a new case independently. Allow extra time for the full task set. Use a coding lab only when this week actually provides one; Your lesson route is the planning section.</w:t>
             </w:r>
           </w:p>
         </w:tc>

--- a/downloads/teacher/ai-1-week-35.docx
+++ b/downloads/teacher/ai-1-week-35.docx
@@ -25,20 +25,38 @@
         <w:pStyle w:val="Heading1"/>
       </w:pPr>
       <w:r>
-        <w:t>01. Improve One Cause</w:t>
-      </w:r>
-    </w:p>
-    <w:p>
-      <w:r>
-        <w:t>Prepare Improve One Cause: check the target, prerequisites, resources and adaptable teaching schedule.</w:t>
-      </w:r>
-    </w:p>
-    <w:p>
-      <w:pPr>
-        <w:pStyle w:val="Heading3"/>
-      </w:pPr>
-      <w:r>
-        <w:t>Teach the learning cycle</w:t>
+        <w:t>Teach repair as controlled evidence, including a no-change result.</w:t>
+      </w:r>
+    </w:p>
+    <w:p>
+      <w:r>
+        <w:t>Model S0/S1 and the T1 regression, keep actual traces separate and reserve the independent equipment repair.</w:t>
+      </w:r>
+    </w:p>
+    <w:p>
+      <w:r>
+        <w:t>Look for the exact changed instruction, preserved requirements and complete regression evidence.</w:t>
+      </w:r>
+    </w:p>
+    <w:p>
+      <w:pPr>
+        <w:pStyle w:val="Heading1"/>
+      </w:pPr>
+      <w:r>
+        <w:t>01. Prepare this connected week</w:t>
+      </w:r>
+    </w:p>
+    <w:p>
+      <w:r>
+        <w:t>Use one main plan and keep practice separate from the independent first attempt.</w:t>
+      </w:r>
+    </w:p>
+    <w:p>
+      <w:pPr>
+        <w:pStyle w:val="Heading2"/>
+      </w:pPr>
+      <w:r>
+        <w:t>Learning goal and precision</w:t>
       </w:r>
     </w:p>
     <w:p>
@@ -74,6 +92,164 @@
           <w:b w:val="0"/>
         </w:rPr>
         <w:t xml:space="preserve"> without changing the agreed requirements</w:t>
+      </w:r>
+    </w:p>
+    <w:p>
+      <w:pPr>
+        <w:spacing w:line="336" w:lineRule="auto" w:after="180"/>
+      </w:pPr>
+      <w:r>
+        <w:rPr>
+          <w:b/>
+        </w:rPr>
+        <w:t>Repair</w:t>
+      </w:r>
+      <w:r>
+        <w:rPr>
+          <w:b w:val="0"/>
+        </w:rPr>
+        <w:t xml:space="preserve"> and </w:t>
+      </w:r>
+      <w:r>
+        <w:rPr>
+          <w:b/>
+        </w:rPr>
+        <w:t>regression</w:t>
+      </w:r>
+      <w:r>
+        <w:rPr>
+          <w:b w:val="0"/>
+        </w:rPr>
+        <w:t xml:space="preserve"> testing concern the implementation of explicit rules, not </w:t>
+      </w:r>
+      <w:r>
+        <w:rPr>
+          <w:b/>
+        </w:rPr>
+        <w:t>fitting</w:t>
+      </w:r>
+      <w:r>
+        <w:rPr>
+          <w:b w:val="0"/>
+        </w:rPr>
+        <w:t xml:space="preserve"> a model to examples. S0 and T1 are deliberately faulty instructional examples.</w:t>
+      </w:r>
+    </w:p>
+    <w:p>
+      <w:pPr>
+        <w:spacing w:line="336" w:lineRule="auto" w:after="180"/>
+      </w:pPr>
+      <w:r>
+        <w:rPr>
+          <w:b w:val="0"/>
+        </w:rPr>
+        <w:t xml:space="preserve">Pupils whose P1 works should not invent a </w:t>
+      </w:r>
+      <w:r>
+        <w:rPr>
+          <w:b/>
+        </w:rPr>
+        <w:t>defect</w:t>
+      </w:r>
+      <w:r>
+        <w:rPr>
+          <w:b w:val="0"/>
+        </w:rPr>
+        <w:t xml:space="preserve"> or claim an unneeded improvement. Assess the causal explanation and retained </w:t>
+      </w:r>
+      <w:r>
+        <w:rPr>
+          <w:b/>
+        </w:rPr>
+        <w:t>evidence</w:t>
+      </w:r>
+      <w:r>
+        <w:rPr>
+          <w:b w:val="0"/>
+        </w:rPr>
+        <w:t>, not only a favourable count.</w:t>
+      </w:r>
+    </w:p>
+    <w:p>
+      <w:pPr>
+        <w:spacing w:line="336" w:lineRule="auto" w:after="180"/>
+      </w:pPr>
+      <w:r>
+        <w:rPr>
+          <w:b w:val="0"/>
+        </w:rPr>
+        <w:t>Final evaluation tests a fixed version; development success and a polished presentation cannot replace it.</w:t>
+      </w:r>
+    </w:p>
+    <w:p>
+      <w:pPr>
+        <w:spacing w:line="336" w:lineRule="auto" w:after="180"/>
+      </w:pPr>
+      <w:r>
+        <w:rPr>
+          <w:b w:val="0"/>
+        </w:rPr>
+        <w:t xml:space="preserve">By the end, I can </w:t>
+      </w:r>
+      <w:r>
+        <w:rPr>
+          <w:b/>
+        </w:rPr>
+        <w:t>repair</w:t>
+      </w:r>
+      <w:r>
+        <w:rPr>
+          <w:b w:val="0"/>
+        </w:rPr>
+        <w:t xml:space="preserve"> one identified cause and rerun cases that previously passed.</w:t>
+      </w:r>
+    </w:p>
+    <w:p>
+      <w:pPr>
+        <w:pStyle w:val="Heading2"/>
+      </w:pPr>
+      <w:r>
+        <w:t>What to prepare</w:t>
+      </w:r>
+    </w:p>
+    <w:p>
+      <w:pPr>
+        <w:pStyle w:val="ListBullet"/>
+      </w:pPr>
+      <w:r>
+        <w:t>Use the supplied scenario, student illustrations and blank paper. For numeric work, offer counters or a calculator after learners show the setup. Fictional records are supplied; personal data and paid accounts are unnecessary.</w:t>
+      </w:r>
+    </w:p>
+    <w:p>
+      <w:pPr>
+        <w:pStyle w:val="ListBullet"/>
+      </w:pPr>
+      <w:r>
+        <w:t>Saved P1 and the clearly labelled S0, S1 and T1 comparison instructions described in the lesson</w:t>
+      </w:r>
+    </w:p>
+    <w:p>
+      <w:pPr>
+        <w:pStyle w:val="ListBullet"/>
+      </w:pPr>
+      <w:r>
+        <w:t>Catalogue B versions 1, 2 and 3, the manual baseline and all earlier development records</w:t>
+      </w:r>
+    </w:p>
+    <w:p>
+      <w:pPr>
+        <w:pStyle w:val="ListBullet"/>
+      </w:pPr>
+      <w:r>
+        <w:t>Blank change records and an envelope or folder for the candidate; keep reserved final cases teacher-only</w:t>
+      </w:r>
+    </w:p>
+    <w:p>
+      <w:pPr>
+        <w:pStyle w:val="Heading2"/>
+      </w:pPr>
+      <w:r>
+        <w:t>Main teaching plan</w:t>
       </w:r>
     </w:p>
     <w:tbl>
@@ -255,9 +431,223 @@
     </w:p>
     <w:p>
       <w:pPr>
+        <w:pStyle w:val="Heading2"/>
+      </w:pPr>
+      <w:r>
+        <w:t>Opening retrieval and readiness</w:t>
+      </w:r>
+    </w:p>
+    <w:p>
+      <w:pPr>
+        <w:spacing w:line="336" w:lineRule="auto" w:after="180"/>
+      </w:pPr>
+      <w:r>
+        <w:rPr>
+          <w:b w:val="0"/>
+        </w:rPr>
+        <w:t>Without opening the old lesson, explain one key idea from Test Edge Cases and Fairness. Give an example and a mistake that the idea helps you avoid.</w:t>
+      </w:r>
+    </w:p>
+    <w:p>
+      <w:pPr>
+        <w:spacing w:line="336" w:lineRule="auto" w:after="180"/>
+      </w:pPr>
+      <w:r>
+        <w:rPr>
+          <w:b w:val="0"/>
+        </w:rPr>
+        <w:t>Look for: Choose tests just below, at and above a decision boundary</w:t>
+      </w:r>
+    </w:p>
+    <w:p>
+      <w:pPr>
+        <w:spacing w:line="336" w:lineRule="auto" w:after="180"/>
+      </w:pPr>
+      <w:r>
+        <w:rPr>
+          <w:b w:val="0"/>
+        </w:rPr>
+        <w:t>Reference example, not the only acceptable wording: 9 Yes has no match: B1 and B3 are too long and B2 is not quiet; B4 also fails. 10 Yes and 11 Yes select B1, which is quiet and fits at equality or with time left.</w:t>
+      </w:r>
+    </w:p>
+    <w:p>
+      <w:pPr>
+        <w:spacing w:line="336" w:lineRule="auto" w:after="180"/>
+      </w:pPr>
+      <w:r>
+        <w:rPr>
+          <w:b w:val="0"/>
+        </w:rPr>
+        <w:t>Fixing the other conditions isolates the time comparison. S rejects equality at B1 and cannot find a later fit for 10 Yes, so incorrectly returns no match.</w:t>
+      </w:r>
+    </w:p>
+    <w:p>
+      <w:pPr>
+        <w:spacing w:line="336" w:lineRule="auto" w:after="180"/>
+      </w:pPr>
+      <w:r>
+        <w:rPr>
+          <w:b w:val="0"/>
+        </w:rPr>
+        <w:t>Without opening the old lesson, explain one key idea from Build a Paper Prototype. Give an example and a mistake that the idea helps you avoid.</w:t>
+      </w:r>
+    </w:p>
+    <w:p>
+      <w:pPr>
+        <w:spacing w:line="336" w:lineRule="auto" w:after="180"/>
+      </w:pPr>
+      <w:r>
+        <w:rPr>
+          <w:b w:val="0"/>
+        </w:rPr>
+        <w:t>Look for: Build a runnable paper prototype with explicit instructions and visible state</w:t>
+      </w:r>
+    </w:p>
+    <w:p>
+      <w:pPr>
+        <w:spacing w:line="336" w:lineRule="auto" w:after="180"/>
+      </w:pPr>
+      <w:r>
+        <w:rPr>
+          <w:b w:val="0"/>
+        </w:rPr>
+        <w:t>Reference example, not the only acceptable wording: The kit contains labelled instructions and catalogue, request fields, a marker and a trace sheet with run and version labels.</w:t>
+      </w:r>
+    </w:p>
+    <w:p>
+      <w:pPr>
+        <w:spacing w:line="336" w:lineRule="auto" w:after="180"/>
+      </w:pPr>
+      <w:r>
+        <w:rPr>
+          <w:b w:val="0"/>
+        </w:rPr>
+        <w:t xml:space="preserve">The request and catalogue stay fixed during the run; the current row and trace advance. The final </w:t>
+      </w:r>
+      <w:r>
+        <w:rPr>
+          <w:b/>
+        </w:rPr>
+        <w:t>output</w:t>
+      </w:r>
+      <w:r>
+        <w:rPr>
+          <w:b w:val="0"/>
+        </w:rPr>
+        <w:t xml:space="preserve"> starts clear.</w:t>
+      </w:r>
+    </w:p>
+    <w:p>
+      <w:pPr>
+        <w:spacing w:line="336" w:lineRule="auto" w:after="180"/>
+      </w:pPr>
+      <w:r>
+        <w:rPr>
+          <w:b w:val="0"/>
+        </w:rPr>
+        <w:t>The cards validate, check both conditions, return the first fit, advance after failure and stop with no match after exhaustion.</w:t>
+      </w:r>
+    </w:p>
+    <w:p>
+      <w:pPr>
+        <w:spacing w:line="336" w:lineRule="auto" w:after="180"/>
+      </w:pPr>
+      <w:r>
+        <w:rPr>
+          <w:b w:val="0"/>
+        </w:rPr>
+        <w:t>Without opening the old lesson, explain one key idea from Find a Real Problem. Give an example and a mistake that the idea helps you avoid.</w:t>
+      </w:r>
+    </w:p>
+    <w:p>
+      <w:pPr>
+        <w:spacing w:line="336" w:lineRule="auto" w:after="180"/>
+      </w:pPr>
+      <w:r>
+        <w:rPr>
+          <w:b w:val="0"/>
+        </w:rPr>
+        <w:t xml:space="preserve">Look for: Describe a specific user difficulty using supplied </w:t>
+      </w:r>
+      <w:r>
+        <w:rPr>
+          <w:b/>
+        </w:rPr>
+        <w:t>evidence</w:t>
+      </w:r>
+      <w:r>
+        <w:rPr>
+          <w:b w:val="0"/>
+        </w:rPr>
+        <w:t xml:space="preserve"> without inventing its cause</w:t>
+      </w:r>
+    </w:p>
+    <w:p>
+      <w:pPr>
+        <w:spacing w:line="336" w:lineRule="auto" w:after="180"/>
+      </w:pPr>
+      <w:r>
+        <w:rPr>
+          <w:b w:val="0"/>
+        </w:rPr>
+        <w:t>Reference example, not the only acceptable wording: For example: fictional pupils choosing activities in the supplied classroom exercise had to choose again in four of ten requests because the first choice did not fit the time or room conditions.</w:t>
+      </w:r>
+    </w:p>
+    <w:p>
+      <w:pPr>
+        <w:spacing w:line="336" w:lineRule="auto" w:after="180"/>
+      </w:pPr>
+      <w:r>
+        <w:rPr>
+          <w:b w:val="0"/>
+        </w:rPr>
+        <w:t xml:space="preserve">Build an AI app names a solution or construction task without specifying a user difficulty or </w:t>
+      </w:r>
+      <w:r>
+        <w:rPr>
+          <w:b/>
+        </w:rPr>
+        <w:t>evidence</w:t>
+      </w:r>
+      <w:r>
+        <w:rPr>
+          <w:b w:val="0"/>
+        </w:rPr>
+        <w:t xml:space="preserve"> of need.</w:t>
+      </w:r>
+    </w:p>
+    <w:p>
+      <w:pPr>
+        <w:spacing w:line="336" w:lineRule="auto" w:after="180"/>
+      </w:pPr>
+      <w:r>
+        <w:rPr>
+          <w:b w:val="0"/>
+        </w:rPr>
+        <w:t>Time fits when required minutes are no more than available minutes, including equality. Strictly less than wrongly excludes an exact fit.</w:t>
+      </w:r>
+    </w:p>
+    <w:p>
+      <w:pPr>
+        <w:pStyle w:val="Heading2"/>
+      </w:pPr>
+      <w:r>
+        <w:t>Earlier wording, alternatives and picture transcripts · reference / check after trying</w:t>
+      </w:r>
+    </w:p>
+    <w:p>
+      <w:pPr>
         <w:pStyle w:val="Heading3"/>
       </w:pPr>
       <w:r>
+        <w:t>Teach the learning cycle</w:t>
+      </w:r>
+    </w:p>
+    <w:p>
+      <w:pPr>
+        <w:pStyle w:val="Heading3"/>
+      </w:pPr>
+      <w:r>
         <w:t>Retrieval answer guidance</w:t>
       </w:r>
     </w:p>
@@ -271,222 +661,42 @@
     </w:p>
     <w:p>
       <w:pPr>
+        <w:pStyle w:val="Heading3"/>
+      </w:pPr>
+      <w:r>
+        <w:t>Build a Paper Prototype</w:t>
+      </w:r>
+    </w:p>
+    <w:p>
+      <w:pPr>
+        <w:pStyle w:val="Heading3"/>
+      </w:pPr>
+      <w:r>
+        <w:t>Find a Real Problem</w:t>
+      </w:r>
+    </w:p>
+    <w:p>
+      <w:pPr>
         <w:spacing w:line="336" w:lineRule="auto" w:after="180"/>
       </w:pPr>
       <w:r>
         <w:rPr>
           <w:b w:val="0"/>
         </w:rPr>
-        <w:t>Without opening the old lesson, explain one key idea from Test Edge Cases and Fairness. Give an example and a mistake that the idea helps you avoid.</w:t>
+        <w:t>Use the student module and workbook section with this exact week title. The worked case, independent question and answers below form one aligned lesson sequence.</w:t>
+      </w:r>
+    </w:p>
+    <w:p>
+      <w:pPr>
+        <w:pStyle w:val="Heading3"/>
+      </w:pPr>
+      <w:r>
+        <w:t>What the learner must demonstrate</w:t>
       </w:r>
     </w:p>
     <w:p>
       <w:pPr>
         <w:spacing w:line="336" w:lineRule="auto" w:after="180"/>
-      </w:pPr>
-      <w:r>
-        <w:rPr>
-          <w:b w:val="0"/>
-        </w:rPr>
-        <w:t>Look for: Choose tests just below, at and above a decision boundary</w:t>
-      </w:r>
-    </w:p>
-    <w:p>
-      <w:pPr>
-        <w:spacing w:line="336" w:lineRule="auto" w:after="180"/>
-      </w:pPr>
-      <w:r>
-        <w:rPr>
-          <w:b w:val="0"/>
-        </w:rPr>
-        <w:t>Reference example, not the only acceptable wording: 9 Yes has no match: B1 and B3 are too long and B2 is not quiet; B4 also fails. 10 Yes and 11 Yes select B1, which is quiet and fits at equality or with time left.</w:t>
-      </w:r>
-    </w:p>
-    <w:p>
-      <w:pPr>
-        <w:spacing w:line="336" w:lineRule="auto" w:after="180"/>
-      </w:pPr>
-      <w:r>
-        <w:rPr>
-          <w:b w:val="0"/>
-        </w:rPr>
-        <w:t>Fixing the other conditions isolates the time comparison. S rejects equality at B1 and cannot find a later fit for 10 Yes, so incorrectly returns no match.</w:t>
-      </w:r>
-    </w:p>
-    <w:p>
-      <w:pPr>
-        <w:pStyle w:val="Heading3"/>
-      </w:pPr>
-      <w:r>
-        <w:t>Build a Paper Prototype</w:t>
-      </w:r>
-    </w:p>
-    <w:p>
-      <w:pPr>
-        <w:spacing w:line="336" w:lineRule="auto" w:after="180"/>
-      </w:pPr>
-      <w:r>
-        <w:rPr>
-          <w:b w:val="0"/>
-        </w:rPr>
-        <w:t>Without opening the old lesson, explain one key idea from Build a Paper Prototype. Give an example and a mistake that the idea helps you avoid.</w:t>
-      </w:r>
-    </w:p>
-    <w:p>
-      <w:pPr>
-        <w:spacing w:line="336" w:lineRule="auto" w:after="180"/>
-      </w:pPr>
-      <w:r>
-        <w:rPr>
-          <w:b w:val="0"/>
-        </w:rPr>
-        <w:t>Look for: Build a runnable paper prototype with explicit instructions and visible state</w:t>
-      </w:r>
-    </w:p>
-    <w:p>
-      <w:pPr>
-        <w:spacing w:line="336" w:lineRule="auto" w:after="180"/>
-      </w:pPr>
-      <w:r>
-        <w:rPr>
-          <w:b w:val="0"/>
-        </w:rPr>
-        <w:t>Reference example, not the only acceptable wording: The kit contains labelled instructions and catalogue, request fields, a marker and a trace sheet with run and version labels.</w:t>
-      </w:r>
-    </w:p>
-    <w:p>
-      <w:pPr>
-        <w:spacing w:line="336" w:lineRule="auto" w:after="180"/>
-      </w:pPr>
-      <w:r>
-        <w:rPr>
-          <w:b w:val="0"/>
-        </w:rPr>
-        <w:t xml:space="preserve">The request and catalogue stay fixed during the run; the current row and trace advance. The final </w:t>
-      </w:r>
-      <w:r>
-        <w:rPr>
-          <w:b/>
-        </w:rPr>
-        <w:t>output</w:t>
-      </w:r>
-      <w:r>
-        <w:rPr>
-          <w:b w:val="0"/>
-        </w:rPr>
-        <w:t xml:space="preserve"> starts clear.</w:t>
-      </w:r>
-    </w:p>
-    <w:p>
-      <w:pPr>
-        <w:spacing w:line="336" w:lineRule="auto" w:after="180"/>
-      </w:pPr>
-      <w:r>
-        <w:rPr>
-          <w:b w:val="0"/>
-        </w:rPr>
-        <w:t>The cards validate, check both conditions, return the first fit, advance after failure and stop with no match after exhaustion.</w:t>
-      </w:r>
-    </w:p>
-    <w:p>
-      <w:pPr>
-        <w:pStyle w:val="Heading3"/>
-      </w:pPr>
-      <w:r>
-        <w:t>Find a Real Problem</w:t>
-      </w:r>
-    </w:p>
-    <w:p>
-      <w:pPr>
-        <w:spacing w:line="336" w:lineRule="auto" w:after="180"/>
-      </w:pPr>
-      <w:r>
-        <w:rPr>
-          <w:b w:val="0"/>
-        </w:rPr>
-        <w:t>Without opening the old lesson, explain one key idea from Find a Real Problem. Give an example and a mistake that the idea helps you avoid.</w:t>
-      </w:r>
-    </w:p>
-    <w:p>
-      <w:pPr>
-        <w:spacing w:line="336" w:lineRule="auto" w:after="180"/>
-      </w:pPr>
-      <w:r>
-        <w:rPr>
-          <w:b w:val="0"/>
-        </w:rPr>
-        <w:t xml:space="preserve">Look for: Describe a specific user difficulty using supplied </w:t>
-      </w:r>
-      <w:r>
-        <w:rPr>
-          <w:b/>
-        </w:rPr>
-        <w:t>evidence</w:t>
-      </w:r>
-      <w:r>
-        <w:rPr>
-          <w:b w:val="0"/>
-        </w:rPr>
-        <w:t xml:space="preserve"> without inventing its cause</w:t>
-      </w:r>
-    </w:p>
-    <w:p>
-      <w:pPr>
-        <w:spacing w:line="336" w:lineRule="auto" w:after="180"/>
-      </w:pPr>
-      <w:r>
-        <w:rPr>
-          <w:b w:val="0"/>
-        </w:rPr>
-        <w:t>Reference example, not the only acceptable wording: For example: fictional pupils choosing activities in the supplied classroom exercise had to choose again in four of ten requests because the first choice did not fit the time or room conditions.</w:t>
-      </w:r>
-    </w:p>
-    <w:p>
-      <w:pPr>
-        <w:spacing w:line="336" w:lineRule="auto" w:after="180"/>
-      </w:pPr>
-      <w:r>
-        <w:rPr>
-          <w:b w:val="0"/>
-        </w:rPr>
-        <w:t xml:space="preserve">Build an AI app names a solution or construction task without specifying a user difficulty or </w:t>
-      </w:r>
-      <w:r>
-        <w:rPr>
-          <w:b/>
-        </w:rPr>
-        <w:t>evidence</w:t>
-      </w:r>
-      <w:r>
-        <w:rPr>
-          <w:b w:val="0"/>
-        </w:rPr>
-        <w:t xml:space="preserve"> of need.</w:t>
-      </w:r>
-    </w:p>
-    <w:p>
-      <w:pPr>
-        <w:spacing w:line="336" w:lineRule="auto" w:after="180"/>
-      </w:pPr>
-      <w:r>
-        <w:rPr>
-          <w:b w:val="0"/>
-        </w:rPr>
-        <w:t>Use the student module and workbook section with this exact week title. The worked case, independent question and answers below form one aligned lesson sequence.</w:t>
-      </w:r>
-    </w:p>
-    <w:p>
-      <w:pPr>
-        <w:pStyle w:val="Heading3"/>
-      </w:pPr>
-      <w:r>
-        <w:t>What the learner must demonstrate</w:t>
-      </w:r>
-    </w:p>
-    <w:p>
-      <w:pPr>
-        <w:spacing w:line="336" w:lineRule="auto" w:after="180"/>
-        <w:shd w:fill="F5F1FB"/>
       </w:pPr>
       <w:r>
         <w:rPr>
@@ -659,6 +869,11 @@
       </w:r>
     </w:p>
     <w:p>
+      <w:r>
+        <w:t>This compact option is not the full-week schedule. Use the main teaching cycle and allow extra sessions for the investigation, independent work and project.</w:t>
+      </w:r>
+    </w:p>
+    <w:p>
       <w:pPr>
         <w:spacing w:line="336" w:lineRule="auto" w:after="180"/>
       </w:pPr>
@@ -666,7 +881,7 @@
         <w:rPr>
           <w:b w:val="0"/>
         </w:rPr>
-        <w:t>Use the supplied scenario, student illustrations and blank paper. For numeric work, offer counters or a calculator after learners show the setup. Fictional records are supplied; personal data and paid accounts are unnecessary.</w:t>
+        <w:t>Allow 80 minutes: recall 8; explanation 12; worked demonstration 15; guided practice 20; independent assessment 15; project and reflection 10. Extend the lab into a second session when needed.</w:t>
       </w:r>
     </w:p>
     <w:p>
@@ -674,32 +889,55 @@
         <w:pStyle w:val="Heading3"/>
       </w:pPr>
       <w:r>
-        <w:t>Alternative compact allocation</w:t>
-      </w:r>
-    </w:p>
-    <w:p>
-      <w:r>
-        <w:t>This compact option is not the full-week schedule. Use the main teaching cycle and allow extra sessions for the investigation, independent work and project.</w:t>
+        <w:t>Preparation for the connected explanation</w:t>
+      </w:r>
+    </w:p>
+    <w:p>
+      <w:pPr>
+        <w:pStyle w:val="Heading3"/>
+      </w:pPr>
+      <w:r>
+        <w:t>Readiness answer</w:t>
+      </w:r>
+    </w:p>
+    <w:p>
+      <w:pPr>
+        <w:pStyle w:val="Heading3"/>
+      </w:pPr>
+      <w:r>
+        <w:t>End goal for the pictorial case</w:t>
       </w:r>
     </w:p>
     <w:p>
       <w:pPr>
         <w:spacing w:line="336" w:lineRule="auto" w:after="180"/>
-        <w:shd w:fill="F1F6F8"/>
-      </w:pPr>
-      <w:r>
-        <w:rPr>
-          <w:b w:val="0"/>
-        </w:rPr>
-        <w:t>Allow 80 minutes: recall 8; explanation 12; worked demonstration 15; guided practice 20; independent assessment 15; project and reflection 10. Extend the lab into a second session when needed.</w:t>
-      </w:r>
-    </w:p>
-    <w:p>
-      <w:pPr>
-        <w:pStyle w:val="Heading3"/>
-      </w:pPr>
-      <w:r>
-        <w:t>Preparation for the connected explanation</w:t>
+      </w:pPr>
+      <w:r>
+        <w:rPr>
+          <w:b w:val="0"/>
+        </w:rPr>
+        <w:t>This added worked case illustrates the week’s main idea. Retain all original and connected topics; schedule its practice within the teaching cycle.</w:t>
+      </w:r>
+    </w:p>
+    <w:p>
+      <w:pPr>
+        <w:pStyle w:val="Heading1"/>
+      </w:pPr>
+      <w:r>
+        <w:t>02. Teach a located repair while preserving the full contract</w:t>
+      </w:r>
+    </w:p>
+    <w:p>
+      <w:r>
+        <w:t>Distinguish worked version predictions, actual learner runs and the separate U-version examples.</w:t>
+      </w:r>
+    </w:p>
+    <w:p>
+      <w:pPr>
+        <w:pStyle w:val="Heading2"/>
+      </w:pPr>
+      <w:r>
+        <w:t>Read the unchanged activity catalogue and requirements</w:t>
       </w:r>
     </w:p>
     <w:p>
@@ -708,39 +946,67 @@
       </w:pPr>
       <w:r>
         <w:rPr>
+          <w:b w:val="0"/>
+        </w:rPr>
+        <w:t xml:space="preserve">Finding a failure is useful only if you can explain and check the </w:t>
+      </w:r>
+      <w:r>
+        <w:rPr>
           <w:b/>
         </w:rPr>
-        <w:t>Repair</w:t>
-      </w:r>
-      <w:r>
-        <w:rPr>
-          <w:b w:val="0"/>
-        </w:rPr>
-        <w:t xml:space="preserve"> and </w:t>
+        <w:t>repair</w:t>
+      </w:r>
+      <w:r>
+        <w:rPr>
+          <w:b w:val="0"/>
+        </w:rPr>
+        <w:t>. This week you will locate an incorrect comparison, change it in a labelled version, and test both the revealing case and behaviour that worked before.</w:t>
+      </w:r>
+    </w:p>
+    <w:p>
+      <w:pPr>
+        <w:spacing w:line="336" w:lineRule="auto" w:after="180"/>
+      </w:pPr>
+      <w:r>
+        <w:rPr>
+          <w:b w:val="0"/>
+        </w:rPr>
+        <w:t xml:space="preserve">A </w:t>
       </w:r>
       <w:r>
         <w:rPr>
           <w:b/>
         </w:rPr>
-        <w:t>regression</w:t>
-      </w:r>
-      <w:r>
-        <w:rPr>
-          <w:b w:val="0"/>
-        </w:rPr>
-        <w:t xml:space="preserve"> testing concern the implementation of explicit rules, not </w:t>
+        <w:t>repair</w:t>
+      </w:r>
+      <w:r>
+        <w:rPr>
+          <w:b w:val="0"/>
+        </w:rPr>
+        <w:t xml:space="preserve"> can solve one problem while introducing another, so one newly passing example is not enough.</w:t>
+      </w:r>
+    </w:p>
+    <w:p>
+      <w:pPr>
+        <w:spacing w:line="336" w:lineRule="auto" w:after="180"/>
+      </w:pPr>
+      <w:r>
+        <w:rPr>
+          <w:b w:val="0"/>
+        </w:rPr>
+        <w:t xml:space="preserve">Keep catalogue B version 1 in order: B1 Bookmark drawing, 10 minutes, quiet Yes; B2 Story circle, 8 minutes, quiet No; B3 Pattern puzzle, </w:t>
       </w:r>
       <w:r>
         <w:rPr>
           <w:b/>
         </w:rPr>
-        <w:t>fitting</w:t>
-      </w:r>
-      <w:r>
-        <w:rPr>
-          <w:b w:val="0"/>
-        </w:rPr>
-        <w:t xml:space="preserve"> a model to examples. S0 and T1 are deliberately faulty instructional examples.</w:t>
+        <w:t>12 minutes</w:t>
+      </w:r>
+      <w:r>
+        <w:rPr>
+          <w:b w:val="0"/>
+        </w:rPr>
+        <w:t>, quiet Yes; B4 Tower challenge, 15 minutes, quiet No.</w:t>
       </w:r>
     </w:p>
     <w:p>
@@ -751,31 +1017,77 @@
         <w:rPr>
           <w:b w:val="0"/>
         </w:rPr>
-        <w:t xml:space="preserve">Pupils whose P1 works should not invent a </w:t>
+        <w:t xml:space="preserve">These fictional values assume materials are available. </w:t>
       </w:r>
       <w:r>
         <w:rPr>
           <w:b/>
         </w:rPr>
-        <w:t>defect</w:t>
-      </w:r>
-      <w:r>
-        <w:rPr>
-          <w:b w:val="0"/>
-        </w:rPr>
-        <w:t xml:space="preserve"> or claim an unneeded improvement. Assess the causal explanation and retained </w:t>
+        <w:t>Input</w:t>
+      </w:r>
+      <w:r>
+        <w:rPr>
+          <w:b w:val="0"/>
+        </w:rPr>
+        <w:t>s are whole minutes from 0 to 30 inclusive and Quiet required Yes or No. No allows either quiet or nonquiet activities.</w:t>
+      </w:r>
+    </w:p>
+    <w:p>
+      <w:pPr>
+        <w:spacing w:line="336" w:lineRule="auto" w:after="180"/>
+      </w:pPr>
+      <w:r>
+        <w:rPr>
+          <w:b w:val="0"/>
+        </w:rPr>
+        <w:t>A candidate fits when its duration is no more than the available minutes AND either quiet is not required or the activity is quiet. Return the first fit with a correct reason.</w:t>
+      </w:r>
+    </w:p>
+    <w:p>
+      <w:pPr>
+        <w:spacing w:line="336" w:lineRule="auto" w:after="180"/>
+      </w:pPr>
+      <w:r>
+        <w:rPr>
+          <w:b w:val="0"/>
+        </w:rPr>
+        <w:t xml:space="preserve">Valid </w:t>
       </w:r>
       <w:r>
         <w:rPr>
           <w:b/>
         </w:rPr>
-        <w:t>evidence</w:t>
-      </w:r>
-      <w:r>
-        <w:rPr>
-          <w:b w:val="0"/>
-        </w:rPr>
-        <w:t>, not only a favourable count.</w:t>
+        <w:t>input</w:t>
+      </w:r>
+      <w:r>
+        <w:rPr>
+          <w:b w:val="0"/>
+        </w:rPr>
+        <w:t xml:space="preserve"> with no fit gives no match after all rows fail. Invalid or missing </w:t>
+      </w:r>
+      <w:r>
+        <w:rPr>
+          <w:b/>
+        </w:rPr>
+        <w:t>input</w:t>
+      </w:r>
+      <w:r>
+        <w:rPr>
+          <w:b w:val="0"/>
+        </w:rPr>
+        <w:t xml:space="preserve"> needs clarification before search. Each new run starts with validation and a cleared </w:t>
+      </w:r>
+      <w:r>
+        <w:rPr>
+          <w:b/>
+        </w:rPr>
+        <w:t>output</w:t>
+      </w:r>
+      <w:r>
+        <w:rPr>
+          <w:b w:val="0"/>
+        </w:rPr>
+        <w:t>, then the first row if valid.</w:t>
       </w:r>
     </w:p>
     <w:p>
@@ -786,15 +1098,27 @@
         <w:rPr>
           <w:b w:val="0"/>
         </w:rPr>
-        <w:t>Final evaluation tests a fixed version; development success and a polished presentation cannot replace it.</w:t>
-      </w:r>
-    </w:p>
-    <w:p>
-      <w:pPr>
-        <w:pStyle w:val="Heading3"/>
-      </w:pPr>
-      <w:r>
-        <w:t>Readiness answer</w:t>
+        <w:t xml:space="preserve">Suggestions do not book or publish anything. These </w:t>
+      </w:r>
+      <w:r>
+        <w:rPr>
+          <w:b/>
+        </w:rPr>
+        <w:t>written rule</w:t>
+      </w:r>
+      <w:r>
+        <w:rPr>
+          <w:b w:val="0"/>
+        </w:rPr>
+        <w:t>s are not a model fitted from examples.</w:t>
+      </w:r>
+    </w:p>
+    <w:p>
+      <w:pPr>
+        <w:pStyle w:val="Heading2"/>
+      </w:pPr>
+      <w:r>
+        <w:t>Locate S0’s defect and specify the S1-only change</w:t>
       </w:r>
     </w:p>
     <w:p>
@@ -805,7 +1129,19 @@
         <w:rPr>
           <w:b w:val="0"/>
         </w:rPr>
-        <w:t>Time fits when required minutes are no more than available minutes, including equality. Strictly less than wrongly excludes an exact fit.</w:t>
+        <w:t xml:space="preserve">S version 0 follows the P1 </w:t>
+      </w:r>
+      <w:r>
+        <w:rPr>
+          <w:b/>
+        </w:rPr>
+        <w:t>process</w:t>
+      </w:r>
+      <w:r>
+        <w:rPr>
+          <w:b w:val="0"/>
+        </w:rPr>
+        <w:t xml:space="preserve"> except that its time check uses strictly less than. On 10 Yes with catalogue B version 1, it reports no match. The expected result is B1 because 10 fits exactly and B1 is quiet.</w:t>
       </w:r>
     </w:p>
     <w:p>
@@ -816,7 +1152,7 @@
         <w:rPr>
           <w:b w:val="0"/>
         </w:rPr>
-        <w:t>Saved P1 and the clearly labelled S0, S1 and T1 comparison instructions described in the lesson</w:t>
+        <w:t>Compare the saved instruction with the trace: the cause is the exclusion of equality, not a need to change the catalogue or expected answer.</w:t>
       </w:r>
     </w:p>
     <w:p>
@@ -827,7 +1163,7 @@
         <w:rPr>
           <w:b w:val="0"/>
         </w:rPr>
-        <w:t>Catalogue B versions 1, 2 and 3, the manual baseline and all earlier development records</w:t>
+        <w:t>Create S version 1 by replacing only the time comparison with no more than. Keep validation, the quiet condition, catalogue order, advancement and stopping rules.</w:t>
       </w:r>
     </w:p>
     <w:p>
@@ -838,7 +1174,7 @@
         <w:rPr>
           <w:b w:val="0"/>
         </w:rPr>
-        <w:t xml:space="preserve">Blank </w:t>
+        <w:t xml:space="preserve">Write a </w:t>
       </w:r>
       <w:r>
         <w:rPr>
@@ -850,1026 +1186,15 @@
         <w:rPr>
           <w:b w:val="0"/>
         </w:rPr>
-        <w:t>s and an envelope or folder for the candidate; keep reserved final cases teacher-only</w:t>
-      </w:r>
-    </w:p>
-    <w:p>
-      <w:pPr>
-        <w:pStyle w:val="Heading3"/>
-      </w:pPr>
-      <w:r>
-        <w:t>End goal for the pictorial case</w:t>
-      </w:r>
-    </w:p>
-    <w:p>
-      <w:pPr>
-        <w:spacing w:line="336" w:lineRule="auto" w:after="180"/>
-      </w:pPr>
-      <w:r>
-        <w:rPr>
-          <w:b w:val="0"/>
-        </w:rPr>
-        <w:t xml:space="preserve">By the end, I can </w:t>
-      </w:r>
-      <w:r>
-        <w:rPr>
-          <w:b/>
-        </w:rPr>
-        <w:t>repair</w:t>
-      </w:r>
-      <w:r>
-        <w:rPr>
-          <w:b w:val="0"/>
-        </w:rPr>
-        <w:t xml:space="preserve"> one identified cause and rerun cases that previously passed.</w:t>
-      </w:r>
-    </w:p>
-    <w:p>
-      <w:pPr>
-        <w:spacing w:line="336" w:lineRule="auto" w:after="180"/>
-      </w:pPr>
-      <w:r>
-        <w:rPr>
-          <w:b w:val="0"/>
-        </w:rPr>
-        <w:t>This added worked case illustrates the week’s main idea. Retain all original and connected topics; schedule its practice within the teaching cycle.</w:t>
-      </w:r>
-    </w:p>
-    <w:p>
-      <w:pPr>
-        <w:pStyle w:val="Heading1"/>
-      </w:pPr>
-      <w:r>
-        <w:t>02. Explain the mechanism</w:t>
-      </w:r>
-    </w:p>
-    <w:p>
-      <w:r>
-        <w:t>Model Improve One Cause using the supplied case, labelled mechanism and reasoning. Make the scope of each conclusion explicit.</w:t>
-      </w:r>
-    </w:p>
-    <w:p>
-      <w:pPr>
-        <w:spacing w:line="336" w:lineRule="auto" w:after="180"/>
-      </w:pPr>
-      <w:r>
-        <w:rPr>
-          <w:b w:val="0"/>
-        </w:rPr>
-        <w:t>Follow the information instead of imagining magic inside the machine.</w:t>
-      </w:r>
-    </w:p>
-    <w:p>
-      <w:pPr>
-        <w:pStyle w:val="Heading3"/>
-      </w:pPr>
-      <w:r>
-        <w:t>1. Input — information entering</w:t>
-      </w:r>
-    </w:p>
-    <w:p>
-      <w:pPr>
-        <w:spacing w:line="336" w:lineRule="auto" w:after="180"/>
-        <w:shd w:fill="F4F9FC"/>
-      </w:pPr>
-      <w:r>
-        <w:rPr>
-          <w:b/>
-        </w:rPr>
-        <w:t>INPUT</w:t>
-      </w:r>
-      <w:r>
-        <w:rPr>
-          <w:b w:val="0"/>
-        </w:rPr>
-        <w:t xml:space="preserve"> failure record and suspected cause</w:t>
-      </w:r>
-    </w:p>
-    <w:p>
-      <w:pPr>
-        <w:pStyle w:val="Heading3"/>
-      </w:pPr>
-      <w:r>
-        <w:t>2. Process — the deciding step</w:t>
-      </w:r>
-    </w:p>
-    <w:p>
-      <w:pPr>
-        <w:spacing w:line="336" w:lineRule="auto" w:after="180"/>
-        <w:shd w:fill="F4F9FC"/>
-      </w:pPr>
-      <w:r>
-        <w:rPr>
-          <w:b/>
-        </w:rPr>
-        <w:t>PROCESS</w:t>
-      </w:r>
-      <w:r>
-        <w:rPr>
-          <w:b w:val="0"/>
-        </w:rPr>
-        <w:t xml:space="preserve"> change one responsible rule, </w:t>
-      </w:r>
-      <w:r>
-        <w:rPr>
-          <w:b/>
-        </w:rPr>
-        <w:t>input</w:t>
-      </w:r>
-      <w:r>
-        <w:rPr>
-          <w:b w:val="0"/>
-        </w:rPr>
-        <w:t>, or threshold</w:t>
-      </w:r>
-    </w:p>
-    <w:p>
-      <w:pPr>
-        <w:pStyle w:val="Heading3"/>
-      </w:pPr>
-      <w:r>
-        <w:t>3. Output — the result</w:t>
-      </w:r>
-    </w:p>
-    <w:p>
-      <w:pPr>
-        <w:spacing w:line="336" w:lineRule="auto" w:after="180"/>
-        <w:shd w:fill="F4F9FC"/>
-      </w:pPr>
-      <w:r>
-        <w:rPr>
-          <w:b/>
-        </w:rPr>
-        <w:t>OUTPUT</w:t>
-      </w:r>
-      <w:r>
-        <w:rPr>
-          <w:b w:val="0"/>
-        </w:rPr>
-        <w:t xml:space="preserve"> same tests rerun with before/after </w:t>
-      </w:r>
-      <w:r>
-        <w:rPr>
-          <w:b/>
-        </w:rPr>
-        <w:t>evidence</w:t>
-      </w:r>
-    </w:p>
-    <w:p>
-      <w:pPr>
-        <w:pStyle w:val="Heading3"/>
-      </w:pPr>
-      <w:r>
-        <w:t>Key idea</w:t>
-      </w:r>
-    </w:p>
-    <w:p>
-      <w:pPr>
-        <w:spacing w:line="336" w:lineRule="auto" w:after="180"/>
-        <w:shd w:fill="EDF7F3"/>
-      </w:pPr>
-      <w:r>
-        <w:rPr>
-          <w:b w:val="0"/>
-        </w:rPr>
-        <w:t xml:space="preserve">CORE IDEA An improvement should target </w:t>
-      </w:r>
-      <w:r>
-        <w:rPr>
-          <w:b/>
-        </w:rPr>
-        <w:t>evidence</w:t>
-      </w:r>
-      <w:r>
-        <w:rPr>
-          <w:b w:val="0"/>
-        </w:rPr>
-        <w:t xml:space="preserve"> from a failure, not random change.</w:t>
-      </w:r>
-    </w:p>
-    <w:p>
-      <w:pPr>
-        <w:pStyle w:val="Heading3"/>
-      </w:pPr>
-      <w:r>
-        <w:t>How the mechanism works</w:t>
-      </w:r>
-    </w:p>
-    <w:p>
-      <w:pPr>
-        <w:spacing w:line="336" w:lineRule="auto" w:after="180"/>
-        <w:shd w:fill="F1F6F8"/>
-      </w:pPr>
-      <w:r>
-        <w:rPr>
-          <w:b w:val="0"/>
-        </w:rPr>
-        <w:t>UNDER THE HOOD Controlled iteration links an intervention to an observed outcome. Holding test cases and unrelated components constant strengthens causal inference.</w:t>
-      </w:r>
-    </w:p>
-    <w:p>
-      <w:pPr>
-        <w:spacing w:line="336" w:lineRule="auto" w:after="180"/>
-        <w:shd w:fill="F1F6F8"/>
-      </w:pPr>
-      <w:r>
-        <w:rPr>
-          <w:b w:val="0"/>
-        </w:rPr>
-        <w:t xml:space="preserve">Improvement claims must include </w:t>
-      </w:r>
-      <w:r>
-        <w:rPr>
-          <w:b/>
-        </w:rPr>
-        <w:t>regression</w:t>
-      </w:r>
-      <w:r>
-        <w:rPr>
-          <w:b w:val="0"/>
-        </w:rPr>
-        <w:t xml:space="preserve">s and tradeoffs, not only </w:t>
-      </w:r>
-      <w:r>
-        <w:rPr>
-          <w:b/>
-        </w:rPr>
-        <w:t>repair</w:t>
-      </w:r>
-      <w:r>
-        <w:rPr>
-          <w:b w:val="0"/>
-        </w:rPr>
-        <w:t>ed cases.</w:t>
-      </w:r>
-    </w:p>
-    <w:p>
-      <w:pPr>
-        <w:spacing w:line="336" w:lineRule="auto" w:after="180"/>
-      </w:pPr>
-      <w:r>
-        <w:rPr>
-          <w:b w:val="0"/>
-        </w:rPr>
-        <w:t>Draw a fresh example with all three stages:</w:t>
-      </w:r>
-    </w:p>
-    <w:p>
-      <w:pPr>
-        <w:spacing w:line="336" w:lineRule="auto" w:after="180"/>
-      </w:pPr>
-      <w:r>
-        <w:rPr>
-          <w:b w:val="0"/>
-        </w:rPr>
-        <w:t xml:space="preserve">Every step connects a claim to observable </w:t>
-      </w:r>
-      <w:r>
-        <w:rPr>
-          <w:b/>
-        </w:rPr>
-        <w:t>evidence</w:t>
-      </w:r>
-      <w:r>
-        <w:rPr>
-          <w:b w:val="0"/>
-        </w:rPr>
-        <w:t>.</w:t>
-      </w:r>
-    </w:p>
-    <w:p>
-      <w:pPr>
-        <w:pStyle w:val="Heading3"/>
-      </w:pPr>
-      <w:r>
-        <w:t>The case to investigate</w:t>
-      </w:r>
-    </w:p>
-    <w:p>
-      <w:pPr>
-        <w:spacing w:line="336" w:lineRule="auto" w:after="180"/>
-        <w:shd w:fill="F1F6FC"/>
-      </w:pPr>
-      <w:r>
-        <w:rPr>
-          <w:b w:val="0"/>
-        </w:rPr>
-        <w:t>CASE The sorter misclassifies worn labels, so the team changes the text-reading rule or adds a safe visual clue while keeping other parts fixed.</w:t>
-      </w:r>
-    </w:p>
-    <w:p>
-      <w:pPr>
-        <w:pStyle w:val="Heading3"/>
-      </w:pPr>
-      <w:r>
-        <w:t>Step 1</w:t>
-      </w:r>
-    </w:p>
-    <w:p>
-      <w:pPr>
-        <w:spacing w:line="336" w:lineRule="auto" w:after="180"/>
-        <w:shd w:fill="F4F9FC"/>
-      </w:pPr>
-      <w:r>
-        <w:rPr>
-          <w:b w:val="0"/>
-        </w:rPr>
-        <w:t>STEP 1 — OBSERVE failure record and suspected cause</w:t>
-      </w:r>
-    </w:p>
-    <w:p>
-      <w:pPr>
-        <w:pStyle w:val="Heading3"/>
-      </w:pPr>
-      <w:r>
-        <w:t>Step 2</w:t>
-      </w:r>
-    </w:p>
-    <w:p>
-      <w:pPr>
-        <w:spacing w:line="336" w:lineRule="auto" w:after="180"/>
-        <w:shd w:fill="F4F9FC"/>
-      </w:pPr>
-      <w:r>
-        <w:rPr>
-          <w:b w:val="0"/>
-        </w:rPr>
-        <w:t xml:space="preserve">STEP 2 — TRACE change one responsible rule, </w:t>
-      </w:r>
-      <w:r>
-        <w:rPr>
-          <w:b/>
-        </w:rPr>
-        <w:t>input</w:t>
-      </w:r>
-      <w:r>
-        <w:rPr>
-          <w:b w:val="0"/>
-        </w:rPr>
-        <w:t>, or threshold</w:t>
-      </w:r>
-    </w:p>
-    <w:p>
-      <w:pPr>
-        <w:pStyle w:val="Heading3"/>
-      </w:pPr>
-      <w:r>
-        <w:t>Step 3</w:t>
-      </w:r>
-    </w:p>
-    <w:p>
-      <w:pPr>
-        <w:spacing w:line="336" w:lineRule="auto" w:after="180"/>
-        <w:shd w:fill="F4F9FC"/>
-      </w:pPr>
-      <w:r>
-        <w:rPr>
-          <w:b w:val="0"/>
-        </w:rPr>
-        <w:t xml:space="preserve">STEP 3 — CONCLUDE same tests rerun with before/after </w:t>
-      </w:r>
-      <w:r>
-        <w:rPr>
-          <w:b/>
-        </w:rPr>
-        <w:t>evidence</w:t>
-      </w:r>
-    </w:p>
-    <w:p>
-      <w:pPr>
-        <w:pStyle w:val="Heading3"/>
-      </w:pPr>
-      <w:r>
-        <w:t>Model answer</w:t>
-      </w:r>
-    </w:p>
-    <w:p>
-      <w:pPr>
-        <w:spacing w:line="336" w:lineRule="auto" w:after="180"/>
-        <w:shd w:fill="F1F6FC"/>
-      </w:pPr>
-      <w:r>
-        <w:rPr>
-          <w:b w:val="0"/>
-        </w:rPr>
-        <w:t xml:space="preserve">MODEL REASONING Name the </w:t>
-      </w:r>
-      <w:r>
-        <w:rPr>
-          <w:b/>
-        </w:rPr>
-        <w:t>evidence</w:t>
-      </w:r>
-      <w:r>
-        <w:rPr>
-          <w:b w:val="0"/>
-        </w:rPr>
-        <w:t>, suspected cause, single change, and predicted effect before editing. Rerun the full fixed suite, compare case by case, and keep the change only if benefits outweigh new failures.</w:t>
-      </w:r>
-    </w:p>
-    <w:p>
-      <w:pPr>
-        <w:pStyle w:val="Heading3"/>
-      </w:pPr>
-      <w:r>
-        <w:t>A claim to avoid</w:t>
-      </w:r>
-    </w:p>
-    <w:p>
-      <w:pPr>
-        <w:spacing w:line="336" w:lineRule="auto" w:after="180"/>
-        <w:shd w:fill="FFF5E6"/>
-      </w:pPr>
-      <w:r>
-        <w:rPr>
-          <w:b w:val="0"/>
-        </w:rPr>
-        <w:t>DO NOT OVERCLAIM A higher pass count can hide a serious new failure; review every changed outcome.</w:t>
-      </w:r>
-    </w:p>
-    <w:p>
-      <w:pPr>
-        <w:spacing w:line="336" w:lineRule="auto" w:after="180"/>
-        <w:shd w:fill="F5F1FB"/>
-      </w:pPr>
-      <w:r>
-        <w:rPr>
-          <w:b w:val="0"/>
-        </w:rPr>
-        <w:t xml:space="preserve">What new </w:t>
-      </w:r>
-      <w:r>
-        <w:rPr>
-          <w:b/>
-        </w:rPr>
-        <w:t>evidence</w:t>
-      </w:r>
-      <w:r>
-        <w:rPr>
-          <w:b w:val="0"/>
-        </w:rPr>
-        <w:t xml:space="preserve"> could change this answer?</w:t>
-      </w:r>
-    </w:p>
-    <w:p>
-      <w:pPr>
-        <w:pStyle w:val="Heading3"/>
-      </w:pPr>
-      <w:r>
-        <w:t>Concrete teaching case</w:t>
-      </w:r>
-    </w:p>
-    <w:p>
-      <w:pPr>
-        <w:pStyle w:val="Heading3"/>
-      </w:pPr>
-      <w:r>
-        <w:t>The teaching case</w:t>
-      </w:r>
-    </w:p>
-    <w:p>
-      <w:pPr>
-        <w:spacing w:line="336" w:lineRule="auto" w:after="180"/>
-        <w:shd w:fill="F1F6FC"/>
-      </w:pPr>
-      <w:r>
-        <w:rPr>
-          <w:b w:val="0"/>
-        </w:rPr>
-        <w:t>The team changes lighting, labels and rules together; errors fall from four to one.</w:t>
-      </w:r>
-    </w:p>
-    <w:p>
-      <w:pPr>
-        <w:spacing w:line="336" w:lineRule="auto" w:after="180"/>
-        <w:shd w:fill="F5F1FB"/>
-      </w:pPr>
-      <w:r>
-        <w:rPr>
-          <w:b w:val="0"/>
-        </w:rPr>
-        <w:t>Can it identify the cause of improvement?</w:t>
-      </w:r>
-    </w:p>
-    <w:p>
-      <w:pPr>
-        <w:pStyle w:val="Heading3"/>
-      </w:pPr>
-      <w:r>
-        <w:t>Exact explanation to model</w:t>
-      </w:r>
-    </w:p>
-    <w:p>
-      <w:pPr>
-        <w:pStyle w:val="Heading3"/>
-      </w:pPr>
-      <w:r>
-        <w:t>Why the result follows</w:t>
-      </w:r>
-    </w:p>
-    <w:p>
-      <w:pPr>
-        <w:spacing w:line="336" w:lineRule="auto" w:after="180"/>
-        <w:shd w:fill="F1F6FC"/>
-      </w:pPr>
-      <w:r>
-        <w:rPr>
-          <w:b w:val="0"/>
-        </w:rPr>
-        <w:t>No. Several factors changed. Compare one planned change at a time with controlled conditions.</w:t>
-      </w:r>
-    </w:p>
-    <w:p>
-      <w:pPr>
-        <w:pStyle w:val="Heading3"/>
-      </w:pPr>
-      <w:r>
-        <w:t>Explain the added worked example</w:t>
-      </w:r>
-    </w:p>
-    <w:p>
-      <w:pPr>
-        <w:pStyle w:val="Heading3"/>
-      </w:pPr>
-      <w:r>
-        <w:t>Explain the added worked example · 1</w:t>
-      </w:r>
-    </w:p>
-    <w:p>
-      <w:pPr>
-        <w:spacing w:line="336" w:lineRule="auto" w:after="180"/>
-      </w:pPr>
-      <w:r>
-        <w:rPr>
-          <w:b w:val="0"/>
-        </w:rPr>
-        <w:t xml:space="preserve">Finding a failure is useful only if you can explain and check the </w:t>
-      </w:r>
-      <w:r>
-        <w:rPr>
-          <w:b/>
-        </w:rPr>
-        <w:t>repair</w:t>
-      </w:r>
-      <w:r>
-        <w:rPr>
-          <w:b w:val="0"/>
-        </w:rPr>
-        <w:t>. This week you will locate an incorrect comparison, change it in a labelled version, and test both the revealing case and behaviour that worked before.</w:t>
-      </w:r>
-    </w:p>
-    <w:p>
-      <w:pPr>
-        <w:spacing w:line="336" w:lineRule="auto" w:after="180"/>
-      </w:pPr>
-      <w:r>
-        <w:rPr>
-          <w:b w:val="0"/>
-        </w:rPr>
-        <w:t xml:space="preserve">A </w:t>
-      </w:r>
-      <w:r>
-        <w:rPr>
-          <w:b/>
-        </w:rPr>
-        <w:t>repair</w:t>
-      </w:r>
-      <w:r>
-        <w:rPr>
-          <w:b w:val="0"/>
-        </w:rPr>
-        <w:t xml:space="preserve"> can solve one problem while introducing another, so one newly passing example is not enough.</w:t>
-      </w:r>
-    </w:p>
-    <w:p>
-      <w:pPr>
-        <w:pStyle w:val="Heading3"/>
-      </w:pPr>
-      <w:r>
-        <w:t>Explain the added worked example · 2</w:t>
-      </w:r>
-    </w:p>
-    <w:p>
-      <w:pPr>
-        <w:spacing w:line="336" w:lineRule="auto" w:after="180"/>
-      </w:pPr>
-      <w:r>
-        <w:rPr>
-          <w:b w:val="0"/>
-        </w:rPr>
-        <w:t xml:space="preserve">Keep catalogue B version 1 in order: B1 Bookmark drawing, 10 minutes, quiet Yes; B2 Story circle, 8 minutes, quiet No; B3 Pattern puzzle, </w:t>
-      </w:r>
-      <w:r>
-        <w:rPr>
-          <w:b/>
-        </w:rPr>
-        <w:t>12 minutes</w:t>
-      </w:r>
-      <w:r>
-        <w:rPr>
-          <w:b w:val="0"/>
-        </w:rPr>
-        <w:t>, quiet Yes; B4 Tower challenge, 15 minutes, quiet No.</w:t>
-      </w:r>
-    </w:p>
-    <w:p>
-      <w:pPr>
-        <w:spacing w:line="336" w:lineRule="auto" w:after="180"/>
-      </w:pPr>
-      <w:r>
-        <w:rPr>
-          <w:b w:val="0"/>
-        </w:rPr>
-        <w:t xml:space="preserve">These fictional values assume materials are available. </w:t>
-      </w:r>
-      <w:r>
-        <w:rPr>
-          <w:b/>
-        </w:rPr>
-        <w:t>Input</w:t>
-      </w:r>
-      <w:r>
-        <w:rPr>
-          <w:b w:val="0"/>
-        </w:rPr>
-        <w:t>s are whole minutes from 0 to 30 inclusive and Quiet required Yes or No. No allows either quiet or nonquiet activities.</w:t>
-      </w:r>
-    </w:p>
-    <w:p>
-      <w:pPr>
-        <w:pStyle w:val="Heading3"/>
-      </w:pPr>
-      <w:r>
-        <w:t>Explain the added worked example · 3</w:t>
-      </w:r>
-    </w:p>
-    <w:p>
-      <w:pPr>
-        <w:spacing w:line="336" w:lineRule="auto" w:after="180"/>
-      </w:pPr>
-      <w:r>
-        <w:rPr>
-          <w:b w:val="0"/>
-        </w:rPr>
-        <w:t>A candidate fits when its duration is no more than the available minutes AND either quiet is not required or the activity is quiet. Return the first fit with a correct reason.</w:t>
-      </w:r>
-    </w:p>
-    <w:p>
-      <w:pPr>
-        <w:spacing w:line="336" w:lineRule="auto" w:after="180"/>
-      </w:pPr>
-      <w:r>
-        <w:rPr>
-          <w:b w:val="0"/>
-        </w:rPr>
-        <w:t xml:space="preserve">Valid </w:t>
-      </w:r>
-      <w:r>
-        <w:rPr>
-          <w:b/>
-        </w:rPr>
-        <w:t>input</w:t>
-      </w:r>
-      <w:r>
-        <w:rPr>
-          <w:b w:val="0"/>
-        </w:rPr>
-        <w:t xml:space="preserve"> with no fit gives no match after all rows fail. Invalid or missing </w:t>
-      </w:r>
-      <w:r>
-        <w:rPr>
-          <w:b/>
-        </w:rPr>
-        <w:t>input</w:t>
-      </w:r>
-      <w:r>
-        <w:rPr>
-          <w:b w:val="0"/>
-        </w:rPr>
-        <w:t xml:space="preserve"> needs clarification before search. Each new run starts with validation and a cleared </w:t>
-      </w:r>
-      <w:r>
-        <w:rPr>
-          <w:b/>
-        </w:rPr>
-        <w:t>output</w:t>
-      </w:r>
-      <w:r>
-        <w:rPr>
-          <w:b w:val="0"/>
-        </w:rPr>
-        <w:t>, then the first row if valid.</w:t>
-      </w:r>
-    </w:p>
-    <w:p>
-      <w:pPr>
-        <w:spacing w:line="336" w:lineRule="auto" w:after="180"/>
-      </w:pPr>
-      <w:r>
-        <w:rPr>
-          <w:b w:val="0"/>
-        </w:rPr>
-        <w:t xml:space="preserve">Suggestions do not book or publish anything. These </w:t>
-      </w:r>
-      <w:r>
-        <w:rPr>
-          <w:b/>
-        </w:rPr>
-        <w:t>written rule</w:t>
-      </w:r>
-      <w:r>
-        <w:rPr>
-          <w:b w:val="0"/>
-        </w:rPr>
-        <w:t>s are not a model fitted from examples.</w:t>
-      </w:r>
-    </w:p>
-    <w:p>
-      <w:pPr>
-        <w:pStyle w:val="Heading3"/>
-      </w:pPr>
-      <w:r>
-        <w:t>Explain the added worked example · 4</w:t>
-      </w:r>
-    </w:p>
-    <w:p>
-      <w:pPr>
-        <w:spacing w:line="336" w:lineRule="auto" w:after="180"/>
-      </w:pPr>
-      <w:r>
-        <w:rPr>
-          <w:b w:val="0"/>
-        </w:rPr>
-        <w:t xml:space="preserve">S version 0 follows the P1 </w:t>
-      </w:r>
-      <w:r>
-        <w:rPr>
-          <w:b/>
-        </w:rPr>
-        <w:t>process</w:t>
-      </w:r>
-      <w:r>
-        <w:rPr>
-          <w:b w:val="0"/>
-        </w:rPr>
-        <w:t xml:space="preserve"> except that its time check uses strictly less than. On 10 Yes with catalogue B version 1, it reports no match. The expected result is B1 because 10 fits exactly and B1 is quiet.</w:t>
-      </w:r>
-    </w:p>
-    <w:p>
-      <w:pPr>
-        <w:spacing w:line="336" w:lineRule="auto" w:after="180"/>
-      </w:pPr>
-      <w:r>
-        <w:rPr>
-          <w:b w:val="0"/>
-        </w:rPr>
-        <w:t>Compare the saved instruction with the trace: the cause is the exclusion of equality, not a need to change the catalogue or expected answer.</w:t>
-      </w:r>
-    </w:p>
-    <w:p>
-      <w:pPr>
-        <w:pStyle w:val="Heading3"/>
-      </w:pPr>
-      <w:r>
-        <w:t>Explain the added worked example · 5</w:t>
-      </w:r>
-    </w:p>
-    <w:p>
-      <w:pPr>
-        <w:spacing w:line="336" w:lineRule="auto" w:after="180"/>
-      </w:pPr>
-      <w:r>
-        <w:rPr>
-          <w:b w:val="0"/>
-        </w:rPr>
-        <w:t>Create S version 1 by replacing only the time comparison with no more than. Keep validation, the quiet condition, catalogue order, advancement and stopping rules.</w:t>
-      </w:r>
-    </w:p>
-    <w:p>
-      <w:pPr>
-        <w:spacing w:line="336" w:lineRule="auto" w:after="180"/>
-      </w:pPr>
-      <w:r>
-        <w:rPr>
-          <w:b w:val="0"/>
-        </w:rPr>
-        <w:t xml:space="preserve">Write a </w:t>
-      </w:r>
-      <w:r>
-        <w:rPr>
-          <w:b/>
-        </w:rPr>
-        <w:t>change record</w:t>
-      </w:r>
-      <w:r>
-        <w:rPr>
-          <w:b w:val="0"/>
-        </w:rPr>
         <w:t xml:space="preserve"> naming S0, S1, the failing 10 Yes case, the comparison changed and why equality belongs in the rule. Retain the old version and failed trace; do not overwrite them with the new result.</w:t>
       </w:r>
     </w:p>
     <w:p>
       <w:pPr>
-        <w:pStyle w:val="Heading3"/>
-      </w:pPr>
-      <w:r>
-        <w:t>Key terms</w:t>
-      </w:r>
-    </w:p>
-    <w:tbl>
-      <w:tblPr>
-        <w:tblStyle w:val="LightShading-Accent1"/>
-        <w:tblW w:type="auto" w:w="0"/>
-        <w:tblLook w:firstColumn="1" w:firstRow="1" w:lastColumn="0" w:lastRow="0" w:noHBand="0" w:noVBand="1" w:val="04A0"/>
-      </w:tblPr>
-      <w:tblGrid>
-        <w:gridCol w:w="5112"/>
-        <w:gridCol w:w="5112"/>
-      </w:tblGrid>
-      <w:tr>
-        <w:trPr>
-          <w:tblHeader/>
-        </w:trPr>
-        <w:tc>
-          <w:tcPr>
-            <w:tcW w:type="dxa" w:w="5112"/>
-          </w:tcPr>
-          <w:p>
-            <w:r>
-              <w:t>Term</w:t>
-            </w:r>
-          </w:p>
-        </w:tc>
-        <w:tc>
-          <w:tcPr>
-            <w:tcW w:type="dxa" w:w="5112"/>
-          </w:tcPr>
-          <w:p>
-            <w:r>
-              <w:t>Meaning</w:t>
-            </w:r>
-          </w:p>
-        </w:tc>
-      </w:tr>
-      <w:tr>
-        <w:tc>
-          <w:tcPr>
-            <w:tcW w:type="dxa" w:w="5112"/>
-          </w:tcPr>
-          <w:p>
-            <w:r>
-              <w:t>Defect</w:t>
-            </w:r>
-          </w:p>
-        </w:tc>
-        <w:tc>
-          <w:tcPr>
-            <w:tcW w:type="dxa" w:w="5112"/>
-          </w:tcPr>
-          <w:p>
-            <w:r>
-              <w:t>A fault in the instructions or implementation that can cause incorrect behaviour</w:t>
-            </w:r>
-          </w:p>
-        </w:tc>
-      </w:tr>
-      <w:tr>
-        <w:tc>
-          <w:tcPr>
-            <w:tcW w:type="dxa" w:w="5112"/>
-          </w:tcPr>
-          <w:p>
-            <w:r>
-              <w:t>Repair</w:t>
-            </w:r>
-          </w:p>
-        </w:tc>
-        <w:tc>
-          <w:tcPr>
-            <w:tcW w:type="dxa" w:w="5112"/>
-          </w:tcPr>
-          <w:p>
-            <w:r>
-              <w:t>A change intended to correct a located defect</w:t>
-            </w:r>
-          </w:p>
-        </w:tc>
-      </w:tr>
-      <w:tr>
-        <w:tc>
-          <w:tcPr>
-            <w:tcW w:type="dxa" w:w="5112"/>
-          </w:tcPr>
-          <w:p>
-            <w:r>
-              <w:t>Regression</w:t>
-            </w:r>
-          </w:p>
-        </w:tc>
-        <w:tc>
-          <w:tcPr>
-            <w:tcW w:type="dxa" w:w="5112"/>
-          </w:tcPr>
-          <w:p>
-            <w:r>
-              <w:t>Previously correct behaviour that becomes incorrect after a change</w:t>
-            </w:r>
-          </w:p>
-        </w:tc>
-      </w:tr>
-      <w:tr>
-        <w:tc>
-          <w:tcPr>
-            <w:tcW w:type="dxa" w:w="5112"/>
-          </w:tcPr>
-          <w:p>
-            <w:r>
-              <w:t>Change record</w:t>
-            </w:r>
-          </w:p>
-        </w:tc>
-        <w:tc>
-          <w:tcPr>
-            <w:tcW w:type="dxa" w:w="5112"/>
-          </w:tcPr>
-          <w:p>
-            <w:r>
-              <w:t>A note of what changed, why, and which versions and tests support it</w:t>
-            </w:r>
-          </w:p>
-        </w:tc>
-      </w:tr>
-      <w:tr>
-        <w:tc>
-          <w:tcPr>
-            <w:tcW w:type="dxa" w:w="5112"/>
-          </w:tcPr>
-          <w:p>
-            <w:r>
-              <w:t>Fixed candidate</w:t>
-            </w:r>
-          </w:p>
-        </w:tc>
-        <w:tc>
-          <w:tcPr>
-            <w:tcW w:type="dxa" w:w="5112"/>
-          </w:tcPr>
-          <w:p>
-            <w:r>
-              <w:t>A saved version kept unchanged while a specified evaluation is run</w:t>
-            </w:r>
-          </w:p>
-        </w:tc>
-      </w:tr>
-    </w:tbl>
-    <w:p>
-      <w:pPr>
-        <w:pStyle w:val="Heading3"/>
-      </w:pPr>
-      <w:r>
-        <w:t>Model the reasoning aloud</w:t>
-      </w:r>
-    </w:p>
-    <w:p>
-      <w:pPr>
-        <w:spacing w:line="336" w:lineRule="auto" w:after="180"/>
-      </w:pPr>
-      <w:r>
-        <w:rPr>
-          <w:b w:val="0"/>
-        </w:rPr>
-        <w:t xml:space="preserve">Use the complete worked example below before asking learners to complete W2. Reveal a small part, invite a </w:t>
-      </w:r>
-      <w:r>
-        <w:rPr>
-          <w:b/>
-        </w:rPr>
-        <w:t>prediction</w:t>
-      </w:r>
-      <w:r>
-        <w:rPr>
-          <w:b w:val="0"/>
-        </w:rPr>
-        <w:t>, then explain the deciding step.</w:t>
-      </w:r>
-    </w:p>
-    <w:p>
-      <w:pPr>
-        <w:spacing w:line="336" w:lineRule="auto" w:after="180"/>
-      </w:pPr>
-      <w:r>
-        <w:rPr>
-          <w:b w:val="0"/>
-        </w:rPr>
-        <w:t>These teacher notes contain solutions; do not reveal the independent case answer during modelling.</w:t>
-      </w:r>
-    </w:p>
-    <w:p>
-      <w:pPr>
-        <w:pStyle w:val="Heading3"/>
-      </w:pPr>
-      <w:r>
-        <w:t>Model the reasoning aloud · 6</w:t>
+        <w:pStyle w:val="Heading2"/>
+      </w:pPr>
+      <w:r>
+        <w:t>Expose T1’s quiet regression and plan reruns</w:t>
       </w:r>
     </w:p>
     <w:p>
@@ -2095,14 +1420,6 @@
     </w:tbl>
     <w:p>
       <w:pPr>
-        <w:pStyle w:val="Heading3"/>
-      </w:pPr>
-      <w:r>
-        <w:t>Model the reasoning aloud · 7</w:t>
-      </w:r>
-    </w:p>
-    <w:p>
-      <w:pPr>
         <w:spacing w:line="336" w:lineRule="auto" w:after="180"/>
       </w:pPr>
       <w:r>
@@ -2170,108 +1487,14 @@
         <w:t xml:space="preserve"> and a correct explanation.</w:t>
       </w:r>
     </w:p>
-    <w:tbl>
-      <w:tblPr>
-        <w:tblStyle w:val="LightShading-Accent1"/>
-        <w:tblW w:type="auto" w:w="0"/>
-        <w:tblLook w:firstColumn="1" w:firstRow="1" w:lastColumn="0" w:lastRow="0" w:noHBand="0" w:noVBand="1" w:val="04A0"/>
-      </w:tblPr>
-      <w:tblGrid>
-        <w:gridCol w:w="5112"/>
-        <w:gridCol w:w="5112"/>
-      </w:tblGrid>
-      <w:tr>
-        <w:trPr>
-          <w:tblHeader/>
-        </w:trPr>
-        <w:tc>
-          <w:tcPr>
-            <w:tcW w:type="dxa" w:w="5112"/>
-          </w:tcPr>
-          <w:p>
-            <w:r>
-              <w:t>Thinking move</w:t>
-            </w:r>
-          </w:p>
-        </w:tc>
-        <w:tc>
-          <w:tcPr>
-            <w:tcW w:type="dxa" w:w="5112"/>
-          </w:tcPr>
-          <w:p>
-            <w:r>
-              <w:t>Teacher prompt</w:t>
-            </w:r>
-          </w:p>
-        </w:tc>
-      </w:tr>
-      <w:tr>
-        <w:tc>
-          <w:tcPr>
-            <w:tcW w:type="dxa" w:w="5112"/>
-          </w:tcPr>
-          <w:p>
-            <w:r>
-              <w:t>Plan</w:t>
-            </w:r>
-          </w:p>
-        </w:tc>
-        <w:tc>
-          <w:tcPr>
-            <w:tcW w:type="dxa" w:w="5112"/>
-          </w:tcPr>
-          <w:p>
-            <w:r>
-              <w:t>What is given? What is the question? Which procedure fits these facts?</w:t>
-            </w:r>
-          </w:p>
-        </w:tc>
-      </w:tr>
-      <w:tr>
-        <w:tc>
-          <w:tcPr>
-            <w:tcW w:type="dxa" w:w="5112"/>
-          </w:tcPr>
-          <w:p>
-            <w:r>
-              <w:t>Do</w:t>
-            </w:r>
-          </w:p>
-        </w:tc>
-        <w:tc>
-          <w:tcPr>
-            <w:tcW w:type="dxa" w:w="5112"/>
-          </w:tcPr>
-          <w:p>
-            <w:r>
-              <w:t>Point to each input and intermediate step in the worked trace. Name the rule that allows the next step.</w:t>
-            </w:r>
-          </w:p>
-        </w:tc>
-      </w:tr>
-      <w:tr>
-        <w:tc>
-          <w:tcPr>
-            <w:tcW w:type="dxa" w:w="5112"/>
-          </w:tcPr>
-          <w:p>
-            <w:r>
-              <w:t>Check</w:t>
-            </w:r>
-          </w:p>
-        </w:tc>
-        <w:tc>
-          <w:tcPr>
-            <w:tcW w:type="dxa" w:w="5112"/>
-          </w:tcPr>
-          <w:p>
-            <w:r>
-              <w:t>Does the output answer the question? Which assumption or limitation prevents a larger claim?</w:t>
-            </w:r>
-          </w:p>
-        </w:tc>
-      </w:tr>
-    </w:tbl>
+    <w:p>
+      <w:pPr>
+        <w:pStyle w:val="Heading2"/>
+      </w:pPr>
+      <w:r>
+        <w:t>Introduce the separate two-activity U example</w:t>
+      </w:r>
+    </w:p>
     <w:p>
       <w:pPr>
         <w:spacing w:line="336" w:lineRule="auto" w:after="180"/>
@@ -2280,15 +1503,19 @@
         <w:rPr>
           <w:b w:val="0"/>
         </w:rPr>
-        <w:t>Use the diagram and verbal explanation together. Ask learners to match a sentence to a specific visual step; do not assign learners fixed visual or auditory learning styles.</w:t>
-      </w:r>
-    </w:p>
-    <w:p>
-      <w:pPr>
-        <w:pStyle w:val="Heading3"/>
-      </w:pPr>
-      <w:r>
-        <w:t>A pictorial worked case: Improve One Cause</w:t>
+        <w:t xml:space="preserve">A fictional quiet-activity chooser has a boundary bug and a proposed </w:t>
+      </w:r>
+      <w:r>
+        <w:rPr>
+          <w:b/>
+        </w:rPr>
+        <w:t>repair</w:t>
+      </w:r>
+      <w:r>
+        <w:rPr>
+          <w:b w:val="0"/>
+        </w:rPr>
+        <w:t>.</w:t>
       </w:r>
     </w:p>
     <w:p>
@@ -2299,75 +1526,34 @@
         <w:rPr>
           <w:b w:val="0"/>
         </w:rPr>
-        <w:t xml:space="preserve">A fictional quiet-activity chooser has a boundary bug and a proposed </w:t>
-      </w:r>
-      <w:r>
-        <w:rPr>
-          <w:b/>
-        </w:rPr>
-        <w:t>repair</w:t>
-      </w:r>
-      <w:r>
-        <w:rPr>
-          <w:b w:val="0"/>
-        </w:rPr>
-        <w:t>.</w:t>
-      </w:r>
-    </w:p>
-    <w:p>
-      <w:pPr>
-        <w:pStyle w:val="Heading3"/>
-      </w:pPr>
-      <w:r>
-        <w:t>The facts we will use</w:t>
-      </w:r>
-    </w:p>
-    <w:p>
-      <w:pPr>
-        <w:pStyle w:val="Heading3"/>
-      </w:pPr>
-      <w:r>
-        <w:t>Supplied facts</w:t>
+        <w:t>A: quiet Yes, 8 minutes; B: quiet No, 5 minutes. Request quiet required Yes.</w:t>
       </w:r>
     </w:p>
     <w:p>
       <w:pPr>
         <w:spacing w:line="336" w:lineRule="auto" w:after="180"/>
-        <w:shd w:fill="F1F6FC"/>
-      </w:pPr>
-      <w:r>
-        <w:rPr>
-          <w:b w:val="0"/>
-        </w:rPr>
-        <w:t>A: quiet Yes, 8 minutes; B: quiet No, 5 minutes. Request quiet required Yes.</w:t>
-      </w:r>
-    </w:p>
-    <w:p>
-      <w:pPr>
-        <w:pStyle w:val="Heading3"/>
-      </w:pPr>
-      <w:r>
-        <w:t>Supplied facts</w:t>
-      </w:r>
-    </w:p>
-    <w:p>
-      <w:pPr>
-        <w:spacing w:line="336" w:lineRule="auto" w:after="180"/>
-        <w:shd w:fill="F1F6FC"/>
       </w:pPr>
       <w:r>
         <w:rPr>
           <w:b w:val="0"/>
         </w:rPr>
         <w:t>U0 accepts only duration&lt;available time. U1 fixes ≤ but accidentally removes the quiet requirement.</w:t>
+      </w:r>
+    </w:p>
+    <w:p>
+      <w:pPr>
+        <w:pStyle w:val="Heading2"/>
+      </w:pPr>
+      <w:r>
+        <w:t>Inspect the labelled repair comparison</w:t>
       </w:r>
     </w:p>
     <w:p>
       <w:r>
         <w:drawing>
           <wp:inline xmlns:a="http://schemas.openxmlformats.org/drawingml/2006/main" xmlns:pic="http://schemas.openxmlformats.org/drawingml/2006/picture">
-            <wp:extent cx="5346057" cy="5943599"/>
-            <wp:docPr id="1" name="Picture 1" descr="Improve One Cause. Boundary failure: At 8 minutes, U0 rejects A and rejects noisy B: none.. Expected repair: Correct logic must allow A when time equals 8.. Regression case: At 6 quiet-required minutes, correct output is none.. Bad revision: U1 selects noisy B at 6; fixing equality introduced a new failure."/>
+            <wp:extent cx="5486400" cy="2834640"/>
+            <wp:docPr id="1" name="Picture 1" descr="A repair with evidence. Keep the failing trace | Save a new version | Rerun the revealing case. Name the broken requirement | Correct the faulty step | Rerun earlier passing cases. Keep input and catalogue labels | Record what changed | Keep every result and limit"/>
             <wp:cNvGraphicFramePr>
               <a:graphicFrameLocks noChangeAspect="1"/>
             </wp:cNvGraphicFramePr>
@@ -2375,7 +1561,7 @@
               <a:graphicData uri="http://schemas.openxmlformats.org/drawingml/2006/picture">
                 <pic:pic>
                   <pic:nvPicPr>
-                    <pic:cNvPr id="0" name="academy-visual-ai-1-35.png"/>
+                    <pic:cNvPr id="0" name="academy-story-ai-1-35-03.png"/>
                     <pic:cNvPicPr/>
                   </pic:nvPicPr>
                   <pic:blipFill>
@@ -2387,7 +1573,51 @@
                   <pic:spPr>
                     <a:xfrm>
                       <a:off x="0" y="0"/>
-                      <a:ext cx="5346057" cy="5943599"/>
+                      <a:ext cx="5486400" cy="2834640"/>
+                    </a:xfrm>
+                    <a:prstGeom prst="rect"/>
+                  </pic:spPr>
+                </pic:pic>
+              </a:graphicData>
+            </a:graphic>
+          </wp:inline>
+        </w:drawing>
+      </w:r>
+    </w:p>
+    <w:p>
+      <w:pPr>
+        <w:pStyle w:val="Heading2"/>
+      </w:pPr>
+      <w:r>
+        <w:t>Trace the bad revision and preserved requirement</w:t>
+      </w:r>
+    </w:p>
+    <w:p>
+      <w:r>
+        <w:drawing>
+          <wp:inline xmlns:a="http://schemas.openxmlformats.org/drawingml/2006/main" xmlns:pic="http://schemas.openxmlformats.org/drawingml/2006/picture">
+            <wp:extent cx="5486400" cy="4005072"/>
+            <wp:docPr id="2" name="Picture 2" descr="Boundary failure: At 8 minutes, U0 rejects A and rejects noisy B: none. → Expected repair: Correct logic must allow A when time equals 8. → Regression case: At 6 quiet-required minutes, correct output is none. → Bad revision: U1 selects noisy B at 6; fixing equality introduced a new failure."/>
+            <wp:cNvGraphicFramePr>
+              <a:graphicFrameLocks noChangeAspect="1"/>
+            </wp:cNvGraphicFramePr>
+            <a:graphic>
+              <a:graphicData uri="http://schemas.openxmlformats.org/drawingml/2006/picture">
+                <pic:pic>
+                  <pic:nvPicPr>
+                    <pic:cNvPr id="0" name="academy-story-ai-1-35-02.png"/>
+                    <pic:cNvPicPr/>
+                  </pic:nvPicPr>
+                  <pic:blipFill>
+                    <a:blip r:embed="rId10"/>
+                    <a:stretch>
+                      <a:fillRect/>
+                    </a:stretch>
+                  </pic:blipFill>
+                  <pic:spPr>
+                    <a:xfrm>
+                      <a:off x="0" y="0"/>
+                      <a:ext cx="5486400" cy="4005072"/>
                     </a:xfrm>
                     <a:prstGeom prst="rect"/>
                   </pic:spPr>
@@ -2537,283 +1767,241 @@
     </w:p>
     <w:p>
       <w:pPr>
+        <w:spacing w:line="336" w:lineRule="auto" w:after="180"/>
+      </w:pPr>
+      <w:r>
+        <w:rPr>
+          <w:b w:val="0"/>
+        </w:rPr>
+        <w:t xml:space="preserve">A </w:t>
+      </w:r>
+      <w:r>
+        <w:rPr>
+          <w:b/>
+        </w:rPr>
+        <w:t>repair</w:t>
+      </w:r>
+      <w:r>
+        <w:rPr>
+          <w:b w:val="0"/>
+        </w:rPr>
+        <w:t xml:space="preserve"> must preserve the full contract, not just make one failing example pass. The quiet condition and duration comparison are separate requirements.</w:t>
+      </w:r>
+    </w:p>
+    <w:p>
+      <w:pPr>
+        <w:spacing w:line="336" w:lineRule="auto" w:after="180"/>
+      </w:pPr>
+      <w:r>
+        <w:rPr>
+          <w:b w:val="0"/>
+        </w:rPr>
+        <w:t xml:space="preserve">Changing only the inequality targets the recorded cause; removing the quiet check changes another behavior. Save previously passing cases to reveal such </w:t>
+      </w:r>
+      <w:r>
+        <w:rPr>
+          <w:b/>
+        </w:rPr>
+        <w:t>regression</w:t>
+      </w:r>
+      <w:r>
+        <w:rPr>
+          <w:b w:val="0"/>
+        </w:rPr>
+        <w:t>s.</w:t>
+      </w:r>
+    </w:p>
+    <w:p>
+      <w:pPr>
+        <w:pStyle w:val="Heading2"/>
+      </w:pPr>
+      <w:r>
+        <w:t>Limit generalisation from two examples</w:t>
+      </w:r>
+    </w:p>
+    <w:p>
+      <w:pPr>
+        <w:spacing w:line="336" w:lineRule="auto" w:after="180"/>
+      </w:pPr>
+      <w:r>
+        <w:rPr>
+          <w:b w:val="0"/>
+        </w:rPr>
+        <w:t xml:space="preserve">Two examples establish only these outcomes; further cases are needed before generalising the </w:t>
+      </w:r>
+      <w:r>
+        <w:rPr>
+          <w:b/>
+        </w:rPr>
+        <w:t>repair</w:t>
+      </w:r>
+      <w:r>
+        <w:rPr>
+          <w:b w:val="0"/>
+        </w:rPr>
+        <w:t>.</w:t>
+      </w:r>
+    </w:p>
+    <w:p>
+      <w:pPr>
+        <w:pStyle w:val="Heading2"/>
+      </w:pPr>
+      <w:r>
+        <w:t>Predict the targeted U2 result</w:t>
+      </w:r>
+    </w:p>
+    <w:p>
+      <w:pPr>
+        <w:spacing w:line="336" w:lineRule="auto" w:after="180"/>
+      </w:pPr>
+      <w:r>
+        <w:rPr>
+          <w:b w:val="0"/>
+        </w:rPr>
+        <w:t>Change: Use U2, which changes &lt; to ≤ and keeps the quiet check.</w:t>
+      </w:r>
+    </w:p>
+    <w:p>
+      <w:pPr>
+        <w:spacing w:line="336" w:lineRule="auto" w:after="180"/>
+      </w:pPr>
+      <w:r>
+        <w:rPr>
+          <w:b/>
+        </w:rPr>
+        <w:t>Prediction</w:t>
+      </w:r>
+      <w:r>
+        <w:rPr>
+          <w:b w:val="0"/>
+        </w:rPr>
+        <w:t>: At 8 return A; at 6 return none.</w:t>
+      </w:r>
+    </w:p>
+    <w:p>
+      <w:pPr>
+        <w:spacing w:line="336" w:lineRule="auto" w:after="180"/>
+      </w:pPr>
+      <w:r>
+        <w:rPr>
+          <w:b w:val="0"/>
+        </w:rPr>
+        <w:t xml:space="preserve">Reason: Equality is </w:t>
+      </w:r>
+      <w:r>
+        <w:rPr>
+          <w:b/>
+        </w:rPr>
+        <w:t>repair</w:t>
+      </w:r>
+      <w:r>
+        <w:rPr>
+          <w:b w:val="0"/>
+        </w:rPr>
+        <w:t>ed while B remains ineligible because it is noisy.</w:t>
+      </w:r>
+    </w:p>
+    <w:p>
+      <w:pPr>
+        <w:pStyle w:val="Heading2"/>
+      </w:pPr>
+      <w:r>
+        <w:t>Use the picture to identify the regression</w:t>
+      </w:r>
+    </w:p>
+    <w:p>
+      <w:pPr>
+        <w:spacing w:line="336" w:lineRule="auto" w:after="180"/>
+      </w:pPr>
+      <w:r>
+        <w:rPr>
+          <w:b w:val="0"/>
+        </w:rPr>
+        <w:t>Use the diagram and verbal explanation together. Ask learners to match a sentence to a specific visual step; do not assign learners fixed visual or auditory learning styles.</w:t>
+      </w:r>
+    </w:p>
+    <w:p>
+      <w:pPr>
+        <w:spacing w:line="336" w:lineRule="auto" w:after="180"/>
+      </w:pPr>
+      <w:r>
+        <w:rPr>
+          <w:b w:val="0"/>
+        </w:rPr>
+        <w:t xml:space="preserve">Cover the result. Ask learners to name the </w:t>
+      </w:r>
+      <w:r>
+        <w:rPr>
+          <w:b/>
+        </w:rPr>
+        <w:t>input</w:t>
+      </w:r>
+      <w:r>
+        <w:rPr>
+          <w:b w:val="0"/>
+        </w:rPr>
+        <w:t xml:space="preserve">s and predict the next step. Uncover one step, connect the icon to the actual procedure, and explain its </w:t>
+      </w:r>
+      <w:r>
+        <w:rPr>
+          <w:b/>
+        </w:rPr>
+        <w:t>evidence</w:t>
+      </w:r>
+      <w:r>
+        <w:rPr>
+          <w:b w:val="0"/>
+        </w:rPr>
+        <w:t>. Then change the supplied condition and compare.</w:t>
+      </w:r>
+    </w:p>
+    <w:p>
+      <w:pPr>
+        <w:spacing w:line="336" w:lineRule="auto" w:after="180"/>
+      </w:pPr>
+      <w:r>
+        <w:rPr>
+          <w:b w:val="0"/>
+        </w:rPr>
+        <w:t>The picture is a representation; it does not document execution of a real AI model.</w:t>
+      </w:r>
+    </w:p>
+    <w:p>
+      <w:pPr>
+        <w:pStyle w:val="Heading2"/>
+      </w:pPr>
+      <w:r>
+        <w:t>Earlier wording, alternatives and picture transcripts · reference / check after trying</w:t>
+      </w:r>
+    </w:p>
+    <w:p>
+      <w:pPr>
+        <w:spacing w:line="336" w:lineRule="auto" w:after="180"/>
+      </w:pPr>
+      <w:r>
+        <w:rPr>
+          <w:b w:val="0"/>
+        </w:rPr>
+        <w:t>Explain the mechanism</w:t>
+      </w:r>
+    </w:p>
+    <w:p>
+      <w:pPr>
+        <w:spacing w:line="336" w:lineRule="auto" w:after="180"/>
+      </w:pPr>
+      <w:r>
+        <w:rPr>
+          <w:b w:val="0"/>
+        </w:rPr>
+        <w:t>Follow the information instead of imagining magic inside the machine.</w:t>
+      </w:r>
+    </w:p>
+    <w:p>
+      <w:pPr>
         <w:pStyle w:val="Heading3"/>
       </w:pPr>
       <w:r>
-        <w:t>Why this result follows</w:t>
-      </w:r>
-    </w:p>
-    <w:p>
-      <w:pPr>
-        <w:pStyle w:val="Heading3"/>
-      </w:pPr>
-      <w:r>
-        <w:t>Why the result follows</w:t>
-      </w:r>
-    </w:p>
-    <w:p>
-      <w:pPr>
-        <w:spacing w:line="336" w:lineRule="auto" w:after="180"/>
-        <w:shd w:fill="F1F6FC"/>
-      </w:pPr>
-      <w:r>
-        <w:rPr>
-          <w:b w:val="0"/>
-        </w:rPr>
-        <w:t xml:space="preserve">A </w:t>
-      </w:r>
-      <w:r>
-        <w:rPr>
-          <w:b/>
-        </w:rPr>
-        <w:t>repair</w:t>
-      </w:r>
-      <w:r>
-        <w:rPr>
-          <w:b w:val="0"/>
-        </w:rPr>
-        <w:t xml:space="preserve"> must preserve the full contract, not just make one failing example pass. The quiet condition and duration comparison are separate requirements.</w:t>
-      </w:r>
-    </w:p>
-    <w:p>
-      <w:pPr>
-        <w:spacing w:line="336" w:lineRule="auto" w:after="180"/>
-        <w:shd w:fill="F1F6FC"/>
-      </w:pPr>
-      <w:r>
-        <w:rPr>
-          <w:b w:val="0"/>
-        </w:rPr>
-        <w:t xml:space="preserve">Changing only the inequality targets the recorded cause; removing the quiet check changes another behavior. Save previously passing cases to reveal such </w:t>
-      </w:r>
-      <w:r>
-        <w:rPr>
-          <w:b/>
-        </w:rPr>
-        <w:t>regression</w:t>
-      </w:r>
-      <w:r>
-        <w:rPr>
-          <w:b w:val="0"/>
-        </w:rPr>
-        <w:t>s.</w:t>
-      </w:r>
-    </w:p>
-    <w:p>
-      <w:pPr>
-        <w:pStyle w:val="Heading3"/>
-      </w:pPr>
-      <w:r>
-        <w:t>What this example does not establish</w:t>
-      </w:r>
-    </w:p>
-    <w:p>
-      <w:pPr>
-        <w:pStyle w:val="Heading3"/>
-      </w:pPr>
-      <w:r>
-        <w:t>Keep the stated limit</w:t>
-      </w:r>
-    </w:p>
-    <w:p>
-      <w:pPr>
-        <w:spacing w:line="336" w:lineRule="auto" w:after="180"/>
-        <w:shd w:fill="FFF5E6"/>
-      </w:pPr>
-      <w:r>
-        <w:rPr>
-          <w:b w:val="0"/>
-        </w:rPr>
-        <w:t xml:space="preserve">Two examples establish only these outcomes; further cases are needed before generalising the </w:t>
-      </w:r>
-      <w:r>
-        <w:rPr>
-          <w:b/>
-        </w:rPr>
-        <w:t>repair</w:t>
-      </w:r>
-      <w:r>
-        <w:rPr>
-          <w:b w:val="0"/>
-        </w:rPr>
-        <w:t>.</w:t>
-      </w:r>
-    </w:p>
-    <w:p>
-      <w:pPr>
-        <w:pStyle w:val="Heading3"/>
-      </w:pPr>
-      <w:r>
-        <w:t>Change one thing in the pictured case</w:t>
-      </w:r>
-    </w:p>
-    <w:p>
-      <w:pPr>
-        <w:pStyle w:val="Heading3"/>
-      </w:pPr>
-      <w:r>
-        <w:t>Change one thing</w:t>
-      </w:r>
-    </w:p>
-    <w:p>
-      <w:pPr>
-        <w:spacing w:line="336" w:lineRule="auto" w:after="180"/>
-        <w:shd w:fill="F5F1FB"/>
-      </w:pPr>
-      <w:r>
-        <w:rPr>
-          <w:b w:val="0"/>
-        </w:rPr>
-        <w:t>Change: Use U2, which changes &lt; to ≤ and keeps the quiet check.</w:t>
-      </w:r>
-    </w:p>
-    <w:p>
-      <w:pPr>
-        <w:pStyle w:val="Heading3"/>
-      </w:pPr>
-      <w:r>
-        <w:t>Predicted result</w:t>
-      </w:r>
-    </w:p>
-    <w:p>
-      <w:pPr>
-        <w:spacing w:line="336" w:lineRule="auto" w:after="180"/>
-        <w:shd w:fill="F1F6FC"/>
-      </w:pPr>
-      <w:r>
-        <w:rPr>
-          <w:b/>
-        </w:rPr>
-        <w:t>Prediction</w:t>
-      </w:r>
-      <w:r>
-        <w:rPr>
-          <w:b w:val="0"/>
-        </w:rPr>
-        <w:t>: At 8 return A; at 6 return none.</w:t>
-      </w:r>
-    </w:p>
-    <w:p>
-      <w:pPr>
-        <w:pStyle w:val="Heading3"/>
-      </w:pPr>
-      <w:r>
-        <w:t>Why the result follows</w:t>
-      </w:r>
-    </w:p>
-    <w:p>
-      <w:pPr>
-        <w:spacing w:line="336" w:lineRule="auto" w:after="180"/>
-        <w:shd w:fill="F1F6FC"/>
-      </w:pPr>
-      <w:r>
-        <w:rPr>
-          <w:b w:val="0"/>
-        </w:rPr>
-        <w:t xml:space="preserve">Reason: Equality is </w:t>
-      </w:r>
-      <w:r>
-        <w:rPr>
-          <w:b/>
-        </w:rPr>
-        <w:t>repair</w:t>
-      </w:r>
-      <w:r>
-        <w:rPr>
-          <w:b w:val="0"/>
-        </w:rPr>
-        <w:t>ed while B remains ineligible because it is noisy.</w:t>
-      </w:r>
-    </w:p>
-    <w:p>
-      <w:pPr>
-        <w:pStyle w:val="Heading3"/>
-      </w:pPr>
-      <w:r>
-        <w:t>Ask while showing the picture</w:t>
-      </w:r>
-    </w:p>
-    <w:p>
-      <w:pPr>
-        <w:pStyle w:val="Heading3"/>
-      </w:pPr>
-      <w:r>
-        <w:t>Ask while showing the picture · 8</w:t>
-      </w:r>
-    </w:p>
-    <w:p>
-      <w:pPr>
-        <w:spacing w:line="336" w:lineRule="auto" w:after="180"/>
-      </w:pPr>
-      <w:r>
-        <w:rPr>
-          <w:b w:val="0"/>
-        </w:rPr>
-        <w:t xml:space="preserve">Cover the result. Ask learners to name the </w:t>
-      </w:r>
-      <w:r>
-        <w:rPr>
-          <w:b/>
-        </w:rPr>
-        <w:t>input</w:t>
-      </w:r>
-      <w:r>
-        <w:rPr>
-          <w:b w:val="0"/>
-        </w:rPr>
-        <w:t xml:space="preserve">s and predict the next step. Uncover one step, connect the icon to the actual procedure, and explain its </w:t>
-      </w:r>
-      <w:r>
-        <w:rPr>
-          <w:b/>
-        </w:rPr>
-        <w:t>evidence</w:t>
-      </w:r>
-      <w:r>
-        <w:rPr>
-          <w:b w:val="0"/>
-        </w:rPr>
-        <w:t>. Then change the supplied condition and compare.</w:t>
-      </w:r>
-    </w:p>
-    <w:p>
-      <w:pPr>
-        <w:spacing w:line="336" w:lineRule="auto" w:after="180"/>
-      </w:pPr>
-      <w:r>
-        <w:rPr>
-          <w:b w:val="0"/>
-        </w:rPr>
-        <w:t>The picture is a representation; it does not document execution of a real AI model.</w:t>
-      </w:r>
-    </w:p>
-    <w:p>
-      <w:pPr>
-        <w:pStyle w:val="Heading1"/>
-      </w:pPr>
-      <w:r>
-        <w:t>03. Demonstrate and guide practice</w:t>
-      </w:r>
-    </w:p>
-    <w:p>
-      <w:r>
-        <w:t>Demonstrate Improve One Cause, reduce support deliberately and check individual reasoning before discussing answers.</w:t>
-      </w:r>
-    </w:p>
-    <w:p>
-      <w:pPr>
-        <w:pStyle w:val="Heading3"/>
-      </w:pPr>
-      <w:r>
-        <w:t>Board sequence</w:t>
-      </w:r>
-    </w:p>
-    <w:p>
-      <w:pPr>
-        <w:pStyle w:val="Heading3"/>
-      </w:pPr>
-      <w:r>
-        <w:t>1. Put the facts on the board</w:t>
+        <w:t>1. Input — information entering</w:t>
       </w:r>
     </w:p>
     <w:p>
@@ -2823,6 +2011,1178 @@
       </w:pPr>
       <w:r>
         <w:rPr>
+          <w:b/>
+        </w:rPr>
+        <w:t>INPUT</w:t>
+      </w:r>
+      <w:r>
+        <w:rPr>
+          <w:b w:val="0"/>
+        </w:rPr>
+        <w:t xml:space="preserve"> failure record and suspected cause</w:t>
+      </w:r>
+    </w:p>
+    <w:p>
+      <w:pPr>
+        <w:pStyle w:val="Heading3"/>
+      </w:pPr>
+      <w:r>
+        <w:t>2. Process — the deciding step</w:t>
+      </w:r>
+    </w:p>
+    <w:p>
+      <w:pPr>
+        <w:spacing w:line="336" w:lineRule="auto" w:after="180"/>
+        <w:shd w:fill="F4F9FC"/>
+      </w:pPr>
+      <w:r>
+        <w:rPr>
+          <w:b/>
+        </w:rPr>
+        <w:t>PROCESS</w:t>
+      </w:r>
+      <w:r>
+        <w:rPr>
+          <w:b w:val="0"/>
+        </w:rPr>
+        <w:t xml:space="preserve"> change one responsible rule, </w:t>
+      </w:r>
+      <w:r>
+        <w:rPr>
+          <w:b/>
+        </w:rPr>
+        <w:t>input</w:t>
+      </w:r>
+      <w:r>
+        <w:rPr>
+          <w:b w:val="0"/>
+        </w:rPr>
+        <w:t>, or threshold</w:t>
+      </w:r>
+    </w:p>
+    <w:p>
+      <w:pPr>
+        <w:pStyle w:val="Heading3"/>
+      </w:pPr>
+      <w:r>
+        <w:t>3. Output — the result</w:t>
+      </w:r>
+    </w:p>
+    <w:p>
+      <w:pPr>
+        <w:spacing w:line="336" w:lineRule="auto" w:after="180"/>
+        <w:shd w:fill="F4F9FC"/>
+      </w:pPr>
+      <w:r>
+        <w:rPr>
+          <w:b/>
+        </w:rPr>
+        <w:t>OUTPUT</w:t>
+      </w:r>
+      <w:r>
+        <w:rPr>
+          <w:b w:val="0"/>
+        </w:rPr>
+        <w:t xml:space="preserve"> same tests rerun with before/after </w:t>
+      </w:r>
+      <w:r>
+        <w:rPr>
+          <w:b/>
+        </w:rPr>
+        <w:t>evidence</w:t>
+      </w:r>
+    </w:p>
+    <w:p>
+      <w:pPr>
+        <w:spacing w:line="336" w:lineRule="auto" w:after="180"/>
+      </w:pPr>
+      <w:r>
+        <w:rPr>
+          <w:b w:val="0"/>
+        </w:rPr>
+        <w:t xml:space="preserve">CORE IDEA An improvement should target </w:t>
+      </w:r>
+      <w:r>
+        <w:rPr>
+          <w:b/>
+        </w:rPr>
+        <w:t>evidence</w:t>
+      </w:r>
+      <w:r>
+        <w:rPr>
+          <w:b w:val="0"/>
+        </w:rPr>
+        <w:t xml:space="preserve"> from a failure, not random change.</w:t>
+      </w:r>
+    </w:p>
+    <w:p>
+      <w:pPr>
+        <w:spacing w:line="336" w:lineRule="auto" w:after="180"/>
+      </w:pPr>
+      <w:r>
+        <w:rPr>
+          <w:b w:val="0"/>
+        </w:rPr>
+        <w:t>UNDER THE HOOD Controlled iteration links an intervention to an observed outcome. Holding test cases and unrelated components constant strengthens causal inference.</w:t>
+      </w:r>
+    </w:p>
+    <w:p>
+      <w:pPr>
+        <w:spacing w:line="336" w:lineRule="auto" w:after="180"/>
+      </w:pPr>
+      <w:r>
+        <w:rPr>
+          <w:b w:val="0"/>
+        </w:rPr>
+        <w:t xml:space="preserve">Improvement claims must include </w:t>
+      </w:r>
+      <w:r>
+        <w:rPr>
+          <w:b/>
+        </w:rPr>
+        <w:t>regression</w:t>
+      </w:r>
+      <w:r>
+        <w:rPr>
+          <w:b w:val="0"/>
+        </w:rPr>
+        <w:t xml:space="preserve">s and tradeoffs, not only </w:t>
+      </w:r>
+      <w:r>
+        <w:rPr>
+          <w:b/>
+        </w:rPr>
+        <w:t>repair</w:t>
+      </w:r>
+      <w:r>
+        <w:rPr>
+          <w:b w:val="0"/>
+        </w:rPr>
+        <w:t>ed cases.</w:t>
+      </w:r>
+    </w:p>
+    <w:p>
+      <w:pPr>
+        <w:spacing w:line="336" w:lineRule="auto" w:after="180"/>
+      </w:pPr>
+      <w:r>
+        <w:rPr>
+          <w:b w:val="0"/>
+        </w:rPr>
+        <w:t>Draw a fresh example with all three stages:</w:t>
+      </w:r>
+    </w:p>
+    <w:p>
+      <w:pPr>
+        <w:spacing w:line="336" w:lineRule="auto" w:after="180"/>
+      </w:pPr>
+      <w:r>
+        <w:rPr>
+          <w:b w:val="0"/>
+        </w:rPr>
+        <w:t xml:space="preserve">Every step connects a claim to observable </w:t>
+      </w:r>
+      <w:r>
+        <w:rPr>
+          <w:b/>
+        </w:rPr>
+        <w:t>evidence</w:t>
+      </w:r>
+      <w:r>
+        <w:rPr>
+          <w:b w:val="0"/>
+        </w:rPr>
+        <w:t>.</w:t>
+      </w:r>
+    </w:p>
+    <w:p>
+      <w:pPr>
+        <w:spacing w:line="336" w:lineRule="auto" w:after="180"/>
+      </w:pPr>
+      <w:r>
+        <w:rPr>
+          <w:b w:val="0"/>
+        </w:rPr>
+        <w:t>CASE The sorter misclassifies worn labels, so the team changes the text-reading rule or adds a safe visual clue while keeping other parts fixed.</w:t>
+      </w:r>
+    </w:p>
+    <w:p>
+      <w:pPr>
+        <w:spacing w:line="336" w:lineRule="auto" w:after="180"/>
+      </w:pPr>
+      <w:r>
+        <w:rPr>
+          <w:b w:val="0"/>
+        </w:rPr>
+        <w:t>STEP 1 — OBSERVE failure record and suspected cause</w:t>
+      </w:r>
+    </w:p>
+    <w:p>
+      <w:pPr>
+        <w:spacing w:line="336" w:lineRule="auto" w:after="180"/>
+      </w:pPr>
+      <w:r>
+        <w:rPr>
+          <w:b w:val="0"/>
+        </w:rPr>
+        <w:t xml:space="preserve">STEP 2 — TRACE change one responsible rule, </w:t>
+      </w:r>
+      <w:r>
+        <w:rPr>
+          <w:b/>
+        </w:rPr>
+        <w:t>input</w:t>
+      </w:r>
+      <w:r>
+        <w:rPr>
+          <w:b w:val="0"/>
+        </w:rPr>
+        <w:t>, or threshold</w:t>
+      </w:r>
+    </w:p>
+    <w:p>
+      <w:pPr>
+        <w:spacing w:line="336" w:lineRule="auto" w:after="180"/>
+      </w:pPr>
+      <w:r>
+        <w:rPr>
+          <w:b w:val="0"/>
+        </w:rPr>
+        <w:t xml:space="preserve">STEP 3 — CONCLUDE same tests rerun with before/after </w:t>
+      </w:r>
+      <w:r>
+        <w:rPr>
+          <w:b/>
+        </w:rPr>
+        <w:t>evidence</w:t>
+      </w:r>
+    </w:p>
+    <w:p>
+      <w:pPr>
+        <w:spacing w:line="336" w:lineRule="auto" w:after="180"/>
+      </w:pPr>
+      <w:r>
+        <w:rPr>
+          <w:b w:val="0"/>
+        </w:rPr>
+        <w:t xml:space="preserve">MODEL REASONING Name the </w:t>
+      </w:r>
+      <w:r>
+        <w:rPr>
+          <w:b/>
+        </w:rPr>
+        <w:t>evidence</w:t>
+      </w:r>
+      <w:r>
+        <w:rPr>
+          <w:b w:val="0"/>
+        </w:rPr>
+        <w:t>, suspected cause, single change, and predicted effect before editing. Rerun the full fixed suite, compare case by case, and keep the change only if benefits outweigh new failures.</w:t>
+      </w:r>
+    </w:p>
+    <w:p>
+      <w:pPr>
+        <w:spacing w:line="336" w:lineRule="auto" w:after="180"/>
+      </w:pPr>
+      <w:r>
+        <w:rPr>
+          <w:b w:val="0"/>
+        </w:rPr>
+        <w:t>DO NOT OVERCLAIM A higher pass count can hide a serious new failure; review every changed outcome.</w:t>
+      </w:r>
+    </w:p>
+    <w:p>
+      <w:pPr>
+        <w:spacing w:line="336" w:lineRule="auto" w:after="180"/>
+      </w:pPr>
+      <w:r>
+        <w:rPr>
+          <w:b w:val="0"/>
+        </w:rPr>
+        <w:t xml:space="preserve">What new </w:t>
+      </w:r>
+      <w:r>
+        <w:rPr>
+          <w:b/>
+        </w:rPr>
+        <w:t>evidence</w:t>
+      </w:r>
+      <w:r>
+        <w:rPr>
+          <w:b w:val="0"/>
+        </w:rPr>
+        <w:t xml:space="preserve"> could change this answer?</w:t>
+      </w:r>
+    </w:p>
+    <w:p>
+      <w:pPr>
+        <w:pStyle w:val="Heading3"/>
+      </w:pPr>
+      <w:r>
+        <w:t>Concrete teaching case</w:t>
+      </w:r>
+    </w:p>
+    <w:p>
+      <w:pPr>
+        <w:spacing w:line="336" w:lineRule="auto" w:after="180"/>
+      </w:pPr>
+      <w:r>
+        <w:rPr>
+          <w:b w:val="0"/>
+        </w:rPr>
+        <w:t>The team changes lighting, labels and rules together; errors fall from four to one.</w:t>
+      </w:r>
+    </w:p>
+    <w:p>
+      <w:pPr>
+        <w:spacing w:line="336" w:lineRule="auto" w:after="180"/>
+      </w:pPr>
+      <w:r>
+        <w:rPr>
+          <w:b w:val="0"/>
+        </w:rPr>
+        <w:t>Can it identify the cause of improvement?</w:t>
+      </w:r>
+    </w:p>
+    <w:p>
+      <w:pPr>
+        <w:pStyle w:val="Heading3"/>
+      </w:pPr>
+      <w:r>
+        <w:t>Exact explanation to model</w:t>
+      </w:r>
+    </w:p>
+    <w:p>
+      <w:pPr>
+        <w:spacing w:line="336" w:lineRule="auto" w:after="180"/>
+      </w:pPr>
+      <w:r>
+        <w:rPr>
+          <w:b w:val="0"/>
+        </w:rPr>
+        <w:t>No. Several factors changed. Compare one planned change at a time with controlled conditions.</w:t>
+      </w:r>
+    </w:p>
+    <w:p>
+      <w:pPr>
+        <w:pStyle w:val="Heading3"/>
+      </w:pPr>
+      <w:r>
+        <w:t>Explain the added worked example</w:t>
+      </w:r>
+    </w:p>
+    <w:p>
+      <w:pPr>
+        <w:pStyle w:val="Heading3"/>
+      </w:pPr>
+      <w:r>
+        <w:t>Key terms</w:t>
+      </w:r>
+    </w:p>
+    <w:tbl>
+      <w:tblPr>
+        <w:tblStyle w:val="LightShading-Accent1"/>
+        <w:tblW w:type="auto" w:w="0"/>
+        <w:tblLook w:firstColumn="1" w:firstRow="1" w:lastColumn="0" w:lastRow="0" w:noHBand="0" w:noVBand="1" w:val="04A0"/>
+      </w:tblPr>
+      <w:tblGrid>
+        <w:gridCol w:w="5112"/>
+        <w:gridCol w:w="5112"/>
+      </w:tblGrid>
+      <w:tr>
+        <w:trPr>
+          <w:tblHeader/>
+        </w:trPr>
+        <w:tc>
+          <w:tcPr>
+            <w:tcW w:type="dxa" w:w="5112"/>
+          </w:tcPr>
+          <w:p>
+            <w:r>
+              <w:t>Term</w:t>
+            </w:r>
+          </w:p>
+        </w:tc>
+        <w:tc>
+          <w:tcPr>
+            <w:tcW w:type="dxa" w:w="5112"/>
+          </w:tcPr>
+          <w:p>
+            <w:r>
+              <w:t>Meaning</w:t>
+            </w:r>
+          </w:p>
+        </w:tc>
+      </w:tr>
+      <w:tr>
+        <w:tc>
+          <w:tcPr>
+            <w:tcW w:type="dxa" w:w="5112"/>
+          </w:tcPr>
+          <w:p>
+            <w:r>
+              <w:t>Defect</w:t>
+            </w:r>
+          </w:p>
+        </w:tc>
+        <w:tc>
+          <w:tcPr>
+            <w:tcW w:type="dxa" w:w="5112"/>
+          </w:tcPr>
+          <w:p>
+            <w:r>
+              <w:t>A fault in the instructions or implementation that can cause incorrect behaviour</w:t>
+            </w:r>
+          </w:p>
+        </w:tc>
+      </w:tr>
+      <w:tr>
+        <w:tc>
+          <w:tcPr>
+            <w:tcW w:type="dxa" w:w="5112"/>
+          </w:tcPr>
+          <w:p>
+            <w:r>
+              <w:t>Repair</w:t>
+            </w:r>
+          </w:p>
+        </w:tc>
+        <w:tc>
+          <w:tcPr>
+            <w:tcW w:type="dxa" w:w="5112"/>
+          </w:tcPr>
+          <w:p>
+            <w:r>
+              <w:t>A change intended to correct a located defect</w:t>
+            </w:r>
+          </w:p>
+        </w:tc>
+      </w:tr>
+      <w:tr>
+        <w:tc>
+          <w:tcPr>
+            <w:tcW w:type="dxa" w:w="5112"/>
+          </w:tcPr>
+          <w:p>
+            <w:r>
+              <w:t>Regression</w:t>
+            </w:r>
+          </w:p>
+        </w:tc>
+        <w:tc>
+          <w:tcPr>
+            <w:tcW w:type="dxa" w:w="5112"/>
+          </w:tcPr>
+          <w:p>
+            <w:r>
+              <w:t>Previously correct behaviour that becomes incorrect after a change</w:t>
+            </w:r>
+          </w:p>
+        </w:tc>
+      </w:tr>
+      <w:tr>
+        <w:tc>
+          <w:tcPr>
+            <w:tcW w:type="dxa" w:w="5112"/>
+          </w:tcPr>
+          <w:p>
+            <w:r>
+              <w:t>Change record</w:t>
+            </w:r>
+          </w:p>
+        </w:tc>
+        <w:tc>
+          <w:tcPr>
+            <w:tcW w:type="dxa" w:w="5112"/>
+          </w:tcPr>
+          <w:p>
+            <w:r>
+              <w:t>A note of what changed, why, and which versions and tests support it</w:t>
+            </w:r>
+          </w:p>
+        </w:tc>
+      </w:tr>
+      <w:tr>
+        <w:tc>
+          <w:tcPr>
+            <w:tcW w:type="dxa" w:w="5112"/>
+          </w:tcPr>
+          <w:p>
+            <w:r>
+              <w:t>Fixed candidate</w:t>
+            </w:r>
+          </w:p>
+        </w:tc>
+        <w:tc>
+          <w:tcPr>
+            <w:tcW w:type="dxa" w:w="5112"/>
+          </w:tcPr>
+          <w:p>
+            <w:r>
+              <w:t>A saved version kept unchanged while a specified evaluation is run</w:t>
+            </w:r>
+          </w:p>
+        </w:tc>
+      </w:tr>
+    </w:tbl>
+    <w:p>
+      <w:pPr>
+        <w:pStyle w:val="Heading3"/>
+      </w:pPr>
+      <w:r>
+        <w:t>Model the reasoning aloud</w:t>
+      </w:r>
+    </w:p>
+    <w:p>
+      <w:pPr>
+        <w:spacing w:line="336" w:lineRule="auto" w:after="180"/>
+      </w:pPr>
+      <w:r>
+        <w:rPr>
+          <w:b w:val="0"/>
+        </w:rPr>
+        <w:t xml:space="preserve">Use the complete worked example below before asking learners to complete W2. Reveal a small part, invite a </w:t>
+      </w:r>
+      <w:r>
+        <w:rPr>
+          <w:b/>
+        </w:rPr>
+        <w:t>prediction</w:t>
+      </w:r>
+      <w:r>
+        <w:rPr>
+          <w:b w:val="0"/>
+        </w:rPr>
+        <w:t>, then explain the deciding step.</w:t>
+      </w:r>
+    </w:p>
+    <w:p>
+      <w:pPr>
+        <w:spacing w:line="336" w:lineRule="auto" w:after="180"/>
+      </w:pPr>
+      <w:r>
+        <w:rPr>
+          <w:b w:val="0"/>
+        </w:rPr>
+        <w:t>These teacher notes contain solutions; do not reveal the independent case answer during modelling.</w:t>
+      </w:r>
+    </w:p>
+    <w:tbl>
+      <w:tblPr>
+        <w:tblStyle w:val="LightShading-Accent1"/>
+        <w:tblW w:type="auto" w:w="0"/>
+        <w:tblLook w:firstColumn="1" w:firstRow="1" w:lastColumn="0" w:lastRow="0" w:noHBand="0" w:noVBand="1" w:val="04A0"/>
+      </w:tblPr>
+      <w:tblGrid>
+        <w:gridCol w:w="5112"/>
+        <w:gridCol w:w="5112"/>
+      </w:tblGrid>
+      <w:tr>
+        <w:trPr>
+          <w:tblHeader/>
+        </w:trPr>
+        <w:tc>
+          <w:tcPr>
+            <w:tcW w:type="dxa" w:w="5112"/>
+          </w:tcPr>
+          <w:p>
+            <w:r>
+              <w:t>Thinking move</w:t>
+            </w:r>
+          </w:p>
+        </w:tc>
+        <w:tc>
+          <w:tcPr>
+            <w:tcW w:type="dxa" w:w="5112"/>
+          </w:tcPr>
+          <w:p>
+            <w:r>
+              <w:t>Teacher prompt</w:t>
+            </w:r>
+          </w:p>
+        </w:tc>
+      </w:tr>
+      <w:tr>
+        <w:tc>
+          <w:tcPr>
+            <w:tcW w:type="dxa" w:w="5112"/>
+          </w:tcPr>
+          <w:p>
+            <w:r>
+              <w:t>Plan</w:t>
+            </w:r>
+          </w:p>
+        </w:tc>
+        <w:tc>
+          <w:tcPr>
+            <w:tcW w:type="dxa" w:w="5112"/>
+          </w:tcPr>
+          <w:p>
+            <w:r>
+              <w:t>What is given? What is the question? Which procedure fits these facts?</w:t>
+            </w:r>
+          </w:p>
+        </w:tc>
+      </w:tr>
+      <w:tr>
+        <w:tc>
+          <w:tcPr>
+            <w:tcW w:type="dxa" w:w="5112"/>
+          </w:tcPr>
+          <w:p>
+            <w:r>
+              <w:t>Do</w:t>
+            </w:r>
+          </w:p>
+        </w:tc>
+        <w:tc>
+          <w:tcPr>
+            <w:tcW w:type="dxa" w:w="5112"/>
+          </w:tcPr>
+          <w:p>
+            <w:r>
+              <w:t>Point to each input and intermediate step in the worked trace. Name the rule that allows the next step.</w:t>
+            </w:r>
+          </w:p>
+        </w:tc>
+      </w:tr>
+      <w:tr>
+        <w:tc>
+          <w:tcPr>
+            <w:tcW w:type="dxa" w:w="5112"/>
+          </w:tcPr>
+          <w:p>
+            <w:r>
+              <w:t>Check</w:t>
+            </w:r>
+          </w:p>
+        </w:tc>
+        <w:tc>
+          <w:tcPr>
+            <w:tcW w:type="dxa" w:w="5112"/>
+          </w:tcPr>
+          <w:p>
+            <w:r>
+              <w:t>Does the output answer the question? Which assumption or limitation prevents a larger claim?</w:t>
+            </w:r>
+          </w:p>
+        </w:tc>
+      </w:tr>
+    </w:tbl>
+    <w:p>
+      <w:pPr>
+        <w:pStyle w:val="Heading3"/>
+      </w:pPr>
+      <w:r>
+        <w:t>A pictorial worked case: Improve One Cause</w:t>
+      </w:r>
+    </w:p>
+    <w:p>
+      <w:pPr>
+        <w:pStyle w:val="Heading3"/>
+      </w:pPr>
+      <w:r>
+        <w:t>The facts we will use</w:t>
+      </w:r>
+    </w:p>
+    <w:p>
+      <w:r>
+        <w:drawing>
+          <wp:inline xmlns:a="http://schemas.openxmlformats.org/drawingml/2006/main" xmlns:pic="http://schemas.openxmlformats.org/drawingml/2006/picture">
+            <wp:extent cx="5346057" cy="5943599"/>
+            <wp:docPr id="3" name="Picture 3" descr="Improve One Cause. Boundary failure: At 8 minutes, U0 rejects A and rejects noisy B: none.. Expected repair: Correct logic must allow A when time equals 8.. Regression case: At 6 quiet-required minutes, correct output is none.. Bad revision: U1 selects noisy B at 6; fixing equality introduced a new failure."/>
+            <wp:cNvGraphicFramePr>
+              <a:graphicFrameLocks noChangeAspect="1"/>
+            </wp:cNvGraphicFramePr>
+            <a:graphic>
+              <a:graphicData uri="http://schemas.openxmlformats.org/drawingml/2006/picture">
+                <pic:pic>
+                  <pic:nvPicPr>
+                    <pic:cNvPr id="0" name="academy-visual-ai-1-35.png"/>
+                    <pic:cNvPicPr/>
+                  </pic:nvPicPr>
+                  <pic:blipFill>
+                    <a:blip r:embed="rId11"/>
+                    <a:stretch>
+                      <a:fillRect/>
+                    </a:stretch>
+                  </pic:blipFill>
+                  <pic:spPr>
+                    <a:xfrm>
+                      <a:off x="0" y="0"/>
+                      <a:ext cx="5346057" cy="5943599"/>
+                    </a:xfrm>
+                    <a:prstGeom prst="rect"/>
+                  </pic:spPr>
+                </pic:pic>
+              </a:graphicData>
+            </a:graphic>
+          </wp:inline>
+        </w:drawing>
+      </w:r>
+    </w:p>
+    <w:p>
+      <w:pPr>
+        <w:pStyle w:val="Heading3"/>
+      </w:pPr>
+      <w:r>
+        <w:t>Why this result follows</w:t>
+      </w:r>
+    </w:p>
+    <w:p>
+      <w:pPr>
+        <w:pStyle w:val="Heading3"/>
+      </w:pPr>
+      <w:r>
+        <w:t>What this example does not establish</w:t>
+      </w:r>
+    </w:p>
+    <w:p>
+      <w:pPr>
+        <w:pStyle w:val="Heading3"/>
+      </w:pPr>
+      <w:r>
+        <w:t>Change one thing in the pictured case</w:t>
+      </w:r>
+    </w:p>
+    <w:p>
+      <w:pPr>
+        <w:pStyle w:val="Heading3"/>
+      </w:pPr>
+      <w:r>
+        <w:t>Ask while showing the picture</w:t>
+      </w:r>
+    </w:p>
+    <w:p>
+      <w:pPr>
+        <w:pStyle w:val="Heading1"/>
+      </w:pPr>
+      <w:r>
+        <w:t>03. Guide the reasoning, then remove help</w:t>
+      </w:r>
+    </w:p>
+    <w:p>
+      <w:r>
+        <w:t>Collect a response from each learner before discussing the worked key.</w:t>
+      </w:r>
+    </w:p>
+    <w:p>
+      <w:pPr>
+        <w:pStyle w:val="Heading2"/>
+      </w:pPr>
+      <w:r>
+        <w:t>Prompt before revealing</w:t>
+      </w:r>
+    </w:p>
+    <w:p>
+      <w:pPr>
+        <w:spacing w:line="336" w:lineRule="auto" w:after="180"/>
+      </w:pPr>
+      <w:r>
+        <w:rPr>
+          <w:b w:val="0"/>
+        </w:rPr>
+        <w:t xml:space="preserve">Completion task: Plan and operate the S1 </w:t>
+      </w:r>
+      <w:r>
+        <w:rPr>
+          <w:b/>
+        </w:rPr>
+        <w:t>repair</w:t>
+      </w:r>
+      <w:r>
+        <w:rPr>
+          <w:b w:val="0"/>
+        </w:rPr>
+        <w:t xml:space="preserve"> and </w:t>
+      </w:r>
+      <w:r>
+        <w:rPr>
+          <w:b/>
+        </w:rPr>
+        <w:t>regression</w:t>
+      </w:r>
+      <w:r>
+        <w:rPr>
+          <w:b w:val="0"/>
+        </w:rPr>
+        <w:t xml:space="preserve"> set described in the lesson, using the appropriate catalogue version for each case. Record expected and observed results separately with reasons and traces.</w:t>
+      </w:r>
+    </w:p>
+    <w:p>
+      <w:pPr>
+        <w:spacing w:line="336" w:lineRule="auto" w:after="180"/>
+      </w:pPr>
+      <w:r>
+        <w:rPr>
+          <w:b w:val="0"/>
+        </w:rPr>
+        <w:t>Summarise full passes over all attempted cases, list unrun cases separately and identify any remaining failures. Do not replace observed mistakes with worked answers.</w:t>
+      </w:r>
+    </w:p>
+    <w:p>
+      <w:pPr>
+        <w:pStyle w:val="Heading2"/>
+      </w:pPr>
+      <w:r>
+        <w:t>Expected reasoning and fading help</w:t>
+      </w:r>
+    </w:p>
+    <w:p>
+      <w:pPr>
+        <w:spacing w:line="336" w:lineRule="auto" w:after="180"/>
+      </w:pPr>
+      <w:r>
+        <w:rPr>
+          <w:b w:val="0"/>
+        </w:rPr>
+        <w:t>Teacher check: Under B version 1 the listed requests yield B1, B2, no match, no match, B1, B2, no match, B1, then four clarifications for 31, blank minutes, 10.5 and Maybe. B version 2 with 12 Yes yields B3.</w:t>
+      </w:r>
+    </w:p>
+    <w:p>
+      <w:pPr>
+        <w:spacing w:line="336" w:lineRule="auto" w:after="180"/>
+      </w:pPr>
+      <w:r>
+        <w:rPr>
+          <w:b w:val="0"/>
+        </w:rPr>
+        <w:t xml:space="preserve">B version 3 yields B4 for 15 No and no match for 15 Yes. There are 15 planned cases. Correct execution with correct reasons gives 15 of 15; accept honest different </w:t>
+      </w:r>
+      <w:r>
+        <w:rPr>
+          <w:b/>
+        </w:rPr>
+        <w:t>observation</w:t>
+      </w:r>
+      <w:r>
+        <w:rPr>
+          <w:b w:val="0"/>
+        </w:rPr>
+        <w:t>s with investigation.</w:t>
+      </w:r>
+    </w:p>
+    <w:p>
+      <w:pPr>
+        <w:spacing w:line="336" w:lineRule="auto" w:after="180"/>
+      </w:pPr>
+      <w:r>
+        <w:rPr>
+          <w:b w:val="0"/>
+        </w:rPr>
+        <w:t>Unrun cases are not passes and the attempted denominator must be stated.</w:t>
+      </w:r>
+    </w:p>
+    <w:p>
+      <w:pPr>
+        <w:spacing w:line="336" w:lineRule="auto" w:after="180"/>
+      </w:pPr>
+      <w:r>
+        <w:rPr>
+          <w:b w:val="0"/>
+        </w:rPr>
+        <w:t xml:space="preserve">Start by identifying the given </w:t>
+      </w:r>
+      <w:r>
+        <w:rPr>
+          <w:b/>
+        </w:rPr>
+        <w:t>input</w:t>
+      </w:r>
+      <w:r>
+        <w:rPr>
+          <w:b w:val="0"/>
+        </w:rPr>
+        <w:t>s together. Leave the intermediate steps blank. If needed, model one step, then withdraw that help on the next step. Move to a full trace only when the partial trace is understood.</w:t>
+      </w:r>
+    </w:p>
+    <w:p>
+      <w:pPr>
+        <w:spacing w:line="336" w:lineRule="auto" w:after="180"/>
+      </w:pPr>
+      <w:r>
+        <w:rPr>
+          <w:b w:val="0"/>
+        </w:rPr>
+        <w:t>For partners, alternate explainer and checker; collect a response from every learner before discussion.</w:t>
+      </w:r>
+    </w:p>
+    <w:p>
+      <w:pPr>
+        <w:pStyle w:val="Heading2"/>
+      </w:pPr>
+      <w:r>
+        <w:t>Check the misconception before discussion</w:t>
+      </w:r>
+    </w:p>
+    <w:p>
+      <w:pPr>
+        <w:spacing w:line="336" w:lineRule="auto" w:after="180"/>
+      </w:pPr>
+      <w:r>
+        <w:rPr>
+          <w:b w:val="0"/>
+        </w:rPr>
+        <w:t xml:space="preserve">Use the worked case for Improving and checking </w:t>
+      </w:r>
+      <w:r>
+        <w:rPr>
+          <w:b/>
+        </w:rPr>
+        <w:t>regression</w:t>
+      </w:r>
+      <w:r>
+        <w:rPr>
+          <w:b w:val="0"/>
+        </w:rPr>
+        <w:t xml:space="preserve">s. Proposed explanation: “One </w:t>
+      </w:r>
+      <w:r>
+        <w:rPr>
+          <w:b/>
+        </w:rPr>
+        <w:t>repair</w:t>
+      </w:r>
+      <w:r>
+        <w:rPr>
+          <w:b w:val="0"/>
+        </w:rPr>
+        <w:t>ed example proves improvement everywhere”. Decide whether this explanation is supported.</w:t>
+      </w:r>
+    </w:p>
+    <w:p>
+      <w:pPr>
+        <w:spacing w:line="336" w:lineRule="auto" w:after="180"/>
+      </w:pPr>
+      <w:r>
+        <w:rPr>
+          <w:b w:val="0"/>
+        </w:rPr>
+        <w:t xml:space="preserve">Point to the step or supplied fact that decides; explain your </w:t>
+      </w:r>
+      <w:r>
+        <w:rPr>
+          <w:b/>
+        </w:rPr>
+        <w:t>repair</w:t>
+      </w:r>
+      <w:r>
+        <w:rPr>
+          <w:b w:val="0"/>
+        </w:rPr>
+        <w:t xml:space="preserve"> if needed.</w:t>
+      </w:r>
+    </w:p>
+    <w:p>
+      <w:pPr>
+        <w:spacing w:line="336" w:lineRule="auto" w:after="180"/>
+      </w:pPr>
+      <w:r>
+        <w:rPr>
+          <w:b w:val="0"/>
+        </w:rPr>
+        <w:t>Expected correction: Check the revealing case and previously successful behaviour under recorded conditions.</w:t>
+      </w:r>
+    </w:p>
+    <w:p>
+      <w:pPr>
+        <w:spacing w:line="336" w:lineRule="auto" w:after="180"/>
+      </w:pPr>
+      <w:r>
+        <w:rPr>
+          <w:b w:val="0"/>
+        </w:rPr>
+        <w:t>Collect explanations, not only yes/no votes. If a misunderstanding is common, re-model the relevant step for the class.</w:t>
+      </w:r>
+    </w:p>
+    <w:p>
+      <w:pPr>
+        <w:spacing w:line="336" w:lineRule="auto" w:after="180"/>
+      </w:pPr>
+      <w:r>
+        <w:rPr>
+          <w:b w:val="0"/>
+        </w:rPr>
+        <w:t>If it affects a few learners, give a short targeted group explanation while others solve a more demanding variation.</w:t>
+      </w:r>
+    </w:p>
+    <w:p>
+      <w:pPr>
+        <w:pStyle w:val="Heading2"/>
+      </w:pPr>
+      <w:r>
+        <w:t>Use the pictorial check</w:t>
+      </w:r>
+    </w:p>
+    <w:p>
+      <w:pPr>
+        <w:spacing w:line="336" w:lineRule="auto" w:after="180"/>
+      </w:pPr>
+      <w:r>
+        <w:rPr>
+          <w:b w:val="0"/>
+        </w:rPr>
+        <w:t xml:space="preserve">Explain why “our </w:t>
+      </w:r>
+      <w:r>
+        <w:rPr>
+          <w:b/>
+        </w:rPr>
+        <w:t>repair</w:t>
+      </w:r>
+      <w:r>
+        <w:rPr>
+          <w:b w:val="0"/>
+        </w:rPr>
+        <w:t>ed version now picks something” is not enough to show success at 6.</w:t>
+      </w:r>
+    </w:p>
+    <w:p>
+      <w:pPr>
+        <w:spacing w:line="336" w:lineRule="auto" w:after="180"/>
+      </w:pPr>
+      <w:r>
+        <w:rPr>
+          <w:b w:val="0"/>
+        </w:rPr>
+        <w:t xml:space="preserve">Any chosen activity must be quiet and fit the time. B is noisy, so picking it violates the contract; none is the correct </w:t>
+      </w:r>
+      <w:r>
+        <w:rPr>
+          <w:b/>
+        </w:rPr>
+        <w:t>output</w:t>
+      </w:r>
+      <w:r>
+        <w:rPr>
+          <w:b w:val="0"/>
+        </w:rPr>
+        <w:t>.</w:t>
+      </w:r>
+    </w:p>
+    <w:p>
+      <w:pPr>
+        <w:spacing w:line="336" w:lineRule="auto" w:after="180"/>
+      </w:pPr>
+      <w:r>
+        <w:rPr>
+          <w:b w:val="0"/>
+        </w:rPr>
+        <w:t xml:space="preserve">Changed-case reasoning: At 8 return A; at 6 return none. Equality is </w:t>
+      </w:r>
+      <w:r>
+        <w:rPr>
+          <w:b/>
+        </w:rPr>
+        <w:t>repair</w:t>
+      </w:r>
+      <w:r>
+        <w:rPr>
+          <w:b w:val="0"/>
+        </w:rPr>
+        <w:t>ed while B remains ineligible because it is noisy.</w:t>
+      </w:r>
+    </w:p>
+    <w:p>
+      <w:pPr>
+        <w:spacing w:line="336" w:lineRule="auto" w:after="180"/>
+      </w:pPr>
+      <w:r>
+        <w:rPr>
+          <w:b w:val="0"/>
+        </w:rPr>
+        <w:t xml:space="preserve">Collect each learner’s explanation before discussion. Use the first missing connection between </w:t>
+      </w:r>
+      <w:r>
+        <w:rPr>
+          <w:b/>
+        </w:rPr>
+        <w:t>input</w:t>
+      </w:r>
+      <w:r>
+        <w:rPr>
+          <w:b w:val="0"/>
+        </w:rPr>
+        <w:t xml:space="preserve">, deciding step and result to choose support. This question is worked-case practice, not fresh mastery </w:t>
+      </w:r>
+      <w:r>
+        <w:rPr>
+          <w:b/>
+        </w:rPr>
+        <w:t>evidence</w:t>
+      </w:r>
+      <w:r>
+        <w:rPr>
+          <w:b w:val="0"/>
+        </w:rPr>
+        <w:t>.</w:t>
+      </w:r>
+    </w:p>
+    <w:p>
+      <w:pPr>
+        <w:pStyle w:val="Heading2"/>
+      </w:pPr>
+      <w:r>
+        <w:t>Keep each learner explaining</w:t>
+      </w:r>
+    </w:p>
+    <w:p>
+      <w:pPr>
+        <w:pStyle w:val="ListBullet"/>
+      </w:pPr>
+      <w:r>
+        <w:t>Ask: Which facts are given, and which would we have to assume? Learners mark relevant details before discussing answers.</w:t>
+      </w:r>
+    </w:p>
+    <w:p>
+      <w:pPr>
+        <w:pStyle w:val="ListBullet"/>
+      </w:pPr>
+      <w:r>
+        <w:t>Say: Predict first. Show the rule, information path or calculation that would produce the result. A correct guess is not yet an explanation.</w:t>
+      </w:r>
+    </w:p>
+    <w:p>
+      <w:pPr>
+        <w:pStyle w:val="ListBullet"/>
+      </w:pPr>
+      <w:r>
+        <w:t>In pairs, one learner solves while the other checks evidence; exchange roles. Remove the worked answer before independent assessment.</w:t>
+      </w:r>
+    </w:p>
+    <w:p>
+      <w:pPr>
+        <w:pStyle w:val="Heading2"/>
+      </w:pPr>
+      <w:r>
+        <w:t>Earlier wording, alternatives and picture transcripts · reference / check after trying</w:t>
+      </w:r>
+    </w:p>
+    <w:p>
+      <w:pPr>
+        <w:spacing w:line="336" w:lineRule="auto" w:after="180"/>
+      </w:pPr>
+      <w:r>
+        <w:rPr>
+          <w:b w:val="0"/>
+        </w:rPr>
+        <w:t>Demonstrate and guide practice</w:t>
+      </w:r>
+    </w:p>
+    <w:p>
+      <w:pPr>
+        <w:pStyle w:val="Heading3"/>
+      </w:pPr>
+      <w:r>
+        <w:t>Board sequence</w:t>
+      </w:r>
+    </w:p>
+    <w:p>
+      <w:pPr>
+        <w:spacing w:line="336" w:lineRule="auto" w:after="180"/>
+      </w:pPr>
+      <w:r>
+        <w:rPr>
           <w:b w:val="0"/>
         </w:rPr>
         <w:t>Write the given facts: The team changes lighting, labels and rules together; errors fall from four to one.</w:t>
@@ -2830,156 +3190,66 @@
     </w:p>
     <w:p>
       <w:pPr>
+        <w:spacing w:line="336" w:lineRule="auto" w:after="180"/>
+      </w:pPr>
+      <w:r>
+        <w:rPr>
+          <w:b w:val="0"/>
+        </w:rPr>
+        <w:t>Write the question to explain: Can it identify the cause of improvement?</w:t>
+      </w:r>
+    </w:p>
+    <w:p>
+      <w:pPr>
+        <w:spacing w:line="336" w:lineRule="auto" w:after="180"/>
+      </w:pPr>
+      <w:r>
+        <w:rPr>
+          <w:b w:val="0"/>
+        </w:rPr>
+        <w:t xml:space="preserve">Reveal after </w:t>
+      </w:r>
+      <w:r>
+        <w:rPr>
+          <w:b/>
+        </w:rPr>
+        <w:t>prediction</w:t>
+      </w:r>
+      <w:r>
+        <w:rPr>
+          <w:b w:val="0"/>
+        </w:rPr>
+        <w:t>s: No. Several factors changed. Compare one planned change at a time with controlled conditions.</w:t>
+      </w:r>
+    </w:p>
+    <w:p>
+      <w:pPr>
+        <w:spacing w:line="336" w:lineRule="auto" w:after="180"/>
+      </w:pPr>
+      <w:r>
+        <w:rPr>
+          <w:b w:val="0"/>
+        </w:rPr>
+        <w:t>Use the earlier changed question as optional later practice. Reserve Audit a different proposed repair for the first independent attempt before hints or feedback.</w:t>
+      </w:r>
+    </w:p>
+    <w:p>
+      <w:pPr>
         <w:pStyle w:val="Heading3"/>
       </w:pPr>
       <w:r>
-        <w:t>2. State the decision to explain</w:t>
+        <w:t>Classroom dialogue</w:t>
       </w:r>
     </w:p>
     <w:p>
       <w:pPr>
         <w:spacing w:line="336" w:lineRule="auto" w:after="180"/>
-        <w:shd w:fill="F5F1FB"/>
-      </w:pPr>
-      <w:r>
-        <w:rPr>
-          <w:b w:val="0"/>
-        </w:rPr>
-        <w:t>Write the question to explain: Can it identify the cause of improvement?</w:t>
-      </w:r>
-    </w:p>
-    <w:p>
-      <w:pPr>
-        <w:pStyle w:val="Heading3"/>
-      </w:pPr>
-      <w:r>
-        <w:t>3. Reveal the worked reasoning</w:t>
-      </w:r>
-    </w:p>
-    <w:p>
-      <w:pPr>
-        <w:spacing w:line="336" w:lineRule="auto" w:after="180"/>
-        <w:shd w:fill="F1F6FC"/>
-      </w:pPr>
-      <w:r>
-        <w:rPr>
-          <w:b w:val="0"/>
-        </w:rPr>
-        <w:t xml:space="preserve">Reveal after </w:t>
-      </w:r>
-      <w:r>
-        <w:rPr>
-          <w:b/>
-        </w:rPr>
-        <w:t>prediction</w:t>
-      </w:r>
-      <w:r>
-        <w:rPr>
-          <w:b w:val="0"/>
-        </w:rPr>
-        <w:t>s: No. Several factors changed. Compare one planned change at a time with controlled conditions.</w:t>
-      </w:r>
-    </w:p>
-    <w:p>
-      <w:pPr>
-        <w:pStyle w:val="Heading3"/>
-      </w:pPr>
-      <w:r>
-        <w:t>Hold back the independent task</w:t>
-      </w:r>
-    </w:p>
-    <w:p>
-      <w:pPr>
-        <w:spacing w:line="336" w:lineRule="auto" w:after="180"/>
-        <w:shd w:fill="FFF5E6"/>
-      </w:pPr>
-      <w:r>
-        <w:rPr>
-          <w:b w:val="0"/>
-        </w:rPr>
-        <w:t>Keep for an independent attempt: Dim photos fail. You change the lighting and all decision rules together; performance improves. Can you tell which change helped? Design a clearer comparison.</w:t>
-      </w:r>
-    </w:p>
-    <w:p>
-      <w:pPr>
-        <w:pStyle w:val="Heading3"/>
-      </w:pPr>
-      <w:r>
-        <w:t>Classroom dialogue</w:t>
-      </w:r>
-    </w:p>
-    <w:p>
-      <w:pPr>
-        <w:pStyle w:val="Heading3"/>
-      </w:pPr>
-      <w:r>
-        <w:t>Ask the class</w:t>
-      </w:r>
-    </w:p>
-    <w:p>
-      <w:pPr>
-        <w:spacing w:line="336" w:lineRule="auto" w:after="180"/>
-        <w:shd w:fill="F5F1FB"/>
-      </w:pPr>
-      <w:r>
-        <w:rPr>
-          <w:b w:val="0"/>
-        </w:rPr>
-        <w:t>Ask: Which facts are given, and which would we have to assume? Learners mark relevant details before discussing answers.</w:t>
-      </w:r>
-    </w:p>
-    <w:p>
-      <w:pPr>
-        <w:pStyle w:val="Heading3"/>
-      </w:pPr>
-      <w:r>
-        <w:t>Language to model</w:t>
-      </w:r>
-    </w:p>
-    <w:p>
-      <w:pPr>
-        <w:spacing w:line="336" w:lineRule="auto" w:after="180"/>
-        <w:shd w:fill="F1F6F8"/>
-      </w:pPr>
-      <w:r>
-        <w:rPr>
-          <w:b w:val="0"/>
-        </w:rPr>
-        <w:t>Say: Predict first. Show the rule, information path or calculation that would produce the result. A correct guess is not yet an explanation.</w:t>
-      </w:r>
-    </w:p>
-    <w:p>
-      <w:pPr>
-        <w:spacing w:line="336" w:lineRule="auto" w:after="180"/>
       </w:pPr>
       <w:r>
         <w:rPr>
           <w:b w:val="0"/>
         </w:rPr>
         <w:t>Reveal reasoning one step at a time. Explain why a tempting alternative fails. Write units and denominators for arithmetic, trace conditions for decisions, and identify supporting sources for claims.</w:t>
-      </w:r>
-    </w:p>
-    <w:p>
-      <w:pPr>
-        <w:spacing w:line="336" w:lineRule="auto" w:after="180"/>
-      </w:pPr>
-      <w:r>
-        <w:rPr>
-          <w:b w:val="0"/>
-        </w:rPr>
-        <w:t xml:space="preserve">In pairs, one learner solves while the other checks </w:t>
-      </w:r>
-      <w:r>
-        <w:rPr>
-          <w:b/>
-        </w:rPr>
-        <w:t>evidence</w:t>
-      </w:r>
-      <w:r>
-        <w:rPr>
-          <w:b w:val="0"/>
-        </w:rPr>
-        <w:t>; exchange roles. Remove the worked answer before independent assessment.</w:t>
       </w:r>
     </w:p>
     <w:p>
@@ -3351,595 +3621,103 @@
         <w:pStyle w:val="Heading3"/>
       </w:pPr>
       <w:r>
-        <w:t>Completion practice</w:t>
+        <w:t>Individual reasoning check</w:t>
+      </w:r>
+    </w:p>
+    <w:p>
+      <w:pPr>
+        <w:pStyle w:val="Heading3"/>
+      </w:pPr>
+      <w:r>
+        <w:t>Pictorial practice question</w:t>
+      </w:r>
+    </w:p>
+    <w:p>
+      <w:pPr>
+        <w:pStyle w:val="Heading3"/>
+      </w:pPr>
+      <w:r>
+        <w:t>Reasoned teacher answer</w:t>
+      </w:r>
+    </w:p>
+    <w:p>
+      <w:pPr>
+        <w:pStyle w:val="Heading1"/>
+      </w:pPr>
+      <w:r>
+        <w:t>04. Run the supplied investigation</w:t>
+      </w:r>
+    </w:p>
+    <w:p>
+      <w:r>
+        <w:t>Keep expected results, observed paper traces and remaining limits distinguishable.</w:t>
+      </w:r>
+    </w:p>
+    <w:p>
+      <w:pPr>
+        <w:pStyle w:val="Heading2"/>
+      </w:pPr>
+      <w:r>
+        <w:t>Supplied materials and answer guidance</w:t>
       </w:r>
     </w:p>
     <w:p>
       <w:pPr>
         <w:spacing w:line="336" w:lineRule="auto" w:after="180"/>
-        <w:shd w:fill="F5F1FB"/>
-      </w:pPr>
-      <w:r>
-        <w:rPr>
-          <w:b w:val="0"/>
-        </w:rPr>
-        <w:t xml:space="preserve">Completion task: Plan and operate the S1 </w:t>
-      </w:r>
-      <w:r>
-        <w:rPr>
-          <w:b/>
-        </w:rPr>
-        <w:t>repair</w:t>
-      </w:r>
-      <w:r>
-        <w:rPr>
-          <w:b w:val="0"/>
-        </w:rPr>
-        <w:t xml:space="preserve"> and </w:t>
-      </w:r>
-      <w:r>
-        <w:rPr>
-          <w:b/>
-        </w:rPr>
-        <w:t>regression</w:t>
-      </w:r>
-      <w:r>
-        <w:rPr>
-          <w:b w:val="0"/>
-        </w:rPr>
-        <w:t xml:space="preserve"> set described in the lesson, using the appropriate catalogue version for each case. Record expected and observed results separately with reasons and traces.</w:t>
-      </w:r>
-    </w:p>
-    <w:p>
-      <w:pPr>
-        <w:spacing w:line="336" w:lineRule="auto" w:after="180"/>
-        <w:shd w:fill="F5F1FB"/>
-      </w:pPr>
-      <w:r>
-        <w:rPr>
-          <w:b w:val="0"/>
-        </w:rPr>
-        <w:t>Summarise full passes over all attempted cases, list unrun cases separately and identify any remaining failures. Do not replace observed mistakes with worked answers.</w:t>
-      </w:r>
-    </w:p>
-    <w:p>
-      <w:pPr>
-        <w:pStyle w:val="Heading3"/>
-      </w:pPr>
-      <w:r>
-        <w:t>Reasoning to listen for</w:t>
-      </w:r>
-    </w:p>
-    <w:p>
-      <w:pPr>
-        <w:spacing w:line="336" w:lineRule="auto" w:after="180"/>
-        <w:shd w:fill="F1F6FC"/>
-      </w:pPr>
-      <w:r>
-        <w:rPr>
-          <w:b w:val="0"/>
-        </w:rPr>
-        <w:t>Teacher check: Under B version 1 the listed requests yield B1, B2, no match, no match, B1, B2, no match, B1, then four clarifications for 31, blank minutes, 10.5 and Maybe. B version 2 with 12 Yes yields B3.</w:t>
-      </w:r>
-    </w:p>
-    <w:p>
-      <w:pPr>
-        <w:spacing w:line="336" w:lineRule="auto" w:after="180"/>
-        <w:shd w:fill="F1F6FC"/>
-      </w:pPr>
-      <w:r>
-        <w:rPr>
-          <w:b w:val="0"/>
-        </w:rPr>
-        <w:t xml:space="preserve">B version 3 yields B4 for 15 No and no match for 15 Yes. There are 15 planned cases. Correct execution with correct reasons gives 15 of 15; accept honest different </w:t>
-      </w:r>
-      <w:r>
-        <w:rPr>
-          <w:b/>
-        </w:rPr>
-        <w:t>observation</w:t>
-      </w:r>
-      <w:r>
-        <w:rPr>
-          <w:b w:val="0"/>
-        </w:rPr>
-        <w:t>s with investigation.</w:t>
-      </w:r>
-    </w:p>
-    <w:p>
-      <w:pPr>
-        <w:spacing w:line="336" w:lineRule="auto" w:after="180"/>
-        <w:shd w:fill="F1F6FC"/>
-      </w:pPr>
-      <w:r>
-        <w:rPr>
-          <w:b w:val="0"/>
-        </w:rPr>
-        <w:t>Unrun cases are not passes and the attempted denominator must be stated.</w:t>
-      </w:r>
-    </w:p>
-    <w:p>
-      <w:pPr>
-        <w:spacing w:line="336" w:lineRule="auto" w:after="180"/>
-      </w:pPr>
-      <w:r>
-        <w:rPr>
-          <w:b w:val="0"/>
-        </w:rPr>
-        <w:t xml:space="preserve">Start by identifying the given </w:t>
-      </w:r>
-      <w:r>
-        <w:rPr>
-          <w:b/>
-        </w:rPr>
-        <w:t>input</w:t>
-      </w:r>
-      <w:r>
-        <w:rPr>
-          <w:b w:val="0"/>
-        </w:rPr>
-        <w:t>s together. Leave the intermediate steps blank. If needed, model one step, then withdraw that help on the next step. Move to a full trace only when the partial trace is understood.</w:t>
-      </w:r>
-    </w:p>
-    <w:p>
-      <w:pPr>
-        <w:spacing w:line="336" w:lineRule="auto" w:after="180"/>
-      </w:pPr>
-      <w:r>
-        <w:rPr>
-          <w:b w:val="0"/>
-        </w:rPr>
-        <w:t>For partners, alternate explainer and checker; collect a response from every learner before discussion.</w:t>
-      </w:r>
-    </w:p>
-    <w:p>
-      <w:pPr>
-        <w:pStyle w:val="Heading3"/>
-      </w:pPr>
-      <w:r>
-        <w:t>Individual reasoning check</w:t>
-      </w:r>
-    </w:p>
-    <w:p>
-      <w:pPr>
-        <w:spacing w:line="336" w:lineRule="auto" w:after="180"/>
-      </w:pPr>
-      <w:r>
-        <w:rPr>
-          <w:b w:val="0"/>
-        </w:rPr>
-        <w:t xml:space="preserve">Use the worked case for Improving and checking </w:t>
-      </w:r>
-      <w:r>
-        <w:rPr>
-          <w:b/>
-        </w:rPr>
-        <w:t>regression</w:t>
-      </w:r>
-      <w:r>
-        <w:rPr>
-          <w:b w:val="0"/>
-        </w:rPr>
-        <w:t xml:space="preserve">s. Proposed explanation: “One </w:t>
-      </w:r>
-      <w:r>
-        <w:rPr>
-          <w:b/>
-        </w:rPr>
-        <w:t>repair</w:t>
-      </w:r>
-      <w:r>
-        <w:rPr>
-          <w:b w:val="0"/>
-        </w:rPr>
-        <w:t>ed example proves improvement everywhere”. Decide whether this explanation is supported.</w:t>
-      </w:r>
-    </w:p>
-    <w:p>
-      <w:pPr>
-        <w:spacing w:line="336" w:lineRule="auto" w:after="180"/>
-      </w:pPr>
-      <w:r>
-        <w:rPr>
-          <w:b w:val="0"/>
-        </w:rPr>
-        <w:t xml:space="preserve">Point to the step or supplied fact that decides; explain your </w:t>
-      </w:r>
-      <w:r>
-        <w:rPr>
-          <w:b/>
-        </w:rPr>
-        <w:t>repair</w:t>
-      </w:r>
-      <w:r>
-        <w:rPr>
-          <w:b w:val="0"/>
-        </w:rPr>
-        <w:t xml:space="preserve"> if needed.</w:t>
-      </w:r>
-    </w:p>
-    <w:p>
-      <w:pPr>
-        <w:pStyle w:val="Heading3"/>
-      </w:pPr>
-      <w:r>
-        <w:t>Expected repair</w:t>
-      </w:r>
-    </w:p>
-    <w:p>
-      <w:pPr>
-        <w:spacing w:line="336" w:lineRule="auto" w:after="180"/>
-        <w:shd w:fill="F1F6FC"/>
-      </w:pPr>
-      <w:r>
-        <w:rPr>
-          <w:b w:val="0"/>
-        </w:rPr>
-        <w:t>Expected correction: Check the revealing case and previously successful behaviour under recorded conditions.</w:t>
-      </w:r>
-    </w:p>
-    <w:p>
-      <w:pPr>
-        <w:spacing w:line="336" w:lineRule="auto" w:after="180"/>
-      </w:pPr>
-      <w:r>
-        <w:rPr>
-          <w:b w:val="0"/>
-        </w:rPr>
-        <w:t>Collect explanations, not only yes/no votes. If a misunderstanding is common, re-model the relevant step for the class.</w:t>
-      </w:r>
-    </w:p>
-    <w:p>
-      <w:pPr>
-        <w:spacing w:line="336" w:lineRule="auto" w:after="180"/>
-      </w:pPr>
-      <w:r>
-        <w:rPr>
-          <w:b w:val="0"/>
-        </w:rPr>
-        <w:t>If it affects a few learners, give a short targeted group explanation while others solve a more demanding variation.</w:t>
-      </w:r>
-    </w:p>
-    <w:p>
-      <w:pPr>
-        <w:pStyle w:val="Heading3"/>
-      </w:pPr>
-      <w:r>
-        <w:t>Pictorial practice question</w:t>
-      </w:r>
-    </w:p>
-    <w:p>
-      <w:pPr>
-        <w:spacing w:line="336" w:lineRule="auto" w:after="180"/>
-      </w:pPr>
-      <w:r>
-        <w:rPr>
-          <w:b w:val="0"/>
-        </w:rPr>
-        <w:t xml:space="preserve">Explain why “our </w:t>
-      </w:r>
-      <w:r>
-        <w:rPr>
-          <w:b/>
-        </w:rPr>
-        <w:t>repair</w:t>
-      </w:r>
-      <w:r>
-        <w:rPr>
-          <w:b w:val="0"/>
-        </w:rPr>
-        <w:t>ed version now picks something” is not enough to show success at 6.</w:t>
-      </w:r>
-    </w:p>
-    <w:p>
-      <w:pPr>
-        <w:pStyle w:val="Heading3"/>
-      </w:pPr>
-      <w:r>
-        <w:t>Reasoned teacher answer</w:t>
-      </w:r>
-    </w:p>
-    <w:p>
-      <w:pPr>
-        <w:spacing w:line="336" w:lineRule="auto" w:after="180"/>
-      </w:pPr>
-      <w:r>
-        <w:rPr>
-          <w:b w:val="0"/>
-        </w:rPr>
-        <w:t xml:space="preserve">Any chosen activity must be quiet and fit the time. B is noisy, so picking it violates the contract; none is the correct </w:t>
-      </w:r>
-      <w:r>
-        <w:rPr>
-          <w:b/>
-        </w:rPr>
-        <w:t>output</w:t>
-      </w:r>
-      <w:r>
-        <w:rPr>
-          <w:b w:val="0"/>
-        </w:rPr>
-        <w:t>.</w:t>
-      </w:r>
-    </w:p>
-    <w:p>
-      <w:pPr>
-        <w:spacing w:line="336" w:lineRule="auto" w:after="180"/>
-      </w:pPr>
-      <w:r>
-        <w:rPr>
-          <w:b w:val="0"/>
-        </w:rPr>
-        <w:t xml:space="preserve">Changed-case reasoning: At 8 return A; at 6 return none. Equality is </w:t>
-      </w:r>
-      <w:r>
-        <w:rPr>
-          <w:b/>
-        </w:rPr>
-        <w:t>repair</w:t>
-      </w:r>
-      <w:r>
-        <w:rPr>
-          <w:b w:val="0"/>
-        </w:rPr>
-        <w:t>ed while B remains ineligible because it is noisy.</w:t>
-      </w:r>
-    </w:p>
-    <w:p>
-      <w:pPr>
-        <w:spacing w:line="336" w:lineRule="auto" w:after="180"/>
-      </w:pPr>
-      <w:r>
-        <w:rPr>
-          <w:b w:val="0"/>
-        </w:rPr>
-        <w:t xml:space="preserve">Collect each learner’s explanation before discussion. Use the first missing connection between </w:t>
-      </w:r>
-      <w:r>
-        <w:rPr>
-          <w:b/>
-        </w:rPr>
-        <w:t>input</w:t>
-      </w:r>
-      <w:r>
-        <w:rPr>
-          <w:b w:val="0"/>
-        </w:rPr>
-        <w:t xml:space="preserve">, deciding step and result to choose support. This question is worked-case practice, not fresh mastery </w:t>
-      </w:r>
-      <w:r>
-        <w:rPr>
-          <w:b/>
-        </w:rPr>
-        <w:t>evidence</w:t>
-      </w:r>
-      <w:r>
-        <w:rPr>
-          <w:b w:val="0"/>
-        </w:rPr>
-        <w:t>.</w:t>
-      </w:r>
-    </w:p>
-    <w:p>
-      <w:pPr>
-        <w:pStyle w:val="Heading1"/>
-      </w:pPr>
-      <w:r>
-        <w:t>04. Run the weekly evidence lab</w:t>
-      </w:r>
-    </w:p>
-    <w:p>
-      <w:r>
-        <w:t>Run the Improve One Cause investigation and use the first unsupported step to choose a teaching response.</w:t>
-      </w:r>
-    </w:p>
-    <w:p>
-      <w:pPr>
-        <w:spacing w:line="336" w:lineRule="auto" w:after="180"/>
-      </w:pPr>
-      <w:r>
-        <w:rPr>
-          <w:b w:val="0"/>
-        </w:rPr>
-        <w:t xml:space="preserve">Predict first, test honestly, and explain what the </w:t>
-      </w:r>
-      <w:r>
-        <w:rPr>
-          <w:b/>
-        </w:rPr>
-        <w:t>evidence</w:t>
-      </w:r>
-      <w:r>
-        <w:rPr>
-          <w:b w:val="0"/>
-        </w:rPr>
-        <w:t xml:space="preserve"> means.</w:t>
-      </w:r>
-    </w:p>
-    <w:p>
-      <w:pPr>
-        <w:pStyle w:val="Heading3"/>
-      </w:pPr>
-      <w:r>
-        <w:t>1. Predict</w:t>
-      </w:r>
-    </w:p>
-    <w:p>
-      <w:pPr>
-        <w:spacing w:line="336" w:lineRule="auto" w:after="180"/>
-        <w:shd w:fill="F4F9FC"/>
-      </w:pPr>
-      <w:r>
-        <w:rPr>
-          <w:b w:val="0"/>
-        </w:rPr>
-        <w:t xml:space="preserve">State your </w:t>
-      </w:r>
-      <w:r>
-        <w:rPr>
-          <w:b/>
-        </w:rPr>
-        <w:t>prediction</w:t>
-      </w:r>
-      <w:r>
-        <w:rPr>
-          <w:b w:val="0"/>
-        </w:rPr>
-        <w:t xml:space="preserve"> before the result is known.</w:t>
-      </w:r>
-    </w:p>
-    <w:p>
-      <w:pPr>
-        <w:pStyle w:val="Heading3"/>
-      </w:pPr>
-      <w:r>
-        <w:t>2. Investigate</w:t>
-      </w:r>
-    </w:p>
-    <w:p>
-      <w:pPr>
-        <w:spacing w:line="336" w:lineRule="auto" w:after="180"/>
-        <w:shd w:fill="F4F9FC"/>
-      </w:pPr>
-      <w:r>
-        <w:rPr>
-          <w:b w:val="0"/>
-        </w:rPr>
-        <w:t xml:space="preserve">Complete the task: Revise one rule or </w:t>
-      </w:r>
-      <w:r>
-        <w:rPr>
-          <w:b/>
-        </w:rPr>
-        <w:t>input</w:t>
-      </w:r>
-      <w:r>
-        <w:rPr>
-          <w:b w:val="0"/>
-        </w:rPr>
-        <w:t xml:space="preserve"> and rerun the same tests.</w:t>
-      </w:r>
-    </w:p>
-    <w:p>
-      <w:pPr>
-        <w:pStyle w:val="Heading3"/>
-      </w:pPr>
-      <w:r>
-        <w:t>3. Compare cases</w:t>
-      </w:r>
-    </w:p>
-    <w:p>
-      <w:pPr>
-        <w:spacing w:line="336" w:lineRule="auto" w:after="180"/>
-        <w:shd w:fill="F4F9FC"/>
-      </w:pPr>
-      <w:r>
-        <w:rPr>
-          <w:b w:val="0"/>
-        </w:rPr>
+      </w:pPr>
+      <w:r>
+        <w:rPr>
+          <w:b w:val="0"/>
+        </w:rPr>
+        <w:t>For the supplied repair cycle, S1 must return B1,B2,no match,no match on the original R set; B1 and B2 on equality cases 10 Yes and 8 No; no match and B1 on valid endpoints 0 Yes and 30 Yes; clarification for 31, blank, fractional minutes and Maybe quiet. B version 2 gives B3 for 12 Yes; B version 3 gives B4 for 15 No and no match for 15 Yes. Collect actual runs rather than transcribing these predictions. T1’s B2 at 9 Yes is a new quiet regression; S0’s failure at 8 No was an existing equality defect. If the saved learner version already passes, accept no change with retained evidence. Reserve Audit a different proposed repair for an independent first attempt.</w:t>
+      </w:r>
+    </w:p>
+    <w:p>
+      <w:pPr>
+        <w:pStyle w:val="Heading2"/>
+      </w:pPr>
+      <w:r>
+        <w:t>Run and record</w:t>
+      </w:r>
+    </w:p>
+    <w:p>
+      <w:pPr>
+        <w:pStyle w:val="ListNumber"/>
+      </w:pPr>
+      <w:r>
+        <w:t>Complete the task: Revise one rule or input and rerun the same tests.</w:t>
+      </w:r>
+    </w:p>
+    <w:p>
+      <w:pPr>
+        <w:pStyle w:val="ListNumber"/>
+      </w:pPr>
+      <w:r>
         <w:t>Keep a normal case and an edge case clearly separated.</w:t>
       </w:r>
     </w:p>
     <w:p>
       <w:pPr>
-        <w:pStyle w:val="Heading3"/>
-      </w:pPr>
-      <w:r>
-        <w:t>4. Record honestly</w:t>
-      </w:r>
-    </w:p>
-    <w:p>
-      <w:pPr>
-        <w:spacing w:line="336" w:lineRule="auto" w:after="180"/>
-        <w:shd w:fill="F4F9FC"/>
-      </w:pPr>
-      <w:r>
-        <w:rPr>
-          <w:b w:val="0"/>
-        </w:rPr>
-        <w:t xml:space="preserve">Record what happened—even when it does not match your </w:t>
-      </w:r>
-      <w:r>
-        <w:rPr>
-          <w:b/>
-        </w:rPr>
-        <w:t>prediction</w:t>
-      </w:r>
-      <w:r>
-        <w:rPr>
-          <w:b w:val="0"/>
-        </w:rPr>
-        <w:t>.</w:t>
-      </w:r>
-    </w:p>
-    <w:p>
-      <w:pPr>
-        <w:pStyle w:val="Heading3"/>
-      </w:pPr>
-      <w:r>
-        <w:t>5. Explain and plan the next test</w:t>
-      </w:r>
-    </w:p>
-    <w:p>
-      <w:pPr>
-        <w:spacing w:line="336" w:lineRule="auto" w:after="180"/>
-        <w:shd w:fill="F4F9FC"/>
-      </w:pPr>
-      <w:r>
-        <w:rPr>
-          <w:b w:val="0"/>
-        </w:rPr>
+        <w:pStyle w:val="ListNumber"/>
+      </w:pPr>
+      <w:r>
+        <w:t>Record what happened—even when it does not match your prediction.</w:t>
+      </w:r>
+    </w:p>
+    <w:p>
+      <w:pPr>
+        <w:pStyle w:val="ListNumber"/>
+      </w:pPr>
+      <w:r>
         <w:t>Explain the result, one limitation, and the next useful test.</w:t>
       </w:r>
     </w:p>
     <w:p>
       <w:pPr>
-        <w:pStyle w:val="Heading3"/>
-      </w:pPr>
-      <w:r>
-        <w:t>Use a fresh case after support</w:t>
-      </w:r>
-    </w:p>
-    <w:p>
-      <w:pPr>
-        <w:spacing w:line="336" w:lineRule="auto" w:after="180"/>
-        <w:shd w:fill="FFF5E6"/>
-      </w:pPr>
-      <w:r>
-        <w:rPr>
-          <w:b w:val="0"/>
-        </w:rPr>
-        <w:t>INDEPENDENCE After support is removed, repeat the proof with a fresh case.</w:t>
-      </w:r>
-    </w:p>
-    <w:p>
-      <w:pPr>
-        <w:pStyle w:val="Heading3"/>
-      </w:pPr>
-      <w:r>
-        <w:t>Make the lab runnable</w:t>
-      </w:r>
-    </w:p>
-    <w:p>
-      <w:pPr>
-        <w:spacing w:line="336" w:lineRule="auto" w:after="180"/>
-      </w:pPr>
-      <w:r>
-        <w:rPr>
-          <w:b w:val="0"/>
-        </w:rPr>
-        <w:t>Use the concrete case as the shared normal case and the independent question as a second case. Each pair creates a boundary or missing-information case and predicts its result before testing.</w:t>
-      </w:r>
-    </w:p>
-    <w:p>
-      <w:pPr>
-        <w:spacing w:line="336" w:lineRule="auto" w:after="180"/>
-      </w:pPr>
-      <w:r>
-        <w:rPr>
-          <w:b w:val="0"/>
-        </w:rPr>
-        <w:t>Keep the expected result separate from an observed mistake.</w:t>
+        <w:pStyle w:val="Heading2"/>
+      </w:pPr>
+      <w:r>
+        <w:t>Keep an inspectable record</w:t>
       </w:r>
     </w:p>
     <w:tbl>
@@ -4090,42 +3868,33 @@
     </w:tbl>
     <w:p>
       <w:pPr>
-        <w:pStyle w:val="Heading3"/>
-      </w:pPr>
-      <w:r>
-        <w:t>Diagnose and reteach</w:t>
-      </w:r>
-    </w:p>
-    <w:p>
-      <w:pPr>
-        <w:pStyle w:val="Heading3"/>
-      </w:pPr>
-      <w:r>
-        <w:t>Find the unsupported claim</w:t>
+        <w:pStyle w:val="Heading2"/>
+      </w:pPr>
+      <w:r>
+        <w:t>Diagnose the first misunderstanding</w:t>
       </w:r>
     </w:p>
     <w:p>
       <w:pPr>
         <w:spacing w:line="336" w:lineRule="auto" w:after="180"/>
-        <w:shd w:fill="F5F1FB"/>
-      </w:pPr>
-      <w:r>
-        <w:rPr>
-          <w:b w:val="0"/>
-        </w:rPr>
-        <w:t xml:space="preserve">CLAIM TO </w:t>
+      </w:pPr>
+      <w:r>
+        <w:rPr>
+          <w:b w:val="0"/>
+        </w:rPr>
+        <w:t xml:space="preserve">One </w:t>
       </w:r>
       <w:r>
         <w:rPr>
           <w:b/>
         </w:rPr>
-        <w:t>REPAIR</w:t>
-      </w:r>
-      <w:r>
-        <w:rPr>
-          <w:b w:val="0"/>
-        </w:rPr>
-        <w:t xml:space="preserve"> An improvement proves every change was useful.</w:t>
+        <w:t>repair</w:t>
+      </w:r>
+      <w:r>
+        <w:rPr>
+          <w:b w:val="0"/>
+        </w:rPr>
+        <w:t>ed example proves improvement everywhere: Check the revealing case and previously successful behaviour under recorded conditions.</w:t>
       </w:r>
     </w:p>
     <w:p>
@@ -4136,7 +3905,31 @@
         <w:rPr>
           <w:b w:val="0"/>
         </w:rPr>
-        <w:t>For guessing, return to given facts and request a trace. For vocabulary without application, use one example and one non-example. For arithmetic errors, check the setup before the calculation.</w:t>
+        <w:t xml:space="preserve">Any failure after editing is a </w:t>
+      </w:r>
+      <w:r>
+        <w:rPr>
+          <w:b/>
+        </w:rPr>
+        <w:t>regression</w:t>
+      </w:r>
+      <w:r>
+        <w:rPr>
+          <w:b w:val="0"/>
+        </w:rPr>
+        <w:t xml:space="preserve">: Show that the same behaviour was correct before the change; otherwise it may be an existing </w:t>
+      </w:r>
+      <w:r>
+        <w:rPr>
+          <w:b/>
+        </w:rPr>
+        <w:t>defect</w:t>
+      </w:r>
+      <w:r>
+        <w:rPr>
+          <w:b w:val="0"/>
+        </w:rPr>
+        <w:t>.</w:t>
       </w:r>
     </w:p>
     <w:p>
@@ -4147,26 +3940,7 @@
         <w:rPr>
           <w:b w:val="0"/>
         </w:rPr>
-        <w:t>Finish with a different uncoached case before recording mastery.</w:t>
-      </w:r>
-    </w:p>
-    <w:p>
-      <w:pPr>
-        <w:pStyle w:val="Heading3"/>
-      </w:pPr>
-      <w:r>
-        <w:t>Address these additional misconceptions</w:t>
-      </w:r>
-    </w:p>
-    <w:p>
-      <w:pPr>
-        <w:spacing w:line="336" w:lineRule="auto" w:after="180"/>
-      </w:pPr>
-      <w:r>
-        <w:rPr>
-          <w:b w:val="0"/>
-        </w:rPr>
-        <w:t xml:space="preserve">One </w:t>
+        <w:t xml:space="preserve">A good project must contain a </w:t>
       </w:r>
       <w:r>
         <w:rPr>
@@ -4178,36 +3952,13 @@
         <w:rPr>
           <w:b w:val="0"/>
         </w:rPr>
-        <w:t>ed example proves improvement everywhere: Check the revealing case and previously successful behaviour under recorded conditions.</w:t>
-      </w:r>
-    </w:p>
-    <w:p>
-      <w:pPr>
-        <w:spacing w:line="336" w:lineRule="auto" w:after="180"/>
-      </w:pPr>
-      <w:r>
-        <w:rPr>
-          <w:b w:val="0"/>
-        </w:rPr>
-        <w:t xml:space="preserve">Any failure after editing is a </w:t>
+        <w:t xml:space="preserve">: An unchanged correct version can be justified with honest </w:t>
       </w:r>
       <w:r>
         <w:rPr>
           <w:b/>
         </w:rPr>
-        <w:t>regression</w:t>
-      </w:r>
-      <w:r>
-        <w:rPr>
-          <w:b w:val="0"/>
-        </w:rPr>
-        <w:t xml:space="preserve">: Show that the same behaviour was correct before the change; otherwise it may be an existing </w:t>
-      </w:r>
-      <w:r>
-        <w:rPr>
-          <w:b/>
-        </w:rPr>
-        <w:t>defect</w:t>
+        <w:t>evidence</w:t>
       </w:r>
       <w:r>
         <w:rPr>
@@ -4218,60 +3969,10 @@
     </w:p>
     <w:p>
       <w:pPr>
-        <w:spacing w:line="336" w:lineRule="auto" w:after="180"/>
-      </w:pPr>
-      <w:r>
-        <w:rPr>
-          <w:b w:val="0"/>
-        </w:rPr>
-        <w:t xml:space="preserve">A good project must contain a </w:t>
-      </w:r>
-      <w:r>
-        <w:rPr>
-          <w:b/>
-        </w:rPr>
-        <w:t>repair</w:t>
-      </w:r>
-      <w:r>
-        <w:rPr>
-          <w:b w:val="0"/>
-        </w:rPr>
-        <w:t xml:space="preserve">: An unchanged correct version can be justified with honest </w:t>
-      </w:r>
-      <w:r>
-        <w:rPr>
-          <w:b/>
-        </w:rPr>
-        <w:t>evidence</w:t>
-      </w:r>
-      <w:r>
-        <w:rPr>
-          <w:b w:val="0"/>
-        </w:rPr>
-        <w:t>.</w:t>
-      </w:r>
-    </w:p>
-    <w:p>
-      <w:pPr>
-        <w:spacing w:line="336" w:lineRule="auto" w:after="180"/>
-      </w:pPr>
-      <w:r>
-        <w:rPr>
-          <w:b w:val="0"/>
-        </w:rPr>
-        <w:t xml:space="preserve">A seen final case becomes unseen after a new version label: Once it guides revision, it is development </w:t>
-      </w:r>
-      <w:r>
-        <w:rPr>
-          <w:b/>
-        </w:rPr>
-        <w:t>evidence</w:t>
-      </w:r>
-      <w:r>
-        <w:rPr>
-          <w:b w:val="0"/>
-        </w:rPr>
-        <w:t xml:space="preserve"> for that revision.</w:t>
+        <w:pStyle w:val="Heading2"/>
+      </w:pPr>
+      <w:r>
+        <w:t>Choose support from the response</w:t>
       </w:r>
     </w:p>
     <w:p>
@@ -4430,12 +4131,191 @@
     </w:tbl>
     <w:p>
       <w:pPr>
+        <w:pStyle w:val="Heading2"/>
+      </w:pPr>
+      <w:r>
+        <w:t>Earlier wording, alternatives and picture transcripts · reference / check after trying</w:t>
+      </w:r>
+    </w:p>
+    <w:p>
+      <w:pPr>
         <w:spacing w:line="336" w:lineRule="auto" w:after="180"/>
       </w:pPr>
       <w:r>
         <w:rPr>
           <w:b w:val="0"/>
         </w:rPr>
+        <w:t>Run the weekly evidence lab</w:t>
+      </w:r>
+    </w:p>
+    <w:p>
+      <w:pPr>
+        <w:spacing w:line="336" w:lineRule="auto" w:after="180"/>
+      </w:pPr>
+      <w:r>
+        <w:rPr>
+          <w:b w:val="0"/>
+        </w:rPr>
+        <w:t xml:space="preserve">Predict first, test honestly, and explain what the </w:t>
+      </w:r>
+      <w:r>
+        <w:rPr>
+          <w:b/>
+        </w:rPr>
+        <w:t>evidence</w:t>
+      </w:r>
+      <w:r>
+        <w:rPr>
+          <w:b w:val="0"/>
+        </w:rPr>
+        <w:t xml:space="preserve"> means.</w:t>
+      </w:r>
+    </w:p>
+    <w:p>
+      <w:pPr>
+        <w:spacing w:line="336" w:lineRule="auto" w:after="180"/>
+      </w:pPr>
+      <w:r>
+        <w:rPr>
+          <w:b w:val="0"/>
+        </w:rPr>
+        <w:t xml:space="preserve">State your </w:t>
+      </w:r>
+      <w:r>
+        <w:rPr>
+          <w:b/>
+        </w:rPr>
+        <w:t>prediction</w:t>
+      </w:r>
+      <w:r>
+        <w:rPr>
+          <w:b w:val="0"/>
+        </w:rPr>
+        <w:t xml:space="preserve"> before the result is known.</w:t>
+      </w:r>
+    </w:p>
+    <w:p>
+      <w:pPr>
+        <w:spacing w:line="336" w:lineRule="auto" w:after="180"/>
+      </w:pPr>
+      <w:r>
+        <w:rPr>
+          <w:b w:val="0"/>
+        </w:rPr>
+        <w:t>INDEPENDENCE After support is removed, repeat the proof with a fresh case.</w:t>
+      </w:r>
+    </w:p>
+    <w:p>
+      <w:pPr>
+        <w:pStyle w:val="Heading3"/>
+      </w:pPr>
+      <w:r>
+        <w:t>Make the lab runnable</w:t>
+      </w:r>
+    </w:p>
+    <w:p>
+      <w:pPr>
+        <w:spacing w:line="336" w:lineRule="auto" w:after="180"/>
+      </w:pPr>
+      <w:r>
+        <w:rPr>
+          <w:b w:val="0"/>
+        </w:rPr>
+        <w:t>Use the supplied investigation for shared practice. Keep predictions and observed paper-trace results separate. Reserve Audit a different proposed repair for the individual first attempt before feedback; do not use the reserved case as a paired lab task.</w:t>
+      </w:r>
+    </w:p>
+    <w:p>
+      <w:pPr>
+        <w:pStyle w:val="Heading3"/>
+      </w:pPr>
+      <w:r>
+        <w:t>Diagnose and reteach</w:t>
+      </w:r>
+    </w:p>
+    <w:p>
+      <w:pPr>
+        <w:spacing w:line="336" w:lineRule="auto" w:after="180"/>
+      </w:pPr>
+      <w:r>
+        <w:rPr>
+          <w:b w:val="0"/>
+        </w:rPr>
+        <w:t xml:space="preserve">CLAIM TO </w:t>
+      </w:r>
+      <w:r>
+        <w:rPr>
+          <w:b/>
+        </w:rPr>
+        <w:t>REPAIR</w:t>
+      </w:r>
+      <w:r>
+        <w:rPr>
+          <w:b w:val="0"/>
+        </w:rPr>
+        <w:t xml:space="preserve"> An improvement proves every change was useful.</w:t>
+      </w:r>
+    </w:p>
+    <w:p>
+      <w:pPr>
+        <w:spacing w:line="336" w:lineRule="auto" w:after="180"/>
+      </w:pPr>
+      <w:r>
+        <w:rPr>
+          <w:b w:val="0"/>
+        </w:rPr>
+        <w:t>For guessing, return to given facts and request a trace. For vocabulary without application, use one example and one non-example. For arithmetic errors, check the setup before the calculation.</w:t>
+      </w:r>
+    </w:p>
+    <w:p>
+      <w:pPr>
+        <w:spacing w:line="336" w:lineRule="auto" w:after="180"/>
+      </w:pPr>
+      <w:r>
+        <w:rPr>
+          <w:b w:val="0"/>
+        </w:rPr>
+        <w:t>Finish with a different uncoached case before recording mastery.</w:t>
+      </w:r>
+    </w:p>
+    <w:p>
+      <w:pPr>
+        <w:pStyle w:val="Heading3"/>
+      </w:pPr>
+      <w:r>
+        <w:t>Address these additional misconceptions</w:t>
+      </w:r>
+    </w:p>
+    <w:p>
+      <w:pPr>
+        <w:spacing w:line="336" w:lineRule="auto" w:after="180"/>
+      </w:pPr>
+      <w:r>
+        <w:rPr>
+          <w:b w:val="0"/>
+        </w:rPr>
+        <w:t xml:space="preserve">A seen final case becomes unseen after a new version label: Once it guides revision, it is development </w:t>
+      </w:r>
+      <w:r>
+        <w:rPr>
+          <w:b/>
+        </w:rPr>
+        <w:t>evidence</w:t>
+      </w:r>
+      <w:r>
+        <w:rPr>
+          <w:b w:val="0"/>
+        </w:rPr>
+        <w:t xml:space="preserve"> for that revision.</w:t>
+      </w:r>
+    </w:p>
+    <w:p>
+      <w:pPr>
+        <w:spacing w:line="336" w:lineRule="auto" w:after="180"/>
+      </w:pPr>
+      <w:r>
+        <w:rPr>
+          <w:b w:val="0"/>
+        </w:rPr>
         <w:t>Offer an oral explanation, drawing, enlarged visual or fewer examples when that removes a reading/writing barrier. Keep the same reasoning goal.</w:t>
       </w:r>
     </w:p>
@@ -4455,12 +4335,761 @@
         <w:pStyle w:val="Heading1"/>
       </w:pPr>
       <w:r>
-        <w:t>05. Assess and explain the answers</w:t>
-      </w:r>
-    </w:p>
-    <w:p>
-      <w:r>
-        <w:t>Use the Improve One Cause questions, teacher keys and criteria after the relevant attempts. Previously discussed cases are practice; protect the separately selected independent task.</w:t>
+        <w:t>05. Assess the selected new case</w:t>
+      </w:r>
+    </w:p>
+    <w:p>
+      <w:r>
+        <w:t>Keep this key until after the first attempt; accept valid alternatives with defensible reasoning.</w:t>
+      </w:r>
+    </w:p>
+    <w:p>
+      <w:pPr>
+        <w:pStyle w:val="Heading2"/>
+      </w:pPr>
+      <w:r>
+        <w:t>Selected independent question and key</w:t>
+      </w:r>
+    </w:p>
+    <w:p>
+      <w:pPr>
+        <w:spacing w:line="336" w:lineRule="auto" w:after="180"/>
+      </w:pPr>
+      <w:r>
+        <w:rPr>
+          <w:b w:val="0"/>
+        </w:rPr>
+        <w:t>Selected case: Equipment catalogue E lists E1 first with capacity 4 and E2 second with capacity 8. Valid whole group sizes are 1 to 10.</w:t>
+      </w:r>
+    </w:p>
+    <w:p>
+      <w:pPr>
+        <w:spacing w:line="336" w:lineRule="auto" w:after="180"/>
+      </w:pPr>
+      <w:r>
+        <w:rPr>
+          <w:b w:val="0"/>
+        </w:rPr>
+        <w:t xml:space="preserve">Choose the first capacity at least the group size, or no match; invalid </w:t>
+      </w:r>
+      <w:r>
+        <w:rPr>
+          <w:b/>
+        </w:rPr>
+        <w:t>input</w:t>
+      </w:r>
+      <w:r>
+        <w:rPr>
+          <w:b w:val="0"/>
+        </w:rPr>
+        <w:t xml:space="preserve"> needs clarification. Old U0 uses strictly greater capacity and stops at the first fit.</w:t>
+      </w:r>
+    </w:p>
+    <w:p>
+      <w:pPr>
+        <w:spacing w:line="336" w:lineRule="auto" w:after="180"/>
+      </w:pPr>
+      <w:r>
+        <w:rPr>
+          <w:b w:val="0"/>
+        </w:rPr>
+        <w:t xml:space="preserve">Proposed U1 includes equality but keeps searching and returns the last fit. Independently compare U0, U1 and the requirement for groups 8 and 3. Identify the </w:t>
+      </w:r>
+      <w:r>
+        <w:rPr>
+          <w:b/>
+        </w:rPr>
+        <w:t>repair</w:t>
+      </w:r>
+      <w:r>
+        <w:rPr>
+          <w:b w:val="0"/>
+        </w:rPr>
+        <w:t xml:space="preserve"> and </w:t>
+      </w:r>
+      <w:r>
+        <w:rPr>
+          <w:b/>
+        </w:rPr>
+        <w:t>regression</w:t>
+      </w:r>
+      <w:r>
+        <w:rPr>
+          <w:b w:val="0"/>
+        </w:rPr>
+        <w:t>, propose U2 and give one validation check.</w:t>
+      </w:r>
+    </w:p>
+    <w:p>
+      <w:pPr>
+        <w:spacing w:line="336" w:lineRule="auto" w:after="180"/>
+      </w:pPr>
+      <w:r>
+        <w:rPr>
+          <w:b w:val="0"/>
+        </w:rPr>
+        <w:t>No booking occurs.</w:t>
+      </w:r>
+    </w:p>
+    <w:p>
+      <w:pPr>
+        <w:spacing w:line="336" w:lineRule="auto" w:after="180"/>
+      </w:pPr>
+      <w:r>
+        <w:rPr>
+          <w:b w:val="0"/>
+        </w:rPr>
+        <w:t xml:space="preserve">For 8, U0 returns no match, U1 returns E2 and the requirement is E2: equality is </w:t>
+      </w:r>
+      <w:r>
+        <w:rPr>
+          <w:b/>
+        </w:rPr>
+        <w:t>repair</w:t>
+      </w:r>
+      <w:r>
+        <w:rPr>
+          <w:b w:val="0"/>
+        </w:rPr>
+        <w:t xml:space="preserve">ed. For 3, U0 returns E1 correctly but U1 returns E2, violating first-fit order: a </w:t>
+      </w:r>
+      <w:r>
+        <w:rPr>
+          <w:b/>
+        </w:rPr>
+        <w:t>regression</w:t>
+      </w:r>
+      <w:r>
+        <w:rPr>
+          <w:b w:val="0"/>
+        </w:rPr>
+        <w:t>.</w:t>
+      </w:r>
+    </w:p>
+    <w:p>
+      <w:pPr>
+        <w:spacing w:line="336" w:lineRule="auto" w:after="180"/>
+      </w:pPr>
+      <w:r>
+        <w:rPr>
+          <w:b w:val="0"/>
+        </w:rPr>
+        <w:t>U2 includes equality and stops immediately at the first fit, giving E2 for 8 and E1 for 3. Preserve both old traces and rerun both cases plus wider tests.</w:t>
+      </w:r>
+    </w:p>
+    <w:p>
+      <w:pPr>
+        <w:spacing w:line="336" w:lineRule="auto" w:after="180"/>
+      </w:pPr>
+      <w:r>
+        <w:rPr>
+          <w:b w:val="0"/>
+        </w:rPr>
+        <w:t>Group 0 or 11, a blank or a nonwhole size needs clarification before searching.</w:t>
+      </w:r>
+    </w:p>
+    <w:p>
+      <w:pPr>
+        <w:pStyle w:val="Heading2"/>
+      </w:pPr>
+      <w:r>
+        <w:t>Judge explanation, trace and limits</w:t>
+      </w:r>
+    </w:p>
+    <w:tbl>
+      <w:tblPr>
+        <w:tblStyle w:val="LightShading-Accent1"/>
+        <w:tblW w:type="auto" w:w="0"/>
+        <w:tblLook w:firstColumn="1" w:firstRow="1" w:lastColumn="0" w:lastRow="0" w:noHBand="0" w:noVBand="1" w:val="04A0"/>
+      </w:tblPr>
+      <w:tblGrid>
+        <w:gridCol w:w="5112"/>
+        <w:gridCol w:w="5112"/>
+      </w:tblGrid>
+      <w:tr>
+        <w:trPr>
+          <w:tblHeader/>
+        </w:trPr>
+        <w:tc>
+          <w:tcPr>
+            <w:tcW w:type="dxa" w:w="5112"/>
+          </w:tcPr>
+          <w:p>
+            <w:r>
+              <w:t>Dimension</w:t>
+            </w:r>
+          </w:p>
+        </w:tc>
+        <w:tc>
+          <w:tcPr>
+            <w:tcW w:type="dxa" w:w="5112"/>
+          </w:tcPr>
+          <w:p>
+            <w:r>
+              <w:t>Evidence required</w:t>
+            </w:r>
+          </w:p>
+        </w:tc>
+      </w:tr>
+      <w:tr>
+        <w:tc>
+          <w:tcPr>
+            <w:tcW w:type="dxa" w:w="5112"/>
+          </w:tcPr>
+          <w:p>
+            <w:r>
+              <w:t>Explanation</w:t>
+            </w:r>
+          </w:p>
+        </w:tc>
+        <w:tc>
+          <w:tcPr>
+            <w:tcW w:type="dxa" w:w="5112"/>
+          </w:tcPr>
+          <w:p>
+            <w:r>
+              <w:t>Names the applicable idea or procedure and ties it to the supplied facts.</w:t>
+            </w:r>
+          </w:p>
+        </w:tc>
+      </w:tr>
+      <w:tr>
+        <w:tc>
+          <w:tcPr>
+            <w:tcW w:type="dxa" w:w="5112"/>
+          </w:tcPr>
+          <w:p>
+            <w:r>
+              <w:t>Trace and result</w:t>
+            </w:r>
+          </w:p>
+        </w:tc>
+        <w:tc>
+          <w:tcPr>
+            <w:tcW w:type="dxa" w:w="5112"/>
+          </w:tcPr>
+          <w:p>
+            <w:r>
+              <w:t>Preserves the given inputs and shows the relevant intermediate steps; distinguishes a prediction from an observed execution.</w:t>
+            </w:r>
+          </w:p>
+        </w:tc>
+      </w:tr>
+      <w:tr>
+        <w:tc>
+          <w:tcPr>
+            <w:tcW w:type="dxa" w:w="5112"/>
+          </w:tcPr>
+          <w:p>
+            <w:r>
+              <w:t>Limits</w:t>
+            </w:r>
+          </w:p>
+        </w:tc>
+        <w:tc>
+          <w:tcPr>
+            <w:tcW w:type="dxa" w:w="5112"/>
+          </w:tcPr>
+          <w:p>
+            <w:r>
+              <w:t>States the assumptions, missing evidence or conditions under which the result would change.</w:t>
+            </w:r>
+          </w:p>
+        </w:tc>
+      </w:tr>
+    </w:tbl>
+    <w:p>
+      <w:pPr>
+        <w:spacing w:line="336" w:lineRule="auto" w:after="180"/>
+      </w:pPr>
+      <w:r>
+        <w:rPr>
+          <w:b w:val="0"/>
+        </w:rPr>
+        <w:t>Record each dimension as not yet, with support, or independent. Accept a valid alternative procedure with a defensible trace.</w:t>
+      </w:r>
+    </w:p>
+    <w:p>
+      <w:pPr>
+        <w:spacing w:line="336" w:lineRule="auto" w:after="180"/>
+      </w:pPr>
+      <w:r>
+        <w:rPr>
+          <w:b w:val="0"/>
+        </w:rPr>
+        <w:t xml:space="preserve">Do not penalise an honestly recorded model failure if the learner correctly explains its </w:t>
+      </w:r>
+      <w:r>
+        <w:rPr>
+          <w:b/>
+        </w:rPr>
+        <w:t>evidence</w:t>
+      </w:r>
+      <w:r>
+        <w:rPr>
+          <w:b w:val="0"/>
+        </w:rPr>
+        <w:t xml:space="preserve"> and limits.</w:t>
+      </w:r>
+    </w:p>
+    <w:p>
+      <w:pPr>
+        <w:pStyle w:val="Heading2"/>
+      </w:pPr>
+      <w:r>
+        <w:t>Give one usable repair action</w:t>
+      </w:r>
+    </w:p>
+    <w:p>
+      <w:pPr>
+        <w:spacing w:line="336" w:lineRule="auto" w:after="180"/>
+      </w:pPr>
+      <w:r>
+        <w:rPr>
+          <w:b w:val="0"/>
+        </w:rPr>
+        <w:t xml:space="preserve">Name the earliest unsupported step and give one action to </w:t>
+      </w:r>
+      <w:r>
+        <w:rPr>
+          <w:b/>
+        </w:rPr>
+        <w:t>repair</w:t>
+      </w:r>
+      <w:r>
+        <w:rPr>
+          <w:b w:val="0"/>
+        </w:rPr>
+        <w:t xml:space="preserve"> it. Have the learner make that </w:t>
+      </w:r>
+      <w:r>
+        <w:rPr>
+          <w:b/>
+        </w:rPr>
+        <w:t>repair</w:t>
+      </w:r>
+      <w:r>
+        <w:rPr>
+          <w:b w:val="0"/>
+        </w:rPr>
+        <w:t xml:space="preserve"> now and explain why. Then assess the relevant skill on a fresh, fully specified case.</w:t>
+      </w:r>
+    </w:p>
+    <w:p>
+      <w:pPr>
+        <w:spacing w:line="336" w:lineRule="auto" w:after="180"/>
+      </w:pPr>
+      <w:r>
+        <w:rPr>
+          <w:b w:val="0"/>
+        </w:rPr>
+        <w:t>Confirm it was not previously practised with feedback; solve and check the new case before assigning it. A follow-up design prompt is a starting brief, not automatically an equivalent test.</w:t>
+      </w:r>
+    </w:p>
+    <w:p>
+      <w:pPr>
+        <w:pStyle w:val="Heading2"/>
+      </w:pPr>
+      <w:r>
+        <w:t>W1 Write the change record</w:t>
+      </w:r>
+    </w:p>
+    <w:p>
+      <w:pPr>
+        <w:spacing w:line="336" w:lineRule="auto" w:after="180"/>
+      </w:pPr>
+      <w:r>
+        <w:rPr>
+          <w:b w:val="0"/>
+        </w:rPr>
+        <w:t xml:space="preserve">Use S0’s failure on 10 Yes with catalogue B version 1. Record the expected and incorrect </w:t>
+      </w:r>
+      <w:r>
+        <w:rPr>
+          <w:b/>
+        </w:rPr>
+        <w:t>output</w:t>
+      </w:r>
+      <w:r>
+        <w:rPr>
+          <w:b w:val="0"/>
+        </w:rPr>
+        <w:t>s, the faulty time comparison, the exact S1 correction and the other conditions that must remain.</w:t>
+      </w:r>
+    </w:p>
+    <w:p>
+      <w:pPr>
+        <w:spacing w:line="336" w:lineRule="auto" w:after="180"/>
+      </w:pPr>
+      <w:r>
+        <w:rPr>
+          <w:b w:val="0"/>
+        </w:rPr>
+        <w:t xml:space="preserve">Explain what old </w:t>
+      </w:r>
+      <w:r>
+        <w:rPr>
+          <w:b/>
+        </w:rPr>
+        <w:t>evidence</w:t>
+      </w:r>
+      <w:r>
+        <w:rPr>
+          <w:b w:val="0"/>
+        </w:rPr>
+        <w:t xml:space="preserve"> to preserve.</w:t>
+      </w:r>
+    </w:p>
+    <w:p>
+      <w:pPr>
+        <w:spacing w:line="336" w:lineRule="auto" w:after="180"/>
+      </w:pPr>
+      <w:r>
+        <w:rPr>
+          <w:b w:val="0"/>
+        </w:rPr>
+        <w:t>Expected B1 with equality and quiet satisfied; S0 incorrectly returns no match because its time condition is strictly less than. S1 uses no more than, including equality.</w:t>
+      </w:r>
+    </w:p>
+    <w:p>
+      <w:pPr>
+        <w:spacing w:line="336" w:lineRule="auto" w:after="180"/>
+      </w:pPr>
+      <w:r>
+        <w:rPr>
+          <w:b w:val="0"/>
+        </w:rPr>
+        <w:t xml:space="preserve">Preserve validation, quiet, first-match order, advancement, stopping and reset. Save S0, its failing trace and exact request/catalogue labels beside the new S1 </w:t>
+      </w:r>
+      <w:r>
+        <w:rPr>
+          <w:b/>
+        </w:rPr>
+        <w:t>change record</w:t>
+      </w:r>
+      <w:r>
+        <w:rPr>
+          <w:b w:val="0"/>
+        </w:rPr>
+        <w:t xml:space="preserve"> and rerun.</w:t>
+      </w:r>
+    </w:p>
+    <w:p>
+      <w:pPr>
+        <w:pStyle w:val="Heading2"/>
+      </w:pPr>
+      <w:r>
+        <w:t>W2 Check the repair and earlier behaviour</w:t>
+      </w:r>
+    </w:p>
+    <w:p>
+      <w:pPr>
+        <w:spacing w:line="336" w:lineRule="auto" w:after="180"/>
+      </w:pPr>
+      <w:r>
+        <w:rPr>
+          <w:b w:val="0"/>
+        </w:rPr>
+        <w:t xml:space="preserve">Plan and operate the S1 </w:t>
+      </w:r>
+      <w:r>
+        <w:rPr>
+          <w:b/>
+        </w:rPr>
+        <w:t>repair</w:t>
+      </w:r>
+      <w:r>
+        <w:rPr>
+          <w:b w:val="0"/>
+        </w:rPr>
+        <w:t xml:space="preserve"> and </w:t>
+      </w:r>
+      <w:r>
+        <w:rPr>
+          <w:b/>
+        </w:rPr>
+        <w:t>regression</w:t>
+      </w:r>
+      <w:r>
+        <w:rPr>
+          <w:b w:val="0"/>
+        </w:rPr>
+        <w:t xml:space="preserve"> set described in the lesson, using the appropriate catalogue version for each case. Record expected and observed results separately with reasons and traces.</w:t>
+      </w:r>
+    </w:p>
+    <w:p>
+      <w:pPr>
+        <w:spacing w:line="336" w:lineRule="auto" w:after="180"/>
+      </w:pPr>
+      <w:r>
+        <w:rPr>
+          <w:b w:val="0"/>
+        </w:rPr>
+        <w:t>Summarise full passes over all attempted cases, list unrun cases separately and identify any remaining failures. Do not replace observed mistakes with worked answers.</w:t>
+      </w:r>
+    </w:p>
+    <w:p>
+      <w:pPr>
+        <w:spacing w:line="336" w:lineRule="auto" w:after="180"/>
+      </w:pPr>
+      <w:r>
+        <w:rPr>
+          <w:b w:val="0"/>
+        </w:rPr>
+        <w:t>Under B version 1 the listed requests yield B1, B2, no match, no match, B1, B2, no match, B1, then four clarifications for 31, blank minutes, 10.5 and Maybe. B version 2 with 12 Yes yields B3.</w:t>
+      </w:r>
+    </w:p>
+    <w:p>
+      <w:pPr>
+        <w:spacing w:line="336" w:lineRule="auto" w:after="180"/>
+      </w:pPr>
+      <w:r>
+        <w:rPr>
+          <w:b w:val="0"/>
+        </w:rPr>
+        <w:t xml:space="preserve">B version 3 yields B4 for 15 No and no match for 15 Yes. There are 15 planned cases. Correct execution with correct reasons gives 15 of 15; accept honest different </w:t>
+      </w:r>
+      <w:r>
+        <w:rPr>
+          <w:b/>
+        </w:rPr>
+        <w:t>observation</w:t>
+      </w:r>
+      <w:r>
+        <w:rPr>
+          <w:b w:val="0"/>
+        </w:rPr>
+        <w:t>s with investigation.</w:t>
+      </w:r>
+    </w:p>
+    <w:p>
+      <w:pPr>
+        <w:spacing w:line="336" w:lineRule="auto" w:after="180"/>
+      </w:pPr>
+      <w:r>
+        <w:rPr>
+          <w:b w:val="0"/>
+        </w:rPr>
+        <w:t>Unrun cases are not passes and the attempted denominator must be stated.</w:t>
+      </w:r>
+    </w:p>
+    <w:p>
+      <w:pPr>
+        <w:pStyle w:val="Heading2"/>
+      </w:pPr>
+      <w:r>
+        <w:t>W3 Reject a repair that breaks quiet requests</w:t>
+      </w:r>
+    </w:p>
+    <w:p>
+      <w:pPr>
+        <w:spacing w:line="336" w:lineRule="auto" w:after="180"/>
+      </w:pPr>
+      <w:r>
+        <w:rPr>
+          <w:b w:val="0"/>
+        </w:rPr>
+        <w:t xml:space="preserve">T1 accepts equal times but omits the quiet check. Explain why it passes 10 Yes yet fails 9 Yes. Use S0’s earlier correct result for 9 Yes to justify the word </w:t>
+      </w:r>
+      <w:r>
+        <w:rPr>
+          <w:b/>
+        </w:rPr>
+        <w:t>regression</w:t>
+      </w:r>
+      <w:r>
+        <w:rPr>
+          <w:b w:val="0"/>
+        </w:rPr>
+        <w:t>.</w:t>
+      </w:r>
+    </w:p>
+    <w:p>
+      <w:pPr>
+        <w:spacing w:line="336" w:lineRule="auto" w:after="180"/>
+      </w:pPr>
+      <w:r>
+        <w:rPr>
+          <w:b w:val="0"/>
+        </w:rPr>
+        <w:t>What should change in T1, and which two cases should be rerun first?</w:t>
+      </w:r>
+    </w:p>
+    <w:p>
+      <w:pPr>
+        <w:spacing w:line="336" w:lineRule="auto" w:after="180"/>
+      </w:pPr>
+      <w:r>
+        <w:rPr>
+          <w:b w:val="0"/>
+        </w:rPr>
+        <w:t xml:space="preserve">At 10 Yes, first B1 fits and happens to be quiet, so the omission is hidden. At 9 Yes, T1 selects B2 on time despite its nonquiet label; required </w:t>
+      </w:r>
+      <w:r>
+        <w:rPr>
+          <w:b/>
+        </w:rPr>
+        <w:t>output</w:t>
+      </w:r>
+      <w:r>
+        <w:rPr>
+          <w:b w:val="0"/>
+        </w:rPr>
+        <w:t xml:space="preserve"> is no match.</w:t>
+      </w:r>
+    </w:p>
+    <w:p>
+      <w:pPr>
+        <w:spacing w:line="336" w:lineRule="auto" w:after="180"/>
+      </w:pPr>
+      <w:r>
+        <w:rPr>
+          <w:b w:val="0"/>
+        </w:rPr>
+        <w:t xml:space="preserve">S0 correctly gave no match on that request, so the new failure is a </w:t>
+      </w:r>
+      <w:r>
+        <w:rPr>
+          <w:b/>
+        </w:rPr>
+        <w:t>regression</w:t>
+      </w:r>
+      <w:r>
+        <w:rPr>
+          <w:b w:val="0"/>
+        </w:rPr>
+        <w:t xml:space="preserve">. Restore the quiet condition combined with inclusive time; rerun 10 Yes for the </w:t>
+      </w:r>
+      <w:r>
+        <w:rPr>
+          <w:b/>
+        </w:rPr>
+        <w:t>repair</w:t>
+      </w:r>
+      <w:r>
+        <w:rPr>
+          <w:b w:val="0"/>
+        </w:rPr>
+        <w:t xml:space="preserve"> and 9 Yes for the </w:t>
+      </w:r>
+      <w:r>
+        <w:rPr>
+          <w:b/>
+        </w:rPr>
+        <w:t>regression</w:t>
+      </w:r>
+      <w:r>
+        <w:rPr>
+          <w:b w:val="0"/>
+        </w:rPr>
+        <w:t>, then the wider set.</w:t>
+      </w:r>
+    </w:p>
+    <w:p>
+      <w:pPr>
+        <w:pStyle w:val="Heading2"/>
+      </w:pPr>
+      <w:r>
+        <w:t>W5 Protect the meaning of final evaluation</w:t>
+      </w:r>
+    </w:p>
+    <w:p>
+      <w:pPr>
+        <w:spacing w:line="336" w:lineRule="auto" w:after="180"/>
+      </w:pPr>
+      <w:r>
+        <w:rPr>
+          <w:b w:val="0"/>
+        </w:rPr>
+        <w:t>After seeing a reserved final case fail, a team edits its candidate, reruns that same case and calls the result “a successful unseen test of the new version”. Explain what is wrong and what should be recorded instead.</w:t>
+      </w:r>
+    </w:p>
+    <w:p>
+      <w:pPr>
+        <w:spacing w:line="336" w:lineRule="auto" w:after="180"/>
+      </w:pPr>
+      <w:r>
+        <w:rPr>
+          <w:b w:val="0"/>
+        </w:rPr>
+        <w:t>State what must be saved before an evaluation begins.</w:t>
+      </w:r>
+    </w:p>
+    <w:p>
+      <w:pPr>
+        <w:spacing w:line="336" w:lineRule="auto" w:after="180"/>
+      </w:pPr>
+      <w:r>
+        <w:rPr>
+          <w:b w:val="0"/>
+        </w:rPr>
+        <w:t xml:space="preserve">The case informed the </w:t>
+      </w:r>
+      <w:r>
+        <w:rPr>
+          <w:b/>
+        </w:rPr>
+        <w:t>repair</w:t>
+      </w:r>
+      <w:r>
+        <w:rPr>
+          <w:b w:val="0"/>
+        </w:rPr>
+        <w:t xml:space="preserve"> and is now seen development </w:t>
+      </w:r>
+      <w:r>
+        <w:rPr>
+          <w:b/>
+        </w:rPr>
+        <w:t>evidence</w:t>
+      </w:r>
+      <w:r>
+        <w:rPr>
+          <w:b w:val="0"/>
+        </w:rPr>
+        <w:t xml:space="preserve"> for the new version. Preserve the original candidate and its final result, label the revision and describe the repeated case as a </w:t>
+      </w:r>
+      <w:r>
+        <w:rPr>
+          <w:b/>
+        </w:rPr>
+        <w:t>repair</w:t>
+      </w:r>
+      <w:r>
+        <w:rPr>
+          <w:b w:val="0"/>
+        </w:rPr>
+        <w:t xml:space="preserve"> check.</w:t>
+      </w:r>
+    </w:p>
+    <w:p>
+      <w:pPr>
+        <w:spacing w:line="336" w:lineRule="auto" w:after="180"/>
+      </w:pPr>
+      <w:r>
+        <w:rPr>
+          <w:b w:val="0"/>
+        </w:rPr>
+        <w:t>A fresh independent evaluation needs new reserved cases for the fixed revision. Save complete instructions, catalogue, requirements, version label, change history, development results and known limitations before evaluation.</w:t>
+      </w:r>
+    </w:p>
+    <w:p>
+      <w:pPr>
+        <w:pStyle w:val="Heading2"/>
+      </w:pPr>
+      <w:r>
+        <w:t>Earlier wording, alternatives and picture transcripts · reference / check after trying</w:t>
+      </w:r>
+    </w:p>
+    <w:p>
+      <w:pPr>
+        <w:spacing w:line="336" w:lineRule="auto" w:after="180"/>
+      </w:pPr>
+      <w:r>
+        <w:rPr>
+          <w:b w:val="0"/>
+        </w:rPr>
+        <w:t>Assess and explain the answers</w:t>
       </w:r>
     </w:p>
     <w:p>
@@ -4473,22 +5102,32 @@
     </w:p>
     <w:p>
       <w:pPr>
+        <w:spacing w:line="336" w:lineRule="auto" w:after="180"/>
+      </w:pPr>
+      <w:r>
+        <w:rPr>
+          <w:b w:val="0"/>
+        </w:rPr>
+        <w:t>No. Several factors changed. Compare one planned change at a time with controlled conditions.</w:t>
+      </w:r>
+    </w:p>
+    <w:p>
+      <w:pPr>
         <w:pStyle w:val="Heading3"/>
       </w:pPr>
       <w:r>
-        <w:t>Teacher key · Worked case answer</w:t>
+        <w:t>Additional transfer practice question</w:t>
       </w:r>
     </w:p>
     <w:p>
       <w:pPr>
         <w:spacing w:line="336" w:lineRule="auto" w:after="180"/>
-        <w:shd w:fill="F1F6FC"/>
-      </w:pPr>
-      <w:r>
-        <w:rPr>
-          <w:b w:val="0"/>
-        </w:rPr>
-        <w:t>No. Several factors changed. Compare one planned change at a time with controlled conditions.</w:t>
+      </w:pPr>
+      <w:r>
+        <w:rPr>
+          <w:b w:val="0"/>
+        </w:rPr>
+        <w:t>Dim photos fail. You change the lighting and all decision rules together; performance improves. Can you tell which change helped? Design a clearer comparison.</w:t>
       </w:r>
     </w:p>
     <w:p>
@@ -4496,49 +5135,12 @@
         <w:pStyle w:val="Heading3"/>
       </w:pPr>
       <w:r>
-        <w:t>Independent question</w:t>
-      </w:r>
-    </w:p>
-    <w:p>
-      <w:pPr>
-        <w:pStyle w:val="Heading3"/>
-      </w:pPr>
-      <w:r>
-        <w:t>Independent question · withhold the key</w:t>
+        <w:t>Reasoned practice answer</w:t>
       </w:r>
     </w:p>
     <w:p>
       <w:pPr>
         <w:spacing w:line="336" w:lineRule="auto" w:after="180"/>
-        <w:shd w:fill="F5F1FB"/>
-      </w:pPr>
-      <w:r>
-        <w:rPr>
-          <w:b w:val="0"/>
-        </w:rPr>
-        <w:t>Dim photos fail. You change the lighting and all decision rules together; performance improves. Can you tell which change helped? Design a clearer comparison.</w:t>
-      </w:r>
-    </w:p>
-    <w:p>
-      <w:pPr>
-        <w:pStyle w:val="Heading3"/>
-      </w:pPr>
-      <w:r>
-        <w:t>Expected independent answer</w:t>
-      </w:r>
-    </w:p>
-    <w:p>
-      <w:pPr>
-        <w:pStyle w:val="Heading3"/>
-      </w:pPr>
-      <w:r>
-        <w:t>Teacher key · Expected independent answer</w:t>
-      </w:r>
-    </w:p>
-    <w:p>
-      <w:pPr>
-        <w:spacing w:line="336" w:lineRule="auto" w:after="180"/>
-        <w:shd w:fill="F1F6FC"/>
       </w:pPr>
       <w:r>
         <w:rPr>
@@ -4844,34 +5446,190 @@
     </w:p>
     <w:p>
       <w:pPr>
+        <w:spacing w:line="336" w:lineRule="auto" w:after="180"/>
+      </w:pPr>
+      <w:r>
+        <w:rPr>
+          <w:b w:val="0"/>
+        </w:rPr>
+        <w:t>B has fewer recorded errors under changed conditions; no single change is proven responsible. Compare the same fixed version and comparable cases with only lighting changed, repeat where useful and keep labels constant.</w:t>
+      </w:r>
+    </w:p>
+    <w:p>
+      <w:pPr>
+        <w:spacing w:line="336" w:lineRule="auto" w:after="180"/>
+      </w:pPr>
+      <w:r>
+        <w:rPr>
+          <w:b w:val="0"/>
+        </w:rPr>
+        <w:t>Reserve fresh tests for the selected final version.</w:t>
+      </w:r>
+    </w:p>
+    <w:p>
+      <w:pPr>
         <w:pStyle w:val="Heading3"/>
       </w:pPr>
       <w:r>
-        <w:t>Teacher key · Original transfer answer</w:t>
+        <w:t>Explanations for the additional workbook examples</w:t>
+      </w:r>
+    </w:p>
+    <w:p>
+      <w:pPr>
+        <w:pStyle w:val="Heading3"/>
+      </w:pPr>
+      <w:r>
+        <w:t>W1 Write the change record</w:t>
+      </w:r>
+    </w:p>
+    <w:p>
+      <w:pPr>
+        <w:pStyle w:val="Heading3"/>
+      </w:pPr>
+      <w:r>
+        <w:t>W2 Check the repair and earlier behaviour</w:t>
+      </w:r>
+    </w:p>
+    <w:p>
+      <w:pPr>
+        <w:pStyle w:val="Heading3"/>
+      </w:pPr>
+      <w:r>
+        <w:t>W3 Reject a repair that breaks quiet requests</w:t>
+      </w:r>
+    </w:p>
+    <w:p>
+      <w:pPr>
+        <w:pStyle w:val="Heading3"/>
+      </w:pPr>
+      <w:r>
+        <w:t>W4 Audit a different proposed repair</w:t>
       </w:r>
     </w:p>
     <w:p>
       <w:pPr>
         <w:spacing w:line="336" w:lineRule="auto" w:after="180"/>
-        <w:shd w:fill="F1F6FC"/>
-      </w:pPr>
-      <w:r>
-        <w:rPr>
-          <w:b w:val="0"/>
-        </w:rPr>
-        <w:t>B has fewer recorded errors under changed conditions; no single change is proven responsible. Compare the same fixed version and comparable cases with only lighting changed, repeat where useful and keep labels constant.</w:t>
+      </w:pPr>
+      <w:r>
+        <w:rPr>
+          <w:b w:val="0"/>
+        </w:rPr>
+        <w:t xml:space="preserve">Equipment catalogue E lists E1 first with capacity 4 and E2 second with capacity 8. Valid whole group sizes are 1 to 10. Choose the first capacity at least the group size, or no match; invalid </w:t>
+      </w:r>
+      <w:r>
+        <w:rPr>
+          <w:b/>
+        </w:rPr>
+        <w:t>input</w:t>
+      </w:r>
+      <w:r>
+        <w:rPr>
+          <w:b w:val="0"/>
+        </w:rPr>
+        <w:t xml:space="preserve"> needs clarification.</w:t>
       </w:r>
     </w:p>
     <w:p>
       <w:pPr>
         <w:spacing w:line="336" w:lineRule="auto" w:after="180"/>
-        <w:shd w:fill="F1F6FC"/>
-      </w:pPr>
-      <w:r>
-        <w:rPr>
-          <w:b w:val="0"/>
-        </w:rPr>
-        <w:t>Reserve fresh tests for the selected final version.</w:t>
+      </w:pPr>
+      <w:r>
+        <w:rPr>
+          <w:b w:val="0"/>
+        </w:rPr>
+        <w:t>Old U0 uses strictly greater capacity and stops at the first fit. Proposed U1 includes equality but keeps searching and returns the last fit. Independently compare U0, U1 and the requirement for groups 8 and 3.</w:t>
+      </w:r>
+    </w:p>
+    <w:p>
+      <w:pPr>
+        <w:spacing w:line="336" w:lineRule="auto" w:after="180"/>
+      </w:pPr>
+      <w:r>
+        <w:rPr>
+          <w:b w:val="0"/>
+        </w:rPr>
+        <w:t xml:space="preserve">Identify the </w:t>
+      </w:r>
+      <w:r>
+        <w:rPr>
+          <w:b/>
+        </w:rPr>
+        <w:t>repair</w:t>
+      </w:r>
+      <w:r>
+        <w:rPr>
+          <w:b w:val="0"/>
+        </w:rPr>
+        <w:t xml:space="preserve"> and </w:t>
+      </w:r>
+      <w:r>
+        <w:rPr>
+          <w:b/>
+        </w:rPr>
+        <w:t>regression</w:t>
+      </w:r>
+      <w:r>
+        <w:rPr>
+          <w:b w:val="0"/>
+        </w:rPr>
+        <w:t>, propose U2 and give one validation check. No booking occurs.</w:t>
+      </w:r>
+    </w:p>
+    <w:p>
+      <w:pPr>
+        <w:spacing w:line="336" w:lineRule="auto" w:after="180"/>
+      </w:pPr>
+      <w:r>
+        <w:rPr>
+          <w:b w:val="0"/>
+        </w:rPr>
+        <w:t xml:space="preserve">For 8, U0 returns no match, U1 returns E2 and the requirement is E2: equality is </w:t>
+      </w:r>
+      <w:r>
+        <w:rPr>
+          <w:b/>
+        </w:rPr>
+        <w:t>repair</w:t>
+      </w:r>
+      <w:r>
+        <w:rPr>
+          <w:b w:val="0"/>
+        </w:rPr>
+        <w:t xml:space="preserve">ed. For 3, U0 returns E1 correctly but U1 returns E2, violating first-fit order: a </w:t>
+      </w:r>
+      <w:r>
+        <w:rPr>
+          <w:b/>
+        </w:rPr>
+        <w:t>regression</w:t>
+      </w:r>
+      <w:r>
+        <w:rPr>
+          <w:b w:val="0"/>
+        </w:rPr>
+        <w:t>.</w:t>
+      </w:r>
+    </w:p>
+    <w:p>
+      <w:pPr>
+        <w:spacing w:line="336" w:lineRule="auto" w:after="180"/>
+      </w:pPr>
+      <w:r>
+        <w:rPr>
+          <w:b w:val="0"/>
+        </w:rPr>
+        <w:t>U2 includes equality and stops immediately at the first fit, giving E2 for 8 and E1 for 3. Preserve both old traces and rerun both cases plus wider tests.</w:t>
+      </w:r>
+    </w:p>
+    <w:p>
+      <w:pPr>
+        <w:spacing w:line="336" w:lineRule="auto" w:after="180"/>
+      </w:pPr>
+      <w:r>
+        <w:rPr>
+          <w:b w:val="0"/>
+        </w:rPr>
+        <w:t>Group 0 or 11, a blank or a nonwhole size needs clarification before searching.</w:t>
       </w:r>
     </w:p>
     <w:p>
@@ -4879,7 +5637,7 @@
         <w:pStyle w:val="Heading3"/>
       </w:pPr>
       <w:r>
-        <w:t>Explanations for the additional workbook examples</w:t>
+        <w:t>W5 Protect the meaning of final evaluation</w:t>
       </w:r>
     </w:p>
     <w:p>
@@ -4887,7 +5645,7 @@
         <w:pStyle w:val="Heading3"/>
       </w:pPr>
       <w:r>
-        <w:t>W1 Write the change record</w:t>
+        <w:t>Assess independent transfer</w:t>
       </w:r>
     </w:p>
     <w:p>
@@ -4895,139 +5653,276 @@
         <w:pStyle w:val="Heading3"/>
       </w:pPr>
       <w:r>
-        <w:t>Workbook question · W1</w:t>
+        <w:t>Selected case answer</w:t>
+      </w:r>
+    </w:p>
+    <w:p>
+      <w:pPr>
+        <w:pStyle w:val="Heading3"/>
+      </w:pPr>
+      <w:r>
+        <w:t>Feedback that the learner uses</w:t>
+      </w:r>
+    </w:p>
+    <w:p>
+      <w:pPr>
+        <w:pStyle w:val="Heading1"/>
+      </w:pPr>
+      <w:r>
+        <w:t>06. Connect, adapt and return</w:t>
+      </w:r>
+    </w:p>
+    <w:p>
+      <w:r>
+        <w:t>Retain the project evidence and revisit the reasoning on a changed case.</w:t>
+      </w:r>
+    </w:p>
+    <w:p>
+      <w:pPr>
+        <w:pStyle w:val="Heading2"/>
+      </w:pPr>
+      <w:r>
+        <w:t>Project evidence to keep</w:t>
       </w:r>
     </w:p>
     <w:p>
       <w:pPr>
         <w:spacing w:line="336" w:lineRule="auto" w:after="180"/>
-        <w:shd w:fill="F5F1FB"/>
-      </w:pPr>
-      <w:r>
-        <w:rPr>
-          <w:b w:val="0"/>
-        </w:rPr>
-        <w:t xml:space="preserve">Use S0’s failure on 10 Yes with catalogue B version 1. Record the expected and incorrect </w:t>
+      </w:pPr>
+      <w:r>
+        <w:rPr>
+          <w:b w:val="0"/>
+        </w:rPr>
+        <w:t xml:space="preserve">If the sorter has an </w:t>
       </w:r>
       <w:r>
         <w:rPr>
           <w:b/>
         </w:rPr>
+        <w:t>evidence</w:t>
+      </w:r>
+      <w:r>
+        <w:rPr>
+          <w:b w:val="0"/>
+        </w:rPr>
+        <w:t xml:space="preserve">d defect, save a new version with one </w:t>
+      </w:r>
+      <w:r>
+        <w:rPr>
+          <w:b/>
+        </w:rPr>
+        <w:t>evidence</w:t>
+      </w:r>
+      <w:r>
+        <w:rPr>
+          <w:b w:val="0"/>
+        </w:rPr>
+        <w:t>-linked change and a before/after test table; otherwise retain the current tested version and state that no repair was needed.</w:t>
+      </w:r>
+    </w:p>
+    <w:p>
+      <w:pPr>
+        <w:spacing w:line="336" w:lineRule="auto" w:after="180"/>
+      </w:pPr>
+      <w:r>
+        <w:rPr>
+          <w:b w:val="0"/>
+        </w:rPr>
+        <w:t xml:space="preserve">Keep the decision, </w:t>
+      </w:r>
+      <w:r>
+        <w:rPr>
+          <w:b/>
+        </w:rPr>
+        <w:t>input</w:t>
+      </w:r>
+      <w:r>
+        <w:rPr>
+          <w:b w:val="0"/>
+        </w:rPr>
+        <w:t xml:space="preserve">, result, explanation and remaining limitation in the project </w:t>
+      </w:r>
+      <w:r>
+        <w:rPr>
+          <w:b/>
+        </w:rPr>
+        <w:t>evidence</w:t>
+      </w:r>
+      <w:r>
+        <w:rPr>
+          <w:b w:val="0"/>
+        </w:rPr>
+        <w:t xml:space="preserve"> record. Retrieve this record next week rather than restarting the project.</w:t>
+      </w:r>
+    </w:p>
+    <w:p>
+      <w:pPr>
+        <w:spacing w:line="336" w:lineRule="auto" w:after="180"/>
+      </w:pPr>
+      <w:r>
+        <w:rPr>
+          <w:b w:val="0"/>
+        </w:rPr>
+        <w:t xml:space="preserve">Maintain sorter </w:t>
+      </w:r>
+      <w:r>
+        <w:rPr>
+          <w:b/>
+        </w:rPr>
+        <w:t>regression</w:t>
+      </w:r>
+      <w:r>
+        <w:rPr>
+          <w:b w:val="0"/>
+        </w:rPr>
+        <w:t xml:space="preserve"> tests and compare complete version traces, retaining new failures rather than hiding them.</w:t>
+      </w:r>
+    </w:p>
+    <w:p>
+      <w:pPr>
+        <w:pStyle w:val="Heading2"/>
+      </w:pPr>
+      <w:r>
+        <w:t>Support while preserving the reasoning goal</w:t>
+      </w:r>
+    </w:p>
+    <w:p>
+      <w:pPr>
+        <w:spacing w:line="336" w:lineRule="auto" w:after="180"/>
+      </w:pPr>
+      <w:r>
+        <w:rPr>
+          <w:b w:val="0"/>
+        </w:rPr>
+        <w:t xml:space="preserve">Use physical cards, spoken explanations and a three-stage drawing. Read aloud without giving the answer. Stretch: compare two </w:t>
+      </w:r>
+      <w:r>
+        <w:rPr>
+          <w:b/>
+        </w:rPr>
+        <w:t>mechanism</w:t>
+      </w:r>
+      <w:r>
+        <w:rPr>
+          <w:b w:val="0"/>
+        </w:rPr>
+        <w:t xml:space="preserve">s with the same visible </w:t>
+      </w:r>
+      <w:r>
+        <w:rPr>
+          <w:b/>
+        </w:rPr>
         <w:t>output</w:t>
       </w:r>
       <w:r>
         <w:rPr>
           <w:b w:val="0"/>
         </w:rPr>
-        <w:t>s, the faulty time comparison, the exact S1 correction and the other conditions that must remain.</w:t>
+        <w:t xml:space="preserve"> and explain what </w:t>
+      </w:r>
+      <w:r>
+        <w:rPr>
+          <w:b/>
+        </w:rPr>
+        <w:t>evidence</w:t>
+      </w:r>
+      <w:r>
+        <w:rPr>
+          <w:b w:val="0"/>
+        </w:rPr>
+        <w:t xml:space="preserve"> distinguishes them.</w:t>
       </w:r>
     </w:p>
     <w:p>
       <w:pPr>
         <w:spacing w:line="336" w:lineRule="auto" w:after="180"/>
-        <w:shd w:fill="F5F1FB"/>
-      </w:pPr>
-      <w:r>
-        <w:rPr>
-          <w:b w:val="0"/>
-        </w:rPr>
-        <w:t xml:space="preserve">Explain what old </w:t>
+      </w:pPr>
+      <w:r>
+        <w:rPr>
+          <w:b w:val="0"/>
+        </w:rPr>
+        <w:t>Use separate cards for time or capacity, quiet, and first-match stopping so pupils can point to the changed condition. Provide change-record headings without supplying the diagnosis.</w:t>
+      </w:r>
+    </w:p>
+    <w:p>
+      <w:pPr>
+        <w:spacing w:line="336" w:lineRule="auto" w:after="180"/>
+      </w:pPr>
+      <w:r>
+        <w:rPr>
+          <w:b w:val="0"/>
+        </w:rPr>
+        <w:t xml:space="preserve">Partners may divide execution and recording, then swap; collect the independent audit before hints. Extension: explain why a higher total can still conceal a serious </w:t>
       </w:r>
       <w:r>
         <w:rPr>
           <w:b/>
         </w:rPr>
-        <w:t>evidence</w:t>
-      </w:r>
-      <w:r>
-        <w:rPr>
-          <w:b w:val="0"/>
-        </w:rPr>
-        <w:t xml:space="preserve"> to preserve.</w:t>
-      </w:r>
-    </w:p>
-    <w:p>
-      <w:pPr>
-        <w:pStyle w:val="Heading3"/>
-      </w:pPr>
-      <w:r>
-        <w:t>Teacher reasoning · W1</w:t>
+        <w:t>regression</w:t>
+      </w:r>
+      <w:r>
+        <w:rPr>
+          <w:b w:val="0"/>
+        </w:rPr>
+        <w:t xml:space="preserve"> and why individual failures matter.</w:t>
       </w:r>
     </w:p>
     <w:p>
       <w:pPr>
         <w:spacing w:line="336" w:lineRule="auto" w:after="180"/>
-        <w:shd w:fill="F1F6FC"/>
-      </w:pPr>
-      <w:r>
-        <w:rPr>
-          <w:b w:val="0"/>
-        </w:rPr>
-        <w:t>Expected B1 with equality and quiet satisfied; S0 incorrectly returns no match because its time condition is strictly less than. S1 uses no more than, including equality.</w:t>
+      </w:pPr>
+      <w:r>
+        <w:rPr>
+          <w:b w:val="0"/>
+        </w:rPr>
+        <w:t xml:space="preserve">W4 must identify U0 no match and U1 E2 for group 8, then U0 E1 and U1 E2 for group 3, with equality </w:t>
+      </w:r>
+      <w:r>
+        <w:rPr>
+          <w:b/>
+        </w:rPr>
+        <w:t>repair</w:t>
+      </w:r>
+      <w:r>
+        <w:rPr>
+          <w:b w:val="0"/>
+        </w:rPr>
+        <w:t>ed but first-match stopping broken. U2 needs both inclusive capacity and immediate first-fit stopping.</w:t>
       </w:r>
     </w:p>
     <w:p>
       <w:pPr>
         <w:spacing w:line="336" w:lineRule="auto" w:after="180"/>
-        <w:shd w:fill="F1F6FC"/>
-      </w:pPr>
-      <w:r>
-        <w:rPr>
-          <w:b w:val="0"/>
-        </w:rPr>
-        <w:t xml:space="preserve">Preserve validation, quiet, first-match order, advancement, stopping and reset. Save S0, its failing trace and exact request/catalogue labels beside the new S1 </w:t>
+      </w:pPr>
+      <w:r>
+        <w:rPr>
+          <w:b w:val="0"/>
+        </w:rPr>
+        <w:t xml:space="preserve">After support, retry with F1 capacity 5 then F2 capacity 9, same </w:t>
       </w:r>
       <w:r>
         <w:rPr>
           <w:b/>
         </w:rPr>
-        <w:t>change record</w:t>
-      </w:r>
-      <w:r>
-        <w:rPr>
-          <w:b w:val="0"/>
-        </w:rPr>
-        <w:t xml:space="preserve"> and rerun.</w:t>
-      </w:r>
-    </w:p>
-    <w:p>
-      <w:pPr>
-        <w:pStyle w:val="Heading3"/>
-      </w:pPr>
-      <w:r>
-        <w:t>W2 Check the repair and earlier behaviour</w:t>
-      </w:r>
-    </w:p>
-    <w:p>
-      <w:pPr>
-        <w:pStyle w:val="Heading3"/>
-      </w:pPr>
-      <w:r>
-        <w:t>Workbook question · W2</w:t>
-      </w:r>
-    </w:p>
-    <w:p>
-      <w:pPr>
-        <w:spacing w:line="336" w:lineRule="auto" w:after="180"/>
-        <w:shd w:fill="F5F1FB"/>
-      </w:pPr>
-      <w:r>
-        <w:rPr>
-          <w:b w:val="0"/>
-        </w:rPr>
-        <w:t xml:space="preserve">Plan and operate the S1 </w:t>
+        <w:t>input</w:t>
+      </w:r>
+      <w:r>
+        <w:rPr>
+          <w:b w:val="0"/>
+        </w:rPr>
+        <w:t xml:space="preserve"> range: group 9 exposes the equality </w:t>
       </w:r>
       <w:r>
         <w:rPr>
           <w:b/>
         </w:rPr>
-        <w:t>repair</w:t>
-      </w:r>
-      <w:r>
-        <w:rPr>
-          <w:b w:val="0"/>
-        </w:rPr>
-        <w:t xml:space="preserve"> and </w:t>
+        <w:t>defect</w:t>
+      </w:r>
+      <w:r>
+        <w:rPr>
+          <w:b w:val="0"/>
+        </w:rPr>
+        <w:t xml:space="preserve"> and group 2 exposes the last-fit </w:t>
       </w:r>
       <w:r>
         <w:rPr>
@@ -5039,1186 +5934,15 @@
         <w:rPr>
           <w:b w:val="0"/>
         </w:rPr>
-        <w:t xml:space="preserve"> set described in the lesson, using the appropriate catalogue version for each case. Record expected and observed results separately with reasons and traces.</w:t>
-      </w:r>
-    </w:p>
-    <w:p>
-      <w:pPr>
-        <w:spacing w:line="336" w:lineRule="auto" w:after="180"/>
-        <w:shd w:fill="F5F1FB"/>
-      </w:pPr>
-      <w:r>
-        <w:rPr>
-          <w:b w:val="0"/>
-        </w:rPr>
-        <w:t>Summarise full passes over all attempted cases, list unrun cases separately and identify any remaining failures. Do not replace observed mistakes with worked answers.</w:t>
-      </w:r>
-    </w:p>
-    <w:p>
-      <w:pPr>
-        <w:pStyle w:val="Heading3"/>
-      </w:pPr>
-      <w:r>
-        <w:t>Teacher reasoning · W2</w:t>
-      </w:r>
-    </w:p>
-    <w:p>
-      <w:pPr>
-        <w:spacing w:line="336" w:lineRule="auto" w:after="180"/>
-        <w:shd w:fill="F1F6FC"/>
-      </w:pPr>
-      <w:r>
-        <w:rPr>
-          <w:b w:val="0"/>
-        </w:rPr>
-        <w:t>Under B version 1 the listed requests yield B1, B2, no match, no match, B1, B2, no match, B1, then four clarifications for 31, blank minutes, 10.5 and Maybe. B version 2 with 12 Yes yields B3.</w:t>
-      </w:r>
-    </w:p>
-    <w:p>
-      <w:pPr>
-        <w:spacing w:line="336" w:lineRule="auto" w:after="180"/>
-        <w:shd w:fill="F1F6FC"/>
-      </w:pPr>
-      <w:r>
-        <w:rPr>
-          <w:b w:val="0"/>
-        </w:rPr>
-        <w:t xml:space="preserve">B version 3 yields B4 for 15 No and no match for 15 Yes. There are 15 planned cases. Correct execution with correct reasons gives 15 of 15; accept honest different </w:t>
-      </w:r>
-      <w:r>
-        <w:rPr>
-          <w:b/>
-        </w:rPr>
-        <w:t>observation</w:t>
-      </w:r>
-      <w:r>
-        <w:rPr>
-          <w:b w:val="0"/>
-        </w:rPr>
-        <w:t>s with investigation.</w:t>
-      </w:r>
-    </w:p>
-    <w:p>
-      <w:pPr>
-        <w:spacing w:line="336" w:lineRule="auto" w:after="180"/>
-        <w:shd w:fill="F1F6FC"/>
-      </w:pPr>
-      <w:r>
-        <w:rPr>
-          <w:b w:val="0"/>
-        </w:rPr>
-        <w:t>Unrun cases are not passes and the attempted denominator must be stated.</w:t>
-      </w:r>
-    </w:p>
-    <w:p>
-      <w:pPr>
-        <w:pStyle w:val="Heading3"/>
-      </w:pPr>
-      <w:r>
-        <w:t>W3 Reject a repair that breaks quiet requests</w:t>
-      </w:r>
-    </w:p>
-    <w:p>
-      <w:pPr>
-        <w:pStyle w:val="Heading3"/>
-      </w:pPr>
-      <w:r>
-        <w:t>Workbook question · W3</w:t>
-      </w:r>
-    </w:p>
-    <w:p>
-      <w:pPr>
-        <w:spacing w:line="336" w:lineRule="auto" w:after="180"/>
-        <w:shd w:fill="F5F1FB"/>
-      </w:pPr>
-      <w:r>
-        <w:rPr>
-          <w:b w:val="0"/>
-        </w:rPr>
-        <w:t xml:space="preserve">T1 accepts equal times but omits the quiet check. Explain why it passes 10 Yes yet fails 9 Yes. Use S0’s earlier correct result for 9 Yes to justify the word </w:t>
-      </w:r>
-      <w:r>
-        <w:rPr>
-          <w:b/>
-        </w:rPr>
-        <w:t>regression</w:t>
-      </w:r>
-      <w:r>
-        <w:rPr>
-          <w:b w:val="0"/>
-        </w:rPr>
-        <w:t>.</w:t>
-      </w:r>
-    </w:p>
-    <w:p>
-      <w:pPr>
-        <w:spacing w:line="336" w:lineRule="auto" w:after="180"/>
-        <w:shd w:fill="F5F1FB"/>
-      </w:pPr>
-      <w:r>
-        <w:rPr>
-          <w:b w:val="0"/>
-        </w:rPr>
-        <w:t>What should change in T1, and which two cases should be rerun first?</w:t>
-      </w:r>
-    </w:p>
-    <w:p>
-      <w:pPr>
-        <w:pStyle w:val="Heading3"/>
-      </w:pPr>
-      <w:r>
-        <w:t>Teacher reasoning · W3</w:t>
-      </w:r>
-    </w:p>
-    <w:p>
-      <w:pPr>
-        <w:spacing w:line="336" w:lineRule="auto" w:after="180"/>
-        <w:shd w:fill="F1F6FC"/>
-      </w:pPr>
-      <w:r>
-        <w:rPr>
-          <w:b w:val="0"/>
-        </w:rPr>
-        <w:t xml:space="preserve">At 10 Yes, first B1 fits and happens to be quiet, so the omission is hidden. At 9 Yes, T1 selects B2 on time despite its nonquiet label; required </w:t>
-      </w:r>
-      <w:r>
-        <w:rPr>
-          <w:b/>
-        </w:rPr>
-        <w:t>output</w:t>
-      </w:r>
-      <w:r>
-        <w:rPr>
-          <w:b w:val="0"/>
-        </w:rPr>
-        <w:t xml:space="preserve"> is no match.</w:t>
-      </w:r>
-    </w:p>
-    <w:p>
-      <w:pPr>
-        <w:spacing w:line="336" w:lineRule="auto" w:after="180"/>
-        <w:shd w:fill="F1F6FC"/>
-      </w:pPr>
-      <w:r>
-        <w:rPr>
-          <w:b w:val="0"/>
-        </w:rPr>
-        <w:t xml:space="preserve">S0 correctly gave no match on that request, so the new failure is a </w:t>
-      </w:r>
-      <w:r>
-        <w:rPr>
-          <w:b/>
-        </w:rPr>
-        <w:t>regression</w:t>
-      </w:r>
-      <w:r>
-        <w:rPr>
-          <w:b w:val="0"/>
-        </w:rPr>
-        <w:t xml:space="preserve">. Restore the quiet condition combined with inclusive time; rerun 10 Yes for the </w:t>
-      </w:r>
-      <w:r>
-        <w:rPr>
-          <w:b/>
-        </w:rPr>
-        <w:t>repair</w:t>
-      </w:r>
-      <w:r>
-        <w:rPr>
-          <w:b w:val="0"/>
-        </w:rPr>
-        <w:t xml:space="preserve"> and 9 Yes for the </w:t>
-      </w:r>
-      <w:r>
-        <w:rPr>
-          <w:b/>
-        </w:rPr>
-        <w:t>regression</w:t>
-      </w:r>
-      <w:r>
-        <w:rPr>
-          <w:b w:val="0"/>
-        </w:rPr>
-        <w:t>, then the wider set.</w:t>
-      </w:r>
-    </w:p>
-    <w:p>
-      <w:pPr>
-        <w:pStyle w:val="Heading3"/>
-      </w:pPr>
-      <w:r>
-        <w:t>W4 Audit a different proposed repair</w:t>
-      </w:r>
-    </w:p>
-    <w:p>
-      <w:pPr>
-        <w:pStyle w:val="Heading3"/>
-      </w:pPr>
-      <w:r>
-        <w:t>Workbook question · W4</w:t>
-      </w:r>
-    </w:p>
-    <w:p>
-      <w:pPr>
-        <w:spacing w:line="336" w:lineRule="auto" w:after="180"/>
-        <w:shd w:fill="F5F1FB"/>
-      </w:pPr>
-      <w:r>
-        <w:rPr>
-          <w:b w:val="0"/>
-        </w:rPr>
-        <w:t xml:space="preserve">Equipment catalogue E lists E1 first with capacity 4 and E2 second with capacity 8. Valid whole group sizes are 1 to 10. Choose the first capacity at least the group size, or no match; invalid </w:t>
-      </w:r>
-      <w:r>
-        <w:rPr>
-          <w:b/>
-        </w:rPr>
-        <w:t>input</w:t>
-      </w:r>
-      <w:r>
-        <w:rPr>
-          <w:b w:val="0"/>
-        </w:rPr>
-        <w:t xml:space="preserve"> needs clarification.</w:t>
-      </w:r>
-    </w:p>
-    <w:p>
-      <w:pPr>
-        <w:spacing w:line="336" w:lineRule="auto" w:after="180"/>
-        <w:shd w:fill="F5F1FB"/>
-      </w:pPr>
-      <w:r>
-        <w:rPr>
-          <w:b w:val="0"/>
-        </w:rPr>
-        <w:t>Old U0 uses strictly greater capacity and stops at the first fit. Proposed U1 includes equality but keeps searching and returns the last fit. Independently compare U0, U1 and the requirement for groups 8 and 3.</w:t>
-      </w:r>
-    </w:p>
-    <w:p>
-      <w:pPr>
-        <w:spacing w:line="336" w:lineRule="auto" w:after="180"/>
-        <w:shd w:fill="F5F1FB"/>
-      </w:pPr>
-      <w:r>
-        <w:rPr>
-          <w:b w:val="0"/>
-        </w:rPr>
-        <w:t xml:space="preserve">Identify the </w:t>
-      </w:r>
-      <w:r>
-        <w:rPr>
-          <w:b/>
-        </w:rPr>
-        <w:t>repair</w:t>
-      </w:r>
-      <w:r>
-        <w:rPr>
-          <w:b w:val="0"/>
-        </w:rPr>
-        <w:t xml:space="preserve"> and </w:t>
-      </w:r>
-      <w:r>
-        <w:rPr>
-          <w:b/>
-        </w:rPr>
-        <w:t>regression</w:t>
-      </w:r>
-      <w:r>
-        <w:rPr>
-          <w:b w:val="0"/>
-        </w:rPr>
-        <w:t>, propose U2 and give one validation check. No booking occurs.</w:t>
-      </w:r>
-    </w:p>
-    <w:p>
-      <w:pPr>
-        <w:pStyle w:val="Heading3"/>
-      </w:pPr>
-      <w:r>
-        <w:t>Teacher reasoning · W4</w:t>
-      </w:r>
-    </w:p>
-    <w:p>
-      <w:pPr>
-        <w:spacing w:line="336" w:lineRule="auto" w:after="180"/>
-        <w:shd w:fill="F1F6FC"/>
-      </w:pPr>
-      <w:r>
-        <w:rPr>
-          <w:b w:val="0"/>
-        </w:rPr>
-        <w:t xml:space="preserve">For 8, U0 returns no match, U1 returns E2 and the requirement is E2: equality is </w:t>
-      </w:r>
-      <w:r>
-        <w:rPr>
-          <w:b/>
-        </w:rPr>
-        <w:t>repair</w:t>
-      </w:r>
-      <w:r>
-        <w:rPr>
-          <w:b w:val="0"/>
-        </w:rPr>
-        <w:t xml:space="preserve">ed. For 3, U0 returns E1 correctly but U1 returns E2, violating first-fit order: a </w:t>
-      </w:r>
-      <w:r>
-        <w:rPr>
-          <w:b/>
-        </w:rPr>
-        <w:t>regression</w:t>
-      </w:r>
-      <w:r>
-        <w:rPr>
-          <w:b w:val="0"/>
-        </w:rPr>
-        <w:t>.</w:t>
-      </w:r>
-    </w:p>
-    <w:p>
-      <w:pPr>
-        <w:spacing w:line="336" w:lineRule="auto" w:after="180"/>
-        <w:shd w:fill="F1F6FC"/>
-      </w:pPr>
-      <w:r>
-        <w:rPr>
-          <w:b w:val="0"/>
-        </w:rPr>
-        <w:t>U2 includes equality and stops immediately at the first fit, giving E2 for 8 and E1 for 3. Preserve both old traces and rerun both cases plus wider tests.</w:t>
-      </w:r>
-    </w:p>
-    <w:p>
-      <w:pPr>
-        <w:spacing w:line="336" w:lineRule="auto" w:after="180"/>
-        <w:shd w:fill="F1F6FC"/>
-      </w:pPr>
-      <w:r>
-        <w:rPr>
-          <w:b w:val="0"/>
-        </w:rPr>
-        <w:t>Group 0 or 11, a blank or a nonwhole size needs clarification before searching.</w:t>
-      </w:r>
-    </w:p>
-    <w:p>
-      <w:pPr>
-        <w:pStyle w:val="Heading3"/>
-      </w:pPr>
-      <w:r>
-        <w:t>W5 Protect the meaning of final evaluation</w:t>
-      </w:r>
-    </w:p>
-    <w:p>
-      <w:pPr>
-        <w:pStyle w:val="Heading3"/>
-      </w:pPr>
-      <w:r>
-        <w:t>Workbook question · W5</w:t>
-      </w:r>
-    </w:p>
-    <w:p>
-      <w:pPr>
-        <w:spacing w:line="336" w:lineRule="auto" w:after="180"/>
-        <w:shd w:fill="F5F1FB"/>
-      </w:pPr>
-      <w:r>
-        <w:rPr>
-          <w:b w:val="0"/>
-        </w:rPr>
-        <w:t>After seeing a reserved final case fail, a team edits its candidate, reruns that same case and calls the result “a successful unseen test of the new version”. Explain what is wrong and what should be recorded instead.</w:t>
-      </w:r>
-    </w:p>
-    <w:p>
-      <w:pPr>
-        <w:spacing w:line="336" w:lineRule="auto" w:after="180"/>
-        <w:shd w:fill="F5F1FB"/>
-      </w:pPr>
-      <w:r>
-        <w:rPr>
-          <w:b w:val="0"/>
-        </w:rPr>
-        <w:t>State what must be saved before an evaluation begins.</w:t>
-      </w:r>
-    </w:p>
-    <w:p>
-      <w:pPr>
-        <w:pStyle w:val="Heading3"/>
-      </w:pPr>
-      <w:r>
-        <w:t>Teacher reasoning · W5</w:t>
-      </w:r>
-    </w:p>
-    <w:p>
-      <w:pPr>
-        <w:spacing w:line="336" w:lineRule="auto" w:after="180"/>
-        <w:shd w:fill="F1F6FC"/>
-      </w:pPr>
-      <w:r>
-        <w:rPr>
-          <w:b w:val="0"/>
-        </w:rPr>
-        <w:t xml:space="preserve">The case informed the </w:t>
-      </w:r>
-      <w:r>
-        <w:rPr>
-          <w:b/>
-        </w:rPr>
-        <w:t>repair</w:t>
-      </w:r>
-      <w:r>
-        <w:rPr>
-          <w:b w:val="0"/>
-        </w:rPr>
-        <w:t xml:space="preserve"> and is now seen development </w:t>
-      </w:r>
-      <w:r>
-        <w:rPr>
-          <w:b/>
-        </w:rPr>
-        <w:t>evidence</w:t>
-      </w:r>
-      <w:r>
-        <w:rPr>
-          <w:b w:val="0"/>
-        </w:rPr>
-        <w:t xml:space="preserve"> for the new version. Preserve the original candidate and its final result, label the revision and describe the repeated case as a </w:t>
-      </w:r>
-      <w:r>
-        <w:rPr>
-          <w:b/>
-        </w:rPr>
-        <w:t>repair</w:t>
-      </w:r>
-      <w:r>
-        <w:rPr>
-          <w:b w:val="0"/>
-        </w:rPr>
-        <w:t xml:space="preserve"> check.</w:t>
-      </w:r>
-    </w:p>
-    <w:p>
-      <w:pPr>
-        <w:spacing w:line="336" w:lineRule="auto" w:after="180"/>
-        <w:shd w:fill="F1F6FC"/>
-      </w:pPr>
-      <w:r>
-        <w:rPr>
-          <w:b w:val="0"/>
-        </w:rPr>
-        <w:t>A fresh independent evaluation needs new reserved cases for the fixed revision. Save complete instructions, catalogue, requirements, version label, change history, development results and known limitations before evaluation.</w:t>
-      </w:r>
-    </w:p>
-    <w:p>
-      <w:pPr>
-        <w:pStyle w:val="Heading3"/>
-      </w:pPr>
-      <w:r>
-        <w:t>Assess independent transfer</w:t>
-      </w:r>
-    </w:p>
-    <w:p>
-      <w:pPr>
-        <w:pStyle w:val="Heading3"/>
-      </w:pPr>
-      <w:r>
-        <w:t>Independent question · withhold the key</w:t>
-      </w:r>
-    </w:p>
-    <w:p>
-      <w:pPr>
-        <w:spacing w:line="336" w:lineRule="auto" w:after="180"/>
-        <w:shd w:fill="F5F1FB"/>
-      </w:pPr>
-      <w:r>
-        <w:rPr>
-          <w:b w:val="0"/>
-        </w:rPr>
-        <w:t>Selected case: Equipment catalogue E lists E1 first with capacity 4 and E2 second with capacity 8. Valid whole group sizes are 1 to 10.</w:t>
-      </w:r>
-    </w:p>
-    <w:p>
-      <w:pPr>
-        <w:spacing w:line="336" w:lineRule="auto" w:after="180"/>
-        <w:shd w:fill="F5F1FB"/>
-      </w:pPr>
-      <w:r>
-        <w:rPr>
-          <w:b w:val="0"/>
-        </w:rPr>
-        <w:t xml:space="preserve">Choose the first capacity at least the group size, or no match; invalid </w:t>
-      </w:r>
-      <w:r>
-        <w:rPr>
-          <w:b/>
-        </w:rPr>
-        <w:t>input</w:t>
-      </w:r>
-      <w:r>
-        <w:rPr>
-          <w:b w:val="0"/>
-        </w:rPr>
-        <w:t xml:space="preserve"> needs clarification. Old U0 uses strictly greater capacity and stops at the first fit.</w:t>
-      </w:r>
-    </w:p>
-    <w:p>
-      <w:pPr>
-        <w:spacing w:line="336" w:lineRule="auto" w:after="180"/>
-        <w:shd w:fill="F5F1FB"/>
-      </w:pPr>
-      <w:r>
-        <w:rPr>
-          <w:b w:val="0"/>
-        </w:rPr>
-        <w:t xml:space="preserve">Proposed U1 includes equality but keeps searching and returns the last fit. Independently compare U0, U1 and the requirement for groups 8 and 3. Identify the </w:t>
-      </w:r>
-      <w:r>
-        <w:rPr>
-          <w:b/>
-        </w:rPr>
-        <w:t>repair</w:t>
-      </w:r>
-      <w:r>
-        <w:rPr>
-          <w:b w:val="0"/>
-        </w:rPr>
-        <w:t xml:space="preserve"> and </w:t>
-      </w:r>
-      <w:r>
-        <w:rPr>
-          <w:b/>
-        </w:rPr>
-        <w:t>regression</w:t>
-      </w:r>
-      <w:r>
-        <w:rPr>
-          <w:b w:val="0"/>
-        </w:rPr>
-        <w:t>, propose U2 and give one validation check.</w:t>
-      </w:r>
-    </w:p>
-    <w:p>
-      <w:pPr>
-        <w:spacing w:line="336" w:lineRule="auto" w:after="180"/>
-        <w:shd w:fill="F5F1FB"/>
-      </w:pPr>
-      <w:r>
-        <w:rPr>
-          <w:b w:val="0"/>
-        </w:rPr>
-        <w:t>No booking occurs.</w:t>
-      </w:r>
-    </w:p>
-    <w:p>
-      <w:pPr>
-        <w:pStyle w:val="Heading3"/>
-      </w:pPr>
-      <w:r>
-        <w:t>Selected case answer</w:t>
-      </w:r>
-    </w:p>
-    <w:p>
-      <w:pPr>
-        <w:pStyle w:val="Heading3"/>
-      </w:pPr>
-      <w:r>
-        <w:t>Teacher key · Selected case answer</w:t>
-      </w:r>
-    </w:p>
-    <w:p>
-      <w:pPr>
-        <w:spacing w:line="336" w:lineRule="auto" w:after="180"/>
-        <w:shd w:fill="F1F6FC"/>
-      </w:pPr>
-      <w:r>
-        <w:rPr>
-          <w:b w:val="0"/>
-        </w:rPr>
-        <w:t xml:space="preserve">For 8, U0 returns no match, U1 returns E2 and the requirement is E2: equality is </w:t>
-      </w:r>
-      <w:r>
-        <w:rPr>
-          <w:b/>
-        </w:rPr>
-        <w:t>repair</w:t>
-      </w:r>
-      <w:r>
-        <w:rPr>
-          <w:b w:val="0"/>
-        </w:rPr>
-        <w:t xml:space="preserve">ed. For 3, U0 returns E1 correctly but U1 returns E2, violating first-fit order: a </w:t>
-      </w:r>
-      <w:r>
-        <w:rPr>
-          <w:b/>
-        </w:rPr>
-        <w:t>regression</w:t>
-      </w:r>
-      <w:r>
-        <w:rPr>
-          <w:b w:val="0"/>
-        </w:rPr>
-        <w:t>.</w:t>
-      </w:r>
-    </w:p>
-    <w:p>
-      <w:pPr>
-        <w:spacing w:line="336" w:lineRule="auto" w:after="180"/>
-        <w:shd w:fill="F1F6FC"/>
-      </w:pPr>
-      <w:r>
-        <w:rPr>
-          <w:b w:val="0"/>
-        </w:rPr>
-        <w:t>U2 includes equality and stops immediately at the first fit, giving E2 for 8 and E1 for 3. Preserve both old traces and rerun both cases plus wider tests.</w:t>
-      </w:r>
-    </w:p>
-    <w:p>
-      <w:pPr>
-        <w:spacing w:line="336" w:lineRule="auto" w:after="180"/>
-        <w:shd w:fill="F1F6FC"/>
-      </w:pPr>
-      <w:r>
-        <w:rPr>
-          <w:b w:val="0"/>
-        </w:rPr>
-        <w:t>Group 0 or 11, a blank or a nonwhole size needs clarification before searching.</w:t>
-      </w:r>
-    </w:p>
-    <w:tbl>
-      <w:tblPr>
-        <w:tblStyle w:val="LightShading-Accent1"/>
-        <w:tblW w:type="auto" w:w="0"/>
-        <w:tblLook w:firstColumn="1" w:firstRow="1" w:lastColumn="0" w:lastRow="0" w:noHBand="0" w:noVBand="1" w:val="04A0"/>
-      </w:tblPr>
-      <w:tblGrid>
-        <w:gridCol w:w="5112"/>
-        <w:gridCol w:w="5112"/>
-      </w:tblGrid>
-      <w:tr>
-        <w:trPr>
-          <w:tblHeader/>
-        </w:trPr>
-        <w:tc>
-          <w:tcPr>
-            <w:tcW w:type="dxa" w:w="5112"/>
-          </w:tcPr>
-          <w:p>
-            <w:r>
-              <w:t>Dimension</w:t>
-            </w:r>
-          </w:p>
-        </w:tc>
-        <w:tc>
-          <w:tcPr>
-            <w:tcW w:type="dxa" w:w="5112"/>
-          </w:tcPr>
-          <w:p>
-            <w:r>
-              <w:t>Evidence required</w:t>
-            </w:r>
-          </w:p>
-        </w:tc>
-      </w:tr>
-      <w:tr>
-        <w:tc>
-          <w:tcPr>
-            <w:tcW w:type="dxa" w:w="5112"/>
-          </w:tcPr>
-          <w:p>
-            <w:r>
-              <w:t>Explanation</w:t>
-            </w:r>
-          </w:p>
-        </w:tc>
-        <w:tc>
-          <w:tcPr>
-            <w:tcW w:type="dxa" w:w="5112"/>
-          </w:tcPr>
-          <w:p>
-            <w:r>
-              <w:t>Names the applicable idea or procedure and ties it to the supplied facts.</w:t>
-            </w:r>
-          </w:p>
-        </w:tc>
-      </w:tr>
-      <w:tr>
-        <w:tc>
-          <w:tcPr>
-            <w:tcW w:type="dxa" w:w="5112"/>
-          </w:tcPr>
-          <w:p>
-            <w:r>
-              <w:t>Trace and result</w:t>
-            </w:r>
-          </w:p>
-        </w:tc>
-        <w:tc>
-          <w:tcPr>
-            <w:tcW w:type="dxa" w:w="5112"/>
-          </w:tcPr>
-          <w:p>
-            <w:r>
-              <w:t>Preserves the given inputs and shows the relevant intermediate steps; distinguishes a prediction from an observed execution.</w:t>
-            </w:r>
-          </w:p>
-        </w:tc>
-      </w:tr>
-      <w:tr>
-        <w:tc>
-          <w:tcPr>
-            <w:tcW w:type="dxa" w:w="5112"/>
-          </w:tcPr>
-          <w:p>
-            <w:r>
-              <w:t>Limits</w:t>
-            </w:r>
-          </w:p>
-        </w:tc>
-        <w:tc>
-          <w:tcPr>
-            <w:tcW w:type="dxa" w:w="5112"/>
-          </w:tcPr>
-          <w:p>
-            <w:r>
-              <w:t>States the assumptions, missing evidence or conditions under which the result would change.</w:t>
-            </w:r>
-          </w:p>
-        </w:tc>
-      </w:tr>
-    </w:tbl>
-    <w:p>
-      <w:pPr>
-        <w:pStyle w:val="Heading3"/>
-      </w:pPr>
-      <w:r>
-        <w:t>Teacher key · Selected case answer</w:t>
-      </w:r>
-    </w:p>
-    <w:p>
-      <w:pPr>
-        <w:spacing w:line="336" w:lineRule="auto" w:after="180"/>
-        <w:shd w:fill="F1F6FC"/>
-      </w:pPr>
-      <w:r>
-        <w:rPr>
-          <w:b w:val="0"/>
-        </w:rPr>
-        <w:t>Record each dimension as not yet, with support, or independent. Accept a valid alternative procedure with a defensible trace.</w:t>
-      </w:r>
-    </w:p>
-    <w:p>
-      <w:pPr>
-        <w:spacing w:line="336" w:lineRule="auto" w:after="180"/>
-        <w:shd w:fill="F1F6FC"/>
-      </w:pPr>
-      <w:r>
-        <w:rPr>
-          <w:b w:val="0"/>
-        </w:rPr>
-        <w:t xml:space="preserve">Do not penalise an honestly recorded model failure if the learner correctly explains its </w:t>
-      </w:r>
-      <w:r>
-        <w:rPr>
-          <w:b/>
-        </w:rPr>
-        <w:t>evidence</w:t>
-      </w:r>
-      <w:r>
-        <w:rPr>
-          <w:b w:val="0"/>
-        </w:rPr>
-        <w:t xml:space="preserve"> and limits.</w:t>
-      </w:r>
-    </w:p>
-    <w:p>
-      <w:pPr>
-        <w:pStyle w:val="Heading3"/>
-      </w:pPr>
-      <w:r>
-        <w:t>Feedback that the learner uses</w:t>
-      </w:r>
-    </w:p>
-    <w:p>
-      <w:pPr>
-        <w:spacing w:line="336" w:lineRule="auto" w:after="180"/>
-      </w:pPr>
-      <w:r>
-        <w:rPr>
-          <w:b w:val="0"/>
-        </w:rPr>
-        <w:t xml:space="preserve">Name the earliest unsupported step and give one action to </w:t>
-      </w:r>
-      <w:r>
-        <w:rPr>
-          <w:b/>
-        </w:rPr>
-        <w:t>repair</w:t>
-      </w:r>
-      <w:r>
-        <w:rPr>
-          <w:b w:val="0"/>
-        </w:rPr>
-        <w:t xml:space="preserve"> it. Have the learner make that </w:t>
-      </w:r>
-      <w:r>
-        <w:rPr>
-          <w:b/>
-        </w:rPr>
-        <w:t>repair</w:t>
-      </w:r>
-      <w:r>
-        <w:rPr>
-          <w:b w:val="0"/>
-        </w:rPr>
-        <w:t xml:space="preserve"> now and explain why. Then assess the relevant skill on a fresh, fully specified case.</w:t>
-      </w:r>
-    </w:p>
-    <w:p>
-      <w:pPr>
-        <w:spacing w:line="336" w:lineRule="auto" w:after="180"/>
-      </w:pPr>
-      <w:r>
-        <w:rPr>
-          <w:b w:val="0"/>
-        </w:rPr>
-        <w:t>Confirm it was not previously practised with feedback; solve and check the new case before assigning it. A follow-up design prompt is a starting brief, not automatically an equivalent test.</w:t>
-      </w:r>
-    </w:p>
-    <w:p>
-      <w:pPr>
-        <w:pStyle w:val="Heading1"/>
-      </w:pPr>
-      <w:r>
-        <w:t>06. Connect and extend learning</w:t>
-      </w:r>
-    </w:p>
-    <w:p>
-      <w:r>
-        <w:t>Connect Improve One Cause to Helpful Classroom Sorter, adapt support and plan a later changed-case check.</w:t>
-      </w:r>
-    </w:p>
-    <w:p>
-      <w:pPr>
-        <w:pStyle w:val="Heading3"/>
-      </w:pPr>
-      <w:r>
-        <w:t>Helpful Classroom Sorter</w:t>
-      </w:r>
-    </w:p>
-    <w:p>
-      <w:pPr>
-        <w:spacing w:line="336" w:lineRule="auto" w:after="180"/>
-      </w:pPr>
-      <w:r>
-        <w:rPr>
-          <w:b w:val="0"/>
-        </w:rPr>
-        <w:t xml:space="preserve">Create sorter version 2 with one </w:t>
-      </w:r>
-      <w:r>
-        <w:rPr>
-          <w:b/>
-        </w:rPr>
-        <w:t>evidence</w:t>
-      </w:r>
-      <w:r>
-        <w:rPr>
-          <w:b w:val="0"/>
-        </w:rPr>
-        <w:t>-linked change and a before/after test table.</w:t>
-      </w:r>
-    </w:p>
-    <w:p>
-      <w:pPr>
-        <w:spacing w:line="336" w:lineRule="auto" w:after="180"/>
-      </w:pPr>
-      <w:r>
-        <w:rPr>
-          <w:b w:val="0"/>
-        </w:rPr>
-        <w:t xml:space="preserve">Keep the decision, </w:t>
-      </w:r>
-      <w:r>
-        <w:rPr>
-          <w:b/>
-        </w:rPr>
-        <w:t>input</w:t>
-      </w:r>
-      <w:r>
-        <w:rPr>
-          <w:b w:val="0"/>
-        </w:rPr>
-        <w:t xml:space="preserve">, result, explanation and remaining limitation in the project </w:t>
-      </w:r>
-      <w:r>
-        <w:rPr>
-          <w:b/>
-        </w:rPr>
-        <w:t>evidence</w:t>
-      </w:r>
-      <w:r>
-        <w:rPr>
-          <w:b w:val="0"/>
-        </w:rPr>
-        <w:t xml:space="preserve"> record. Retrieve this record next week rather than restarting the project.</w:t>
-      </w:r>
-    </w:p>
-    <w:p>
-      <w:pPr>
-        <w:pStyle w:val="Heading3"/>
-      </w:pPr>
-      <w:r>
-        <w:t>Support and stretch</w:t>
-      </w:r>
-    </w:p>
-    <w:p>
-      <w:pPr>
-        <w:spacing w:line="336" w:lineRule="auto" w:after="180"/>
-      </w:pPr>
-      <w:r>
-        <w:rPr>
-          <w:b w:val="0"/>
-        </w:rPr>
-        <w:t xml:space="preserve">Use physical cards, spoken explanations and a three-stage drawing. Read aloud without giving the answer. Stretch: compare two </w:t>
-      </w:r>
-      <w:r>
-        <w:rPr>
-          <w:b/>
-        </w:rPr>
-        <w:t>mechanism</w:t>
-      </w:r>
-      <w:r>
-        <w:rPr>
-          <w:b w:val="0"/>
-        </w:rPr>
-        <w:t xml:space="preserve">s with the same visible </w:t>
-      </w:r>
-      <w:r>
-        <w:rPr>
-          <w:b/>
-        </w:rPr>
-        <w:t>output</w:t>
-      </w:r>
-      <w:r>
-        <w:rPr>
-          <w:b w:val="0"/>
-        </w:rPr>
-        <w:t xml:space="preserve"> and explain what </w:t>
-      </w:r>
-      <w:r>
-        <w:rPr>
-          <w:b/>
-        </w:rPr>
-        <w:t>evidence</w:t>
-      </w:r>
-      <w:r>
-        <w:rPr>
-          <w:b w:val="0"/>
-        </w:rPr>
-        <w:t xml:space="preserve"> distinguishes them.</w:t>
-      </w:r>
-    </w:p>
-    <w:p>
-      <w:pPr>
-        <w:pStyle w:val="Heading3"/>
-      </w:pPr>
-      <w:r>
-        <w:t>Exit reflection</w:t>
-      </w:r>
-    </w:p>
-    <w:p>
-      <w:pPr>
-        <w:spacing w:line="336" w:lineRule="auto" w:after="180"/>
-      </w:pPr>
-      <w:r>
-        <w:rPr>
-          <w:b w:val="0"/>
-        </w:rPr>
-        <w:t xml:space="preserve">Ask for one decision the learner can now justify and one situation requiring more </w:t>
-      </w:r>
-      <w:r>
-        <w:rPr>
-          <w:b/>
-        </w:rPr>
-        <w:t>evidence</w:t>
-      </w:r>
-      <w:r>
-        <w:rPr>
-          <w:b w:val="0"/>
-        </w:rPr>
-        <w:t xml:space="preserve"> or human review. Confidence ratings are separate from correct independent performance.</w:t>
-      </w:r>
-    </w:p>
-    <w:p>
-      <w:pPr>
-        <w:pStyle w:val="Heading3"/>
-      </w:pPr>
-      <w:r>
-        <w:t>Bridge to the next week</w:t>
-      </w:r>
-    </w:p>
-    <w:p>
-      <w:pPr>
-        <w:spacing w:line="336" w:lineRule="auto" w:after="180"/>
-      </w:pPr>
-      <w:r>
-        <w:rPr>
-          <w:b w:val="0"/>
-        </w:rPr>
-        <w:t xml:space="preserve">Next: Week 36: Expo and Defense. Retrieve today’s </w:t>
-      </w:r>
-      <w:r>
-        <w:rPr>
-          <w:b/>
-        </w:rPr>
-        <w:t>evidence</w:t>
-      </w:r>
-      <w:r>
-        <w:rPr>
-          <w:b w:val="0"/>
-        </w:rPr>
-        <w:t xml:space="preserve"> and identify what carries forward and what is new.</w:t>
-      </w:r>
-    </w:p>
-    <w:p>
-      <w:pPr>
-        <w:pStyle w:val="Heading3"/>
-      </w:pPr>
-      <w:r>
-        <w:t>Support and fresh reassessment</w:t>
-      </w:r>
-    </w:p>
-    <w:p>
-      <w:pPr>
-        <w:spacing w:line="336" w:lineRule="auto" w:after="180"/>
-      </w:pPr>
-      <w:r>
-        <w:rPr>
-          <w:b w:val="0"/>
-        </w:rPr>
-        <w:t>Use separate cards for time or capacity, quiet, and first-match stopping so pupils can point to the changed condition. Provide change-record headings without supplying the diagnosis.</w:t>
-      </w:r>
-    </w:p>
-    <w:p>
-      <w:pPr>
-        <w:spacing w:line="336" w:lineRule="auto" w:after="180"/>
-      </w:pPr>
-      <w:r>
-        <w:rPr>
-          <w:b w:val="0"/>
-        </w:rPr>
-        <w:t xml:space="preserve">Partners may divide execution and recording, then swap; collect the independent audit before hints. Extension: explain why a higher total can still conceal a serious </w:t>
-      </w:r>
-      <w:r>
-        <w:rPr>
-          <w:b/>
-        </w:rPr>
-        <w:t>regression</w:t>
-      </w:r>
-      <w:r>
-        <w:rPr>
-          <w:b w:val="0"/>
-        </w:rPr>
-        <w:t xml:space="preserve"> and why individual failures matter.</w:t>
-      </w:r>
-    </w:p>
-    <w:p>
-      <w:pPr>
-        <w:spacing w:line="336" w:lineRule="auto" w:after="180"/>
-      </w:pPr>
-      <w:r>
-        <w:rPr>
-          <w:b w:val="0"/>
-        </w:rPr>
-        <w:t xml:space="preserve">W4 must identify U0 no match and U1 E2 for group 8, then U0 E1 and U1 E2 for group 3, with equality </w:t>
-      </w:r>
-      <w:r>
-        <w:rPr>
-          <w:b/>
-        </w:rPr>
-        <w:t>repair</w:t>
-      </w:r>
-      <w:r>
-        <w:rPr>
-          <w:b w:val="0"/>
-        </w:rPr>
-        <w:t>ed but first-match stopping broken. U2 needs both inclusive capacity and immediate first-fit stopping.</w:t>
-      </w:r>
-    </w:p>
-    <w:p>
-      <w:pPr>
-        <w:spacing w:line="336" w:lineRule="auto" w:after="180"/>
-      </w:pPr>
-      <w:r>
-        <w:rPr>
-          <w:b w:val="0"/>
-        </w:rPr>
-        <w:t xml:space="preserve">After support, retry with F1 capacity 5 then F2 capacity 9, same </w:t>
-      </w:r>
-      <w:r>
-        <w:rPr>
-          <w:b/>
-        </w:rPr>
-        <w:t>input</w:t>
-      </w:r>
-      <w:r>
-        <w:rPr>
-          <w:b w:val="0"/>
-        </w:rPr>
-        <w:t xml:space="preserve"> range: group 9 exposes the equality </w:t>
-      </w:r>
-      <w:r>
-        <w:rPr>
-          <w:b/>
-        </w:rPr>
-        <w:t>defect</w:t>
-      </w:r>
-      <w:r>
-        <w:rPr>
-          <w:b w:val="0"/>
-        </w:rPr>
-        <w:t xml:space="preserve"> and group 2 exposes the last-fit </w:t>
-      </w:r>
-      <w:r>
-        <w:rPr>
-          <w:b/>
-        </w:rPr>
-        <w:t>regression</w:t>
-      </w:r>
-      <w:r>
-        <w:rPr>
-          <w:b w:val="0"/>
-        </w:rPr>
         <w:t>. Require fresh reasoning and one valid clarification test.</w:t>
       </w:r>
     </w:p>
     <w:p>
       <w:pPr>
-        <w:spacing w:line="336" w:lineRule="auto" w:after="180"/>
-      </w:pPr>
-      <w:r>
-        <w:rPr>
-          <w:b w:val="0"/>
-        </w:rPr>
-        <w:t xml:space="preserve">Week 36 evaluates a </w:t>
-      </w:r>
-      <w:r>
-        <w:rPr>
-          <w:b/>
-        </w:rPr>
-        <w:t>fixed candidate</w:t>
-      </w:r>
-      <w:r>
-        <w:rPr>
-          <w:b w:val="0"/>
-        </w:rPr>
-        <w:t xml:space="preserve"> with reserved cases and asks pupils to defend their project using results, failures, a baseline and explicit limitations.</w:t>
-      </w:r>
-    </w:p>
-    <w:p>
-      <w:pPr>
-        <w:pStyle w:val="Heading3"/>
-      </w:pPr>
-      <w:r>
-        <w:t>Plan the delayed return</w:t>
+        <w:pStyle w:val="Heading2"/>
+      </w:pPr>
+      <w:r>
+        <w:t>Plan the delayed check</w:t>
       </w:r>
     </w:p>
     <w:p>
@@ -6435,60 +6159,188 @@
     </w:p>
     <w:p>
       <w:pPr>
+        <w:pStyle w:val="Heading2"/>
+      </w:pPr>
+      <w:r>
+        <w:t>Bridge to next week</w:t>
+      </w:r>
+    </w:p>
+    <w:p>
+      <w:pPr>
+        <w:spacing w:line="336" w:lineRule="auto" w:after="180"/>
+      </w:pPr>
+      <w:r>
+        <w:rPr>
+          <w:b w:val="0"/>
+        </w:rPr>
+        <w:t xml:space="preserve">Ask for one decision the learner can now justify and one situation requiring more </w:t>
+      </w:r>
+      <w:r>
+        <w:rPr>
+          <w:b/>
+        </w:rPr>
+        <w:t>evidence</w:t>
+      </w:r>
+      <w:r>
+        <w:rPr>
+          <w:b w:val="0"/>
+        </w:rPr>
+        <w:t xml:space="preserve"> or human review. Confidence ratings are separate from correct independent performance.</w:t>
+      </w:r>
+    </w:p>
+    <w:p>
+      <w:pPr>
+        <w:spacing w:line="336" w:lineRule="auto" w:after="180"/>
+      </w:pPr>
+      <w:r>
+        <w:rPr>
+          <w:b w:val="0"/>
+        </w:rPr>
+        <w:t xml:space="preserve">Next: Week 36: Expo and Defense. Retrieve today’s </w:t>
+      </w:r>
+      <w:r>
+        <w:rPr>
+          <w:b/>
+        </w:rPr>
+        <w:t>evidence</w:t>
+      </w:r>
+      <w:r>
+        <w:rPr>
+          <w:b w:val="0"/>
+        </w:rPr>
+        <w:t xml:space="preserve"> and identify what carries forward and what is new.</w:t>
+      </w:r>
+    </w:p>
+    <w:p>
+      <w:pPr>
+        <w:spacing w:line="336" w:lineRule="auto" w:after="180"/>
+      </w:pPr>
+      <w:r>
+        <w:rPr>
+          <w:b w:val="0"/>
+        </w:rPr>
+        <w:t xml:space="preserve">Week 36 evaluates a </w:t>
+      </w:r>
+      <w:r>
+        <w:rPr>
+          <w:b/>
+        </w:rPr>
+        <w:t>fixed candidate</w:t>
+      </w:r>
+      <w:r>
+        <w:rPr>
+          <w:b w:val="0"/>
+        </w:rPr>
+        <w:t xml:space="preserve"> with reserved cases and asks pupils to defend their project using results, failures, a baseline and explicit limitations.</w:t>
+      </w:r>
+    </w:p>
+    <w:p>
+      <w:pPr>
+        <w:pStyle w:val="Heading2"/>
+      </w:pPr>
+      <w:r>
+        <w:t>Earlier wording, alternatives and picture transcripts · reference / check after trying</w:t>
+      </w:r>
+    </w:p>
+    <w:p>
+      <w:pPr>
+        <w:spacing w:line="336" w:lineRule="auto" w:after="180"/>
+      </w:pPr>
+      <w:r>
+        <w:rPr>
+          <w:b w:val="0"/>
+        </w:rPr>
+        <w:t>Connect and extend learning</w:t>
+      </w:r>
+    </w:p>
+    <w:p>
+      <w:pPr>
         <w:pStyle w:val="Heading3"/>
       </w:pPr>
       <w:r>
+        <w:t>Helpful Classroom Sorter</w:t>
+      </w:r>
+    </w:p>
+    <w:p>
+      <w:pPr>
+        <w:pStyle w:val="Heading3"/>
+      </w:pPr>
+      <w:r>
+        <w:t>Support and stretch</w:t>
+      </w:r>
+    </w:p>
+    <w:p>
+      <w:pPr>
+        <w:pStyle w:val="Heading3"/>
+      </w:pPr>
+      <w:r>
+        <w:t>Exit reflection</w:t>
+      </w:r>
+    </w:p>
+    <w:p>
+      <w:pPr>
+        <w:pStyle w:val="Heading3"/>
+      </w:pPr>
+      <w:r>
+        <w:t>Bridge to the next week</w:t>
+      </w:r>
+    </w:p>
+    <w:p>
+      <w:pPr>
+        <w:pStyle w:val="Heading3"/>
+      </w:pPr>
+      <w:r>
+        <w:t>Support and fresh reassessment</w:t>
+      </w:r>
+    </w:p>
+    <w:p>
+      <w:pPr>
+        <w:pStyle w:val="Heading3"/>
+      </w:pPr>
+      <w:r>
+        <w:t>Plan the delayed return</w:t>
+      </w:r>
+    </w:p>
+    <w:p>
+      <w:pPr>
+        <w:pStyle w:val="Heading3"/>
+      </w:pPr>
+      <w:r>
         <w:t>Project evidence from this case</w:t>
       </w:r>
     </w:p>
     <w:p>
       <w:pPr>
+        <w:pStyle w:val="Heading1"/>
+      </w:pPr>
+      <w:r>
+        <w:t>Reference bank and extra practice</w:t>
+      </w:r>
+    </w:p>
+    <w:p>
+      <w:pPr>
+        <w:pStyle w:val="Heading1"/>
+      </w:pPr>
+      <w:r>
+        <w:t>07. Reference: alternative planning checklist</w:t>
+      </w:r>
+    </w:p>
+    <w:p>
+      <w:r>
+        <w:t>Use as a reminder alongside the main route rather than teaching the cycle twice.</w:t>
+      </w:r>
+    </w:p>
+    <w:p>
+      <w:pPr>
+        <w:pStyle w:val="Heading2"/>
+      </w:pPr>
+      <w:r>
+        <w:t>Preparation and schedule</w:t>
+      </w:r>
+    </w:p>
+    <w:p>
+      <w:pPr>
         <w:spacing w:line="336" w:lineRule="auto" w:after="180"/>
-      </w:pPr>
-      <w:r>
-        <w:rPr>
-          <w:b w:val="0"/>
-        </w:rPr>
-        <w:t xml:space="preserve">Maintain sorter </w:t>
-      </w:r>
-      <w:r>
-        <w:rPr>
-          <w:b/>
-        </w:rPr>
-        <w:t>regression</w:t>
-      </w:r>
-      <w:r>
-        <w:rPr>
-          <w:b w:val="0"/>
-        </w:rPr>
-        <w:t xml:space="preserve"> tests and compare complete version traces, retaining new failures rather than hiding them.</w:t>
-      </w:r>
-    </w:p>
-    <w:p>
-      <w:pPr>
-        <w:pStyle w:val="Heading1"/>
-      </w:pPr>
-      <w:r>
-        <w:t>07. Prepare, teach and assess</w:t>
-      </w:r>
-    </w:p>
-    <w:p>
-      <w:r>
-        <w:t>Use this preparation summary alongside the detailed Improve One Cause lesson; it is a checklist rather than a replacement for the full sequence.</w:t>
-      </w:r>
-    </w:p>
-    <w:p>
-      <w:pPr>
-        <w:pStyle w:val="Heading3"/>
-      </w:pPr>
-      <w:r>
-        <w:t>Teaching target</w:t>
-      </w:r>
-    </w:p>
-    <w:p>
-      <w:pPr>
-        <w:spacing w:line="336" w:lineRule="auto" w:after="180"/>
-        <w:shd w:fill="EDF7F3"/>
       </w:pPr>
       <w:r>
         <w:rPr>
@@ -6689,6 +6541,14 @@
     </w:tbl>
     <w:p>
       <w:pPr>
+        <w:pStyle w:val="Heading2"/>
+      </w:pPr>
+      <w:r>
+        <w:t>Practice and assessment reminders</w:t>
+      </w:r>
+    </w:p>
+    <w:p>
+      <w:pPr>
         <w:spacing w:line="336" w:lineRule="auto" w:after="180"/>
       </w:pPr>
       <w:r>
@@ -6746,16 +6606,7 @@
     </w:p>
     <w:p>
       <w:pPr>
-        <w:pStyle w:val="Heading3"/>
-      </w:pPr>
-      <w:r>
-        <w:t>Supported practice answer</w:t>
-      </w:r>
-    </w:p>
-    <w:p>
-      <w:pPr>
         <w:spacing w:line="336" w:lineRule="auto" w:after="180"/>
-        <w:shd w:fill="F1F6FC"/>
       </w:pPr>
       <w:r>
         <w:rPr>
@@ -6767,7 +6618,6 @@
     <w:p>
       <w:pPr>
         <w:spacing w:line="336" w:lineRule="auto" w:after="180"/>
-        <w:shd w:fill="F1F6FC"/>
       </w:pPr>
       <w:r>
         <w:rPr>
@@ -6791,7 +6641,6 @@
     <w:p>
       <w:pPr>
         <w:spacing w:line="336" w:lineRule="auto" w:after="180"/>
-        <w:shd w:fill="F1F6FC"/>
       </w:pPr>
       <w:r>
         <w:rPr>
@@ -6860,16 +6709,7 @@
     </w:p>
     <w:p>
       <w:pPr>
-        <w:pStyle w:val="Heading3"/>
-      </w:pPr>
-      <w:r>
-        <w:t>Repair the misconception</w:t>
-      </w:r>
-    </w:p>
-    <w:p>
-      <w:pPr>
         <w:spacing w:line="336" w:lineRule="auto" w:after="180"/>
-        <w:shd w:fill="FFF5E6"/>
       </w:pPr>
       <w:r>
         <w:rPr>
@@ -6892,16 +6732,7 @@
     </w:p>
     <w:p>
       <w:pPr>
-        <w:pStyle w:val="Heading3"/>
-      </w:pPr>
-      <w:r>
-        <w:t>Support without giving away the answer</w:t>
-      </w:r>
-    </w:p>
-    <w:p>
-      <w:pPr>
         <w:spacing w:line="336" w:lineRule="auto" w:after="180"/>
-        <w:shd w:fill="F1F6F8"/>
       </w:pPr>
       <w:r>
         <w:rPr>
@@ -6924,16 +6755,7 @@
     </w:p>
     <w:p>
       <w:pPr>
-        <w:pStyle w:val="Heading3"/>
-      </w:pPr>
-      <w:r>
-        <w:t>Extend the reasoning</w:t>
-      </w:r>
-    </w:p>
-    <w:p>
-      <w:pPr>
         <w:spacing w:line="336" w:lineRule="auto" w:after="180"/>
-        <w:shd w:fill="F5F1FB"/>
       </w:pPr>
       <w:r>
         <w:rPr>
@@ -6957,7 +6779,6 @@
     <w:p>
       <w:pPr>
         <w:spacing w:line="336" w:lineRule="auto" w:after="180"/>
-        <w:shd w:fill="F5F1FB"/>
       </w:pPr>
       <w:r>
         <w:rPr>
@@ -6980,16 +6801,7 @@
     </w:p>
     <w:p>
       <w:pPr>
-        <w:pStyle w:val="Heading3"/>
-      </w:pPr>
-      <w:r>
-        <w:t>Protect the independent attempt</w:t>
-      </w:r>
-    </w:p>
-    <w:p>
-      <w:pPr>
         <w:spacing w:line="336" w:lineRule="auto" w:after="180"/>
-        <w:shd w:fill="FFF5E6"/>
       </w:pPr>
       <w:r>
         <w:rPr>
@@ -7184,16 +6996,7 @@
     </w:tbl>
     <w:p>
       <w:pPr>
-        <w:pStyle w:val="Heading3"/>
-      </w:pPr>
-      <w:r>
-        <w:t>Project checkpoint</w:t>
-      </w:r>
-    </w:p>
-    <w:p>
-      <w:pPr>
         <w:spacing w:line="336" w:lineRule="auto" w:after="180"/>
-        <w:shd w:fill="EDF7F3"/>
       </w:pPr>
       <w:r>
         <w:rPr>
@@ -7242,12 +7045,20 @@
         <w:pStyle w:val="Heading1"/>
       </w:pPr>
       <w:r>
-        <w:t>08. Use feedback, labs and repair paths</w:t>
-      </w:r>
-    </w:p>
-    <w:p>
-      <w:r>
-        <w:t>Use feedback, earlier review and portfolios purposefully. Apply the coding routine only when this lesson has an executable lab.</w:t>
+        <w:t>08. Reference: feedback and records</w:t>
+      </w:r>
+    </w:p>
+    <w:p>
+      <w:r>
+        <w:t>Use digital tools where they help retain an explanation and its evidence.</w:t>
+      </w:r>
+    </w:p>
+    <w:p>
+      <w:pPr>
+        <w:pStyle w:val="Heading2"/>
+      </w:pPr>
+      <w:r>
+        <w:t>Keep practice and independent evidence separate</w:t>
       </w:r>
     </w:p>
     <w:p>
@@ -7286,10 +7097,52 @@
     </w:p>
     <w:p>
       <w:pPr>
-        <w:pStyle w:val="Heading3"/>
-      </w:pPr>
-      <w:r>
-        <w:t>For later coding lessons</w:t>
+        <w:pStyle w:val="Heading2"/>
+      </w:pPr>
+      <w:r>
+        <w:t>Repair and portfolio records</w:t>
+      </w:r>
+    </w:p>
+    <w:p>
+      <w:pPr>
+        <w:spacing w:line="336" w:lineRule="auto" w:after="180"/>
+      </w:pPr>
+      <w:r>
+        <w:rPr>
+          <w:b w:val="0"/>
+        </w:rPr>
+        <w:t>Use the earlier worked-explanation links to address a specific missing building block, then return to the current question. Adapt this suggestion after observing the learner; it is not an automatic diagnosis.</w:t>
+      </w:r>
+    </w:p>
+    <w:p>
+      <w:pPr>
+        <w:spacing w:line="336" w:lineRule="auto" w:after="180"/>
+      </w:pPr>
+      <w:r>
+        <w:rPr>
+          <w:b w:val="0"/>
+        </w:rPr>
+        <w:t xml:space="preserve">Collect the completed-work portfolio as </w:t>
+      </w:r>
+      <w:r>
+        <w:rPr>
+          <w:b/>
+        </w:rPr>
+        <w:t>evidence</w:t>
+      </w:r>
+      <w:r>
+        <w:rPr>
+          <w:b w:val="0"/>
+        </w:rPr>
+        <w:t>. Record support separately from correctness, and assess explanation, trace/test and limitations. Progress ticks and quiz selections alone do not establish mastery.</w:t>
+      </w:r>
+    </w:p>
+    <w:p>
+      <w:pPr>
+        <w:pStyle w:val="Heading2"/>
+      </w:pPr>
+      <w:r>
+        <w:t>Earlier wording, alternatives and picture transcripts · reference / check after trying</w:t>
       </w:r>
     </w:p>
     <w:p>
@@ -7300,7 +7153,6 @@
     <w:p>
       <w:pPr>
         <w:spacing w:line="336" w:lineRule="auto" w:after="180"/>
-        <w:shd w:fill="F1F6F8"/>
       </w:pPr>
       <w:r>
         <w:rPr>
@@ -7323,77 +7175,20 @@
     </w:p>
     <w:p>
       <w:pPr>
-        <w:spacing w:line="336" w:lineRule="auto" w:after="180"/>
-      </w:pPr>
-      <w:r>
-        <w:rPr>
-          <w:b w:val="0"/>
-        </w:rPr>
-        <w:t>Use the earlier worked-explanation links to address a specific missing building block, then return to the current question. Adapt this suggestion after observing the learner; it is not an automatic diagnosis.</w:t>
-      </w:r>
-    </w:p>
-    <w:p>
-      <w:pPr>
-        <w:spacing w:line="336" w:lineRule="auto" w:after="180"/>
-      </w:pPr>
-      <w:r>
-        <w:rPr>
-          <w:b w:val="0"/>
-        </w:rPr>
-        <w:t xml:space="preserve">Collect the completed-work portfolio as </w:t>
-      </w:r>
-      <w:r>
-        <w:rPr>
-          <w:b/>
-        </w:rPr>
-        <w:t>evidence</w:t>
-      </w:r>
-      <w:r>
-        <w:rPr>
-          <w:b w:val="0"/>
-        </w:rPr>
-        <w:t>. Record support separately from correctness, and assess explanation, trace/test and limitations. Progress ticks and quiz selections alone do not establish mastery.</w:t>
-      </w:r>
-    </w:p>
-    <w:p>
-      <w:pPr>
         <w:pStyle w:val="Heading1"/>
       </w:pPr>
       <w:r>
-        <w:t>09. Visual concept journey</w:t>
-      </w:r>
-    </w:p>
-    <w:p>
-      <w:r>
-        <w:t>Show one Improve One Cause graphic at a time, request a prediction and discuss its trace before the independent assessment.</w:t>
-      </w:r>
-    </w:p>
-    <w:p>
-      <w:pPr>
-        <w:spacing w:line="336" w:lineRule="auto" w:after="180"/>
-      </w:pPr>
-      <w:r>
-        <w:rPr>
-          <w:b w:val="0"/>
-        </w:rPr>
-        <w:t xml:space="preserve">Use one picture at a time. Hide a worked result before asking for a </w:t>
-      </w:r>
-      <w:r>
-        <w:rPr>
-          <w:b/>
-        </w:rPr>
-        <w:t>prediction</w:t>
-      </w:r>
-      <w:r>
-        <w:rPr>
-          <w:b w:val="0"/>
-        </w:rPr>
-        <w:t>, then reveal it for feedback. These are supported teaching cases; retain the separate independent assessment for a fresh first attempt.</w:t>
-      </w:r>
-    </w:p>
-    <w:p>
-      <w:pPr>
-        <w:pStyle w:val="Heading3"/>
+        <w:t>09. Reference: teach with the six pictures</w:t>
+      </w:r>
+    </w:p>
+    <w:p>
+      <w:r>
+        <w:t>Choose the picture for the teaching move and connect it to the explanation.</w:t>
+      </w:r>
+    </w:p>
+    <w:p>
+      <w:pPr>
+        <w:pStyle w:val="Heading2"/>
       </w:pPr>
       <w:r>
         <w:t>01. Improve One Cause: the case</w:t>
@@ -7404,7 +7199,7 @@
         <w:drawing>
           <wp:inline xmlns:a="http://schemas.openxmlformats.org/drawingml/2006/main" xmlns:pic="http://schemas.openxmlformats.org/drawingml/2006/picture">
             <wp:extent cx="5486400" cy="2840736"/>
-            <wp:docPr id="2" name="Picture 2" descr="A fictional quiet-activity chooser has a boundary bug and a proposed repair. Supplied facts: A: quiet Yes, 8 minutes; B: quiet No, 5 minutes. Request quiet required Yes. U0 accepts only duration&lt;available time. U1 fixes ≤ but accidentally removes the quiet requirement."/>
+            <wp:docPr id="4" name="Picture 4" descr="A fictional quiet-activity chooser has a boundary bug and a proposed repair. Supplied facts: A: quiet Yes, 8 minutes; B: quiet No, 5 minutes. Request quiet required Yes. U0 accepts only duration&lt;available time. U1 fixes ≤ but accidentally removes the quiet requirement."/>
             <wp:cNvGraphicFramePr>
               <a:graphicFrameLocks noChangeAspect="1"/>
             </wp:cNvGraphicFramePr>
@@ -7416,7 +7211,7 @@
                     <pic:cNvPicPr/>
                   </pic:nvPicPr>
                   <pic:blipFill>
-                    <a:blip r:embed="rId10"/>
+                    <a:blip r:embed="rId12"/>
                     <a:stretch>
                       <a:fillRect/>
                     </a:stretch>
@@ -7472,7 +7267,6 @@
     <w:p>
       <w:pPr>
         <w:spacing w:line="336" w:lineRule="auto" w:after="180"/>
-        <w:shd w:fill="F5F1FB"/>
       </w:pPr>
       <w:r>
         <w:rPr>
@@ -7483,16 +7277,7 @@
     </w:p>
     <w:p>
       <w:pPr>
-        <w:pStyle w:val="Heading3"/>
-      </w:pPr>
-      <w:r>
-        <w:t>Discuss while showing the picture</w:t>
-      </w:r>
-    </w:p>
-    <w:p>
-      <w:pPr>
         <w:spacing w:line="336" w:lineRule="auto" w:after="180"/>
-        <w:shd w:fill="F1F6F8"/>
       </w:pPr>
       <w:r>
         <w:rPr>
@@ -7503,7 +7288,7 @@
     </w:p>
     <w:p>
       <w:pPr>
-        <w:pStyle w:val="Heading3"/>
+        <w:pStyle w:val="Heading2"/>
       </w:pPr>
       <w:r>
         <w:t>02. Follow the deciding steps</w:t>
@@ -7514,7 +7299,7 @@
         <w:drawing>
           <wp:inline xmlns:a="http://schemas.openxmlformats.org/drawingml/2006/main" xmlns:pic="http://schemas.openxmlformats.org/drawingml/2006/picture">
             <wp:extent cx="5486400" cy="4005072"/>
-            <wp:docPr id="3" name="Picture 3" descr="Boundary failure: At 8 minutes, U0 rejects A and rejects noisy B: none. → Expected repair: Correct logic must allow A when time equals 8. → Regression case: At 6 quiet-required minutes, correct output is none. → Bad revision: U1 selects noisy B at 6; fixing equality introduced a new failure."/>
+            <wp:docPr id="5" name="Picture 5" descr="Boundary failure: At 8 minutes, U0 rejects A and rejects noisy B: none. → Expected repair: Correct logic must allow A when time equals 8. → Regression case: At 6 quiet-required minutes, correct output is none. → Bad revision: U1 selects noisy B at 6; fixing equality introduced a new failure."/>
             <wp:cNvGraphicFramePr>
               <a:graphicFrameLocks noChangeAspect="1"/>
             </wp:cNvGraphicFramePr>
@@ -7526,7 +7311,7 @@
                     <pic:cNvPicPr/>
                   </pic:nvPicPr>
                   <pic:blipFill>
-                    <a:blip r:embed="rId11"/>
+                    <a:blip r:embed="rId10"/>
                     <a:stretch>
                       <a:fillRect/>
                     </a:stretch>
@@ -7595,7 +7380,6 @@
     <w:p>
       <w:pPr>
         <w:spacing w:line="336" w:lineRule="auto" w:after="180"/>
-        <w:shd w:fill="F5F1FB"/>
       </w:pPr>
       <w:r>
         <w:rPr>
@@ -7618,16 +7402,7 @@
     </w:p>
     <w:p>
       <w:pPr>
-        <w:pStyle w:val="Heading3"/>
-      </w:pPr>
-      <w:r>
-        <w:t>Discuss while showing the picture</w:t>
-      </w:r>
-    </w:p>
-    <w:p>
-      <w:pPr>
         <w:spacing w:line="336" w:lineRule="auto" w:after="180"/>
-        <w:shd w:fill="F1F6F8"/>
       </w:pPr>
       <w:r>
         <w:rPr>
@@ -7650,7 +7425,7 @@
     </w:p>
     <w:p>
       <w:pPr>
-        <w:pStyle w:val="Heading3"/>
+        <w:pStyle w:val="Heading2"/>
       </w:pPr>
       <w:r>
         <w:t>03. A repair with evidence</w:t>
@@ -7661,7 +7436,7 @@
         <w:drawing>
           <wp:inline xmlns:a="http://schemas.openxmlformats.org/drawingml/2006/main" xmlns:pic="http://schemas.openxmlformats.org/drawingml/2006/picture">
             <wp:extent cx="5486400" cy="2834640"/>
-            <wp:docPr id="4" name="Picture 4" descr="A repair with evidence. Keep the failing trace | Save a new version | Rerun the revealing case. Name the broken requirement | Correct the faulty step | Rerun earlier passing cases. Keep input and catalogue labels | Record what changed | Keep every result and limit"/>
+            <wp:docPr id="6" name="Picture 6" descr="A repair with evidence. Keep the failing trace | Save a new version | Rerun the revealing case. Name the broken requirement | Correct the faulty step | Rerun earlier passing cases. Keep input and catalogue labels | Record what changed | Keep every result and limit"/>
             <wp:cNvGraphicFramePr>
               <a:graphicFrameLocks noChangeAspect="1"/>
             </wp:cNvGraphicFramePr>
@@ -7673,7 +7448,7 @@
                     <pic:cNvPicPr/>
                   </pic:nvPicPr>
                   <pic:blipFill>
-                    <a:blip r:embed="rId12"/>
+                    <a:blip r:embed="rId9"/>
                     <a:stretch>
                       <a:fillRect/>
                     </a:stretch>
@@ -7753,7 +7528,6 @@
     <w:p>
       <w:pPr>
         <w:spacing w:line="336" w:lineRule="auto" w:after="180"/>
-        <w:shd w:fill="F5F1FB"/>
       </w:pPr>
       <w:r>
         <w:rPr>
@@ -7764,16 +7538,7 @@
     </w:p>
     <w:p>
       <w:pPr>
-        <w:pStyle w:val="Heading3"/>
-      </w:pPr>
-      <w:r>
-        <w:t>Discuss while showing the picture</w:t>
-      </w:r>
-    </w:p>
-    <w:p>
-      <w:pPr>
         <w:spacing w:line="336" w:lineRule="auto" w:after="180"/>
-        <w:shd w:fill="F1F6F8"/>
       </w:pPr>
       <w:r>
         <w:rPr>
@@ -7784,7 +7549,7 @@
     </w:p>
     <w:p>
       <w:pPr>
-        <w:pStyle w:val="Heading3"/>
+        <w:pStyle w:val="Heading2"/>
       </w:pPr>
       <w:r>
         <w:t>04. Change one thing. Trace what follows.</w:t>
@@ -7795,7 +7560,7 @@
         <w:drawing>
           <wp:inline xmlns:a="http://schemas.openxmlformats.org/drawingml/2006/main" xmlns:pic="http://schemas.openxmlformats.org/drawingml/2006/picture">
             <wp:extent cx="5486400" cy="3026664"/>
-            <wp:docPr id="5" name="Picture 5" descr="Original case: U1 selects noisy B at 6; fixing equality introduced a new failure. Changed condition: Use U2, which changes &lt; to ≤ and keeps the quiet check. Expected result: At 8 return A; at 6 return none. Reason: Equality is repaired while B remains ineligible because it is noisy."/>
+            <wp:docPr id="7" name="Picture 7" descr="Original case: U1 selects noisy B at 6; fixing equality introduced a new failure. Changed condition: Use U2, which changes &lt; to ≤ and keeps the quiet check. Expected result: At 8 return A; at 6 return none. Reason: Equality is repaired while B remains ineligible because it is noisy."/>
             <wp:cNvGraphicFramePr>
               <a:graphicFrameLocks noChangeAspect="1"/>
             </wp:cNvGraphicFramePr>
@@ -7863,7 +7628,6 @@
     <w:p>
       <w:pPr>
         <w:spacing w:line="336" w:lineRule="auto" w:after="180"/>
-        <w:shd w:fill="F5F1FB"/>
       </w:pPr>
       <w:r>
         <w:rPr>
@@ -7874,16 +7638,7 @@
     </w:p>
     <w:p>
       <w:pPr>
-        <w:pStyle w:val="Heading3"/>
-      </w:pPr>
-      <w:r>
-        <w:t>Discuss while showing the picture</w:t>
-      </w:r>
-    </w:p>
-    <w:p>
-      <w:pPr>
         <w:spacing w:line="336" w:lineRule="auto" w:after="180"/>
-        <w:shd w:fill="F1F6F8"/>
       </w:pPr>
       <w:r>
         <w:rPr>
@@ -7895,7 +7650,6 @@
     <w:p>
       <w:pPr>
         <w:spacing w:line="336" w:lineRule="auto" w:after="180"/>
-        <w:shd w:fill="F1F6F8"/>
       </w:pPr>
       <w:r>
         <w:rPr>
@@ -7918,7 +7672,7 @@
     </w:p>
     <w:p>
       <w:pPr>
-        <w:pStyle w:val="Heading3"/>
+        <w:pStyle w:val="Heading2"/>
       </w:pPr>
       <w:r>
         <w:t>05. Connect the explanation to its limit</w:t>
@@ -7929,7 +7683,7 @@
         <w:drawing>
           <wp:inline xmlns:a="http://schemas.openxmlformats.org/drawingml/2006/main" xmlns:pic="http://schemas.openxmlformats.org/drawingml/2006/picture">
             <wp:extent cx="5486400" cy="2834640"/>
-            <wp:docPr id="6" name="Picture 6" descr="A repair must preserve the full contract, not just make one failing example pass. The quiet condition and duration comparison are separate requirements. Changing only the inequality targets the recorded cause; removing the quiet check changes another behavior. Save previously passing cases to reveal such regressions. Limit: Two examples establish only these outcomes; further cases are needed before generalising the repair."/>
+            <wp:docPr id="8" name="Picture 8" descr="A repair must preserve the full contract, not just make one failing example pass. The quiet condition and duration comparison are separate requirements. Changing only the inequality targets the recorded cause; removing the quiet check changes another behavior. Save previously passing cases to reveal such regressions. Limit: Two examples establish only these outcomes; further cases are needed before generalising the repair."/>
             <wp:cNvGraphicFramePr>
               <a:graphicFrameLocks noChangeAspect="1"/>
             </wp:cNvGraphicFramePr>
@@ -8032,7 +7786,6 @@
     <w:p>
       <w:pPr>
         <w:spacing w:line="336" w:lineRule="auto" w:after="180"/>
-        <w:shd w:fill="F5F1FB"/>
       </w:pPr>
       <w:r>
         <w:rPr>
@@ -8043,16 +7796,7 @@
     </w:p>
     <w:p>
       <w:pPr>
-        <w:pStyle w:val="Heading3"/>
-      </w:pPr>
-      <w:r>
-        <w:t>Discuss while showing the picture</w:t>
-      </w:r>
-    </w:p>
-    <w:p>
-      <w:pPr>
         <w:spacing w:line="336" w:lineRule="auto" w:after="180"/>
-        <w:shd w:fill="F1F6F8"/>
       </w:pPr>
       <w:r>
         <w:rPr>
@@ -8064,7 +7808,6 @@
     <w:p>
       <w:pPr>
         <w:spacing w:line="336" w:lineRule="auto" w:after="180"/>
-        <w:shd w:fill="F1F6F8"/>
       </w:pPr>
       <w:r>
         <w:rPr>
@@ -8087,7 +7830,7 @@
     </w:p>
     <w:p>
       <w:pPr>
-        <w:pStyle w:val="Heading3"/>
+        <w:pStyle w:val="Heading2"/>
       </w:pPr>
       <w:r>
         <w:t>06. Make the idea visible in your project</w:t>
@@ -8098,7 +7841,7 @@
         <w:drawing>
           <wp:inline xmlns:a="http://schemas.openxmlformats.org/drawingml/2006/main" xmlns:pic="http://schemas.openxmlformats.org/drawingml/2006/picture">
             <wp:extent cx="5486400" cy="3380232"/>
-            <wp:docPr id="7" name="Picture 7" descr="Maintain sorter regression tests and compare complete version traces, retaining new failures rather than hiding them. Draw your input, deciding step, result and limit. Supported question: Explain why “our repaired version now picks something” is not enough to show success at 6."/>
+            <wp:docPr id="9" name="Picture 9" descr="Maintain sorter regression tests and compare complete version traces, retaining new failures rather than hiding them. Draw your input, deciding step, result and limit. Supported question: Explain why “our repaired version now picks something” is not enough to show success at 6."/>
             <wp:cNvGraphicFramePr>
               <a:graphicFrameLocks noChangeAspect="1"/>
             </wp:cNvGraphicFramePr>
@@ -8190,7 +7933,6 @@
     <w:p>
       <w:pPr>
         <w:spacing w:line="336" w:lineRule="auto" w:after="180"/>
-        <w:shd w:fill="F5F1FB"/>
       </w:pPr>
       <w:r>
         <w:rPr>
@@ -8213,58 +7955,127 @@
     </w:p>
     <w:p>
       <w:pPr>
+        <w:spacing w:line="336" w:lineRule="auto" w:after="180"/>
+      </w:pPr>
+      <w:r>
+        <w:rPr>
+          <w:b w:val="0"/>
+        </w:rPr>
+        <w:t xml:space="preserve">Teacher prompt: Draw your project trace and justify the deciding step using </w:t>
+      </w:r>
+      <w:r>
+        <w:rPr>
+          <w:b/>
+        </w:rPr>
+        <w:t>evidence</w:t>
+      </w:r>
+      <w:r>
+        <w:rPr>
+          <w:b w:val="0"/>
+        </w:rPr>
+        <w:t>. Ask learners to describe one label or arrow in ordinary words. Use the adjacent transcript if the image is difficult to see.</w:t>
+      </w:r>
+    </w:p>
+    <w:p>
+      <w:pPr>
+        <w:spacing w:line="336" w:lineRule="auto" w:after="180"/>
+      </w:pPr>
+      <w:r>
+        <w:rPr>
+          <w:b w:val="0"/>
+        </w:rPr>
+        <w:t xml:space="preserve">Supported practice key: Any chosen activity must be quiet and fit the time. B is noisy, so picking it violates the contract; none is the correct </w:t>
+      </w:r>
+      <w:r>
+        <w:rPr>
+          <w:b/>
+        </w:rPr>
+        <w:t>output</w:t>
+      </w:r>
+      <w:r>
+        <w:rPr>
+          <w:b w:val="0"/>
+        </w:rPr>
+        <w:t>.</w:t>
+      </w:r>
+    </w:p>
+    <w:p>
+      <w:pPr>
+        <w:pStyle w:val="Heading2"/>
+      </w:pPr>
+      <w:r>
+        <w:t>Earlier wording, alternatives and picture transcripts · reference / check after trying</w:t>
+      </w:r>
+    </w:p>
+    <w:p>
+      <w:pPr>
+        <w:spacing w:line="336" w:lineRule="auto" w:after="180"/>
+      </w:pPr>
+      <w:r>
+        <w:rPr>
+          <w:b w:val="0"/>
+        </w:rPr>
+        <w:t xml:space="preserve">Use one picture at a time. Hide a worked result before asking for a </w:t>
+      </w:r>
+      <w:r>
+        <w:rPr>
+          <w:b/>
+        </w:rPr>
+        <w:t>prediction</w:t>
+      </w:r>
+      <w:r>
+        <w:rPr>
+          <w:b w:val="0"/>
+        </w:rPr>
+        <w:t>, then reveal it for feedback. These are supported teaching cases; retain the separate independent assessment for a fresh first attempt.</w:t>
+      </w:r>
+    </w:p>
+    <w:p>
+      <w:pPr>
         <w:pStyle w:val="Heading3"/>
       </w:pPr>
       <w:r>
-        <w:t>Discuss while showing the picture</w:t>
-      </w:r>
-    </w:p>
-    <w:p>
-      <w:pPr>
-        <w:spacing w:line="336" w:lineRule="auto" w:after="180"/>
-        <w:shd w:fill="F1F6F8"/>
-      </w:pPr>
-      <w:r>
-        <w:rPr>
-          <w:b w:val="0"/>
-        </w:rPr>
-        <w:t xml:space="preserve">Teacher prompt: Draw your project trace and justify the deciding step using </w:t>
-      </w:r>
-      <w:r>
-        <w:rPr>
-          <w:b/>
-        </w:rPr>
-        <w:t>evidence</w:t>
-      </w:r>
-      <w:r>
-        <w:rPr>
-          <w:b w:val="0"/>
-        </w:rPr>
-        <w:t>. Ask learners to describe one label or arrow in ordinary words. Use the adjacent transcript if the image is difficult to see.</w:t>
-      </w:r>
-    </w:p>
-    <w:p>
-      <w:pPr>
-        <w:spacing w:line="336" w:lineRule="auto" w:after="180"/>
-        <w:shd w:fill="F1F6F8"/>
-      </w:pPr>
-      <w:r>
-        <w:rPr>
-          <w:b w:val="0"/>
-        </w:rPr>
-        <w:t xml:space="preserve">Supported practice key: Any chosen activity must be quiet and fit the time. B is noisy, so picking it violates the contract; none is the correct </w:t>
-      </w:r>
-      <w:r>
-        <w:rPr>
-          <w:b/>
-        </w:rPr>
-        <w:t>output</w:t>
-      </w:r>
-      <w:r>
-        <w:rPr>
-          <w:b w:val="0"/>
-        </w:rPr>
-        <w:t>.</w:t>
+        <w:t>01. Improve One Cause: the case</w:t>
+      </w:r>
+    </w:p>
+    <w:p>
+      <w:pPr>
+        <w:pStyle w:val="Heading3"/>
+      </w:pPr>
+      <w:r>
+        <w:t>02. Follow the deciding steps</w:t>
+      </w:r>
+    </w:p>
+    <w:p>
+      <w:pPr>
+        <w:pStyle w:val="Heading3"/>
+      </w:pPr>
+      <w:r>
+        <w:t>03. A repair with evidence</w:t>
+      </w:r>
+    </w:p>
+    <w:p>
+      <w:pPr>
+        <w:pStyle w:val="Heading3"/>
+      </w:pPr>
+      <w:r>
+        <w:t>04. Change one thing. Trace what follows.</w:t>
+      </w:r>
+    </w:p>
+    <w:p>
+      <w:pPr>
+        <w:pStyle w:val="Heading3"/>
+      </w:pPr>
+      <w:r>
+        <w:t>05. Connect the explanation to its limit</w:t>
+      </w:r>
+    </w:p>
+    <w:p>
+      <w:pPr>
+        <w:pStyle w:val="Heading3"/>
+      </w:pPr>
+      <w:r>
+        <w:t>06. Make the idea visible in your project</w:t>
       </w:r>
     </w:p>
     <w:sectPr>
